--- a/CHAPTER 4.docx
+++ b/CHAPTER 4.docx
@@ -4,6 +4,66 @@
   <w:body>
     <w:p>
       <w:pPr>
+        <w:rPr>
+          <w:rFonts w:eastAsia="Times New Roman"/>
+          <w:b/>
+          <w:szCs w:val="24"/>
+        </w:rPr>
+      </w:pPr>
+      <w:r>
+        <w:rPr>
+          <w:rFonts w:eastAsia="Times New Roman" w:cs="Times New Roman"/>
+          <w:b/>
+          <w:bCs/>
+          <w:noProof/>
+          <w:szCs w:val="24"/>
+          <w:lang w:val="en-ZW"/>
+        </w:rPr>
+        <w:drawing>
+          <wp:inline distT="0" distB="0" distL="0" distR="0" wp14:anchorId="527A160D" wp14:editId="30ACC6BE">
+            <wp:extent cx="2400300" cy="2514600"/>
+            <wp:effectExtent l="0" t="0" r="0" b="0"/>
+            <wp:docPr id="1" name="Picture 1"/>
+            <wp:cNvGraphicFramePr>
+              <a:graphicFrameLocks xmlns:a="http://schemas.openxmlformats.org/drawingml/2006/main" noChangeAspect="1"/>
+            </wp:cNvGraphicFramePr>
+            <a:graphic xmlns:a="http://schemas.openxmlformats.org/drawingml/2006/main">
+              <a:graphicData uri="http://schemas.openxmlformats.org/drawingml/2006/picture">
+                <pic:pic xmlns:pic="http://schemas.openxmlformats.org/drawingml/2006/picture">
+                  <pic:nvPicPr>
+                    <pic:cNvPr id="1" name="Picture 1"/>
+                    <pic:cNvPicPr/>
+                  </pic:nvPicPr>
+                  <pic:blipFill>
+                    <a:blip r:embed="rId4">
+                      <a:extLst>
+                        <a:ext uri="{28A0092B-C50C-407E-A947-70E740481C1C}">
+                          <a14:useLocalDpi xmlns:a14="http://schemas.microsoft.com/office/drawing/2010/main" val="0"/>
+                        </a:ext>
+                      </a:extLst>
+                    </a:blip>
+                    <a:stretch>
+                      <a:fillRect/>
+                    </a:stretch>
+                  </pic:blipFill>
+                  <pic:spPr>
+                    <a:xfrm>
+                      <a:off x="0" y="0"/>
+                      <a:ext cx="2400371" cy="2514674"/>
+                    </a:xfrm>
+                    <a:prstGeom prst="rect">
+                      <a:avLst/>
+                    </a:prstGeom>
+                  </pic:spPr>
+                </pic:pic>
+              </a:graphicData>
+            </a:graphic>
+          </wp:inline>
+        </w:drawing>
+      </w:r>
+    </w:p>
+    <w:p>
+      <w:pPr>
         <w:spacing w:line="360" w:lineRule="auto"/>
         <w:jc w:val="both"/>
         <w:rPr>
@@ -29,26 +89,254 @@
     </w:p>
     <w:p>
       <w:pPr>
-        <w:spacing w:line="360" w:lineRule="auto"/>
-        <w:jc w:val="both"/>
-        <w:rPr>
-          <w:rFonts w:ascii="Times New Roman" w:hAnsi="Times New Roman" w:cs="Times New Roman"/>
-          <w:b/>
-          <w:bCs/>
-          <w:sz w:val="24"/>
-          <w:szCs w:val="24"/>
-          <w:lang w:val="en-ZW"/>
-        </w:rPr>
-      </w:pPr>
-      <w:r>
-        <w:rPr>
-          <w:rFonts w:ascii="Times New Roman" w:hAnsi="Times New Roman" w:cs="Times New Roman"/>
-          <w:b/>
-          <w:bCs/>
-          <w:sz w:val="24"/>
-          <w:szCs w:val="24"/>
-          <w:lang w:val="en-ZW"/>
-        </w:rPr>
+        <w:rPr>
+          <w:szCs w:val="24"/>
+        </w:rPr>
+      </w:pPr>
+      <w:r>
+        <w:rPr>
+          <w:rFonts w:eastAsia="Times New Roman"/>
+          <w:szCs w:val="24"/>
+        </w:rPr>
+        <w:t>Prominance Fungurayi: R251946T</w:t>
+      </w:r>
+    </w:p>
+    <w:p>
+      <w:pPr>
+        <w:rPr>
+          <w:rFonts w:eastAsia="Times New Roman"/>
+          <w:szCs w:val="24"/>
+        </w:rPr>
+      </w:pPr>
+      <w:r>
+        <w:rPr>
+          <w:rFonts w:eastAsia="Times New Roman"/>
+          <w:szCs w:val="24"/>
+        </w:rPr>
+        <w:t xml:space="preserve">Ashton </w:t>
+      </w:r>
+      <w:proofErr w:type="spellStart"/>
+      <w:r>
+        <w:rPr>
+          <w:rFonts w:eastAsia="Times New Roman"/>
+          <w:szCs w:val="24"/>
+        </w:rPr>
+        <w:t>Kahlari</w:t>
+      </w:r>
+      <w:proofErr w:type="spellEnd"/>
+      <w:r>
+        <w:rPr>
+          <w:rFonts w:eastAsia="Times New Roman"/>
+          <w:szCs w:val="24"/>
+        </w:rPr>
+        <w:t>: R252989W</w:t>
+      </w:r>
+    </w:p>
+    <w:p>
+      <w:pPr>
+        <w:spacing w:line="360" w:lineRule="auto"/>
+        <w:jc w:val="both"/>
+        <w:rPr>
+          <w:rFonts w:ascii="Times New Roman" w:hAnsi="Times New Roman" w:cs="Times New Roman"/>
+          <w:b/>
+          <w:bCs/>
+          <w:sz w:val="24"/>
+          <w:szCs w:val="24"/>
+          <w:lang w:val="en-ZW"/>
+        </w:rPr>
+      </w:pPr>
+    </w:p>
+    <w:p>
+      <w:pPr>
+        <w:spacing w:line="360" w:lineRule="auto"/>
+        <w:jc w:val="both"/>
+        <w:rPr>
+          <w:rFonts w:ascii="Times New Roman" w:hAnsi="Times New Roman" w:cs="Times New Roman"/>
+          <w:b/>
+          <w:bCs/>
+          <w:sz w:val="24"/>
+          <w:szCs w:val="24"/>
+          <w:lang w:val="en-ZW"/>
+        </w:rPr>
+      </w:pPr>
+    </w:p>
+    <w:p>
+      <w:pPr>
+        <w:spacing w:line="360" w:lineRule="auto"/>
+        <w:jc w:val="both"/>
+        <w:rPr>
+          <w:rFonts w:ascii="Times New Roman" w:hAnsi="Times New Roman" w:cs="Times New Roman"/>
+          <w:b/>
+          <w:bCs/>
+          <w:sz w:val="24"/>
+          <w:szCs w:val="24"/>
+          <w:lang w:val="en-ZW"/>
+        </w:rPr>
+      </w:pPr>
+    </w:p>
+    <w:p>
+      <w:pPr>
+        <w:spacing w:line="360" w:lineRule="auto"/>
+        <w:jc w:val="both"/>
+        <w:rPr>
+          <w:rFonts w:ascii="Times New Roman" w:hAnsi="Times New Roman" w:cs="Times New Roman"/>
+          <w:b/>
+          <w:bCs/>
+          <w:sz w:val="24"/>
+          <w:szCs w:val="24"/>
+          <w:lang w:val="en-ZW"/>
+        </w:rPr>
+      </w:pPr>
+    </w:p>
+    <w:p>
+      <w:pPr>
+        <w:spacing w:line="360" w:lineRule="auto"/>
+        <w:jc w:val="both"/>
+        <w:rPr>
+          <w:rFonts w:ascii="Times New Roman" w:hAnsi="Times New Roman" w:cs="Times New Roman"/>
+          <w:b/>
+          <w:bCs/>
+          <w:sz w:val="24"/>
+          <w:szCs w:val="24"/>
+          <w:lang w:val="en-ZW"/>
+        </w:rPr>
+      </w:pPr>
+    </w:p>
+    <w:p>
+      <w:pPr>
+        <w:spacing w:line="360" w:lineRule="auto"/>
+        <w:jc w:val="both"/>
+        <w:rPr>
+          <w:rFonts w:ascii="Times New Roman" w:hAnsi="Times New Roman" w:cs="Times New Roman"/>
+          <w:b/>
+          <w:bCs/>
+          <w:sz w:val="24"/>
+          <w:szCs w:val="24"/>
+          <w:lang w:val="en-ZW"/>
+        </w:rPr>
+      </w:pPr>
+    </w:p>
+    <w:p>
+      <w:pPr>
+        <w:spacing w:line="360" w:lineRule="auto"/>
+        <w:jc w:val="both"/>
+        <w:rPr>
+          <w:rFonts w:ascii="Times New Roman" w:hAnsi="Times New Roman" w:cs="Times New Roman"/>
+          <w:b/>
+          <w:bCs/>
+          <w:sz w:val="24"/>
+          <w:szCs w:val="24"/>
+          <w:lang w:val="en-ZW"/>
+        </w:rPr>
+      </w:pPr>
+    </w:p>
+    <w:p>
+      <w:pPr>
+        <w:spacing w:line="360" w:lineRule="auto"/>
+        <w:jc w:val="both"/>
+        <w:rPr>
+          <w:rFonts w:ascii="Times New Roman" w:hAnsi="Times New Roman" w:cs="Times New Roman"/>
+          <w:b/>
+          <w:bCs/>
+          <w:sz w:val="24"/>
+          <w:szCs w:val="24"/>
+          <w:lang w:val="en-ZW"/>
+        </w:rPr>
+      </w:pPr>
+    </w:p>
+    <w:p>
+      <w:pPr>
+        <w:spacing w:line="360" w:lineRule="auto"/>
+        <w:jc w:val="both"/>
+        <w:rPr>
+          <w:rFonts w:ascii="Times New Roman" w:hAnsi="Times New Roman" w:cs="Times New Roman"/>
+          <w:b/>
+          <w:bCs/>
+          <w:sz w:val="24"/>
+          <w:szCs w:val="24"/>
+          <w:lang w:val="en-ZW"/>
+        </w:rPr>
+      </w:pPr>
+    </w:p>
+    <w:p>
+      <w:pPr>
+        <w:spacing w:line="360" w:lineRule="auto"/>
+        <w:jc w:val="both"/>
+        <w:rPr>
+          <w:rFonts w:ascii="Times New Roman" w:hAnsi="Times New Roman" w:cs="Times New Roman"/>
+          <w:b/>
+          <w:bCs/>
+          <w:sz w:val="24"/>
+          <w:szCs w:val="24"/>
+          <w:lang w:val="en-ZW"/>
+        </w:rPr>
+      </w:pPr>
+    </w:p>
+    <w:p>
+      <w:pPr>
+        <w:spacing w:line="360" w:lineRule="auto"/>
+        <w:jc w:val="both"/>
+        <w:rPr>
+          <w:rFonts w:ascii="Times New Roman" w:hAnsi="Times New Roman" w:cs="Times New Roman"/>
+          <w:b/>
+          <w:bCs/>
+          <w:sz w:val="24"/>
+          <w:szCs w:val="24"/>
+          <w:lang w:val="en-ZW"/>
+        </w:rPr>
+      </w:pPr>
+    </w:p>
+    <w:p>
+      <w:pPr>
+        <w:spacing w:line="360" w:lineRule="auto"/>
+        <w:jc w:val="both"/>
+        <w:rPr>
+          <w:rFonts w:ascii="Times New Roman" w:hAnsi="Times New Roman" w:cs="Times New Roman"/>
+          <w:b/>
+          <w:bCs/>
+          <w:sz w:val="24"/>
+          <w:szCs w:val="24"/>
+          <w:lang w:val="en-ZW"/>
+        </w:rPr>
+      </w:pPr>
+    </w:p>
+    <w:p>
+      <w:pPr>
+        <w:spacing w:line="360" w:lineRule="auto"/>
+        <w:jc w:val="both"/>
+        <w:rPr>
+          <w:rFonts w:ascii="Times New Roman" w:hAnsi="Times New Roman" w:cs="Times New Roman"/>
+          <w:b/>
+          <w:bCs/>
+          <w:sz w:val="24"/>
+          <w:szCs w:val="24"/>
+          <w:lang w:val="en-ZW"/>
+        </w:rPr>
+      </w:pPr>
+    </w:p>
+    <w:p>
+      <w:pPr>
+        <w:spacing w:line="360" w:lineRule="auto"/>
+        <w:jc w:val="both"/>
+        <w:rPr>
+          <w:rFonts w:ascii="Times New Roman" w:hAnsi="Times New Roman" w:cs="Times New Roman"/>
+          <w:b/>
+          <w:bCs/>
+          <w:sz w:val="24"/>
+          <w:szCs w:val="24"/>
+          <w:lang w:val="en-ZW"/>
+        </w:rPr>
+      </w:pPr>
+      <w:r>
+        <w:rPr>
+          <w:rFonts w:ascii="Times New Roman" w:hAnsi="Times New Roman" w:cs="Times New Roman"/>
+          <w:b/>
+          <w:bCs/>
+          <w:sz w:val="24"/>
+          <w:szCs w:val="24"/>
+          <w:lang w:val="en-ZW"/>
+        </w:rPr>
+        <w:lastRenderedPageBreak/>
         <w:t>4.1 Introduction</w:t>
       </w:r>
     </w:p>
@@ -58,104 +346,121 @@
         <w:jc w:val="both"/>
         <w:rPr>
           <w:rFonts w:ascii="Times New Roman" w:hAnsi="Times New Roman" w:cs="Times New Roman"/>
-          <w:sz w:val="24"/>
-          <w:szCs w:val="24"/>
-          <w:lang w:val="en-ZW"/>
-        </w:rPr>
-      </w:pPr>
-      <w:r>
-        <w:rPr>
-          <w:rFonts w:ascii="Times New Roman" w:hAnsi="Times New Roman" w:cs="Times New Roman"/>
-          <w:sz w:val="24"/>
-          <w:szCs w:val="24"/>
-          <w:lang w:val="en-ZW"/>
-        </w:rPr>
-        <w:t>This chapter presents and discusses the results obtained from the development, training, evaluation and integration of the mobile-money Anti-Money Laundering (AML) decision-support system. The results are considered in relation to the research aim and the five objectives established in Chapter 1.</w:t>
-      </w:r>
-    </w:p>
-    <w:p>
-      <w:pPr>
-        <w:spacing w:line="360" w:lineRule="auto"/>
-        <w:jc w:val="both"/>
-        <w:rPr>
-          <w:rFonts w:ascii="Times New Roman" w:hAnsi="Times New Roman" w:cs="Times New Roman"/>
-          <w:sz w:val="24"/>
-          <w:szCs w:val="24"/>
-          <w:lang w:val="en-ZW"/>
-        </w:rPr>
-      </w:pPr>
-      <w:r>
-        <w:rPr>
-          <w:rFonts w:ascii="Times New Roman" w:hAnsi="Times New Roman" w:cs="Times New Roman"/>
-          <w:sz w:val="24"/>
-          <w:szCs w:val="24"/>
-          <w:lang w:val="en-ZW"/>
-        </w:rPr>
-        <w:t>The evaluation was conducted using the frozen 30-feature machine-learning architecture described in Chapter 3. The official model was a Gradient Boosting classifier trained using the 60,000-transaction training partition. Model selection and threshold determination were performed using the 15,000-transaction validation partition before the classifier and its 0.35 decision threshold were frozen. The model was subsequently evaluated using the 15,000-transaction final-test partition and the separate 10,000-transaction independent-evaluation partition.</w:t>
-      </w:r>
-    </w:p>
-    <w:p>
-      <w:pPr>
-        <w:spacing w:line="360" w:lineRule="auto"/>
-        <w:jc w:val="both"/>
-        <w:rPr>
-          <w:rFonts w:ascii="Times New Roman" w:hAnsi="Times New Roman" w:cs="Times New Roman"/>
-          <w:sz w:val="24"/>
-          <w:szCs w:val="24"/>
-          <w:lang w:val="en-ZW"/>
-        </w:rPr>
-      </w:pPr>
-      <w:r>
-        <w:rPr>
-          <w:rFonts w:ascii="Times New Roman" w:hAnsi="Times New Roman" w:cs="Times New Roman"/>
-          <w:sz w:val="24"/>
-          <w:szCs w:val="24"/>
-          <w:lang w:val="en-ZW"/>
-        </w:rPr>
-        <w:t xml:space="preserve">The evaluation considered overall classification performance as well as performance on the minority suspicious class. This was important because class imbalance can make overall accuracy an incomplete measure of AML model performance [5]. AML machine-learning research has also demonstrated the importance of considering historical behaviour and using model outputs to prioritise activity for investigation rather than treating predictions as automatic evidence of money laundering [19]. </w:t>
-      </w:r>
-    </w:p>
-    <w:p>
-      <w:pPr>
-        <w:spacing w:line="360" w:lineRule="auto"/>
-        <w:jc w:val="both"/>
-        <w:rPr>
-          <w:rFonts w:ascii="Times New Roman" w:hAnsi="Times New Roman" w:cs="Times New Roman"/>
-          <w:sz w:val="24"/>
-          <w:szCs w:val="24"/>
-          <w:lang w:val="en-ZW"/>
-        </w:rPr>
-      </w:pPr>
-      <w:r>
-        <w:rPr>
-          <w:rFonts w:ascii="Times New Roman" w:hAnsi="Times New Roman" w:cs="Times New Roman"/>
-          <w:sz w:val="24"/>
-          <w:szCs w:val="24"/>
-          <w:lang w:val="en-ZW"/>
-        </w:rPr>
-        <w:t>Particular attention was given to the three behavioural dimensions addressed by this research: structuring, wallet/transaction-network and agent behaviour. The chapter also reports controlled experiments conducted after establishment of the official model and discusses application integration and functional testing.</w:t>
-      </w:r>
-    </w:p>
-    <w:p>
-      <w:pPr>
-        <w:spacing w:line="360" w:lineRule="auto"/>
-        <w:jc w:val="both"/>
-        <w:rPr>
-          <w:rFonts w:ascii="Times New Roman" w:hAnsi="Times New Roman" w:cs="Times New Roman"/>
-          <w:sz w:val="24"/>
-          <w:szCs w:val="24"/>
-          <w:lang w:val="en-ZW"/>
-        </w:rPr>
-      </w:pPr>
-      <w:r>
-        <w:rPr>
-          <w:rFonts w:ascii="Times New Roman" w:hAnsi="Times New Roman" w:cs="Times New Roman"/>
-          <w:sz w:val="24"/>
-          <w:szCs w:val="24"/>
-          <w:lang w:val="en-ZW"/>
-        </w:rPr>
-        <w:t xml:space="preserve">The results were obtained using synthetic mobile-money data. Synthetic financial datasets can provide controlled ground truth where genuine AML transaction data and complete labels are difficult to obtain [7]. However, performance on synthetic data does not establish equivalent performance in a live mobile-money environment. </w:t>
-      </w:r>
+          <w:b/>
+          <w:bCs/>
+          <w:sz w:val="24"/>
+          <w:szCs w:val="24"/>
+          <w:lang w:val="en-ZW"/>
+        </w:rPr>
+      </w:pPr>
+      <w:r>
+        <w:rPr>
+          <w:rFonts w:ascii="Times New Roman" w:hAnsi="Times New Roman" w:cs="Times New Roman"/>
+          <w:sz w:val="24"/>
+          <w:szCs w:val="24"/>
+        </w:rPr>
+        <w:t xml:space="preserve">The results of the development, training, evaluation and integration of the mobile-money Anti-Money Laundering (AML) decision-support system are presented in this chapter and discussed. The results are viewed in the context of the research aim and the five objectives outlined in Chapter 1. This was assessed with the frozen 30-feature machine-learning architecture presented in Chapter 3. The official model is a Gradient Boosting classifier that was trained on the </w:t>
+      </w:r>
+      <w:proofErr w:type="gramStart"/>
+      <w:r>
+        <w:rPr>
+          <w:rFonts w:ascii="Times New Roman" w:hAnsi="Times New Roman" w:cs="Times New Roman"/>
+          <w:sz w:val="24"/>
+          <w:szCs w:val="24"/>
+        </w:rPr>
+        <w:t>60,000 transaction</w:t>
+      </w:r>
+      <w:proofErr w:type="gramEnd"/>
+      <w:r>
+        <w:rPr>
+          <w:rFonts w:ascii="Times New Roman" w:hAnsi="Times New Roman" w:cs="Times New Roman"/>
+          <w:sz w:val="24"/>
+          <w:szCs w:val="24"/>
+        </w:rPr>
+        <w:t xml:space="preserve"> training partition. The 15,000-transaction validation partition was used to determine the model and threshold determination prior to the freezing of the model and 0.35 decision threshold. The model was then validated with the final-test partition that contained 15,000 transactions and with an independent-evaluation partition containing 10,000 transactions. The overall classification performance as well as the performance on the minority suspicious class was taken into account for the evaluation. This was significant because the overall accuracy may not be a complete assessment of the performance of AML models when the data is imbalanced [5]. AML machine-learning research has also highlighted the need to take into account historical </w:t>
+      </w:r>
+      <w:proofErr w:type="spellStart"/>
+      <w:r>
+        <w:rPr>
+          <w:rFonts w:ascii="Times New Roman" w:hAnsi="Times New Roman" w:cs="Times New Roman"/>
+          <w:sz w:val="24"/>
+          <w:szCs w:val="24"/>
+        </w:rPr>
+        <w:t>behaviours</w:t>
+      </w:r>
+      <w:proofErr w:type="spellEnd"/>
+      <w:r>
+        <w:rPr>
+          <w:rFonts w:ascii="Times New Roman" w:hAnsi="Times New Roman" w:cs="Times New Roman"/>
+          <w:sz w:val="24"/>
+          <w:szCs w:val="24"/>
+        </w:rPr>
+        <w:t xml:space="preserve">, and to use the output of the model to </w:t>
+      </w:r>
+      <w:proofErr w:type="spellStart"/>
+      <w:r>
+        <w:rPr>
+          <w:rFonts w:ascii="Times New Roman" w:hAnsi="Times New Roman" w:cs="Times New Roman"/>
+          <w:sz w:val="24"/>
+          <w:szCs w:val="24"/>
+        </w:rPr>
+        <w:t>prioritise</w:t>
+      </w:r>
+      <w:proofErr w:type="spellEnd"/>
+      <w:r>
+        <w:rPr>
+          <w:rFonts w:ascii="Times New Roman" w:hAnsi="Times New Roman" w:cs="Times New Roman"/>
+          <w:sz w:val="24"/>
+          <w:szCs w:val="24"/>
+        </w:rPr>
+        <w:t xml:space="preserve"> activity for investigation, rather than as automatic evidence of money laundering [19]. The three behavioral dimensions focused on by this research – structuring, wallet/transaction-network and agent </w:t>
+      </w:r>
+      <w:proofErr w:type="spellStart"/>
+      <w:r>
+        <w:rPr>
+          <w:rFonts w:ascii="Times New Roman" w:hAnsi="Times New Roman" w:cs="Times New Roman"/>
+          <w:sz w:val="24"/>
+          <w:szCs w:val="24"/>
+        </w:rPr>
+        <w:t>behaviour</w:t>
+      </w:r>
+      <w:proofErr w:type="spellEnd"/>
+      <w:r>
+        <w:rPr>
+          <w:rFonts w:ascii="Times New Roman" w:hAnsi="Times New Roman" w:cs="Times New Roman"/>
+          <w:sz w:val="24"/>
+          <w:szCs w:val="24"/>
+        </w:rPr>
+        <w:t xml:space="preserve"> – were given special attention. The chapter also has controlled experiments after having created the official model, as well as talks about integration and functional testing of applications. The results were obtained using synthetic mobile-money data. Where it is hard to access complete labels for AML transactions and genuine financial data, synthetic data can be used to generate controlled ground truth [7]. But performance of synthetic data does not translate to equivalent performance in a live mobile-money environment.</w:t>
+      </w:r>
+    </w:p>
+    <w:p>
+      <w:pPr>
+        <w:spacing w:line="360" w:lineRule="auto"/>
+        <w:jc w:val="both"/>
+        <w:rPr>
+          <w:rFonts w:ascii="Times New Roman" w:hAnsi="Times New Roman" w:cs="Times New Roman"/>
+          <w:b/>
+          <w:bCs/>
+          <w:sz w:val="24"/>
+          <w:szCs w:val="24"/>
+          <w:lang w:val="en-ZW"/>
+        </w:rPr>
+      </w:pPr>
+    </w:p>
+    <w:p>
+      <w:pPr>
+        <w:spacing w:line="360" w:lineRule="auto"/>
+        <w:jc w:val="both"/>
+        <w:rPr>
+          <w:rFonts w:ascii="Times New Roman" w:hAnsi="Times New Roman" w:cs="Times New Roman"/>
+          <w:b/>
+          <w:bCs/>
+          <w:sz w:val="24"/>
+          <w:szCs w:val="24"/>
+          <w:lang w:val="en-ZW"/>
+        </w:rPr>
+      </w:pPr>
     </w:p>
     <w:p>
       <w:pPr>
@@ -190,60 +495,24 @@
           <w:rFonts w:ascii="Times New Roman" w:hAnsi="Times New Roman" w:cs="Times New Roman"/>
           <w:sz w:val="24"/>
           <w:szCs w:val="24"/>
-          <w:lang w:val="en-ZW"/>
-        </w:rPr>
-      </w:pPr>
-      <w:r>
-        <w:rPr>
-          <w:rFonts w:ascii="Times New Roman" w:hAnsi="Times New Roman" w:cs="Times New Roman"/>
-          <w:sz w:val="24"/>
-          <w:szCs w:val="24"/>
-          <w:lang w:val="en-ZW"/>
+        </w:rPr>
+      </w:pPr>
+      <w:r>
+        <w:rPr>
+          <w:rFonts w:ascii="Times New Roman" w:hAnsi="Times New Roman" w:cs="Times New Roman"/>
+          <w:sz w:val="24"/>
+          <w:szCs w:val="24"/>
+        </w:rPr>
+        <w:t xml:space="preserve">The final synthetic data set comprised 100,000 transactions made using mobile money, 2,000 wallets and 160 agents. The database consisted of 88,000 normal transactions and 12,000 suspicious-pattern transactions, resulting in a class distribution of 88:12. The suspicious-pattern transactions constituted the three behavioral dimensions that were explored in the study. A total of </w:t>
+      </w:r>
+      <w:r>
+        <w:rPr>
+          <w:rFonts w:ascii="Times New Roman" w:hAnsi="Times New Roman" w:cs="Times New Roman"/>
+          <w:sz w:val="24"/>
+          <w:szCs w:val="24"/>
         </w:rPr>
         <w:lastRenderedPageBreak/>
-        <w:t>The completed synthetic dataset contained 100,000 mobile-money transactions involving 2,000 wallets and 160 agents. The dataset contained 88,000 normal transactions and 12,000 suspicious-pattern transactions, producing an 88:12 class distribution.</w:t>
-      </w:r>
-    </w:p>
-    <w:p>
-      <w:pPr>
-        <w:spacing w:line="360" w:lineRule="auto"/>
-        <w:jc w:val="both"/>
-        <w:rPr>
-          <w:rFonts w:ascii="Times New Roman" w:hAnsi="Times New Roman" w:cs="Times New Roman"/>
-          <w:sz w:val="24"/>
-          <w:szCs w:val="24"/>
-          <w:lang w:val="en-ZW"/>
-        </w:rPr>
-      </w:pPr>
-      <w:r>
-        <w:rPr>
-          <w:rFonts w:ascii="Times New Roman" w:hAnsi="Times New Roman" w:cs="Times New Roman"/>
-          <w:sz w:val="24"/>
-          <w:szCs w:val="24"/>
-          <w:lang w:val="en-ZW"/>
-        </w:rPr>
-        <w:t>The suspicious-pattern transactions represented the three behavioural dimensions investigated by the study. Four suspicious scenario families were generated for each dimension, resulting in twelve scenario families containing 1,000 suspicious examples each.</w:t>
-      </w:r>
-    </w:p>
-    <w:p>
-      <w:pPr>
-        <w:spacing w:line="360" w:lineRule="auto"/>
-        <w:jc w:val="both"/>
-        <w:rPr>
-          <w:rFonts w:ascii="Times New Roman" w:hAnsi="Times New Roman" w:cs="Times New Roman"/>
-          <w:sz w:val="24"/>
-          <w:szCs w:val="24"/>
-          <w:lang w:val="en-ZW"/>
-        </w:rPr>
-      </w:pPr>
-      <w:r>
-        <w:rPr>
-          <w:rFonts w:ascii="Times New Roman" w:hAnsi="Times New Roman" w:cs="Times New Roman"/>
-          <w:sz w:val="24"/>
-          <w:szCs w:val="24"/>
-          <w:lang w:val="en-ZW"/>
-        </w:rPr>
-        <w:t xml:space="preserve">Synthetic data were appropriate for the controlled experimental stage because real AML transaction datasets are generally difficult to obtain and may contain incomplete ground-truth information [5], [7]. The use of a controlled generator allowed the research to know which observations originated from the intentionally generated suspicious scenarios. </w:t>
+        <w:t>4 suspicious scenario families were generated per dimension, thus giving 12 scenario families of 1,000 suspicious examples per family. During the controlled experimental stage, synthetic data was suitable as actual AML transaction datasets are hard to access and may include missing ground truth data [5], [7]. With the use of a controlled generator, the research was able to know what observations were part of the intentionally generated suspicious scenarios.</w:t>
       </w:r>
     </w:p>
     <w:p>
@@ -979,7 +1248,6 @@
                 <w:szCs w:val="24"/>
                 <w:lang w:val="en-ZW"/>
               </w:rPr>
-              <w:lastRenderedPageBreak/>
               <w:t>Suspicious examples per scenario</w:t>
             </w:r>
           </w:p>
@@ -1166,6 +1434,7 @@
           <w:szCs w:val="24"/>
           <w:lang w:val="en-ZW"/>
         </w:rPr>
+        <w:lastRenderedPageBreak/>
         <w:t>The dataset was divided into training, validation, final-test and independent-evaluation populations.</w:t>
       </w:r>
     </w:p>
@@ -2318,59 +2587,52 @@
           <w:rFonts w:ascii="Times New Roman" w:hAnsi="Times New Roman" w:cs="Times New Roman"/>
           <w:sz w:val="24"/>
           <w:szCs w:val="24"/>
-          <w:lang w:val="en-ZW"/>
-        </w:rPr>
-      </w:pPr>
-      <w:r>
-        <w:rPr>
-          <w:rFonts w:ascii="Times New Roman" w:hAnsi="Times New Roman" w:cs="Times New Roman"/>
-          <w:sz w:val="24"/>
-          <w:szCs w:val="24"/>
-          <w:lang w:val="en-ZW"/>
-        </w:rPr>
-        <w:t>Wallets and agents were isolated between the partitions. This prevented the same wallet or agent identities from appearing across training and evaluation populations.</w:t>
-      </w:r>
-    </w:p>
-    <w:p>
-      <w:pPr>
-        <w:spacing w:line="360" w:lineRule="auto"/>
-        <w:jc w:val="both"/>
-        <w:rPr>
-          <w:rFonts w:ascii="Times New Roman" w:hAnsi="Times New Roman" w:cs="Times New Roman"/>
-          <w:sz w:val="24"/>
-          <w:szCs w:val="24"/>
-          <w:lang w:val="en-ZW"/>
-        </w:rPr>
-      </w:pPr>
-      <w:r>
-        <w:rPr>
-          <w:rFonts w:ascii="Times New Roman" w:hAnsi="Times New Roman" w:cs="Times New Roman"/>
-          <w:sz w:val="24"/>
-          <w:szCs w:val="24"/>
-          <w:lang w:val="en-ZW"/>
-        </w:rPr>
-        <w:t>The Stage 13 feature-generation process produced exactly 30 numerical behavioural features for each observation. The complete feature matrix therefore had dimensions:</w:t>
-      </w:r>
-    </w:p>
-    <w:p>
-      <w:pPr>
-        <w:spacing w:line="360" w:lineRule="auto"/>
-        <w:jc w:val="both"/>
-        <w:rPr>
-          <w:rFonts w:ascii="Times New Roman" w:hAnsi="Times New Roman" w:cs="Times New Roman"/>
-          <w:sz w:val="24"/>
-          <w:szCs w:val="24"/>
-          <w:lang w:val="en-ZW"/>
-        </w:rPr>
-      </w:pPr>
-      <w:r>
-        <w:rPr>
-          <w:rFonts w:ascii="Times New Roman" w:hAnsi="Times New Roman" w:cs="Times New Roman"/>
-          <w:sz w:val="24"/>
-          <w:szCs w:val="24"/>
-          <w:lang w:val="en-ZW"/>
-        </w:rPr>
-        <w:t>X=(100000,</w:t>
+        </w:rPr>
+      </w:pPr>
+      <w:r>
+        <w:rPr>
+          <w:rFonts w:ascii="Times New Roman" w:hAnsi="Times New Roman" w:cs="Times New Roman"/>
+          <w:sz w:val="24"/>
+          <w:szCs w:val="24"/>
+        </w:rPr>
+        <w:t xml:space="preserve">The partitions were used for separating wallets and agents. This helped to avoid the same wallet or agent identities from being present in both the training and evaluation populations. The Stage 13 feature-generation process resulted in the generation of exactly 30 numerical </w:t>
+      </w:r>
+      <w:proofErr w:type="spellStart"/>
+      <w:r>
+        <w:rPr>
+          <w:rFonts w:ascii="Times New Roman" w:hAnsi="Times New Roman" w:cs="Times New Roman"/>
+          <w:sz w:val="24"/>
+          <w:szCs w:val="24"/>
+        </w:rPr>
+        <w:t>behavioural</w:t>
+      </w:r>
+      <w:proofErr w:type="spellEnd"/>
+      <w:r>
+        <w:rPr>
+          <w:rFonts w:ascii="Times New Roman" w:hAnsi="Times New Roman" w:cs="Times New Roman"/>
+          <w:sz w:val="24"/>
+          <w:szCs w:val="24"/>
+        </w:rPr>
+        <w:t xml:space="preserve"> features for each observation. The entire feature matrix was thus of the size of:</w:t>
+      </w:r>
+    </w:p>
+    <w:p>
+      <w:pPr>
+        <w:spacing w:line="360" w:lineRule="auto"/>
+        <w:jc w:val="both"/>
+        <w:rPr>
+          <w:rFonts w:ascii="Times New Roman" w:hAnsi="Times New Roman" w:cs="Times New Roman"/>
+          <w:sz w:val="24"/>
+          <w:szCs w:val="24"/>
+        </w:rPr>
+      </w:pPr>
+      <w:r>
+        <w:rPr>
+          <w:rFonts w:ascii="Times New Roman" w:hAnsi="Times New Roman" w:cs="Times New Roman"/>
+          <w:sz w:val="24"/>
+          <w:szCs w:val="24"/>
+        </w:rPr>
+        <w:t xml:space="preserve"> X=(100000,</w:t>
       </w:r>
       <w:proofErr w:type="gramStart"/>
       <w:r>
@@ -2378,7 +2640,6 @@
           <w:rFonts w:ascii="Times New Roman" w:hAnsi="Times New Roman" w:cs="Times New Roman"/>
           <w:sz w:val="24"/>
           <w:szCs w:val="24"/>
-          <w:lang w:val="en-ZW"/>
         </w:rPr>
         <w:t>30)X</w:t>
       </w:r>
@@ -2388,7 +2649,6 @@
           <w:rFonts w:ascii="Times New Roman" w:hAnsi="Times New Roman" w:cs="Times New Roman"/>
           <w:sz w:val="24"/>
           <w:szCs w:val="24"/>
-          <w:lang w:val="en-ZW"/>
         </w:rPr>
         <w:t xml:space="preserve">=(100000,30) </w:t>
       </w:r>
@@ -2401,28 +2661,25 @@
           <w:rFonts w:ascii="Times New Roman" w:hAnsi="Times New Roman" w:cs="Times New Roman"/>
           <w:sz w:val="24"/>
           <w:szCs w:val="24"/>
-          <w:lang w:val="en-ZW"/>
-        </w:rPr>
-      </w:pPr>
-      <w:r>
-        <w:rPr>
-          <w:rFonts w:ascii="Times New Roman" w:hAnsi="Times New Roman" w:cs="Times New Roman"/>
-          <w:sz w:val="24"/>
-          <w:szCs w:val="24"/>
-          <w:lang w:val="en-ZW"/>
-        </w:rPr>
-        <w:t>The partition matrices were:</w:t>
-      </w:r>
-    </w:p>
-    <w:p>
-      <w:pPr>
-        <w:spacing w:line="360" w:lineRule="auto"/>
-        <w:jc w:val="both"/>
-        <w:rPr>
-          <w:rFonts w:ascii="Times New Roman" w:hAnsi="Times New Roman" w:cs="Times New Roman"/>
-          <w:sz w:val="24"/>
-          <w:szCs w:val="24"/>
-          <w:lang w:val="en-ZW"/>
+        </w:rPr>
+      </w:pPr>
+      <w:r>
+        <w:rPr>
+          <w:rFonts w:ascii="Times New Roman" w:hAnsi="Times New Roman" w:cs="Times New Roman"/>
+          <w:sz w:val="24"/>
+          <w:szCs w:val="24"/>
+        </w:rPr>
+        <w:t xml:space="preserve">These partition matrices were: </w:t>
+      </w:r>
+    </w:p>
+    <w:p>
+      <w:pPr>
+        <w:spacing w:line="360" w:lineRule="auto"/>
+        <w:jc w:val="both"/>
+        <w:rPr>
+          <w:rFonts w:ascii="Times New Roman" w:hAnsi="Times New Roman" w:cs="Times New Roman"/>
+          <w:sz w:val="24"/>
+          <w:szCs w:val="24"/>
         </w:rPr>
       </w:pPr>
       <w:proofErr w:type="spellStart"/>
@@ -2431,10 +2688,127 @@
           <w:rFonts w:ascii="Times New Roman" w:hAnsi="Times New Roman" w:cs="Times New Roman"/>
           <w:sz w:val="24"/>
           <w:szCs w:val="24"/>
-          <w:lang w:val="en-ZW"/>
+        </w:rPr>
+        <w:t>Xtrain</w:t>
+      </w:r>
+      <w:proofErr w:type="spellEnd"/>
+      <w:r>
+        <w:rPr>
+          <w:rFonts w:ascii="Times New Roman" w:hAnsi="Times New Roman" w:cs="Times New Roman"/>
+          <w:sz w:val="24"/>
+          <w:szCs w:val="24"/>
+        </w:rPr>
+        <w:t>=(60000,</w:t>
+      </w:r>
+      <w:proofErr w:type="gramStart"/>
+      <w:r>
+        <w:rPr>
+          <w:rFonts w:ascii="Times New Roman" w:hAnsi="Times New Roman" w:cs="Times New Roman"/>
+          <w:sz w:val="24"/>
+          <w:szCs w:val="24"/>
+        </w:rPr>
+        <w:t>30)X</w:t>
+      </w:r>
+      <w:proofErr w:type="gramEnd"/>
+      <w:r>
+        <w:rPr>
+          <w:rFonts w:ascii="Times New Roman" w:hAnsi="Times New Roman" w:cs="Times New Roman"/>
+          <w:sz w:val="24"/>
+          <w:szCs w:val="24"/>
+        </w:rPr>
+        <w:t xml:space="preserve">_{train}=(60000,30) </w:t>
+      </w:r>
+      <w:proofErr w:type="spellStart"/>
+      <w:r>
+        <w:rPr>
+          <w:rFonts w:ascii="Times New Roman" w:hAnsi="Times New Roman" w:cs="Times New Roman"/>
+          <w:sz w:val="24"/>
+          <w:szCs w:val="24"/>
+        </w:rPr>
+        <w:t>Xvalidation</w:t>
+      </w:r>
+      <w:proofErr w:type="spellEnd"/>
+      <w:r>
+        <w:rPr>
+          <w:rFonts w:ascii="Times New Roman" w:hAnsi="Times New Roman" w:cs="Times New Roman"/>
+          <w:sz w:val="24"/>
+          <w:szCs w:val="24"/>
+        </w:rPr>
+        <w:t xml:space="preserve">=(15000,30)X_{validation}=(15000,30) </w:t>
+      </w:r>
+      <w:proofErr w:type="spellStart"/>
+      <w:r>
+        <w:rPr>
+          <w:rFonts w:ascii="Times New Roman" w:hAnsi="Times New Roman" w:cs="Times New Roman"/>
+          <w:sz w:val="24"/>
+          <w:szCs w:val="24"/>
+        </w:rPr>
+        <w:t>Xtest</w:t>
+      </w:r>
+      <w:proofErr w:type="spellEnd"/>
+      <w:r>
+        <w:rPr>
+          <w:rFonts w:ascii="Times New Roman" w:hAnsi="Times New Roman" w:cs="Times New Roman"/>
+          <w:sz w:val="24"/>
+          <w:szCs w:val="24"/>
+        </w:rPr>
+        <w:t xml:space="preserve">=(15000,30)X_{test}=(15000,30) </w:t>
+      </w:r>
+      <w:proofErr w:type="spellStart"/>
+      <w:r>
+        <w:rPr>
+          <w:rFonts w:ascii="Times New Roman" w:hAnsi="Times New Roman" w:cs="Times New Roman"/>
+          <w:sz w:val="24"/>
+          <w:szCs w:val="24"/>
+        </w:rPr>
+        <w:t>Xindependent</w:t>
+      </w:r>
+      <w:proofErr w:type="spellEnd"/>
+      <w:r>
+        <w:rPr>
+          <w:rFonts w:ascii="Times New Roman" w:hAnsi="Times New Roman" w:cs="Times New Roman"/>
+          <w:sz w:val="24"/>
+          <w:szCs w:val="24"/>
+        </w:rPr>
+        <w:t>=(10000,30)X_{independent}=(10000,30)</w:t>
+      </w:r>
+    </w:p>
+    <w:p>
+      <w:pPr>
+        <w:spacing w:line="360" w:lineRule="auto"/>
+        <w:jc w:val="both"/>
+        <w:rPr>
+          <w:rFonts w:ascii="Times New Roman" w:hAnsi="Times New Roman" w:cs="Times New Roman"/>
+          <w:sz w:val="24"/>
+          <w:szCs w:val="24"/>
+          <w:lang w:val="en-ZW"/>
+        </w:rPr>
+      </w:pPr>
+      <w:r>
+        <w:rPr>
+          <w:rFonts w:ascii="Times New Roman" w:hAnsi="Times New Roman" w:cs="Times New Roman"/>
+          <w:sz w:val="24"/>
+          <w:szCs w:val="24"/>
+        </w:rPr>
+        <w:t xml:space="preserve"> No numerical values were missing or infinite in the matrices, per the validation. Other checks were also performed and they were successful: current-transaction leakage, future-transaction leakage, equal-timestamp ordering, partition isolation, ground-truth leakage, application-risk leakage and identifier exclusion. This was of special significance as AML monitoring is temporal. A prediction should be based on information that would have been available when the transaction </w:t>
+      </w:r>
+      <w:r>
+        <w:rPr>
+          <w:rFonts w:ascii="Times New Roman" w:hAnsi="Times New Roman" w:cs="Times New Roman"/>
+          <w:sz w:val="24"/>
+          <w:szCs w:val="24"/>
         </w:rPr>
         <w:lastRenderedPageBreak/>
-        <w:t>Xtrain</w:t>
+        <w:t xml:space="preserve">occurred rather than on future activity [6]. </w:t>
+      </w:r>
+      <w:proofErr w:type="spellStart"/>
+      <w:r>
+        <w:rPr>
+          <w:rFonts w:ascii="Times New Roman" w:hAnsi="Times New Roman" w:cs="Times New Roman"/>
+          <w:sz w:val="24"/>
+          <w:szCs w:val="24"/>
+        </w:rPr>
+        <w:t>Tertychnyi</w:t>
       </w:r>
       <w:proofErr w:type="spellEnd"/>
       <w:r>
@@ -2442,151 +2816,17 @@
           <w:rFonts w:ascii="Times New Roman" w:hAnsi="Times New Roman" w:cs="Times New Roman"/>
           <w:sz w:val="24"/>
           <w:szCs w:val="24"/>
-          <w:lang w:val="en-ZW"/>
-        </w:rPr>
-        <w:t>=(60000,</w:t>
-      </w:r>
-      <w:proofErr w:type="gramStart"/>
-      <w:r>
-        <w:rPr>
-          <w:rFonts w:ascii="Times New Roman" w:hAnsi="Times New Roman" w:cs="Times New Roman"/>
-          <w:sz w:val="24"/>
-          <w:szCs w:val="24"/>
-          <w:lang w:val="en-ZW"/>
-        </w:rPr>
-        <w:t>30)X</w:t>
-      </w:r>
-      <w:proofErr w:type="gramEnd"/>
-      <w:r>
-        <w:rPr>
-          <w:rFonts w:ascii="Times New Roman" w:hAnsi="Times New Roman" w:cs="Times New Roman"/>
-          <w:sz w:val="24"/>
-          <w:szCs w:val="24"/>
-          <w:lang w:val="en-ZW"/>
-        </w:rPr>
-        <w:t xml:space="preserve">_{train}=(60000,30) </w:t>
-      </w:r>
-      <w:proofErr w:type="spellStart"/>
-      <w:r>
-        <w:rPr>
-          <w:rFonts w:ascii="Times New Roman" w:hAnsi="Times New Roman" w:cs="Times New Roman"/>
-          <w:sz w:val="24"/>
-          <w:szCs w:val="24"/>
-          <w:lang w:val="en-ZW"/>
-        </w:rPr>
-        <w:t>Xvalidation</w:t>
-      </w:r>
-      <w:proofErr w:type="spellEnd"/>
-      <w:r>
-        <w:rPr>
-          <w:rFonts w:ascii="Times New Roman" w:hAnsi="Times New Roman" w:cs="Times New Roman"/>
-          <w:sz w:val="24"/>
-          <w:szCs w:val="24"/>
-          <w:lang w:val="en-ZW"/>
-        </w:rPr>
-        <w:t xml:space="preserve">=(15000,30)X_{validation}=(15000,30) </w:t>
-      </w:r>
-      <w:proofErr w:type="spellStart"/>
-      <w:r>
-        <w:rPr>
-          <w:rFonts w:ascii="Times New Roman" w:hAnsi="Times New Roman" w:cs="Times New Roman"/>
-          <w:sz w:val="24"/>
-          <w:szCs w:val="24"/>
-          <w:lang w:val="en-ZW"/>
-        </w:rPr>
-        <w:t>Xtest</w:t>
-      </w:r>
-      <w:proofErr w:type="spellEnd"/>
-      <w:r>
-        <w:rPr>
-          <w:rFonts w:ascii="Times New Roman" w:hAnsi="Times New Roman" w:cs="Times New Roman"/>
-          <w:sz w:val="24"/>
-          <w:szCs w:val="24"/>
-          <w:lang w:val="en-ZW"/>
-        </w:rPr>
-        <w:t xml:space="preserve">=(15000,30)X_{test}=(15000,30) </w:t>
-      </w:r>
-      <w:proofErr w:type="spellStart"/>
-      <w:r>
-        <w:rPr>
-          <w:rFonts w:ascii="Times New Roman" w:hAnsi="Times New Roman" w:cs="Times New Roman"/>
-          <w:sz w:val="24"/>
-          <w:szCs w:val="24"/>
-          <w:lang w:val="en-ZW"/>
-        </w:rPr>
-        <w:t>Xindependent</w:t>
-      </w:r>
-      <w:proofErr w:type="spellEnd"/>
-      <w:r>
-        <w:rPr>
-          <w:rFonts w:ascii="Times New Roman" w:hAnsi="Times New Roman" w:cs="Times New Roman"/>
-          <w:sz w:val="24"/>
-          <w:szCs w:val="24"/>
-          <w:lang w:val="en-ZW"/>
-        </w:rPr>
-        <w:t xml:space="preserve">=(10000,30)X_{independent}=(10000,30) </w:t>
-      </w:r>
-    </w:p>
-    <w:p>
-      <w:pPr>
-        <w:spacing w:line="360" w:lineRule="auto"/>
-        <w:jc w:val="both"/>
-        <w:rPr>
-          <w:rFonts w:ascii="Times New Roman" w:hAnsi="Times New Roman" w:cs="Times New Roman"/>
-          <w:sz w:val="24"/>
-          <w:szCs w:val="24"/>
-          <w:lang w:val="en-ZW"/>
-        </w:rPr>
-      </w:pPr>
-      <w:r>
-        <w:rPr>
-          <w:rFonts w:ascii="Times New Roman" w:hAnsi="Times New Roman" w:cs="Times New Roman"/>
-          <w:sz w:val="24"/>
-          <w:szCs w:val="24"/>
-          <w:lang w:val="en-ZW"/>
-        </w:rPr>
-        <w:t>Validation confirmed that the matrices contained no missing or infinite numerical values. Current-transaction leakage, future-transaction leakage, equal-timestamp ordering, partition isolation, ground-truth leakage, application-risk leakage and identifier exclusion were also checked successfully.</w:t>
-      </w:r>
-    </w:p>
-    <w:p>
-      <w:pPr>
-        <w:spacing w:line="360" w:lineRule="auto"/>
-        <w:jc w:val="both"/>
-        <w:rPr>
-          <w:rFonts w:ascii="Times New Roman" w:hAnsi="Times New Roman" w:cs="Times New Roman"/>
-          <w:sz w:val="24"/>
-          <w:szCs w:val="24"/>
-          <w:lang w:val="en-ZW"/>
-        </w:rPr>
-      </w:pPr>
-      <w:r>
-        <w:rPr>
-          <w:rFonts w:ascii="Times New Roman" w:hAnsi="Times New Roman" w:cs="Times New Roman"/>
-          <w:sz w:val="24"/>
-          <w:szCs w:val="24"/>
-          <w:lang w:val="en-ZW"/>
-        </w:rPr>
-        <w:t xml:space="preserve">This was particularly important because AML monitoring is temporal in nature. A prediction should be based on information that would have been available when the transaction occurred rather than on future activity [6]. </w:t>
-      </w:r>
-      <w:proofErr w:type="spellStart"/>
-      <w:r>
-        <w:rPr>
-          <w:rFonts w:ascii="Times New Roman" w:hAnsi="Times New Roman" w:cs="Times New Roman"/>
-          <w:sz w:val="24"/>
-          <w:szCs w:val="24"/>
-          <w:lang w:val="en-ZW"/>
-        </w:rPr>
-        <w:t>Tertychnyi</w:t>
-      </w:r>
-      <w:proofErr w:type="spellEnd"/>
-      <w:r>
-        <w:rPr>
-          <w:rFonts w:ascii="Times New Roman" w:hAnsi="Times New Roman" w:cs="Times New Roman"/>
-          <w:sz w:val="24"/>
-          <w:szCs w:val="24"/>
-          <w:lang w:val="en-ZW"/>
-        </w:rPr>
-        <w:t xml:space="preserve"> et al. similarly demonstrated the importance of time-aware monitoring and timely AML alerts [6]. </w:t>
+        </w:rPr>
+        <w:t xml:space="preserve"> et al. also showed the significance of time-aware monitoring and timely alerts for AML [6]. </w:t>
+      </w:r>
+      <w:r>
+        <w:rPr>
+          <w:rFonts w:ascii="Times New Roman" w:hAnsi="Times New Roman" w:cs="Times New Roman"/>
+          <w:sz w:val="24"/>
+          <w:szCs w:val="24"/>
+          <w:lang w:val="en-ZW"/>
+        </w:rPr>
+        <w:t xml:space="preserve"> </w:t>
       </w:r>
     </w:p>
     <w:p>
@@ -2636,59 +2876,15 @@
           <w:rFonts w:ascii="Times New Roman" w:hAnsi="Times New Roman" w:cs="Times New Roman"/>
           <w:sz w:val="24"/>
           <w:szCs w:val="24"/>
-          <w:lang w:val="en-ZW"/>
-        </w:rPr>
-      </w:pPr>
-      <w:r>
-        <w:rPr>
-          <w:rFonts w:ascii="Times New Roman" w:hAnsi="Times New Roman" w:cs="Times New Roman"/>
-          <w:sz w:val="24"/>
-          <w:szCs w:val="24"/>
-          <w:lang w:val="en-ZW"/>
-        </w:rPr>
-        <w:t>Three supervised machine-learning algorithms were evaluated before selection of the final model: Logistic Regression, Random Forest and Gradient Boosting.</w:t>
-      </w:r>
-    </w:p>
-    <w:p>
-      <w:pPr>
-        <w:spacing w:line="360" w:lineRule="auto"/>
-        <w:jc w:val="both"/>
-        <w:rPr>
-          <w:rFonts w:ascii="Times New Roman" w:hAnsi="Times New Roman" w:cs="Times New Roman"/>
-          <w:sz w:val="24"/>
-          <w:szCs w:val="24"/>
-          <w:lang w:val="en-ZW"/>
-        </w:rPr>
-      </w:pPr>
-      <w:r>
-        <w:rPr>
-          <w:rFonts w:ascii="Times New Roman" w:hAnsi="Times New Roman" w:cs="Times New Roman"/>
-          <w:sz w:val="24"/>
-          <w:szCs w:val="24"/>
-          <w:lang w:val="en-ZW"/>
-        </w:rPr>
-        <w:t>All three models received the same frozen 30-feature representation and were trained using the same development population. This allowed differences in validation performance to be attributed primarily to the modelling approaches rather than to different feature sets.</w:t>
-      </w:r>
-    </w:p>
-    <w:p>
-      <w:pPr>
-        <w:spacing w:line="360" w:lineRule="auto"/>
-        <w:jc w:val="both"/>
-        <w:rPr>
-          <w:rFonts w:ascii="Times New Roman" w:hAnsi="Times New Roman" w:cs="Times New Roman"/>
-          <w:sz w:val="24"/>
-          <w:szCs w:val="24"/>
-          <w:lang w:val="en-ZW"/>
-        </w:rPr>
-      </w:pPr>
-      <w:r>
-        <w:rPr>
-          <w:rFonts w:ascii="Times New Roman" w:hAnsi="Times New Roman" w:cs="Times New Roman"/>
-          <w:sz w:val="24"/>
-          <w:szCs w:val="24"/>
-          <w:lang w:val="en-ZW"/>
-        </w:rPr>
-        <w:t>Table 4.3 presents the validation Macro F1 results.</w:t>
+        </w:rPr>
+      </w:pPr>
+      <w:r>
+        <w:rPr>
+          <w:rFonts w:ascii="Times New Roman" w:hAnsi="Times New Roman" w:cs="Times New Roman"/>
+          <w:sz w:val="24"/>
+          <w:szCs w:val="24"/>
+        </w:rPr>
+        <w:t>Three supervised machine-learning algorithms were evaluated and the final model was selected: Logistic Regression, Random Forest and Gradient Boosting. The same frozen 30-feature representation was used for all three models and the same development population was used for training all three models. This enabled any variations in the results of the validations to be considered as being mainly due to the modelling method used and not to the changes in the features used. The validation results for Macro F1 are given in Table 4.3.</w:t>
       </w:r>
     </w:p>
     <w:p>
@@ -3019,78 +3215,87 @@
           <w:lang w:val="en-ZW"/>
         </w:rPr>
       </w:pPr>
-      <w:r>
-        <w:rPr>
-          <w:rFonts w:ascii="Times New Roman" w:hAnsi="Times New Roman" w:cs="Times New Roman"/>
-          <w:sz w:val="24"/>
-          <w:szCs w:val="24"/>
-          <w:lang w:val="en-ZW"/>
+    </w:p>
+    <w:p>
+      <w:pPr>
+        <w:spacing w:line="360" w:lineRule="auto"/>
+        <w:jc w:val="both"/>
+        <w:rPr>
+          <w:rFonts w:ascii="Times New Roman" w:hAnsi="Times New Roman" w:cs="Times New Roman"/>
+          <w:sz w:val="24"/>
+          <w:szCs w:val="24"/>
+        </w:rPr>
+      </w:pPr>
+      <w:r>
+        <w:rPr>
+          <w:rFonts w:ascii="Times New Roman" w:hAnsi="Times New Roman" w:cs="Times New Roman"/>
+          <w:sz w:val="24"/>
+          <w:szCs w:val="24"/>
+        </w:rPr>
+        <w:t xml:space="preserve">Logistic Regression had the least Macro F1 score of 0.6391. Random Forest raised this value to 0.7345 and Gradient Boosting gave the best initial validation Macro F1 of 0.7363. The gains of Random Forest over Gradient Boosting </w:t>
+      </w:r>
+      <w:proofErr w:type="gramStart"/>
+      <w:r>
+        <w:rPr>
+          <w:rFonts w:ascii="Times New Roman" w:hAnsi="Times New Roman" w:cs="Times New Roman"/>
+          <w:sz w:val="24"/>
+          <w:szCs w:val="24"/>
+        </w:rPr>
+        <w:t>was</w:t>
+      </w:r>
+      <w:proofErr w:type="gramEnd"/>
+      <w:r>
+        <w:rPr>
+          <w:rFonts w:ascii="Times New Roman" w:hAnsi="Times New Roman" w:cs="Times New Roman"/>
+          <w:sz w:val="24"/>
+          <w:szCs w:val="24"/>
+        </w:rPr>
+        <w:t xml:space="preserve"> not that significant. The results </w:t>
+      </w:r>
+      <w:proofErr w:type="gramStart"/>
+      <w:r>
+        <w:rPr>
+          <w:rFonts w:ascii="Times New Roman" w:hAnsi="Times New Roman" w:cs="Times New Roman"/>
+          <w:sz w:val="24"/>
+          <w:szCs w:val="24"/>
+        </w:rPr>
+        <w:t>were</w:t>
+      </w:r>
+      <w:proofErr w:type="gramEnd"/>
+      <w:r>
+        <w:rPr>
+          <w:rFonts w:ascii="Times New Roman" w:hAnsi="Times New Roman" w:cs="Times New Roman"/>
+          <w:sz w:val="24"/>
+          <w:szCs w:val="24"/>
+        </w:rPr>
+        <w:t xml:space="preserve"> therefore not conclusive as Gradient Boosting was not overwhelmingly superior. The validation procedure was also controlled with Gradient Boosting outperforming the other two candidates, so it was chosen for further evaluation of thresholds. The two ensemble models based on the tree approach outperformed Logistic Regression, indicating that the linear baseline did not capture relationships between the </w:t>
+      </w:r>
+      <w:proofErr w:type="spellStart"/>
+      <w:r>
+        <w:rPr>
+          <w:rFonts w:ascii="Times New Roman" w:hAnsi="Times New Roman" w:cs="Times New Roman"/>
+          <w:sz w:val="24"/>
+          <w:szCs w:val="24"/>
+        </w:rPr>
+        <w:t>behavioural</w:t>
+      </w:r>
+      <w:proofErr w:type="spellEnd"/>
+      <w:r>
+        <w:rPr>
+          <w:rFonts w:ascii="Times New Roman" w:hAnsi="Times New Roman" w:cs="Times New Roman"/>
+          <w:sz w:val="24"/>
+          <w:szCs w:val="24"/>
+        </w:rPr>
+        <w:t xml:space="preserve"> features well. Suspicious patterns might be related to transaction volume, past values, counterparties and agent activities, not to independent linear effects. Research on </w:t>
+      </w:r>
+      <w:r>
+        <w:rPr>
+          <w:rFonts w:ascii="Times New Roman" w:hAnsi="Times New Roman" w:cs="Times New Roman"/>
+          <w:sz w:val="24"/>
+          <w:szCs w:val="24"/>
         </w:rPr>
         <w:lastRenderedPageBreak/>
-        <w:t>Logistic Regression produced the lowest Macro F1 of 0.6391. Random Forest increased this value to 0.7345, while Gradient Boosting produced the highest initial validation Macro F1 of 0.7363.</w:t>
-      </w:r>
-    </w:p>
-    <w:p>
-      <w:pPr>
-        <w:spacing w:line="360" w:lineRule="auto"/>
-        <w:jc w:val="both"/>
-        <w:rPr>
-          <w:rFonts w:ascii="Times New Roman" w:hAnsi="Times New Roman" w:cs="Times New Roman"/>
-          <w:sz w:val="24"/>
-          <w:szCs w:val="24"/>
-          <w:lang w:val="en-ZW"/>
-        </w:rPr>
-      </w:pPr>
-      <w:r>
-        <w:rPr>
-          <w:rFonts w:ascii="Times New Roman" w:hAnsi="Times New Roman" w:cs="Times New Roman"/>
-          <w:sz w:val="24"/>
-          <w:szCs w:val="24"/>
-          <w:lang w:val="en-ZW"/>
-        </w:rPr>
-        <w:t>The difference between Random Forest and Gradient Boosting was relatively small. The results therefore did not demonstrate overwhelming superiority of Gradient Boosting. However, Gradient Boosting produced the strongest result among the three candidates under the controlled validation procedure and was consequently selected for threshold evaluation.</w:t>
-      </w:r>
-    </w:p>
-    <w:p>
-      <w:pPr>
-        <w:spacing w:line="360" w:lineRule="auto"/>
-        <w:jc w:val="both"/>
-        <w:rPr>
-          <w:rFonts w:ascii="Times New Roman" w:hAnsi="Times New Roman" w:cs="Times New Roman"/>
-          <w:sz w:val="24"/>
-          <w:szCs w:val="24"/>
-          <w:lang w:val="en-ZW"/>
-        </w:rPr>
-      </w:pPr>
-      <w:r>
-        <w:rPr>
-          <w:rFonts w:ascii="Times New Roman" w:hAnsi="Times New Roman" w:cs="Times New Roman"/>
-          <w:sz w:val="24"/>
-          <w:szCs w:val="24"/>
-          <w:lang w:val="en-ZW"/>
-        </w:rPr>
-        <w:t>The stronger performance of the two tree-based ensemble models compared with Logistic Regression suggested that relationships among the behavioural features were not adequately represented by the linear baseline. Suspicious patterns could depend on combinations of transaction frequency, historical values, counterparties and agent activity rather than on independent linear effects.</w:t>
-      </w:r>
-    </w:p>
-    <w:p>
-      <w:pPr>
-        <w:spacing w:line="360" w:lineRule="auto"/>
-        <w:jc w:val="both"/>
-        <w:rPr>
-          <w:rFonts w:ascii="Times New Roman" w:hAnsi="Times New Roman" w:cs="Times New Roman"/>
-          <w:sz w:val="24"/>
-          <w:szCs w:val="24"/>
-          <w:lang w:val="en-ZW"/>
-        </w:rPr>
-      </w:pPr>
-      <w:r>
-        <w:rPr>
-          <w:rFonts w:ascii="Times New Roman" w:hAnsi="Times New Roman" w:cs="Times New Roman"/>
-          <w:sz w:val="24"/>
-          <w:szCs w:val="24"/>
-          <w:lang w:val="en-ZW"/>
-        </w:rPr>
-        <w:t xml:space="preserve">Machine-learning AML research similarly demonstrates that suspicious-behaviour detection involves complex behavioural information and that no single algorithm can be assumed to be universally appropriate [5]. </w:t>
+        <w:t>AML also shows that detecting suspicious behavior is complex and entails a lot of behavioral information, and that there is no single algorithm that is necessarily suitable for every application [5].</w:t>
       </w:r>
     </w:p>
     <w:p>
@@ -3140,120 +3345,70 @@
           <w:rFonts w:ascii="Times New Roman" w:hAnsi="Times New Roman" w:cs="Times New Roman"/>
           <w:sz w:val="24"/>
           <w:szCs w:val="24"/>
-          <w:lang w:val="en-ZW"/>
-        </w:rPr>
-      </w:pPr>
-      <w:r>
-        <w:rPr>
-          <w:rFonts w:ascii="Times New Roman" w:hAnsi="Times New Roman" w:cs="Times New Roman"/>
-          <w:sz w:val="24"/>
-          <w:szCs w:val="24"/>
-          <w:lang w:val="en-ZW"/>
-        </w:rPr>
-        <w:t>The Gradient Boosting classifier generated a probability for the suspicious-pattern class. A decision threshold was therefore required to convert this probability into a binary normal or suspicious-pattern classification.</w:t>
-      </w:r>
-    </w:p>
-    <w:p>
-      <w:pPr>
-        <w:spacing w:line="360" w:lineRule="auto"/>
-        <w:jc w:val="both"/>
-        <w:rPr>
-          <w:rFonts w:ascii="Times New Roman" w:hAnsi="Times New Roman" w:cs="Times New Roman"/>
-          <w:sz w:val="24"/>
-          <w:szCs w:val="24"/>
-          <w:lang w:val="en-ZW"/>
-        </w:rPr>
-      </w:pPr>
-      <w:r>
-        <w:rPr>
-          <w:rFonts w:ascii="Times New Roman" w:hAnsi="Times New Roman" w:cs="Times New Roman"/>
-          <w:sz w:val="24"/>
-          <w:szCs w:val="24"/>
-          <w:lang w:val="en-ZW"/>
-        </w:rPr>
-        <w:t>Threshold selection was conducted using the validation partition rather than the final-test or independent-evaluation populations.</w:t>
-      </w:r>
-    </w:p>
-    <w:p>
-      <w:pPr>
-        <w:spacing w:line="360" w:lineRule="auto"/>
-        <w:jc w:val="both"/>
-        <w:rPr>
-          <w:rFonts w:ascii="Times New Roman" w:hAnsi="Times New Roman" w:cs="Times New Roman"/>
-          <w:sz w:val="24"/>
-          <w:szCs w:val="24"/>
-          <w:lang w:val="en-ZW"/>
-        </w:rPr>
-      </w:pPr>
-      <w:r>
-        <w:rPr>
-          <w:rFonts w:ascii="Times New Roman" w:hAnsi="Times New Roman" w:cs="Times New Roman"/>
-          <w:sz w:val="24"/>
-          <w:szCs w:val="24"/>
-          <w:lang w:val="en-ZW"/>
-        </w:rPr>
-        <w:t>A threshold of 0.35 was selected. At this operating point, validation Macro F1 increased to:</w:t>
-      </w:r>
-    </w:p>
-    <w:p>
-      <w:pPr>
-        <w:spacing w:line="360" w:lineRule="auto"/>
-        <w:jc w:val="both"/>
-        <w:rPr>
-          <w:rFonts w:ascii="Times New Roman" w:hAnsi="Times New Roman" w:cs="Times New Roman"/>
-          <w:sz w:val="24"/>
-          <w:szCs w:val="24"/>
-          <w:lang w:val="en-ZW"/>
-        </w:rPr>
-      </w:pPr>
-      <w:r>
-        <w:rPr>
-          <w:rFonts w:ascii="Times New Roman" w:hAnsi="Times New Roman" w:cs="Times New Roman"/>
-          <w:sz w:val="24"/>
-          <w:szCs w:val="24"/>
-          <w:lang w:val="en-ZW"/>
-        </w:rPr>
-        <w:t xml:space="preserve">Macro F1=0.7513Macro\ F1=0.7513 </w:t>
-      </w:r>
-    </w:p>
-    <w:p>
-      <w:pPr>
-        <w:spacing w:line="360" w:lineRule="auto"/>
-        <w:jc w:val="both"/>
-        <w:rPr>
-          <w:rFonts w:ascii="Times New Roman" w:hAnsi="Times New Roman" w:cs="Times New Roman"/>
-          <w:sz w:val="24"/>
-          <w:szCs w:val="24"/>
-          <w:lang w:val="en-ZW"/>
-        </w:rPr>
-      </w:pPr>
-      <w:r>
-        <w:rPr>
-          <w:rFonts w:ascii="Times New Roman" w:hAnsi="Times New Roman" w:cs="Times New Roman"/>
-          <w:sz w:val="24"/>
-          <w:szCs w:val="24"/>
-          <w:lang w:val="en-ZW"/>
-        </w:rPr>
-        <w:t>The resulting classification rule was:</w:t>
-      </w:r>
-    </w:p>
-    <w:p>
-      <w:pPr>
-        <w:spacing w:line="360" w:lineRule="auto"/>
-        <w:jc w:val="both"/>
-        <w:rPr>
-          <w:rFonts w:ascii="Times New Roman" w:hAnsi="Times New Roman" w:cs="Times New Roman"/>
-          <w:sz w:val="24"/>
-          <w:szCs w:val="24"/>
-          <w:lang w:val="en-ZW"/>
-        </w:rPr>
-      </w:pPr>
-      <w:r>
-        <w:rPr>
-          <w:rFonts w:ascii="Times New Roman" w:hAnsi="Times New Roman" w:cs="Times New Roman"/>
-          <w:sz w:val="24"/>
-          <w:szCs w:val="24"/>
-          <w:lang w:val="en-ZW"/>
+        </w:rPr>
+      </w:pPr>
+      <w:r>
+        <w:rPr>
+          <w:rFonts w:ascii="Times New Roman" w:hAnsi="Times New Roman" w:cs="Times New Roman"/>
+          <w:sz w:val="24"/>
+          <w:szCs w:val="24"/>
+        </w:rPr>
+        <w:t xml:space="preserve">A Gradient Boosting classifier has been trained to provide a probability that a transaction is a suspicious-pattern class. A decision threshold was therefore necessary to be able to make this probability a binary normal or suspicious-pattern classification. Threshold selection has been done in the validation partition and not the final-test or independent-evaluation populations. They decided to choose 0.35 as the threshold. At this point of operation, the following validation Macro F1 was raised to: </w:t>
+      </w:r>
+    </w:p>
+    <w:p>
+      <w:pPr>
+        <w:spacing w:line="360" w:lineRule="auto"/>
+        <w:jc w:val="both"/>
+        <w:rPr>
+          <w:rFonts w:ascii="Times New Roman" w:hAnsi="Times New Roman" w:cs="Times New Roman"/>
+          <w:sz w:val="24"/>
+          <w:szCs w:val="24"/>
+        </w:rPr>
+      </w:pPr>
+      <w:r>
+        <w:rPr>
+          <w:rFonts w:ascii="Times New Roman" w:hAnsi="Times New Roman" w:cs="Times New Roman"/>
+          <w:sz w:val="24"/>
+          <w:szCs w:val="24"/>
+        </w:rPr>
+        <w:t xml:space="preserve">Macro F1=0.7513Macro\ F1=0.7513 </w:t>
+      </w:r>
+    </w:p>
+    <w:p>
+      <w:pPr>
+        <w:spacing w:line="360" w:lineRule="auto"/>
+        <w:jc w:val="both"/>
+        <w:rPr>
+          <w:rFonts w:ascii="Times New Roman" w:hAnsi="Times New Roman" w:cs="Times New Roman"/>
+          <w:sz w:val="24"/>
+          <w:szCs w:val="24"/>
+        </w:rPr>
+      </w:pPr>
+      <w:r>
+        <w:rPr>
+          <w:rFonts w:ascii="Times New Roman" w:hAnsi="Times New Roman" w:cs="Times New Roman"/>
+          <w:sz w:val="24"/>
+          <w:szCs w:val="24"/>
+        </w:rPr>
+        <w:t xml:space="preserve">The classification rule that was derived was: </w:t>
+      </w:r>
+    </w:p>
+    <w:p>
+      <w:pPr>
+        <w:spacing w:line="360" w:lineRule="auto"/>
+        <w:jc w:val="both"/>
+        <w:rPr>
+          <w:rFonts w:ascii="Times New Roman" w:hAnsi="Times New Roman" w:cs="Times New Roman"/>
+          <w:sz w:val="24"/>
+          <w:szCs w:val="24"/>
+        </w:rPr>
+      </w:pPr>
+      <w:r>
+        <w:rPr>
+          <w:rFonts w:ascii="Times New Roman" w:hAnsi="Times New Roman" w:cs="Times New Roman"/>
+          <w:sz w:val="24"/>
+          <w:szCs w:val="24"/>
         </w:rPr>
         <w:t>y^={</w:t>
       </w:r>
@@ -3263,7 +3418,6 @@
           <w:rFonts w:ascii="Times New Roman" w:hAnsi="Times New Roman" w:cs="Times New Roman"/>
           <w:sz w:val="24"/>
           <w:szCs w:val="24"/>
-          <w:lang w:val="en-ZW"/>
         </w:rPr>
         <w:t>1,P</w:t>
       </w:r>
@@ -3273,7 +3427,6 @@
           <w:rFonts w:ascii="Times New Roman" w:hAnsi="Times New Roman" w:cs="Times New Roman"/>
           <w:sz w:val="24"/>
           <w:szCs w:val="24"/>
-          <w:lang w:val="en-ZW"/>
         </w:rPr>
         <w:t>(y=1</w:t>
       </w:r>
@@ -3282,7 +3435,6 @@
           <w:rFonts w:ascii="Cambria Math" w:hAnsi="Cambria Math" w:cs="Cambria Math"/>
           <w:sz w:val="24"/>
           <w:szCs w:val="24"/>
-          <w:lang w:val="en-ZW"/>
         </w:rPr>
         <w:t>∣</w:t>
       </w:r>
@@ -3291,7 +3443,6 @@
           <w:rFonts w:ascii="Times New Roman" w:hAnsi="Times New Roman" w:cs="Times New Roman"/>
           <w:sz w:val="24"/>
           <w:szCs w:val="24"/>
-          <w:lang w:val="en-ZW"/>
         </w:rPr>
         <w:t>X)≥0.350,P(y=1</w:t>
       </w:r>
@@ -3300,7 +3451,6 @@
           <w:rFonts w:ascii="Cambria Math" w:hAnsi="Cambria Math" w:cs="Cambria Math"/>
           <w:sz w:val="24"/>
           <w:szCs w:val="24"/>
-          <w:lang w:val="en-ZW"/>
         </w:rPr>
         <w:t>∣</w:t>
       </w:r>
@@ -3309,7 +3459,6 @@
           <w:rFonts w:ascii="Times New Roman" w:hAnsi="Times New Roman" w:cs="Times New Roman"/>
           <w:sz w:val="24"/>
           <w:szCs w:val="24"/>
-          <w:lang w:val="en-ZW"/>
         </w:rPr>
         <w:t xml:space="preserve">X)&lt;0.35\hat{y}= \begin{cases} 1,&amp;P(y=1|X)\geq0.35\\ 0,&amp;P(y=1|X)&lt;0.35 \end{cases} </w:t>
       </w:r>
@@ -3322,158 +3471,184 @@
           <w:rFonts w:ascii="Times New Roman" w:hAnsi="Times New Roman" w:cs="Times New Roman"/>
           <w:sz w:val="24"/>
           <w:szCs w:val="24"/>
-          <w:lang w:val="en-ZW"/>
-        </w:rPr>
-      </w:pPr>
-      <w:r>
-        <w:rPr>
-          <w:rFonts w:ascii="Times New Roman" w:hAnsi="Times New Roman" w:cs="Times New Roman"/>
+        </w:rPr>
+      </w:pPr>
+      <w:r>
+        <w:rPr>
+          <w:rFonts w:ascii="Times New Roman" w:hAnsi="Times New Roman" w:cs="Times New Roman"/>
+          <w:sz w:val="24"/>
+          <w:szCs w:val="24"/>
+        </w:rPr>
+        <w:t xml:space="preserve">Class 1 indicated a suspicious </w:t>
+      </w:r>
+      <w:proofErr w:type="gramStart"/>
+      <w:r>
+        <w:rPr>
+          <w:rFonts w:ascii="Times New Roman" w:hAnsi="Times New Roman" w:cs="Times New Roman"/>
+          <w:sz w:val="24"/>
+          <w:szCs w:val="24"/>
+        </w:rPr>
+        <w:t>pattern,</w:t>
+      </w:r>
+      <w:proofErr w:type="gramEnd"/>
+      <w:r>
+        <w:rPr>
+          <w:rFonts w:ascii="Times New Roman" w:hAnsi="Times New Roman" w:cs="Times New Roman"/>
+          <w:sz w:val="24"/>
+          <w:szCs w:val="24"/>
+        </w:rPr>
+        <w:t xml:space="preserve"> Class 0 indicated a normal </w:t>
+      </w:r>
+      <w:proofErr w:type="spellStart"/>
+      <w:r>
+        <w:rPr>
+          <w:rFonts w:ascii="Times New Roman" w:hAnsi="Times New Roman" w:cs="Times New Roman"/>
+          <w:sz w:val="24"/>
+          <w:szCs w:val="24"/>
+        </w:rPr>
+        <w:t>behaviour</w:t>
+      </w:r>
+      <w:proofErr w:type="spellEnd"/>
+      <w:r>
+        <w:rPr>
+          <w:rFonts w:ascii="Times New Roman" w:hAnsi="Times New Roman" w:cs="Times New Roman"/>
+          <w:sz w:val="24"/>
+          <w:szCs w:val="24"/>
+        </w:rPr>
+        <w:t xml:space="preserve">. After threshold selection the model and threshold were frozen. This was followed by final-test and independent-evaluation population, without the need for threshold </w:t>
+      </w:r>
+      <w:proofErr w:type="spellStart"/>
+      <w:r>
+        <w:rPr>
+          <w:rFonts w:ascii="Times New Roman" w:hAnsi="Times New Roman" w:cs="Times New Roman"/>
+          <w:sz w:val="24"/>
+          <w:szCs w:val="24"/>
+        </w:rPr>
+        <w:t>optimisation</w:t>
+      </w:r>
+      <w:proofErr w:type="spellEnd"/>
+      <w:r>
+        <w:rPr>
+          <w:rFonts w:ascii="Times New Roman" w:hAnsi="Times New Roman" w:cs="Times New Roman"/>
+          <w:sz w:val="24"/>
+          <w:szCs w:val="24"/>
+        </w:rPr>
+        <w:t xml:space="preserve">. This is an analytical model operating threshold of 0.35. It was not a threshold regulation and it did not imply that 35% of the money was laundered. The classifier detected strange </w:t>
+      </w:r>
+      <w:proofErr w:type="spellStart"/>
+      <w:r>
+        <w:rPr>
+          <w:rFonts w:ascii="Times New Roman" w:hAnsi="Times New Roman" w:cs="Times New Roman"/>
+          <w:sz w:val="24"/>
+          <w:szCs w:val="24"/>
+        </w:rPr>
+        <w:t>behaviour</w:t>
+      </w:r>
+      <w:proofErr w:type="spellEnd"/>
+      <w:r>
+        <w:rPr>
+          <w:rFonts w:ascii="Times New Roman" w:hAnsi="Times New Roman" w:cs="Times New Roman"/>
+          <w:sz w:val="24"/>
+          <w:szCs w:val="24"/>
+        </w:rPr>
+        <w:t xml:space="preserve"> patterns that might be of interest to pursue further investigation.</w:t>
+      </w:r>
+    </w:p>
+    <w:p>
+      <w:pPr>
+        <w:spacing w:line="360" w:lineRule="auto"/>
+        <w:jc w:val="both"/>
+        <w:rPr>
+          <w:rFonts w:ascii="Times New Roman" w:hAnsi="Times New Roman" w:cs="Times New Roman"/>
+          <w:b/>
+          <w:bCs/>
+          <w:sz w:val="24"/>
+          <w:szCs w:val="24"/>
+          <w:lang w:val="en-ZW"/>
+        </w:rPr>
+      </w:pPr>
+    </w:p>
+    <w:p>
+      <w:pPr>
+        <w:spacing w:line="360" w:lineRule="auto"/>
+        <w:jc w:val="both"/>
+        <w:rPr>
+          <w:rFonts w:ascii="Times New Roman" w:hAnsi="Times New Roman" w:cs="Times New Roman"/>
+          <w:b/>
+          <w:bCs/>
+          <w:sz w:val="24"/>
+          <w:szCs w:val="24"/>
+          <w:lang w:val="en-ZW"/>
+        </w:rPr>
+      </w:pPr>
+      <w:r>
+        <w:rPr>
+          <w:rFonts w:ascii="Times New Roman" w:hAnsi="Times New Roman" w:cs="Times New Roman"/>
+          <w:b/>
+          <w:bCs/>
+          <w:sz w:val="24"/>
+          <w:szCs w:val="24"/>
+          <w:lang w:val="en-ZW"/>
+        </w:rPr>
+        <w:t>4.5 Final-Test Performance</w:t>
+      </w:r>
+    </w:p>
+    <w:p>
+      <w:pPr>
+        <w:spacing w:line="360" w:lineRule="auto"/>
+        <w:jc w:val="both"/>
+        <w:rPr>
+          <w:rFonts w:ascii="Times New Roman" w:hAnsi="Times New Roman" w:cs="Times New Roman"/>
+          <w:sz w:val="24"/>
+          <w:szCs w:val="24"/>
+        </w:rPr>
+      </w:pPr>
+      <w:r>
+        <w:rPr>
+          <w:rFonts w:ascii="Times New Roman" w:hAnsi="Times New Roman" w:cs="Times New Roman"/>
+          <w:sz w:val="24"/>
+          <w:szCs w:val="24"/>
+        </w:rPr>
+        <w:t>The frozen classifier was tested on the final-test population comprising of 15,000 transactions, where 13,200 transactions were normal transactions and 1,800 suspicious-pattern transactions.</w:t>
+      </w:r>
+    </w:p>
+    <w:p>
+      <w:pPr>
+        <w:spacing w:line="360" w:lineRule="auto"/>
+        <w:jc w:val="both"/>
+        <w:rPr>
+          <w:rFonts w:ascii="Times New Roman" w:hAnsi="Times New Roman" w:cs="Times New Roman"/>
+          <w:b/>
+          <w:bCs/>
+          <w:sz w:val="24"/>
+          <w:szCs w:val="24"/>
+          <w:lang w:val="en-ZW"/>
+        </w:rPr>
+      </w:pPr>
+    </w:p>
+    <w:p>
+      <w:pPr>
+        <w:spacing w:line="360" w:lineRule="auto"/>
+        <w:jc w:val="both"/>
+        <w:rPr>
+          <w:rFonts w:ascii="Times New Roman" w:hAnsi="Times New Roman" w:cs="Times New Roman"/>
+          <w:b/>
+          <w:bCs/>
+          <w:sz w:val="24"/>
+          <w:szCs w:val="24"/>
+          <w:lang w:val="en-ZW"/>
+        </w:rPr>
+      </w:pPr>
+      <w:r>
+        <w:rPr>
+          <w:rFonts w:ascii="Times New Roman" w:hAnsi="Times New Roman" w:cs="Times New Roman"/>
+          <w:b/>
+          <w:bCs/>
           <w:sz w:val="24"/>
           <w:szCs w:val="24"/>
           <w:lang w:val="en-ZW"/>
         </w:rPr>
         <w:lastRenderedPageBreak/>
-        <w:t>where Class 1 represented a suspicious pattern and Class 0 represented normal behaviour.</w:t>
-      </w:r>
-    </w:p>
-    <w:p>
-      <w:pPr>
-        <w:spacing w:line="360" w:lineRule="auto"/>
-        <w:jc w:val="both"/>
-        <w:rPr>
-          <w:rFonts w:ascii="Times New Roman" w:hAnsi="Times New Roman" w:cs="Times New Roman"/>
-          <w:sz w:val="24"/>
-          <w:szCs w:val="24"/>
-          <w:lang w:val="en-ZW"/>
-        </w:rPr>
-      </w:pPr>
-      <w:r>
-        <w:rPr>
-          <w:rFonts w:ascii="Times New Roman" w:hAnsi="Times New Roman" w:cs="Times New Roman"/>
-          <w:sz w:val="24"/>
-          <w:szCs w:val="24"/>
-          <w:lang w:val="en-ZW"/>
-        </w:rPr>
-        <w:t>Following threshold selection, the model and threshold were frozen. The final-test and independent-evaluation populations were subsequently used for evaluation rather than repeated threshold optimisation.</w:t>
-      </w:r>
-    </w:p>
-    <w:p>
-      <w:pPr>
-        <w:spacing w:line="360" w:lineRule="auto"/>
-        <w:jc w:val="both"/>
-        <w:rPr>
-          <w:rFonts w:ascii="Times New Roman" w:hAnsi="Times New Roman" w:cs="Times New Roman"/>
-          <w:sz w:val="24"/>
-          <w:szCs w:val="24"/>
-          <w:lang w:val="en-ZW"/>
-        </w:rPr>
-      </w:pPr>
-      <w:r>
-        <w:rPr>
-          <w:rFonts w:ascii="Times New Roman" w:hAnsi="Times New Roman" w:cs="Times New Roman"/>
-          <w:sz w:val="24"/>
-          <w:szCs w:val="24"/>
-          <w:lang w:val="en-ZW"/>
-        </w:rPr>
-        <w:t>The 0.35 value was an analytical model operating threshold. It was not a regulatory threshold and did not represent a 35% probability that money laundering had occurred. The classifier identified suspicious behavioural patterns requiring potential further investigation.</w:t>
-      </w:r>
-    </w:p>
-    <w:p>
-      <w:pPr>
-        <w:spacing w:line="360" w:lineRule="auto"/>
-        <w:jc w:val="both"/>
-        <w:rPr>
-          <w:rFonts w:ascii="Times New Roman" w:hAnsi="Times New Roman" w:cs="Times New Roman"/>
-          <w:b/>
-          <w:bCs/>
-          <w:sz w:val="24"/>
-          <w:szCs w:val="24"/>
-          <w:lang w:val="en-ZW"/>
-        </w:rPr>
-      </w:pPr>
-    </w:p>
-    <w:p>
-      <w:pPr>
-        <w:spacing w:line="360" w:lineRule="auto"/>
-        <w:jc w:val="both"/>
-        <w:rPr>
-          <w:rFonts w:ascii="Times New Roman" w:hAnsi="Times New Roman" w:cs="Times New Roman"/>
-          <w:b/>
-          <w:bCs/>
-          <w:sz w:val="24"/>
-          <w:szCs w:val="24"/>
-          <w:lang w:val="en-ZW"/>
-        </w:rPr>
-      </w:pPr>
-      <w:r>
-        <w:rPr>
-          <w:rFonts w:ascii="Times New Roman" w:hAnsi="Times New Roman" w:cs="Times New Roman"/>
-          <w:b/>
-          <w:bCs/>
-          <w:sz w:val="24"/>
-          <w:szCs w:val="24"/>
-          <w:lang w:val="en-ZW"/>
-        </w:rPr>
-        <w:t>4.5 Final-Test Performance</w:t>
-      </w:r>
-    </w:p>
-    <w:p>
-      <w:pPr>
-        <w:spacing w:line="360" w:lineRule="auto"/>
-        <w:jc w:val="both"/>
-        <w:rPr>
-          <w:rFonts w:ascii="Times New Roman" w:hAnsi="Times New Roman" w:cs="Times New Roman"/>
-          <w:sz w:val="24"/>
-          <w:szCs w:val="24"/>
-          <w:lang w:val="en-ZW"/>
-        </w:rPr>
-      </w:pPr>
-      <w:r>
-        <w:rPr>
-          <w:rFonts w:ascii="Times New Roman" w:hAnsi="Times New Roman" w:cs="Times New Roman"/>
-          <w:sz w:val="24"/>
-          <w:szCs w:val="24"/>
-          <w:lang w:val="en-ZW"/>
-        </w:rPr>
-        <w:t>The frozen classifier was evaluated on the 15,000-transaction final-test population, consisting of 13,200 normal transactions and 1,800 suspicious-pattern transactions.</w:t>
-      </w:r>
-    </w:p>
-    <w:p>
-      <w:pPr>
-        <w:spacing w:line="360" w:lineRule="auto"/>
-        <w:jc w:val="both"/>
-        <w:rPr>
-          <w:rFonts w:ascii="Times New Roman" w:hAnsi="Times New Roman" w:cs="Times New Roman"/>
-          <w:b/>
-          <w:bCs/>
-          <w:sz w:val="24"/>
-          <w:szCs w:val="24"/>
-          <w:lang w:val="en-ZW"/>
-        </w:rPr>
-      </w:pPr>
-    </w:p>
-    <w:p>
-      <w:pPr>
-        <w:spacing w:line="360" w:lineRule="auto"/>
-        <w:jc w:val="both"/>
-        <w:rPr>
-          <w:rFonts w:ascii="Times New Roman" w:hAnsi="Times New Roman" w:cs="Times New Roman"/>
-          <w:b/>
-          <w:bCs/>
-          <w:sz w:val="24"/>
-          <w:szCs w:val="24"/>
-          <w:lang w:val="en-ZW"/>
-        </w:rPr>
-      </w:pPr>
-      <w:r>
-        <w:rPr>
-          <w:rFonts w:ascii="Times New Roman" w:hAnsi="Times New Roman" w:cs="Times New Roman"/>
-          <w:b/>
-          <w:bCs/>
-          <w:sz w:val="24"/>
-          <w:szCs w:val="24"/>
-          <w:lang w:val="en-ZW"/>
-        </w:rPr>
         <w:t>Table 4.4 presents the official final-test results.</w:t>
       </w:r>
     </w:p>
@@ -4051,7 +4226,6 @@
                 <w:szCs w:val="24"/>
                 <w:lang w:val="en-ZW"/>
               </w:rPr>
-              <w:lastRenderedPageBreak/>
               <w:t>ROC-AUC</w:t>
             </w:r>
           </w:p>
@@ -4228,101 +4402,42 @@
           <w:rFonts w:ascii="Times New Roman" w:hAnsi="Times New Roman" w:cs="Times New Roman"/>
           <w:sz w:val="24"/>
           <w:szCs w:val="24"/>
-          <w:lang w:val="en-ZW"/>
-        </w:rPr>
-      </w:pPr>
-      <w:r>
-        <w:rPr>
-          <w:rFonts w:ascii="Times New Roman" w:hAnsi="Times New Roman" w:cs="Times New Roman"/>
-          <w:sz w:val="24"/>
-          <w:szCs w:val="24"/>
-          <w:lang w:val="en-ZW"/>
-        </w:rPr>
-        <w:t xml:space="preserve">The model achieved an overall accuracy of 0.8984, corresponding to 89.84%. However, the dataset contained substantially more normal transactions than suspicious transactions. Overall accuracy therefore needed to be interpreted alongside class-sensitive measures. Class imbalance is a recognised challenge in AML machine-learning research [5]. </w:t>
-      </w:r>
-    </w:p>
-    <w:p>
-      <w:pPr>
-        <w:spacing w:line="360" w:lineRule="auto"/>
-        <w:jc w:val="both"/>
-        <w:rPr>
-          <w:rFonts w:ascii="Times New Roman" w:hAnsi="Times New Roman" w:cs="Times New Roman"/>
-          <w:sz w:val="24"/>
-          <w:szCs w:val="24"/>
-          <w:lang w:val="en-ZW"/>
-        </w:rPr>
-      </w:pPr>
-      <w:r>
-        <w:rPr>
-          <w:rFonts w:ascii="Times New Roman" w:hAnsi="Times New Roman" w:cs="Times New Roman"/>
-          <w:sz w:val="24"/>
-          <w:szCs w:val="24"/>
-          <w:lang w:val="en-ZW"/>
-        </w:rPr>
-        <w:t>Balanced Accuracy was 0.7352 and Macro F1 was 0.7471. These measures provided a more balanced view of performance across the two classes.</w:t>
-      </w:r>
-    </w:p>
-    <w:p>
-      <w:pPr>
-        <w:spacing w:line="360" w:lineRule="auto"/>
-        <w:jc w:val="both"/>
-        <w:rPr>
-          <w:rFonts w:ascii="Times New Roman" w:hAnsi="Times New Roman" w:cs="Times New Roman"/>
-          <w:sz w:val="24"/>
-          <w:szCs w:val="24"/>
-          <w:lang w:val="en-ZW"/>
-        </w:rPr>
-      </w:pPr>
-      <w:r>
-        <w:rPr>
-          <w:rFonts w:ascii="Times New Roman" w:hAnsi="Times New Roman" w:cs="Times New Roman"/>
-          <w:sz w:val="24"/>
-          <w:szCs w:val="24"/>
-          <w:lang w:val="en-ZW"/>
-        </w:rPr>
-        <w:t>Suspicious recall was 0.5206, meaning that approximately 52.1% of the suspicious-pattern observations in the final-test population were detected. Suspicious precision was 0.5864, indicating that approximately 58.6% of the transactions classified as suspicious were labelled suspicious within the synthetic ground truth.</w:t>
-      </w:r>
-    </w:p>
-    <w:p>
-      <w:pPr>
-        <w:spacing w:line="360" w:lineRule="auto"/>
-        <w:jc w:val="both"/>
-        <w:rPr>
-          <w:rFonts w:ascii="Times New Roman" w:hAnsi="Times New Roman" w:cs="Times New Roman"/>
-          <w:sz w:val="24"/>
-          <w:szCs w:val="24"/>
-          <w:lang w:val="en-ZW"/>
-        </w:rPr>
-      </w:pPr>
-      <w:r>
-        <w:rPr>
-          <w:rFonts w:ascii="Times New Roman" w:hAnsi="Times New Roman" w:cs="Times New Roman"/>
-          <w:sz w:val="24"/>
-          <w:szCs w:val="24"/>
-          <w:lang w:val="en-ZW"/>
-        </w:rPr>
-        <w:t>Suspicious F1 was 0.5515. Normal recall was considerably higher at 0.9498, demonstrating that the classifier was substantially more effective at recognising normal transactions than at identifying all suspicious examples.</w:t>
-      </w:r>
-    </w:p>
-    <w:p>
-      <w:pPr>
-        <w:spacing w:line="360" w:lineRule="auto"/>
-        <w:jc w:val="both"/>
-        <w:rPr>
-          <w:rFonts w:ascii="Times New Roman" w:hAnsi="Times New Roman" w:cs="Times New Roman"/>
-          <w:sz w:val="24"/>
-          <w:szCs w:val="24"/>
-          <w:lang w:val="en-ZW"/>
-        </w:rPr>
-      </w:pPr>
-      <w:r>
-        <w:rPr>
-          <w:rFonts w:ascii="Times New Roman" w:hAnsi="Times New Roman" w:cs="Times New Roman"/>
-          <w:sz w:val="24"/>
-          <w:szCs w:val="24"/>
-          <w:lang w:val="en-ZW"/>
-        </w:rPr>
-        <w:t>These results demonstrate why the reported 89.84% accuracy should not be interpreted in isolation.</w:t>
+        </w:rPr>
+      </w:pPr>
+      <w:r>
+        <w:rPr>
+          <w:rFonts w:ascii="Times New Roman" w:hAnsi="Times New Roman" w:cs="Times New Roman"/>
+          <w:sz w:val="24"/>
+          <w:szCs w:val="24"/>
+        </w:rPr>
+        <w:t xml:space="preserve">The overall accuracy of the model was 0.8984 or 89.84%. There were significantly more transactions that were normal than suspicious in the dataset, however. The overall accuracy was therefore needed to be interpreted with the help of class-specific measures. Imbalanced class is a well-established problem in AML machine-learning studies [5]. Balanced Accuracy was 0.7352 and Macro F1 was 0.7471. These measures gave a more even distribution of scores between the two classes. Suspicious recall: 0.5206 (about 52.1% of the suspicious-pattern observations in the final-test population were found). The suspicious precision was 0.5864, meaning that the rate of successful prediction of suspicious transactions was about 58.6%. Suspicious F1 was 0.5515. Normal recall was much higher at 0.9498, showing that the classifier was much more successful </w:t>
+      </w:r>
+      <w:r>
+        <w:rPr>
+          <w:rFonts w:ascii="Times New Roman" w:hAnsi="Times New Roman" w:cs="Times New Roman"/>
+          <w:sz w:val="24"/>
+          <w:szCs w:val="24"/>
+        </w:rPr>
+        <w:lastRenderedPageBreak/>
+        <w:t xml:space="preserve">of normal transactions than in </w:t>
+      </w:r>
+      <w:proofErr w:type="spellStart"/>
+      <w:r>
+        <w:rPr>
+          <w:rFonts w:ascii="Times New Roman" w:hAnsi="Times New Roman" w:cs="Times New Roman"/>
+          <w:sz w:val="24"/>
+          <w:szCs w:val="24"/>
+        </w:rPr>
+        <w:t>recognising</w:t>
+      </w:r>
+      <w:proofErr w:type="spellEnd"/>
+      <w:r>
+        <w:rPr>
+          <w:rFonts w:ascii="Times New Roman" w:hAnsi="Times New Roman" w:cs="Times New Roman"/>
+          <w:sz w:val="24"/>
+          <w:szCs w:val="24"/>
+        </w:rPr>
+        <w:t xml:space="preserve"> all suspicious instances. The results show that the 89.84% accuracy reported is not enough to be taken at face value.</w:t>
       </w:r>
     </w:p>
     <w:p>
@@ -4372,17 +4487,15 @@
           <w:rFonts w:ascii="Times New Roman" w:hAnsi="Times New Roman" w:cs="Times New Roman"/>
           <w:sz w:val="24"/>
           <w:szCs w:val="24"/>
-          <w:lang w:val="en-ZW"/>
-        </w:rPr>
-      </w:pPr>
-      <w:r>
-        <w:rPr>
-          <w:rFonts w:ascii="Times New Roman" w:hAnsi="Times New Roman" w:cs="Times New Roman"/>
-          <w:sz w:val="24"/>
-          <w:szCs w:val="24"/>
-          <w:lang w:val="en-ZW"/>
-        </w:rPr>
-        <w:t>The confusion matrix provided a direct representation of the correct and incorrect classifications produced by the model.</w:t>
+        </w:rPr>
+      </w:pPr>
+      <w:r>
+        <w:rPr>
+          <w:rFonts w:ascii="Times New Roman" w:hAnsi="Times New Roman" w:cs="Times New Roman"/>
+          <w:sz w:val="24"/>
+          <w:szCs w:val="24"/>
+        </w:rPr>
+        <w:t>Confusion matrix directly showed the true and false classification results from the model.</w:t>
       </w:r>
     </w:p>
     <w:p>
@@ -4482,7 +4595,6 @@
                 <w:szCs w:val="24"/>
                 <w:lang w:val="en-ZW"/>
               </w:rPr>
-              <w:lastRenderedPageBreak/>
               <w:t>Actual Class</w:t>
             </w:r>
           </w:p>
@@ -4751,80 +4863,15 @@
           <w:rFonts w:ascii="Times New Roman" w:hAnsi="Times New Roman" w:cs="Times New Roman"/>
           <w:sz w:val="24"/>
           <w:szCs w:val="24"/>
-          <w:lang w:val="en-ZW"/>
-        </w:rPr>
-      </w:pPr>
-      <w:r>
-        <w:rPr>
-          <w:rFonts w:ascii="Times New Roman" w:hAnsi="Times New Roman" w:cs="Times New Roman"/>
-          <w:sz w:val="24"/>
-          <w:szCs w:val="24"/>
-          <w:lang w:val="en-ZW"/>
-        </w:rPr>
-        <w:t>The classifier correctly identified 12,536 normal transactions, representing the true negatives. A further 664 normal transactions were incorrectly classified as suspicious, representing false positives.</w:t>
-      </w:r>
-    </w:p>
-    <w:p>
-      <w:pPr>
-        <w:spacing w:line="360" w:lineRule="auto"/>
-        <w:jc w:val="both"/>
-        <w:rPr>
-          <w:rFonts w:ascii="Times New Roman" w:hAnsi="Times New Roman" w:cs="Times New Roman"/>
-          <w:sz w:val="24"/>
-          <w:szCs w:val="24"/>
-          <w:lang w:val="en-ZW"/>
-        </w:rPr>
-      </w:pPr>
-      <w:r>
-        <w:rPr>
-          <w:rFonts w:ascii="Times New Roman" w:hAnsi="Times New Roman" w:cs="Times New Roman"/>
-          <w:sz w:val="24"/>
-          <w:szCs w:val="24"/>
-          <w:lang w:val="en-ZW"/>
-        </w:rPr>
-        <w:t>Among the 1,800 suspicious-pattern transactions, 938 were correctly detected and 862 were classified as normal.</w:t>
-      </w:r>
-    </w:p>
-    <w:p>
-      <w:pPr>
-        <w:spacing w:line="360" w:lineRule="auto"/>
-        <w:jc w:val="both"/>
-        <w:rPr>
-          <w:rFonts w:ascii="Times New Roman" w:hAnsi="Times New Roman" w:cs="Times New Roman"/>
-          <w:sz w:val="24"/>
-          <w:szCs w:val="24"/>
-          <w:lang w:val="en-ZW"/>
-        </w:rPr>
-      </w:pPr>
-      <w:r>
-        <w:rPr>
-          <w:rFonts w:ascii="Times New Roman" w:hAnsi="Times New Roman" w:cs="Times New Roman"/>
-          <w:sz w:val="24"/>
-          <w:szCs w:val="24"/>
-          <w:lang w:val="en-ZW"/>
-        </w:rPr>
-        <w:t>The two error categories have different implications for an AML decision-support environment. False positives can increase the investigation workload, while false negatives represent suspicious behavioural examples that are not identified by the classifier.</w:t>
-      </w:r>
-    </w:p>
-    <w:p>
-      <w:pPr>
-        <w:spacing w:line="360" w:lineRule="auto"/>
-        <w:jc w:val="both"/>
-        <w:rPr>
-          <w:rFonts w:ascii="Times New Roman" w:hAnsi="Times New Roman" w:cs="Times New Roman"/>
-          <w:sz w:val="24"/>
-          <w:szCs w:val="24"/>
-          <w:lang w:val="en-ZW"/>
-        </w:rPr>
-      </w:pPr>
-      <w:r>
-        <w:rPr>
-          <w:rFonts w:ascii="Times New Roman" w:hAnsi="Times New Roman" w:cs="Times New Roman"/>
-          <w:sz w:val="24"/>
-          <w:szCs w:val="24"/>
-          <w:lang w:val="en-ZW"/>
-        </w:rPr>
-        <w:t xml:space="preserve">This trade-off reinforces the role of machine learning as a mechanism for supporting and prioritising AML investigation rather than independently establishing whether money laundering occurred. </w:t>
+        </w:rPr>
+      </w:pPr>
+      <w:r>
+        <w:rPr>
+          <w:rFonts w:ascii="Times New Roman" w:hAnsi="Times New Roman" w:cs="Times New Roman"/>
+          <w:sz w:val="24"/>
+          <w:szCs w:val="24"/>
+        </w:rPr>
+        <w:t xml:space="preserve">The classifier correctly identified 12,536 normal transactions, which is the true negatives. Another 664 valid transactions were misidentified as suspicious, which is a false positive. The 1,800 suspicious-pattern transactions of which 938 were correctly detected and 862 were classified as normal. Accuracy in the two error categories have different implications in an AML decision-support environment. The false positive can also add to the investigation load and the false negative are examples of suspicious </w:t>
       </w:r>
       <w:proofErr w:type="spellStart"/>
       <w:r>
@@ -4832,7 +4879,24 @@
           <w:rFonts w:ascii="Times New Roman" w:hAnsi="Times New Roman" w:cs="Times New Roman"/>
           <w:sz w:val="24"/>
           <w:szCs w:val="24"/>
-          <w:lang w:val="en-ZW"/>
+        </w:rPr>
+        <w:t>behaviour</w:t>
+      </w:r>
+      <w:proofErr w:type="spellEnd"/>
+      <w:r>
+        <w:rPr>
+          <w:rFonts w:ascii="Times New Roman" w:hAnsi="Times New Roman" w:cs="Times New Roman"/>
+          <w:sz w:val="24"/>
+          <w:szCs w:val="24"/>
+        </w:rPr>
+        <w:t xml:space="preserve"> that is not recognized by the classifier. This balance highlights how machine learning can be used to assist and focus research into AML instead of determining if money laundering has taken place. </w:t>
+      </w:r>
+      <w:proofErr w:type="spellStart"/>
+      <w:r>
+        <w:rPr>
+          <w:rFonts w:ascii="Times New Roman" w:hAnsi="Times New Roman" w:cs="Times New Roman"/>
+          <w:sz w:val="24"/>
+          <w:szCs w:val="24"/>
         </w:rPr>
         <w:t>Jullum</w:t>
       </w:r>
@@ -4842,9 +4906,8 @@
           <w:rFonts w:ascii="Times New Roman" w:hAnsi="Times New Roman" w:cs="Times New Roman"/>
           <w:sz w:val="24"/>
           <w:szCs w:val="24"/>
-          <w:lang w:val="en-ZW"/>
-        </w:rPr>
-        <w:t xml:space="preserve"> et al. similarly developed machine learning for prioritising transactions for manual AML investigation [19]. </w:t>
+        </w:rPr>
+        <w:t xml:space="preserve"> et al. also created machine learning to prioritize transactions for manual AML investigation [19]. </w:t>
       </w:r>
     </w:p>
     <w:p>
@@ -4895,15 +4958,58 @@
           <w:lang w:val="en-ZW"/>
         </w:rPr>
       </w:pPr>
-      <w:r>
-        <w:rPr>
-          <w:rFonts w:ascii="Times New Roman" w:hAnsi="Times New Roman" w:cs="Times New Roman"/>
-          <w:b/>
-          <w:bCs/>
-          <w:sz w:val="24"/>
-          <w:szCs w:val="24"/>
-          <w:lang w:val="en-ZW"/>
-        </w:rPr>
+    </w:p>
+    <w:p>
+      <w:pPr>
+        <w:spacing w:line="360" w:lineRule="auto"/>
+        <w:jc w:val="both"/>
+        <w:rPr>
+          <w:rFonts w:ascii="Times New Roman" w:hAnsi="Times New Roman" w:cs="Times New Roman"/>
+          <w:b/>
+          <w:bCs/>
+          <w:sz w:val="24"/>
+          <w:szCs w:val="24"/>
+          <w:lang w:val="en-ZW"/>
+        </w:rPr>
+      </w:pPr>
+    </w:p>
+    <w:p>
+      <w:pPr>
+        <w:spacing w:line="360" w:lineRule="auto"/>
+        <w:jc w:val="both"/>
+        <w:rPr>
+          <w:rFonts w:ascii="Times New Roman" w:hAnsi="Times New Roman" w:cs="Times New Roman"/>
+          <w:b/>
+          <w:bCs/>
+          <w:sz w:val="24"/>
+          <w:szCs w:val="24"/>
+          <w:lang w:val="en-ZW"/>
+        </w:rPr>
+      </w:pPr>
+    </w:p>
+    <w:p>
+      <w:pPr>
+        <w:spacing w:line="360" w:lineRule="auto"/>
+        <w:jc w:val="both"/>
+        <w:rPr>
+          <w:rFonts w:ascii="Times New Roman" w:hAnsi="Times New Roman" w:cs="Times New Roman"/>
+          <w:b/>
+          <w:bCs/>
+          <w:sz w:val="24"/>
+          <w:szCs w:val="24"/>
+          <w:lang w:val="en-ZW"/>
+        </w:rPr>
+      </w:pPr>
+      <w:r>
+        <w:rPr>
+          <w:rFonts w:ascii="Times New Roman" w:hAnsi="Times New Roman" w:cs="Times New Roman"/>
+          <w:b/>
+          <w:bCs/>
+          <w:sz w:val="24"/>
+          <w:szCs w:val="24"/>
+          <w:lang w:val="en-ZW"/>
+        </w:rPr>
+        <w:lastRenderedPageBreak/>
         <w:t>Figure 4.1: Final-Test Confusion Matrix</w:t>
       </w:r>
     </w:p>
@@ -4940,54 +5046,51 @@
           <w:rFonts w:ascii="Times New Roman" w:hAnsi="Times New Roman" w:cs="Times New Roman"/>
           <w:sz w:val="24"/>
           <w:szCs w:val="24"/>
-          <w:lang w:val="en-ZW"/>
-        </w:rPr>
-      </w:pPr>
-      <w:r>
-        <w:rPr>
-          <w:rFonts w:ascii="Times New Roman" w:hAnsi="Times New Roman" w:cs="Times New Roman"/>
-          <w:sz w:val="24"/>
-          <w:szCs w:val="24"/>
-          <w:lang w:val="en-ZW"/>
-        </w:rPr>
-        <w:t>The frozen classifier was subsequently evaluated using the independent 10,000-transaction population. This population contained 8,800 normal transactions and 1,200 suspicious-pattern transactions involving 200 wallets and 16 agents isolated from the model-development populations.</w:t>
-      </w:r>
-    </w:p>
-    <w:p>
-      <w:pPr>
-        <w:spacing w:line="360" w:lineRule="auto"/>
-        <w:jc w:val="both"/>
-        <w:rPr>
-          <w:rFonts w:ascii="Times New Roman" w:hAnsi="Times New Roman" w:cs="Times New Roman"/>
-          <w:sz w:val="24"/>
-          <w:szCs w:val="24"/>
-          <w:lang w:val="en-ZW"/>
-        </w:rPr>
-      </w:pPr>
-    </w:p>
-    <w:p>
-      <w:pPr>
-        <w:spacing w:line="360" w:lineRule="auto"/>
-        <w:jc w:val="both"/>
-        <w:rPr>
-          <w:rFonts w:ascii="Times New Roman" w:hAnsi="Times New Roman" w:cs="Times New Roman"/>
-          <w:b/>
-          <w:bCs/>
-          <w:sz w:val="24"/>
-          <w:szCs w:val="24"/>
-          <w:lang w:val="en-ZW"/>
-        </w:rPr>
-      </w:pPr>
-      <w:r>
-        <w:rPr>
-          <w:rFonts w:ascii="Times New Roman" w:hAnsi="Times New Roman" w:cs="Times New Roman"/>
-          <w:b/>
-          <w:bCs/>
-          <w:sz w:val="24"/>
-          <w:szCs w:val="24"/>
-          <w:lang w:val="en-ZW"/>
-        </w:rPr>
-        <w:lastRenderedPageBreak/>
+        </w:rPr>
+      </w:pPr>
+      <w:r>
+        <w:rPr>
+          <w:rFonts w:ascii="Times New Roman" w:hAnsi="Times New Roman" w:cs="Times New Roman"/>
+          <w:sz w:val="24"/>
+          <w:szCs w:val="24"/>
+        </w:rPr>
+        <w:t>The frozen classifier was then tested with the 10,000 transactions population, which was used independently. A total of 8,800 “normal” transactions and 1,200 “suspicious-pattern” transactions were found in this population, with 200 wallets and 16 agents outside the model-development populations.</w:t>
+      </w:r>
+    </w:p>
+    <w:p>
+      <w:pPr>
+        <w:spacing w:line="360" w:lineRule="auto"/>
+        <w:jc w:val="both"/>
+        <w:rPr>
+          <w:rFonts w:ascii="Times New Roman" w:hAnsi="Times New Roman" w:cs="Times New Roman"/>
+          <w:sz w:val="24"/>
+          <w:szCs w:val="24"/>
+          <w:lang w:val="en-ZW"/>
+        </w:rPr>
+      </w:pPr>
+    </w:p>
+    <w:p>
+      <w:pPr>
+        <w:spacing w:line="360" w:lineRule="auto"/>
+        <w:jc w:val="both"/>
+        <w:rPr>
+          <w:rFonts w:ascii="Times New Roman" w:hAnsi="Times New Roman" w:cs="Times New Roman"/>
+          <w:b/>
+          <w:bCs/>
+          <w:sz w:val="24"/>
+          <w:szCs w:val="24"/>
+          <w:lang w:val="en-ZW"/>
+        </w:rPr>
+      </w:pPr>
+      <w:r>
+        <w:rPr>
+          <w:rFonts w:ascii="Times New Roman" w:hAnsi="Times New Roman" w:cs="Times New Roman"/>
+          <w:b/>
+          <w:bCs/>
+          <w:sz w:val="24"/>
+          <w:szCs w:val="24"/>
+          <w:lang w:val="en-ZW"/>
+        </w:rPr>
         <w:t>Table 4.6 presents the independent-evaluation results.</w:t>
       </w:r>
     </w:p>
@@ -5741,81 +5844,34 @@
           <w:rFonts w:ascii="Times New Roman" w:hAnsi="Times New Roman" w:cs="Times New Roman"/>
           <w:sz w:val="24"/>
           <w:szCs w:val="24"/>
-          <w:lang w:val="en-ZW"/>
-        </w:rPr>
-      </w:pPr>
-      <w:r>
-        <w:rPr>
-          <w:rFonts w:ascii="Times New Roman" w:hAnsi="Times New Roman" w:cs="Times New Roman"/>
-          <w:sz w:val="24"/>
-          <w:szCs w:val="24"/>
-          <w:lang w:val="en-ZW"/>
-        </w:rPr>
-        <w:t>Overall accuracy decreased from 0.8984 on the final-test population to 0.8784 on the independent population. Macro F1 decreased from 0.7471 to 0.7245.</w:t>
-      </w:r>
-    </w:p>
-    <w:p>
-      <w:pPr>
-        <w:spacing w:line="360" w:lineRule="auto"/>
-        <w:jc w:val="both"/>
-        <w:rPr>
-          <w:rFonts w:ascii="Times New Roman" w:hAnsi="Times New Roman" w:cs="Times New Roman"/>
-          <w:sz w:val="24"/>
-          <w:szCs w:val="24"/>
-          <w:lang w:val="en-ZW"/>
-        </w:rPr>
-      </w:pPr>
-      <w:r>
-        <w:rPr>
-          <w:rFonts w:ascii="Times New Roman" w:hAnsi="Times New Roman" w:cs="Times New Roman"/>
-          <w:sz w:val="24"/>
-          <w:szCs w:val="24"/>
-          <w:lang w:val="en-ZW"/>
-        </w:rPr>
-        <w:t>Suspicious recall increased slightly from 0.5206 to 0.5458. However, suspicious precision decreased from 0.5864 to 0.4940. The independent population therefore produced proportionally more false suspicious classifications while detecting a slightly greater proportion of the genuinely suspicious examples.</w:t>
-      </w:r>
-    </w:p>
-    <w:p>
-      <w:pPr>
-        <w:spacing w:line="360" w:lineRule="auto"/>
-        <w:jc w:val="both"/>
-        <w:rPr>
-          <w:rFonts w:ascii="Times New Roman" w:hAnsi="Times New Roman" w:cs="Times New Roman"/>
-          <w:sz w:val="24"/>
-          <w:szCs w:val="24"/>
-          <w:lang w:val="en-ZW"/>
-        </w:rPr>
-      </w:pPr>
-      <w:r>
-        <w:rPr>
-          <w:rFonts w:ascii="Times New Roman" w:hAnsi="Times New Roman" w:cs="Times New Roman"/>
-          <w:sz w:val="24"/>
-          <w:szCs w:val="24"/>
-          <w:lang w:val="en-ZW"/>
-        </w:rPr>
-        <w:t>ROC-AUC decreased from 0.8474 to 0.8297, while PR-AUC decreased from 0.5829 to 0.5590.</w:t>
-      </w:r>
-    </w:p>
-    <w:p>
-      <w:pPr>
-        <w:spacing w:line="360" w:lineRule="auto"/>
-        <w:jc w:val="both"/>
-        <w:rPr>
-          <w:rFonts w:ascii="Times New Roman" w:hAnsi="Times New Roman" w:cs="Times New Roman"/>
-          <w:sz w:val="24"/>
-          <w:szCs w:val="24"/>
-          <w:lang w:val="en-ZW"/>
-        </w:rPr>
-      </w:pPr>
-      <w:r>
-        <w:rPr>
-          <w:rFonts w:ascii="Times New Roman" w:hAnsi="Times New Roman" w:cs="Times New Roman"/>
-          <w:sz w:val="24"/>
-          <w:szCs w:val="24"/>
-          <w:lang w:val="en-ZW"/>
+        </w:rPr>
+      </w:pPr>
+      <w:r>
+        <w:rPr>
+          <w:rFonts w:ascii="Times New Roman" w:hAnsi="Times New Roman" w:cs="Times New Roman"/>
+          <w:sz w:val="24"/>
+          <w:szCs w:val="24"/>
         </w:rPr>
         <w:lastRenderedPageBreak/>
-        <w:t>The results demonstrated that performance was not identical across unseen populations. This is an important finding because evaluation on only one test population could provide an incomplete understanding of model behaviour.</w:t>
+        <w:t xml:space="preserve">Overall accuracy on the independent population dropped from 0.8984 on the final-test population. Macro F1 decreased from 0.7471 to 0.7245. A slight rise in suspicious recall, from 0.5206 to 0.5458. Suspicious accuracy fell from 0.5864 to 0.4940, however. The independent population thus made more false suspicious classifications while making a slightly more correct number of genuine suspicious classifications. ROC-AUC decreased from 0.8474 to 0.8297, while PR-AUC decreased from 0.5829 to 0.5590. The results showed that performance was not equal between unseen populations. This is significant because it may result in a deficient understanding of the </w:t>
+      </w:r>
+      <w:proofErr w:type="spellStart"/>
+      <w:r>
+        <w:rPr>
+          <w:rFonts w:ascii="Times New Roman" w:hAnsi="Times New Roman" w:cs="Times New Roman"/>
+          <w:sz w:val="24"/>
+          <w:szCs w:val="24"/>
+        </w:rPr>
+        <w:t>behaviour</w:t>
+      </w:r>
+      <w:proofErr w:type="spellEnd"/>
+      <w:r>
+        <w:rPr>
+          <w:rFonts w:ascii="Times New Roman" w:hAnsi="Times New Roman" w:cs="Times New Roman"/>
+          <w:sz w:val="24"/>
+          <w:szCs w:val="24"/>
+        </w:rPr>
+        <w:t xml:space="preserve"> of the model if evaluated in just one test population.</w:t>
       </w:r>
     </w:p>
     <w:p>
@@ -6237,101 +6293,73 @@
           <w:rFonts w:ascii="Times New Roman" w:hAnsi="Times New Roman" w:cs="Times New Roman"/>
           <w:sz w:val="24"/>
           <w:szCs w:val="24"/>
-          <w:lang w:val="en-ZW"/>
-        </w:rPr>
-      </w:pPr>
-      <w:r>
-        <w:rPr>
-          <w:rFonts w:ascii="Times New Roman" w:hAnsi="Times New Roman" w:cs="Times New Roman"/>
-          <w:sz w:val="24"/>
-          <w:szCs w:val="24"/>
-          <w:lang w:val="en-ZW"/>
-        </w:rPr>
-        <w:t>The model correctly classified 8,129 normal transactions and incorrectly classified 671 normal transactions as suspicious.</w:t>
-      </w:r>
-    </w:p>
-    <w:p>
-      <w:pPr>
-        <w:spacing w:line="360" w:lineRule="auto"/>
-        <w:jc w:val="both"/>
-        <w:rPr>
-          <w:rFonts w:ascii="Times New Roman" w:hAnsi="Times New Roman" w:cs="Times New Roman"/>
-          <w:sz w:val="24"/>
-          <w:szCs w:val="24"/>
-          <w:lang w:val="en-ZW"/>
-        </w:rPr>
-      </w:pPr>
-      <w:r>
-        <w:rPr>
-          <w:rFonts w:ascii="Times New Roman" w:hAnsi="Times New Roman" w:cs="Times New Roman"/>
-          <w:sz w:val="24"/>
-          <w:szCs w:val="24"/>
-          <w:lang w:val="en-ZW"/>
-        </w:rPr>
-        <w:t>Among the 1,200 suspicious transactions, 655 were detected and 545 were incorrectly classified as normal.</w:t>
-      </w:r>
-    </w:p>
-    <w:p>
-      <w:pPr>
-        <w:spacing w:line="360" w:lineRule="auto"/>
-        <w:jc w:val="both"/>
-        <w:rPr>
-          <w:rFonts w:ascii="Times New Roman" w:hAnsi="Times New Roman" w:cs="Times New Roman"/>
-          <w:sz w:val="24"/>
-          <w:szCs w:val="24"/>
-          <w:lang w:val="en-ZW"/>
-        </w:rPr>
-      </w:pPr>
-      <w:r>
-        <w:rPr>
-          <w:rFonts w:ascii="Times New Roman" w:hAnsi="Times New Roman" w:cs="Times New Roman"/>
-          <w:sz w:val="24"/>
-          <w:szCs w:val="24"/>
-          <w:lang w:val="en-ZW"/>
-        </w:rPr>
-        <w:t>The increased proportion of false positives compared with the final-test population contributed to the reduction in suspicious precision.</w:t>
-      </w:r>
-    </w:p>
-    <w:p>
-      <w:pPr>
-        <w:spacing w:line="360" w:lineRule="auto"/>
-        <w:jc w:val="both"/>
-        <w:rPr>
-          <w:rFonts w:ascii="Times New Roman" w:hAnsi="Times New Roman" w:cs="Times New Roman"/>
-          <w:sz w:val="24"/>
-          <w:szCs w:val="24"/>
-          <w:lang w:val="en-ZW"/>
-        </w:rPr>
-      </w:pPr>
-      <w:r>
-        <w:rPr>
-          <w:rFonts w:ascii="Times New Roman" w:hAnsi="Times New Roman" w:cs="Times New Roman"/>
-          <w:sz w:val="24"/>
-          <w:szCs w:val="24"/>
-          <w:lang w:val="en-ZW"/>
-        </w:rPr>
-        <w:t>[INSERT FIGURE 4.2 HERE]</w:t>
-      </w:r>
-    </w:p>
-    <w:p>
-      <w:pPr>
-        <w:spacing w:line="360" w:lineRule="auto"/>
-        <w:jc w:val="both"/>
-        <w:rPr>
-          <w:rFonts w:ascii="Times New Roman" w:hAnsi="Times New Roman" w:cs="Times New Roman"/>
-          <w:sz w:val="24"/>
-          <w:szCs w:val="24"/>
-          <w:lang w:val="en-ZW"/>
-        </w:rPr>
-      </w:pPr>
-      <w:r>
-        <w:rPr>
-          <w:rFonts w:ascii="Times New Roman" w:hAnsi="Times New Roman" w:cs="Times New Roman"/>
-          <w:sz w:val="24"/>
-          <w:szCs w:val="24"/>
-          <w:lang w:val="en-ZW"/>
-        </w:rPr>
-        <w:t>Figure 4.2: Independent-Evaluation Confusion Matrix</w:t>
+        </w:rPr>
+      </w:pPr>
+      <w:r>
+        <w:rPr>
+          <w:rFonts w:ascii="Times New Roman" w:hAnsi="Times New Roman" w:cs="Times New Roman"/>
+          <w:sz w:val="24"/>
+          <w:szCs w:val="24"/>
+        </w:rPr>
+        <w:t xml:space="preserve">The model was able to correctly classify 8,129 normal transactions and wrongly classify 671 normal transactions as suspicious ones. Of the 1200 suspicious transactions, 655 were identified and 545 were mis-classified as "normal. The increase in false positives over the final-test population played a role in the decrease in suspicious precision. </w:t>
+      </w:r>
+    </w:p>
+    <w:p>
+      <w:pPr>
+        <w:spacing w:line="360" w:lineRule="auto"/>
+        <w:jc w:val="both"/>
+        <w:rPr>
+          <w:rFonts w:ascii="Times New Roman" w:hAnsi="Times New Roman" w:cs="Times New Roman"/>
+          <w:sz w:val="24"/>
+          <w:szCs w:val="24"/>
+        </w:rPr>
+      </w:pPr>
+      <w:r>
+        <w:rPr>
+          <w:rFonts w:ascii="Times New Roman" w:hAnsi="Times New Roman" w:cs="Times New Roman"/>
+          <w:sz w:val="24"/>
+          <w:szCs w:val="24"/>
+        </w:rPr>
+        <w:t xml:space="preserve">[INSERT FIGURE 4.2 HERE] </w:t>
+      </w:r>
+    </w:p>
+    <w:p>
+      <w:pPr>
+        <w:spacing w:line="360" w:lineRule="auto"/>
+        <w:jc w:val="both"/>
+        <w:rPr>
+          <w:rFonts w:ascii="Times New Roman" w:hAnsi="Times New Roman" w:cs="Times New Roman"/>
+          <w:sz w:val="24"/>
+          <w:szCs w:val="24"/>
+        </w:rPr>
+      </w:pPr>
+      <w:r>
+        <w:rPr>
+          <w:rFonts w:ascii="Times New Roman" w:hAnsi="Times New Roman" w:cs="Times New Roman"/>
+          <w:sz w:val="24"/>
+          <w:szCs w:val="24"/>
+        </w:rPr>
+        <w:t xml:space="preserve">This graph depicts the confusion matrix obtained from an independent evaluation. The results from the Final-Test and Independent-Evaluation are </w:t>
+      </w:r>
+      <w:proofErr w:type="spellStart"/>
+      <w:proofErr w:type="gramStart"/>
+      <w:r>
+        <w:rPr>
+          <w:rFonts w:ascii="Times New Roman" w:hAnsi="Times New Roman" w:cs="Times New Roman"/>
+          <w:sz w:val="24"/>
+          <w:szCs w:val="24"/>
+        </w:rPr>
+        <w:t>compared.The</w:t>
+      </w:r>
+      <w:proofErr w:type="spellEnd"/>
+      <w:proofErr w:type="gramEnd"/>
+      <w:r>
+        <w:rPr>
+          <w:rFonts w:ascii="Times New Roman" w:hAnsi="Times New Roman" w:cs="Times New Roman"/>
+          <w:sz w:val="24"/>
+          <w:szCs w:val="24"/>
+        </w:rPr>
+        <w:t xml:space="preserve"> results of the Final-Test and the Independent-Evaluation are compared. Comparing the two evaluation populations was a better indicator of the frozen classifier's performance on different, unseen entity populations.</w:t>
       </w:r>
     </w:p>
     <w:p>
@@ -7382,78 +7410,95 @@
           <w:rFonts w:ascii="Times New Roman" w:hAnsi="Times New Roman" w:cs="Times New Roman"/>
           <w:sz w:val="24"/>
           <w:szCs w:val="24"/>
-          <w:lang w:val="en-ZW"/>
-        </w:rPr>
-      </w:pPr>
-      <w:r>
-        <w:rPr>
-          <w:rFonts w:ascii="Times New Roman" w:hAnsi="Times New Roman" w:cs="Times New Roman"/>
-          <w:sz w:val="24"/>
-          <w:szCs w:val="24"/>
-          <w:lang w:val="en-ZW"/>
-        </w:rPr>
-        <w:t>Balanced Accuracy remained almost unchanged, decreasing from 0.7352 to 0.7348. Suspicious recall also remained within a similar range and was slightly higher on the independent population.</w:t>
-      </w:r>
-    </w:p>
-    <w:p>
-      <w:pPr>
-        <w:spacing w:line="360" w:lineRule="auto"/>
-        <w:jc w:val="both"/>
-        <w:rPr>
-          <w:rFonts w:ascii="Times New Roman" w:hAnsi="Times New Roman" w:cs="Times New Roman"/>
-          <w:sz w:val="24"/>
-          <w:szCs w:val="24"/>
-          <w:lang w:val="en-ZW"/>
-        </w:rPr>
-      </w:pPr>
-      <w:r>
-        <w:rPr>
-          <w:rFonts w:ascii="Times New Roman" w:hAnsi="Times New Roman" w:cs="Times New Roman"/>
-          <w:sz w:val="24"/>
-          <w:szCs w:val="24"/>
-          <w:lang w:val="en-ZW"/>
-        </w:rPr>
-        <w:t>The largest practical reduction occurred in suspicious precision, which decreased from 0.5864 to 0.4940. The independent population therefore generated more false-positive suspicious classifications relative to the number of true-positive classifications.</w:t>
-      </w:r>
-    </w:p>
-    <w:p>
-      <w:pPr>
-        <w:spacing w:line="360" w:lineRule="auto"/>
-        <w:jc w:val="both"/>
-        <w:rPr>
-          <w:rFonts w:ascii="Times New Roman" w:hAnsi="Times New Roman" w:cs="Times New Roman"/>
-          <w:sz w:val="24"/>
-          <w:szCs w:val="24"/>
-          <w:lang w:val="en-ZW"/>
-        </w:rPr>
-      </w:pPr>
-      <w:r>
-        <w:rPr>
-          <w:rFonts w:ascii="Times New Roman" w:hAnsi="Times New Roman" w:cs="Times New Roman"/>
-          <w:sz w:val="24"/>
-          <w:szCs w:val="24"/>
-          <w:lang w:val="en-ZW"/>
-        </w:rPr>
-        <w:t xml:space="preserve">The results provide evidence that the classifier retained useful discriminatory behaviour on another isolated synthetic population. They do not, however, demonstrate real-world generalisation. Synthetic AML datasets are valuable because they can provide known labels, but they remain generated representations of financial behaviour rather than live operational data [7]. </w:t>
-      </w:r>
-    </w:p>
-    <w:p>
-      <w:pPr>
-        <w:spacing w:line="360" w:lineRule="auto"/>
-        <w:jc w:val="both"/>
-        <w:rPr>
-          <w:rFonts w:ascii="Times New Roman" w:hAnsi="Times New Roman" w:cs="Times New Roman"/>
-          <w:sz w:val="24"/>
-          <w:szCs w:val="24"/>
-          <w:lang w:val="en-ZW"/>
-        </w:rPr>
-      </w:pPr>
-      <w:r>
-        <w:rPr>
-          <w:rFonts w:ascii="Times New Roman" w:hAnsi="Times New Roman" w:cs="Times New Roman"/>
-          <w:sz w:val="24"/>
-          <w:szCs w:val="24"/>
-          <w:lang w:val="en-ZW"/>
+        </w:rPr>
+      </w:pPr>
+      <w:r>
+        <w:rPr>
+          <w:rFonts w:ascii="Times New Roman" w:hAnsi="Times New Roman" w:cs="Times New Roman"/>
+          <w:sz w:val="24"/>
+          <w:szCs w:val="24"/>
+        </w:rPr>
+        <w:t xml:space="preserve">Balanced Accuracy remained almost unchanged, decreasing from 0.7352 to 0.7348. The percentage of the population that was called up for suspected recall was also at a similar level and slightly higher on the independent population. The greatest decrease was in suspicious precision (0.5864 to 0.4940). The independent population thus produced had a higher ratio of false-positive suspicious classifications to the number of true-positive classifications. The results give evidence that the classifier was able to learn useful discriminatory behavior with another isolated synthetic </w:t>
+      </w:r>
+      <w:r>
+        <w:rPr>
+          <w:rFonts w:ascii="Times New Roman" w:hAnsi="Times New Roman" w:cs="Times New Roman"/>
+          <w:sz w:val="24"/>
+          <w:szCs w:val="24"/>
+        </w:rPr>
+        <w:lastRenderedPageBreak/>
+        <w:t xml:space="preserve">population. </w:t>
+      </w:r>
+      <w:proofErr w:type="gramStart"/>
+      <w:r>
+        <w:rPr>
+          <w:rFonts w:ascii="Times New Roman" w:hAnsi="Times New Roman" w:cs="Times New Roman"/>
+          <w:sz w:val="24"/>
+          <w:szCs w:val="24"/>
+        </w:rPr>
+        <w:t>However</w:t>
+      </w:r>
+      <w:proofErr w:type="gramEnd"/>
+      <w:r>
+        <w:rPr>
+          <w:rFonts w:ascii="Times New Roman" w:hAnsi="Times New Roman" w:cs="Times New Roman"/>
+          <w:sz w:val="24"/>
+          <w:szCs w:val="24"/>
+        </w:rPr>
+        <w:t xml:space="preserve"> they do not show good </w:t>
+      </w:r>
+      <w:proofErr w:type="spellStart"/>
+      <w:r>
+        <w:rPr>
+          <w:rFonts w:ascii="Times New Roman" w:hAnsi="Times New Roman" w:cs="Times New Roman"/>
+          <w:sz w:val="24"/>
+          <w:szCs w:val="24"/>
+        </w:rPr>
+        <w:t>generalisation</w:t>
+      </w:r>
+      <w:proofErr w:type="spellEnd"/>
+      <w:r>
+        <w:rPr>
+          <w:rFonts w:ascii="Times New Roman" w:hAnsi="Times New Roman" w:cs="Times New Roman"/>
+          <w:sz w:val="24"/>
+          <w:szCs w:val="24"/>
+        </w:rPr>
+        <w:t xml:space="preserve"> in the real world. The synthetic AML datasets have the benefit of being labeled with known examples, but they are still synthetic, meaning that they are representations of financial </w:t>
+      </w:r>
+      <w:proofErr w:type="spellStart"/>
+      <w:r>
+        <w:rPr>
+          <w:rFonts w:ascii="Times New Roman" w:hAnsi="Times New Roman" w:cs="Times New Roman"/>
+          <w:sz w:val="24"/>
+          <w:szCs w:val="24"/>
+        </w:rPr>
+        <w:t>behaviour</w:t>
+      </w:r>
+      <w:proofErr w:type="spellEnd"/>
+      <w:r>
+        <w:rPr>
+          <w:rFonts w:ascii="Times New Roman" w:hAnsi="Times New Roman" w:cs="Times New Roman"/>
+          <w:sz w:val="24"/>
+          <w:szCs w:val="24"/>
+        </w:rPr>
+        <w:t xml:space="preserve"> and not real operational facts [7]. </w:t>
+      </w:r>
+    </w:p>
+    <w:p>
+      <w:pPr>
+        <w:spacing w:line="360" w:lineRule="auto"/>
+        <w:jc w:val="both"/>
+        <w:rPr>
+          <w:rFonts w:ascii="Times New Roman" w:hAnsi="Times New Roman" w:cs="Times New Roman"/>
+          <w:sz w:val="24"/>
+          <w:szCs w:val="24"/>
+        </w:rPr>
+      </w:pPr>
+      <w:r>
+        <w:rPr>
+          <w:rFonts w:ascii="Times New Roman" w:hAnsi="Times New Roman" w:cs="Times New Roman"/>
+          <w:sz w:val="24"/>
+          <w:szCs w:val="24"/>
         </w:rPr>
         <w:t>[INSERT FIGURE 4.3 HERE]</w:t>
       </w:r>
@@ -7464,6 +7509,230 @@
         <w:jc w:val="both"/>
         <w:rPr>
           <w:rFonts w:ascii="Times New Roman" w:hAnsi="Times New Roman" w:cs="Times New Roman"/>
+          <w:sz w:val="24"/>
+          <w:szCs w:val="24"/>
+        </w:rPr>
+      </w:pPr>
+    </w:p>
+    <w:p>
+      <w:pPr>
+        <w:spacing w:line="360" w:lineRule="auto"/>
+        <w:jc w:val="both"/>
+        <w:rPr>
+          <w:rFonts w:ascii="Times New Roman" w:hAnsi="Times New Roman" w:cs="Times New Roman"/>
+          <w:b/>
+          <w:bCs/>
+          <w:sz w:val="24"/>
+          <w:szCs w:val="24"/>
+          <w:lang w:val="en-ZW"/>
+        </w:rPr>
+      </w:pPr>
+      <w:r>
+        <w:rPr>
+          <w:rFonts w:ascii="Times New Roman" w:hAnsi="Times New Roman" w:cs="Times New Roman"/>
+          <w:b/>
+          <w:bCs/>
+          <w:sz w:val="24"/>
+          <w:szCs w:val="24"/>
+          <w:lang w:val="en-ZW"/>
+        </w:rPr>
+        <w:t>Figure 4.3: Final-Test and Independent-Evaluation Performance Comparison</w:t>
+      </w:r>
+    </w:p>
+    <w:p>
+      <w:pPr>
+        <w:spacing w:line="360" w:lineRule="auto"/>
+        <w:jc w:val="both"/>
+        <w:rPr>
+          <w:rFonts w:ascii="Times New Roman" w:hAnsi="Times New Roman" w:cs="Times New Roman"/>
+          <w:b/>
+          <w:bCs/>
+          <w:sz w:val="24"/>
+          <w:szCs w:val="24"/>
+          <w:lang w:val="en-ZW"/>
+        </w:rPr>
+      </w:pPr>
+      <w:r>
+        <w:rPr>
+          <w:rFonts w:ascii="Times New Roman" w:hAnsi="Times New Roman" w:cs="Times New Roman"/>
+          <w:b/>
+          <w:bCs/>
+          <w:sz w:val="24"/>
+          <w:szCs w:val="24"/>
+          <w:lang w:val="en-ZW"/>
+        </w:rPr>
+        <w:t>4.10 ROC-AUC and Precision-Recall Performance</w:t>
+      </w:r>
+    </w:p>
+    <w:p>
+      <w:pPr>
+        <w:spacing w:line="360" w:lineRule="auto"/>
+        <w:jc w:val="both"/>
+        <w:rPr>
+          <w:rFonts w:ascii="Times New Roman" w:hAnsi="Times New Roman" w:cs="Times New Roman"/>
+          <w:sz w:val="24"/>
+          <w:szCs w:val="24"/>
+        </w:rPr>
+      </w:pPr>
+      <w:r>
+        <w:rPr>
+          <w:rFonts w:ascii="Times New Roman" w:hAnsi="Times New Roman" w:cs="Times New Roman"/>
+          <w:sz w:val="24"/>
+          <w:szCs w:val="24"/>
+        </w:rPr>
+        <w:t xml:space="preserve">The final-test ROC-AUC was 0.8474 and independent-evaluation ROC-AUC was 0.8297. The results indicated that the model had some degree of usefulness in ranking suspicious-pattern observations compared with normal observations. The respective values of PR-AUC were 0.5829 and 0.5590. The relevance of precision-recall performance was especially important due to the low number of suspicious transactions in the dataset (12%). The classifier might be very accurate for the majority normal class, but not be performing well on suspicious activity. This implies that class imbalance must be carefully considered in the evaluation of machine learning research for AML, not relying on a single class performance metric [5]. The results also show that the difference in the ROC-AUC and PR-AUC also highlights the challenge of achieving high precision in detecting the minority class of suspicious instances. </w:t>
+      </w:r>
+    </w:p>
+    <w:p>
+      <w:pPr>
+        <w:spacing w:line="360" w:lineRule="auto"/>
+        <w:jc w:val="both"/>
+        <w:rPr>
+          <w:rFonts w:ascii="Times New Roman" w:hAnsi="Times New Roman" w:cs="Times New Roman"/>
+          <w:sz w:val="24"/>
+          <w:szCs w:val="24"/>
+        </w:rPr>
+      </w:pPr>
+      <w:r>
+        <w:rPr>
+          <w:rFonts w:ascii="Times New Roman" w:hAnsi="Times New Roman" w:cs="Times New Roman"/>
+          <w:sz w:val="24"/>
+          <w:szCs w:val="24"/>
+        </w:rPr>
+        <w:t xml:space="preserve">[INSERT FIGURE 4.4 HERE] </w:t>
+      </w:r>
+    </w:p>
+    <w:p>
+      <w:pPr>
+        <w:spacing w:line="360" w:lineRule="auto"/>
+        <w:jc w:val="both"/>
+        <w:rPr>
+          <w:rFonts w:ascii="Times New Roman" w:hAnsi="Times New Roman" w:cs="Times New Roman"/>
+          <w:sz w:val="24"/>
+          <w:szCs w:val="24"/>
+        </w:rPr>
+      </w:pPr>
+      <w:r>
+        <w:rPr>
+          <w:rFonts w:ascii="Times New Roman" w:hAnsi="Times New Roman" w:cs="Times New Roman"/>
+          <w:sz w:val="24"/>
+          <w:szCs w:val="24"/>
+        </w:rPr>
+        <w:t>The plot of Figure 4.4 illustrates performance in terms of ROC and Precision-Recall characteristics of the Frozen model.</w:t>
+      </w:r>
+    </w:p>
+    <w:p>
+      <w:pPr>
+        <w:spacing w:line="360" w:lineRule="auto"/>
+        <w:jc w:val="both"/>
+        <w:rPr>
+          <w:rFonts w:ascii="Times New Roman" w:hAnsi="Times New Roman" w:cs="Times New Roman"/>
+          <w:b/>
+          <w:bCs/>
+          <w:sz w:val="24"/>
+          <w:szCs w:val="24"/>
+          <w:lang w:val="en-ZW"/>
+        </w:rPr>
+      </w:pPr>
+    </w:p>
+    <w:p>
+      <w:pPr>
+        <w:spacing w:line="360" w:lineRule="auto"/>
+        <w:jc w:val="both"/>
+        <w:rPr>
+          <w:rFonts w:ascii="Times New Roman" w:hAnsi="Times New Roman" w:cs="Times New Roman"/>
+          <w:b/>
+          <w:bCs/>
+          <w:sz w:val="24"/>
+          <w:szCs w:val="24"/>
+          <w:lang w:val="en-ZW"/>
+        </w:rPr>
+      </w:pPr>
+      <w:r>
+        <w:rPr>
+          <w:rFonts w:ascii="Times New Roman" w:hAnsi="Times New Roman" w:cs="Times New Roman"/>
+          <w:b/>
+          <w:bCs/>
+          <w:sz w:val="24"/>
+          <w:szCs w:val="24"/>
+          <w:lang w:val="en-ZW"/>
+        </w:rPr>
+        <w:t>4.11 Performance Across Behavioural Dimensions</w:t>
+      </w:r>
+    </w:p>
+    <w:p>
+      <w:pPr>
+        <w:spacing w:line="360" w:lineRule="auto"/>
+        <w:jc w:val="both"/>
+        <w:rPr>
+          <w:rFonts w:ascii="Times New Roman" w:hAnsi="Times New Roman" w:cs="Times New Roman"/>
+          <w:sz w:val="24"/>
+          <w:szCs w:val="24"/>
+        </w:rPr>
+      </w:pPr>
+      <w:r>
+        <w:rPr>
+          <w:rFonts w:ascii="Times New Roman" w:hAnsi="Times New Roman" w:cs="Times New Roman"/>
+          <w:sz w:val="24"/>
+          <w:szCs w:val="24"/>
+        </w:rPr>
+        <w:t xml:space="preserve">The results of the aggregating of the models did not reveal whether the classifier was equally effective on the three dimensions of suspicious behavior. The structuring aspect of suspicious recall is therefore </w:t>
+      </w:r>
+      <w:proofErr w:type="spellStart"/>
+      <w:r>
+        <w:rPr>
+          <w:rFonts w:ascii="Times New Roman" w:hAnsi="Times New Roman" w:cs="Times New Roman"/>
+          <w:sz w:val="24"/>
+          <w:szCs w:val="24"/>
+        </w:rPr>
+        <w:t>analysed</w:t>
+      </w:r>
+      <w:proofErr w:type="spellEnd"/>
+      <w:r>
+        <w:rPr>
+          <w:rFonts w:ascii="Times New Roman" w:hAnsi="Times New Roman" w:cs="Times New Roman"/>
+          <w:sz w:val="24"/>
+          <w:szCs w:val="24"/>
+        </w:rPr>
+        <w:t xml:space="preserve"> separately from the wallet/transaction-network and agent </w:t>
+      </w:r>
+      <w:proofErr w:type="spellStart"/>
+      <w:r>
+        <w:rPr>
+          <w:rFonts w:ascii="Times New Roman" w:hAnsi="Times New Roman" w:cs="Times New Roman"/>
+          <w:sz w:val="24"/>
+          <w:szCs w:val="24"/>
+        </w:rPr>
+        <w:t>behaviour</w:t>
+      </w:r>
+      <w:proofErr w:type="spellEnd"/>
+      <w:r>
+        <w:rPr>
+          <w:rFonts w:ascii="Times New Roman" w:hAnsi="Times New Roman" w:cs="Times New Roman"/>
+          <w:sz w:val="24"/>
+          <w:szCs w:val="24"/>
+        </w:rPr>
+        <w:t xml:space="preserve"> aspects of suspicious recall.</w:t>
+      </w:r>
+    </w:p>
+    <w:p>
+      <w:pPr>
+        <w:spacing w:line="360" w:lineRule="auto"/>
+        <w:jc w:val="both"/>
+        <w:rPr>
+          <w:rFonts w:ascii="Times New Roman" w:hAnsi="Times New Roman" w:cs="Times New Roman"/>
+          <w:sz w:val="24"/>
+          <w:szCs w:val="24"/>
+          <w:lang w:val="en-ZW"/>
+        </w:rPr>
+      </w:pPr>
+    </w:p>
+    <w:p>
+      <w:pPr>
+        <w:spacing w:line="360" w:lineRule="auto"/>
+        <w:jc w:val="both"/>
+        <w:rPr>
+          <w:rFonts w:ascii="Times New Roman" w:hAnsi="Times New Roman" w:cs="Times New Roman"/>
           <w:b/>
           <w:bCs/>
           <w:sz w:val="24"/>
@@ -7481,254 +7750,6 @@
           <w:lang w:val="en-ZW"/>
         </w:rPr>
         <w:lastRenderedPageBreak/>
-        <w:t>Figure 4.3: Final-Test and Independent-Evaluation Performance Comparison</w:t>
-      </w:r>
-    </w:p>
-    <w:p>
-      <w:pPr>
-        <w:spacing w:line="360" w:lineRule="auto"/>
-        <w:jc w:val="both"/>
-        <w:rPr>
-          <w:rFonts w:ascii="Times New Roman" w:hAnsi="Times New Roman" w:cs="Times New Roman"/>
-          <w:b/>
-          <w:bCs/>
-          <w:sz w:val="24"/>
-          <w:szCs w:val="24"/>
-          <w:lang w:val="en-ZW"/>
-        </w:rPr>
-      </w:pPr>
-      <w:r>
-        <w:rPr>
-          <w:rFonts w:ascii="Times New Roman" w:hAnsi="Times New Roman" w:cs="Times New Roman"/>
-          <w:b/>
-          <w:bCs/>
-          <w:sz w:val="24"/>
-          <w:szCs w:val="24"/>
-          <w:lang w:val="en-ZW"/>
-        </w:rPr>
-        <w:t>4.10 ROC-AUC and Precision-Recall Performance</w:t>
-      </w:r>
-    </w:p>
-    <w:p>
-      <w:pPr>
-        <w:spacing w:line="360" w:lineRule="auto"/>
-        <w:jc w:val="both"/>
-        <w:rPr>
-          <w:rFonts w:ascii="Times New Roman" w:hAnsi="Times New Roman" w:cs="Times New Roman"/>
-          <w:sz w:val="24"/>
-          <w:szCs w:val="24"/>
-          <w:lang w:val="en-ZW"/>
-        </w:rPr>
-      </w:pPr>
-      <w:r>
-        <w:rPr>
-          <w:rFonts w:ascii="Times New Roman" w:hAnsi="Times New Roman" w:cs="Times New Roman"/>
-          <w:sz w:val="24"/>
-          <w:szCs w:val="24"/>
-          <w:lang w:val="en-ZW"/>
-        </w:rPr>
-        <w:t>The final-test ROC-AUC was 0.8474, while independent-evaluation ROC-AUC was 0.8297. These values showed that the model retained useful ability to rank suspicious-pattern observations relative to normal observations.</w:t>
-      </w:r>
-    </w:p>
-    <w:p>
-      <w:pPr>
-        <w:spacing w:line="360" w:lineRule="auto"/>
-        <w:jc w:val="both"/>
-        <w:rPr>
-          <w:rFonts w:ascii="Times New Roman" w:hAnsi="Times New Roman" w:cs="Times New Roman"/>
-          <w:sz w:val="24"/>
-          <w:szCs w:val="24"/>
-          <w:lang w:val="en-ZW"/>
-        </w:rPr>
-      </w:pPr>
-      <w:r>
-        <w:rPr>
-          <w:rFonts w:ascii="Times New Roman" w:hAnsi="Times New Roman" w:cs="Times New Roman"/>
-          <w:sz w:val="24"/>
-          <w:szCs w:val="24"/>
-          <w:lang w:val="en-ZW"/>
-        </w:rPr>
-        <w:t>The corresponding PR-AUC values were 0.5829 and 0.5590 respectively.</w:t>
-      </w:r>
-    </w:p>
-    <w:p>
-      <w:pPr>
-        <w:spacing w:line="360" w:lineRule="auto"/>
-        <w:jc w:val="both"/>
-        <w:rPr>
-          <w:rFonts w:ascii="Times New Roman" w:hAnsi="Times New Roman" w:cs="Times New Roman"/>
-          <w:sz w:val="24"/>
-          <w:szCs w:val="24"/>
-          <w:lang w:val="en-ZW"/>
-        </w:rPr>
-      </w:pPr>
-      <w:r>
-        <w:rPr>
-          <w:rFonts w:ascii="Times New Roman" w:hAnsi="Times New Roman" w:cs="Times New Roman"/>
-          <w:sz w:val="24"/>
-          <w:szCs w:val="24"/>
-          <w:lang w:val="en-ZW"/>
-        </w:rPr>
-        <w:t xml:space="preserve">Precision-recall performance was particularly relevant because suspicious transactions represented only 12% of the dataset. A classifier could achieve high overall accuracy by favouring the majority normal class while still performing inadequately on suspicious activity. AML machine-learning research therefore requires careful evaluation under class imbalance rather than reliance on one aggregate performance measure [5]. </w:t>
-      </w:r>
-    </w:p>
-    <w:p>
-      <w:pPr>
-        <w:spacing w:line="360" w:lineRule="auto"/>
-        <w:jc w:val="both"/>
-        <w:rPr>
-          <w:rFonts w:ascii="Times New Roman" w:hAnsi="Times New Roman" w:cs="Times New Roman"/>
-          <w:sz w:val="24"/>
-          <w:szCs w:val="24"/>
-          <w:lang w:val="en-ZW"/>
-        </w:rPr>
-      </w:pPr>
-      <w:r>
-        <w:rPr>
-          <w:rFonts w:ascii="Times New Roman" w:hAnsi="Times New Roman" w:cs="Times New Roman"/>
-          <w:sz w:val="24"/>
-          <w:szCs w:val="24"/>
-          <w:lang w:val="en-ZW"/>
-        </w:rPr>
-        <w:t>The difference between ROC-AUC and PR-AUC in the results further illustrates the difficulty of maintaining high precision while detecting the minority suspicious class.</w:t>
-      </w:r>
-    </w:p>
-    <w:p>
-      <w:pPr>
-        <w:spacing w:line="360" w:lineRule="auto"/>
-        <w:jc w:val="both"/>
-        <w:rPr>
-          <w:rFonts w:ascii="Times New Roman" w:hAnsi="Times New Roman" w:cs="Times New Roman"/>
-          <w:sz w:val="24"/>
-          <w:szCs w:val="24"/>
-          <w:lang w:val="en-ZW"/>
-        </w:rPr>
-      </w:pPr>
-      <w:r>
-        <w:rPr>
-          <w:rFonts w:ascii="Times New Roman" w:hAnsi="Times New Roman" w:cs="Times New Roman"/>
-          <w:sz w:val="24"/>
-          <w:szCs w:val="24"/>
-          <w:lang w:val="en-ZW"/>
-        </w:rPr>
-        <w:t>[INSERT FIGURE 4.4 HERE]</w:t>
-      </w:r>
-    </w:p>
-    <w:p>
-      <w:pPr>
-        <w:spacing w:line="360" w:lineRule="auto"/>
-        <w:jc w:val="both"/>
-        <w:rPr>
-          <w:rFonts w:ascii="Times New Roman" w:hAnsi="Times New Roman" w:cs="Times New Roman"/>
-          <w:sz w:val="24"/>
-          <w:szCs w:val="24"/>
-          <w:lang w:val="en-ZW"/>
-        </w:rPr>
-      </w:pPr>
-      <w:r>
-        <w:rPr>
-          <w:rFonts w:ascii="Times New Roman" w:hAnsi="Times New Roman" w:cs="Times New Roman"/>
-          <w:sz w:val="24"/>
-          <w:szCs w:val="24"/>
-          <w:lang w:val="en-ZW"/>
-        </w:rPr>
-        <w:t>Figure 4.4: ROC and Precision-Recall Performance of the Frozen Model</w:t>
-      </w:r>
-    </w:p>
-    <w:p>
-      <w:pPr>
-        <w:spacing w:line="360" w:lineRule="auto"/>
-        <w:jc w:val="both"/>
-        <w:rPr>
-          <w:rFonts w:ascii="Times New Roman" w:hAnsi="Times New Roman" w:cs="Times New Roman"/>
-          <w:b/>
-          <w:bCs/>
-          <w:sz w:val="24"/>
-          <w:szCs w:val="24"/>
-          <w:lang w:val="en-ZW"/>
-        </w:rPr>
-      </w:pPr>
-    </w:p>
-    <w:p>
-      <w:pPr>
-        <w:spacing w:line="360" w:lineRule="auto"/>
-        <w:jc w:val="both"/>
-        <w:rPr>
-          <w:rFonts w:ascii="Times New Roman" w:hAnsi="Times New Roman" w:cs="Times New Roman"/>
-          <w:b/>
-          <w:bCs/>
-          <w:sz w:val="24"/>
-          <w:szCs w:val="24"/>
-          <w:lang w:val="en-ZW"/>
-        </w:rPr>
-      </w:pPr>
-      <w:r>
-        <w:rPr>
-          <w:rFonts w:ascii="Times New Roman" w:hAnsi="Times New Roman" w:cs="Times New Roman"/>
-          <w:b/>
-          <w:bCs/>
-          <w:sz w:val="24"/>
-          <w:szCs w:val="24"/>
-          <w:lang w:val="en-ZW"/>
-        </w:rPr>
-        <w:t>4.11 Performance Across Behavioural Dimensions</w:t>
-      </w:r>
-    </w:p>
-    <w:p>
-      <w:pPr>
-        <w:spacing w:line="360" w:lineRule="auto"/>
-        <w:jc w:val="both"/>
-        <w:rPr>
-          <w:rFonts w:ascii="Times New Roman" w:hAnsi="Times New Roman" w:cs="Times New Roman"/>
-          <w:sz w:val="24"/>
-          <w:szCs w:val="24"/>
-          <w:lang w:val="en-ZW"/>
-        </w:rPr>
-      </w:pPr>
-      <w:r>
-        <w:rPr>
-          <w:rFonts w:ascii="Times New Roman" w:hAnsi="Times New Roman" w:cs="Times New Roman"/>
-          <w:sz w:val="24"/>
-          <w:szCs w:val="24"/>
-          <w:lang w:val="en-ZW"/>
-        </w:rPr>
-        <w:t>Aggregate model results did not establish whether the classifier performed equally well across the three suspicious behavioural dimensions. Suspicious recall was therefore examined separately for structuring, wallet/transaction-network and agent behaviour.</w:t>
-      </w:r>
-    </w:p>
-    <w:p>
-      <w:pPr>
-        <w:spacing w:line="360" w:lineRule="auto"/>
-        <w:jc w:val="both"/>
-        <w:rPr>
-          <w:rFonts w:ascii="Times New Roman" w:hAnsi="Times New Roman" w:cs="Times New Roman"/>
-          <w:sz w:val="24"/>
-          <w:szCs w:val="24"/>
-          <w:lang w:val="en-ZW"/>
-        </w:rPr>
-      </w:pPr>
-    </w:p>
-    <w:p>
-      <w:pPr>
-        <w:spacing w:line="360" w:lineRule="auto"/>
-        <w:jc w:val="both"/>
-        <w:rPr>
-          <w:rFonts w:ascii="Times New Roman" w:hAnsi="Times New Roman" w:cs="Times New Roman"/>
-          <w:b/>
-          <w:bCs/>
-          <w:sz w:val="24"/>
-          <w:szCs w:val="24"/>
-          <w:lang w:val="en-ZW"/>
-        </w:rPr>
-      </w:pPr>
-      <w:r>
-        <w:rPr>
-          <w:rFonts w:ascii="Times New Roman" w:hAnsi="Times New Roman" w:cs="Times New Roman"/>
-          <w:b/>
-          <w:bCs/>
-          <w:sz w:val="24"/>
-          <w:szCs w:val="24"/>
-          <w:lang w:val="en-ZW"/>
-        </w:rPr>
         <w:t>Table 4.9 presents the domain-level results.</w:t>
       </w:r>
     </w:p>
@@ -7815,7 +7836,6 @@
                 <w:szCs w:val="24"/>
                 <w:lang w:val="en-ZW"/>
               </w:rPr>
-              <w:lastRenderedPageBreak/>
               <w:t>Behavioural Dimension</w:t>
             </w:r>
           </w:p>
@@ -8173,143 +8193,125 @@
           <w:rFonts w:ascii="Times New Roman" w:hAnsi="Times New Roman" w:cs="Times New Roman"/>
           <w:sz w:val="24"/>
           <w:szCs w:val="24"/>
-          <w:lang w:val="en-ZW"/>
-        </w:rPr>
-      </w:pPr>
-      <w:r>
-        <w:rPr>
-          <w:rFonts w:ascii="Times New Roman" w:hAnsi="Times New Roman" w:cs="Times New Roman"/>
-          <w:sz w:val="24"/>
-          <w:szCs w:val="24"/>
-          <w:lang w:val="en-ZW"/>
-        </w:rPr>
-        <w:t>Substantial differences were observed among the three dimensions.</w:t>
-      </w:r>
-    </w:p>
-    <w:p>
-      <w:pPr>
-        <w:spacing w:line="360" w:lineRule="auto"/>
-        <w:jc w:val="both"/>
-        <w:rPr>
-          <w:rFonts w:ascii="Times New Roman" w:hAnsi="Times New Roman" w:cs="Times New Roman"/>
-          <w:sz w:val="24"/>
-          <w:szCs w:val="24"/>
-          <w:lang w:val="en-ZW"/>
-        </w:rPr>
-      </w:pPr>
-      <w:r>
-        <w:rPr>
-          <w:rFonts w:ascii="Times New Roman" w:hAnsi="Times New Roman" w:cs="Times New Roman"/>
-          <w:sz w:val="24"/>
-          <w:szCs w:val="24"/>
-          <w:lang w:val="en-ZW"/>
-        </w:rPr>
-        <w:t>Wallet/transaction-network behaviour produced the strongest performance. The model detected 70.0% of network suspicious patterns in the final-test population and 74.3% in the independent population.</w:t>
-      </w:r>
-    </w:p>
-    <w:p>
-      <w:pPr>
-        <w:spacing w:line="360" w:lineRule="auto"/>
-        <w:jc w:val="both"/>
-        <w:rPr>
-          <w:rFonts w:ascii="Times New Roman" w:hAnsi="Times New Roman" w:cs="Times New Roman"/>
-          <w:sz w:val="24"/>
-          <w:szCs w:val="24"/>
-          <w:lang w:val="en-ZW"/>
-        </w:rPr>
-      </w:pPr>
-      <w:r>
-        <w:rPr>
-          <w:rFonts w:ascii="Times New Roman" w:hAnsi="Times New Roman" w:cs="Times New Roman"/>
-          <w:sz w:val="24"/>
-          <w:szCs w:val="24"/>
-          <w:lang w:val="en-ZW"/>
-        </w:rPr>
-        <w:t>Agent behaviour produced recall of 61.3% on the final test and 58.8% on the independent population.</w:t>
-      </w:r>
-    </w:p>
-    <w:p>
-      <w:pPr>
-        <w:spacing w:line="360" w:lineRule="auto"/>
-        <w:jc w:val="both"/>
-        <w:rPr>
-          <w:rFonts w:ascii="Times New Roman" w:hAnsi="Times New Roman" w:cs="Times New Roman"/>
-          <w:sz w:val="24"/>
-          <w:szCs w:val="24"/>
-          <w:lang w:val="en-ZW"/>
-        </w:rPr>
-      </w:pPr>
-      <w:r>
-        <w:rPr>
-          <w:rFonts w:ascii="Times New Roman" w:hAnsi="Times New Roman" w:cs="Times New Roman"/>
-          <w:sz w:val="24"/>
-          <w:szCs w:val="24"/>
-          <w:lang w:val="en-ZW"/>
-        </w:rPr>
-        <w:t>Structuring was considerably more difficult. Only 24.8% of structuring suspicious examples were detected within the final-test population, increasing to 30.8% within the independent population.</w:t>
-      </w:r>
-    </w:p>
-    <w:p>
-      <w:pPr>
-        <w:spacing w:line="360" w:lineRule="auto"/>
-        <w:jc w:val="both"/>
-        <w:rPr>
-          <w:rFonts w:ascii="Times New Roman" w:hAnsi="Times New Roman" w:cs="Times New Roman"/>
-          <w:sz w:val="24"/>
-          <w:szCs w:val="24"/>
-          <w:lang w:val="en-ZW"/>
-        </w:rPr>
-      </w:pPr>
-      <w:r>
-        <w:rPr>
-          <w:rFonts w:ascii="Times New Roman" w:hAnsi="Times New Roman" w:cs="Times New Roman"/>
-          <w:sz w:val="24"/>
-          <w:szCs w:val="24"/>
-          <w:lang w:val="en-ZW"/>
-        </w:rPr>
-        <w:t>The results therefore demonstrate that the model cannot be described as equally effective across all three intended behavioural dimensions.</w:t>
-      </w:r>
-    </w:p>
-    <w:p>
-      <w:pPr>
-        <w:spacing w:line="360" w:lineRule="auto"/>
-        <w:jc w:val="both"/>
-        <w:rPr>
-          <w:rFonts w:ascii="Times New Roman" w:hAnsi="Times New Roman" w:cs="Times New Roman"/>
-          <w:sz w:val="24"/>
-          <w:szCs w:val="24"/>
-          <w:lang w:val="en-ZW"/>
-        </w:rPr>
-      </w:pPr>
-      <w:r>
-        <w:rPr>
-          <w:rFonts w:ascii="Times New Roman" w:hAnsi="Times New Roman" w:cs="Times New Roman"/>
-          <w:sz w:val="24"/>
-          <w:szCs w:val="24"/>
-          <w:lang w:val="en-ZW"/>
-        </w:rPr>
-        <w:t>[INSERT FIGURE 4.5 HERE]</w:t>
-      </w:r>
-    </w:p>
-    <w:p>
-      <w:pPr>
-        <w:spacing w:line="360" w:lineRule="auto"/>
-        <w:jc w:val="both"/>
-        <w:rPr>
-          <w:rFonts w:ascii="Times New Roman" w:hAnsi="Times New Roman" w:cs="Times New Roman"/>
-          <w:sz w:val="24"/>
-          <w:szCs w:val="24"/>
-          <w:lang w:val="en-ZW"/>
-        </w:rPr>
-      </w:pPr>
-      <w:r>
-        <w:rPr>
-          <w:rFonts w:ascii="Times New Roman" w:hAnsi="Times New Roman" w:cs="Times New Roman"/>
-          <w:sz w:val="24"/>
-          <w:szCs w:val="24"/>
-          <w:lang w:val="en-ZW"/>
-        </w:rPr>
-        <w:t>Figure 4.5: Suspicious Recall by Behavioural Dimension</w:t>
+        </w:rPr>
+      </w:pPr>
+      <w:r>
+        <w:rPr>
+          <w:rFonts w:ascii="Times New Roman" w:hAnsi="Times New Roman" w:cs="Times New Roman"/>
+          <w:sz w:val="24"/>
+          <w:szCs w:val="24"/>
+        </w:rPr>
+        <w:t xml:space="preserve">There were significant differences between the three dimensions. The </w:t>
+      </w:r>
+      <w:proofErr w:type="spellStart"/>
+      <w:r>
+        <w:rPr>
+          <w:rFonts w:ascii="Times New Roman" w:hAnsi="Times New Roman" w:cs="Times New Roman"/>
+          <w:sz w:val="24"/>
+          <w:szCs w:val="24"/>
+        </w:rPr>
+        <w:t>behaviour</w:t>
+      </w:r>
+      <w:proofErr w:type="spellEnd"/>
+      <w:r>
+        <w:rPr>
+          <w:rFonts w:ascii="Times New Roman" w:hAnsi="Times New Roman" w:cs="Times New Roman"/>
+          <w:sz w:val="24"/>
+          <w:szCs w:val="24"/>
+        </w:rPr>
+        <w:t xml:space="preserve"> of wallet/transaction-network was the most successful. The model was able to identify 70.0% of the suspicious patterns in the final-test population and 74.3% of the suspicious patterns in the independent population. Agent </w:t>
+      </w:r>
+      <w:proofErr w:type="spellStart"/>
+      <w:r>
+        <w:rPr>
+          <w:rFonts w:ascii="Times New Roman" w:hAnsi="Times New Roman" w:cs="Times New Roman"/>
+          <w:sz w:val="24"/>
+          <w:szCs w:val="24"/>
+        </w:rPr>
+        <w:t>behaviour</w:t>
+      </w:r>
+      <w:proofErr w:type="spellEnd"/>
+      <w:r>
+        <w:rPr>
+          <w:rFonts w:ascii="Times New Roman" w:hAnsi="Times New Roman" w:cs="Times New Roman"/>
+          <w:sz w:val="24"/>
+          <w:szCs w:val="24"/>
+        </w:rPr>
+        <w:t xml:space="preserve"> resulted in recall of 61.3% on the final test and 58.8% on the independent population. Structuring was much more complicated. The proportion of suspicious examples that were identified in the final-test population was 24.8%, and 30.8% in the independent population. The results therefore confirm that the model is not equally effective in the three intended dimensions of </w:t>
+      </w:r>
+      <w:proofErr w:type="spellStart"/>
+      <w:r>
+        <w:rPr>
+          <w:rFonts w:ascii="Times New Roman" w:hAnsi="Times New Roman" w:cs="Times New Roman"/>
+          <w:sz w:val="24"/>
+          <w:szCs w:val="24"/>
+        </w:rPr>
+        <w:t>behaviours</w:t>
+      </w:r>
+      <w:proofErr w:type="spellEnd"/>
+      <w:r>
+        <w:rPr>
+          <w:rFonts w:ascii="Times New Roman" w:hAnsi="Times New Roman" w:cs="Times New Roman"/>
+          <w:sz w:val="24"/>
+          <w:szCs w:val="24"/>
+        </w:rPr>
+        <w:t xml:space="preserve">. </w:t>
+      </w:r>
+    </w:p>
+    <w:p>
+      <w:pPr>
+        <w:spacing w:line="360" w:lineRule="auto"/>
+        <w:jc w:val="both"/>
+        <w:rPr>
+          <w:rFonts w:ascii="Times New Roman" w:hAnsi="Times New Roman" w:cs="Times New Roman"/>
+          <w:sz w:val="24"/>
+          <w:szCs w:val="24"/>
+        </w:rPr>
+      </w:pPr>
+      <w:r>
+        <w:rPr>
+          <w:rFonts w:ascii="Times New Roman" w:hAnsi="Times New Roman" w:cs="Times New Roman"/>
+          <w:sz w:val="24"/>
+          <w:szCs w:val="24"/>
+        </w:rPr>
+        <w:t xml:space="preserve">[INSERT FIGURE 4.5 HERE] </w:t>
+      </w:r>
+    </w:p>
+    <w:p>
+      <w:pPr>
+        <w:spacing w:line="360" w:lineRule="auto"/>
+        <w:jc w:val="both"/>
+        <w:rPr>
+          <w:rFonts w:ascii="Times New Roman" w:hAnsi="Times New Roman" w:cs="Times New Roman"/>
+          <w:sz w:val="24"/>
+          <w:szCs w:val="24"/>
+        </w:rPr>
+      </w:pPr>
+      <w:r>
+        <w:rPr>
+          <w:rFonts w:ascii="Times New Roman" w:hAnsi="Times New Roman" w:cs="Times New Roman"/>
+          <w:sz w:val="24"/>
+          <w:szCs w:val="24"/>
+        </w:rPr>
+        <w:t xml:space="preserve">Figure 4.5: Suspicious Recall by </w:t>
+      </w:r>
+      <w:proofErr w:type="spellStart"/>
+      <w:r>
+        <w:rPr>
+          <w:rFonts w:ascii="Times New Roman" w:hAnsi="Times New Roman" w:cs="Times New Roman"/>
+          <w:sz w:val="24"/>
+          <w:szCs w:val="24"/>
+        </w:rPr>
+        <w:t>Behavioural</w:t>
+      </w:r>
+      <w:proofErr w:type="spellEnd"/>
+      <w:r>
+        <w:rPr>
+          <w:rFonts w:ascii="Times New Roman" w:hAnsi="Times New Roman" w:cs="Times New Roman"/>
+          <w:sz w:val="24"/>
+          <w:szCs w:val="24"/>
+        </w:rPr>
+        <w:t xml:space="preserve"> Dimension</w:t>
       </w:r>
     </w:p>
     <w:p>
@@ -8359,102 +8361,429 @@
           <w:rFonts w:ascii="Times New Roman" w:hAnsi="Times New Roman" w:cs="Times New Roman"/>
           <w:sz w:val="24"/>
           <w:szCs w:val="24"/>
-          <w:lang w:val="en-ZW"/>
-        </w:rPr>
-      </w:pPr>
-      <w:r>
-        <w:rPr>
-          <w:rFonts w:ascii="Times New Roman" w:hAnsi="Times New Roman" w:cs="Times New Roman"/>
-          <w:sz w:val="24"/>
-          <w:szCs w:val="24"/>
-          <w:lang w:val="en-ZW"/>
-        </w:rPr>
-        <w:t>Structuring represented the principal weakness of the frozen classifier.</w:t>
-      </w:r>
-    </w:p>
-    <w:p>
-      <w:pPr>
-        <w:spacing w:line="360" w:lineRule="auto"/>
-        <w:jc w:val="both"/>
-        <w:rPr>
-          <w:rFonts w:ascii="Times New Roman" w:hAnsi="Times New Roman" w:cs="Times New Roman"/>
-          <w:sz w:val="24"/>
-          <w:szCs w:val="24"/>
-          <w:lang w:val="en-ZW"/>
-        </w:rPr>
-      </w:pPr>
-      <w:r>
-        <w:rPr>
-          <w:rFonts w:ascii="Times New Roman" w:hAnsi="Times New Roman" w:cs="Times New Roman"/>
-          <w:sz w:val="24"/>
-          <w:szCs w:val="24"/>
-          <w:lang w:val="en-ZW"/>
-        </w:rPr>
-        <w:t>Final-test structuring recall of 24.8% meant that approximately three quarters of the controlled structuring examples were not detected by the model at the selected operating threshold. Independent recall increased to 30.8%, but this remained substantially below the results obtained for network and agent behaviour.</w:t>
-      </w:r>
-    </w:p>
-    <w:p>
-      <w:pPr>
-        <w:spacing w:line="360" w:lineRule="auto"/>
-        <w:jc w:val="both"/>
-        <w:rPr>
-          <w:rFonts w:ascii="Times New Roman" w:hAnsi="Times New Roman" w:cs="Times New Roman"/>
-          <w:sz w:val="24"/>
-          <w:szCs w:val="24"/>
-          <w:lang w:val="en-ZW"/>
-        </w:rPr>
-      </w:pPr>
-      <w:r>
-        <w:rPr>
-          <w:rFonts w:ascii="Times New Roman" w:hAnsi="Times New Roman" w:cs="Times New Roman"/>
-          <w:sz w:val="24"/>
-          <w:szCs w:val="24"/>
-          <w:lang w:val="en-ZW"/>
+        </w:rPr>
+      </w:pPr>
+      <w:r>
+        <w:rPr>
+          <w:rFonts w:ascii="Times New Roman" w:hAnsi="Times New Roman" w:cs="Times New Roman"/>
+          <w:sz w:val="24"/>
+          <w:szCs w:val="24"/>
+        </w:rPr>
+        <w:t xml:space="preserve">The main failing of the frozen classifier was the lack of structure. About 75% of the controlled structuring examples were not identified by the model at the chosen operating threshold as evidenced by the Final-test structuring recall of 24.8%. In the case of independent recall, the rate rose to 30.8%, although this was still significantly lower than the scores for network and agent </w:t>
+      </w:r>
+      <w:proofErr w:type="spellStart"/>
+      <w:r>
+        <w:rPr>
+          <w:rFonts w:ascii="Times New Roman" w:hAnsi="Times New Roman" w:cs="Times New Roman"/>
+          <w:sz w:val="24"/>
+          <w:szCs w:val="24"/>
+        </w:rPr>
+        <w:t>behaviour</w:t>
+      </w:r>
+      <w:proofErr w:type="spellEnd"/>
+      <w:r>
+        <w:rPr>
+          <w:rFonts w:ascii="Times New Roman" w:hAnsi="Times New Roman" w:cs="Times New Roman"/>
+          <w:sz w:val="24"/>
+          <w:szCs w:val="24"/>
+        </w:rPr>
+        <w:t xml:space="preserve">. This weakness was explored through a second analysis with the diagnosis. The analysis revealed that there were many synthetic structuring examples in the feature space that had a large overlap with normal activity. This caused decrease in separation of the classifier. The result </w:t>
+      </w:r>
+      <w:r>
+        <w:rPr>
+          <w:rFonts w:ascii="Times New Roman" w:hAnsi="Times New Roman" w:cs="Times New Roman"/>
+          <w:sz w:val="24"/>
+          <w:szCs w:val="24"/>
         </w:rPr>
         <w:lastRenderedPageBreak/>
-        <w:t>A subsequent diagnostic analysis was conducted to investigate this weakness. The analysis indicated that some synthetic structuring examples overlapped substantially with normal activity in the available feature space. This reduced the separation available to the classifier.</w:t>
-      </w:r>
-    </w:p>
-    <w:p>
-      <w:pPr>
-        <w:spacing w:line="360" w:lineRule="auto"/>
-        <w:jc w:val="both"/>
-        <w:rPr>
-          <w:rFonts w:ascii="Times New Roman" w:hAnsi="Times New Roman" w:cs="Times New Roman"/>
-          <w:sz w:val="24"/>
-          <w:szCs w:val="24"/>
-          <w:lang w:val="en-ZW"/>
-        </w:rPr>
-      </w:pPr>
-      <w:r>
-        <w:rPr>
-          <w:rFonts w:ascii="Times New Roman" w:hAnsi="Times New Roman" w:cs="Times New Roman"/>
-          <w:sz w:val="24"/>
-          <w:szCs w:val="24"/>
-          <w:lang w:val="en-ZW"/>
-        </w:rPr>
-        <w:t xml:space="preserve">The result demonstrates an important machine-learning principle within the context of this research: changing the classifier alone cannot necessarily overcome weak class separation in the input representation. AML machine-learning research similarly recognises that feature construction, behavioural representation and available labels are central challenges rather than model selection being the only consideration [5]. </w:t>
-      </w:r>
-    </w:p>
-    <w:p>
-      <w:pPr>
-        <w:spacing w:line="360" w:lineRule="auto"/>
-        <w:jc w:val="both"/>
-        <w:rPr>
-          <w:rFonts w:ascii="Times New Roman" w:hAnsi="Times New Roman" w:cs="Times New Roman"/>
-          <w:sz w:val="24"/>
-          <w:szCs w:val="24"/>
-          <w:lang w:val="en-ZW"/>
-        </w:rPr>
-      </w:pPr>
-      <w:r>
-        <w:rPr>
-          <w:rFonts w:ascii="Times New Roman" w:hAnsi="Times New Roman" w:cs="Times New Roman"/>
-          <w:sz w:val="24"/>
-          <w:szCs w:val="24"/>
-          <w:lang w:val="en-ZW"/>
-        </w:rPr>
-        <w:t xml:space="preserve">The structuring weakness was therefore retained as </w:t>
+        <w:t>exemplifies an important principle of machine-learning in the context of this research: simply changing the classifier is not enough to overcome poor separation of the classes in the input representation. In the field of AML machine-learning research, it is also acknowledged that construction of the features, behavioral representation and availability of labels are key challenges and not just the selection of the model is discussed [5]. The structuring weakness was therefore left as a well-documented research result and was followed up in controlled experiments.</w:t>
+      </w:r>
+    </w:p>
+    <w:p>
+      <w:pPr>
+        <w:spacing w:line="360" w:lineRule="auto"/>
+        <w:jc w:val="both"/>
+        <w:rPr>
+          <w:rFonts w:ascii="Times New Roman" w:hAnsi="Times New Roman" w:cs="Times New Roman"/>
+          <w:b/>
+          <w:bCs/>
+          <w:sz w:val="24"/>
+          <w:szCs w:val="24"/>
+          <w:lang w:val="en-ZW"/>
+        </w:rPr>
+      </w:pPr>
+    </w:p>
+    <w:p>
+      <w:pPr>
+        <w:spacing w:line="360" w:lineRule="auto"/>
+        <w:jc w:val="both"/>
+        <w:rPr>
+          <w:rFonts w:ascii="Times New Roman" w:hAnsi="Times New Roman" w:cs="Times New Roman"/>
+          <w:b/>
+          <w:bCs/>
+          <w:sz w:val="24"/>
+          <w:szCs w:val="24"/>
+          <w:lang w:val="en-ZW"/>
+        </w:rPr>
+      </w:pPr>
+      <w:r>
+        <w:rPr>
+          <w:rFonts w:ascii="Times New Roman" w:hAnsi="Times New Roman" w:cs="Times New Roman"/>
+          <w:b/>
+          <w:bCs/>
+          <w:sz w:val="24"/>
+          <w:szCs w:val="24"/>
+          <w:lang w:val="en-ZW"/>
+        </w:rPr>
+        <w:t>4.13 Discussion of Wallet/Transaction-Network Performance</w:t>
+      </w:r>
+    </w:p>
+    <w:p>
+      <w:pPr>
+        <w:spacing w:line="360" w:lineRule="auto"/>
+        <w:jc w:val="both"/>
+        <w:rPr>
+          <w:rFonts w:ascii="Times New Roman" w:hAnsi="Times New Roman" w:cs="Times New Roman"/>
+          <w:sz w:val="24"/>
+          <w:szCs w:val="24"/>
+        </w:rPr>
+      </w:pPr>
+      <w:r>
+        <w:rPr>
+          <w:rFonts w:ascii="Times New Roman" w:hAnsi="Times New Roman" w:cs="Times New Roman"/>
+          <w:sz w:val="24"/>
+          <w:szCs w:val="24"/>
+        </w:rPr>
+        <w:t xml:space="preserve">The most suspicious-pattern recall was found for wallet/transaction-network </w:t>
+      </w:r>
+      <w:proofErr w:type="spellStart"/>
+      <w:r>
+        <w:rPr>
+          <w:rFonts w:ascii="Times New Roman" w:hAnsi="Times New Roman" w:cs="Times New Roman"/>
+          <w:sz w:val="24"/>
+          <w:szCs w:val="24"/>
+        </w:rPr>
+        <w:t>behaviour</w:t>
+      </w:r>
+      <w:proofErr w:type="spellEnd"/>
+      <w:r>
+        <w:rPr>
+          <w:rFonts w:ascii="Times New Roman" w:hAnsi="Times New Roman" w:cs="Times New Roman"/>
+          <w:sz w:val="24"/>
+          <w:szCs w:val="24"/>
+        </w:rPr>
+        <w:t xml:space="preserve"> among the three </w:t>
+      </w:r>
+      <w:proofErr w:type="spellStart"/>
+      <w:r>
+        <w:rPr>
+          <w:rFonts w:ascii="Times New Roman" w:hAnsi="Times New Roman" w:cs="Times New Roman"/>
+          <w:sz w:val="24"/>
+          <w:szCs w:val="24"/>
+        </w:rPr>
+        <w:t>behavioural</w:t>
+      </w:r>
+      <w:proofErr w:type="spellEnd"/>
+      <w:r>
+        <w:rPr>
+          <w:rFonts w:ascii="Times New Roman" w:hAnsi="Times New Roman" w:cs="Times New Roman"/>
+          <w:sz w:val="24"/>
+          <w:szCs w:val="24"/>
+        </w:rPr>
+        <w:t xml:space="preserve"> dimensions. The final test recall was 70.0%, and the independent recall was 74.3%. These results were consistent across the different trials, suggesting that the network-related features were able to identify relevant differences in normal and suspicious synthetic </w:t>
+      </w:r>
+      <w:proofErr w:type="spellStart"/>
+      <w:r>
+        <w:rPr>
+          <w:rFonts w:ascii="Times New Roman" w:hAnsi="Times New Roman" w:cs="Times New Roman"/>
+          <w:sz w:val="24"/>
+          <w:szCs w:val="24"/>
+        </w:rPr>
+        <w:t>behaviour</w:t>
+      </w:r>
+      <w:proofErr w:type="spellEnd"/>
+      <w:r>
+        <w:rPr>
+          <w:rFonts w:ascii="Times New Roman" w:hAnsi="Times New Roman" w:cs="Times New Roman"/>
+          <w:sz w:val="24"/>
+          <w:szCs w:val="24"/>
+        </w:rPr>
+        <w:t xml:space="preserve">. The network feature group included inbound and outbound counterparty, counterparty concentration, new and repeated receivers, reciprocal flow, counterparty-set changes, pass through </w:t>
+      </w:r>
+      <w:proofErr w:type="spellStart"/>
+      <w:r>
+        <w:rPr>
+          <w:rFonts w:ascii="Times New Roman" w:hAnsi="Times New Roman" w:cs="Times New Roman"/>
+          <w:sz w:val="24"/>
+          <w:szCs w:val="24"/>
+        </w:rPr>
+        <w:t>behaviour</w:t>
+      </w:r>
+      <w:proofErr w:type="spellEnd"/>
+      <w:r>
+        <w:rPr>
+          <w:rFonts w:ascii="Times New Roman" w:hAnsi="Times New Roman" w:cs="Times New Roman"/>
+          <w:sz w:val="24"/>
+          <w:szCs w:val="24"/>
+        </w:rPr>
+        <w:t xml:space="preserve"> and shared-counterparty concentration. The results confirmed the choice of adding relational transaction information to the analysis instead of </w:t>
+      </w:r>
+      <w:proofErr w:type="spellStart"/>
+      <w:r>
+        <w:rPr>
+          <w:rFonts w:ascii="Times New Roman" w:hAnsi="Times New Roman" w:cs="Times New Roman"/>
+          <w:sz w:val="24"/>
+          <w:szCs w:val="24"/>
+        </w:rPr>
+        <w:t>analysing</w:t>
+      </w:r>
+      <w:proofErr w:type="spellEnd"/>
+      <w:r>
+        <w:rPr>
+          <w:rFonts w:ascii="Times New Roman" w:hAnsi="Times New Roman" w:cs="Times New Roman"/>
+          <w:sz w:val="24"/>
+          <w:szCs w:val="24"/>
+        </w:rPr>
+        <w:t xml:space="preserve"> each transfer as an individual transaction. In suspicious-activity analysis (SAA) as previously studied, transaction history and relationships have been found to be important [5, 19]. A graph neural network was not used in the system. Therefore, the results should not be viewed as proof that the tabular approach was better than AML approaches based on graphs. A comparison was not part of this study.</w:t>
+      </w:r>
+    </w:p>
+    <w:p>
+      <w:pPr>
+        <w:spacing w:line="360" w:lineRule="auto"/>
+        <w:jc w:val="both"/>
+        <w:rPr>
+          <w:rFonts w:ascii="Times New Roman" w:hAnsi="Times New Roman" w:cs="Times New Roman"/>
+          <w:b/>
+          <w:bCs/>
+          <w:sz w:val="24"/>
+          <w:szCs w:val="24"/>
+          <w:lang w:val="en-ZW"/>
+        </w:rPr>
+      </w:pPr>
+    </w:p>
+    <w:p>
+      <w:pPr>
+        <w:spacing w:line="360" w:lineRule="auto"/>
+        <w:jc w:val="both"/>
+        <w:rPr>
+          <w:rFonts w:ascii="Times New Roman" w:hAnsi="Times New Roman" w:cs="Times New Roman"/>
+          <w:b/>
+          <w:bCs/>
+          <w:sz w:val="24"/>
+          <w:szCs w:val="24"/>
+          <w:lang w:val="en-ZW"/>
+        </w:rPr>
+      </w:pPr>
+      <w:r>
+        <w:rPr>
+          <w:rFonts w:ascii="Times New Roman" w:hAnsi="Times New Roman" w:cs="Times New Roman"/>
+          <w:b/>
+          <w:bCs/>
+          <w:sz w:val="24"/>
+          <w:szCs w:val="24"/>
+          <w:lang w:val="en-ZW"/>
+        </w:rPr>
+        <w:t>4.14 Discussion of Agent Behaviour Performance</w:t>
+      </w:r>
+    </w:p>
+    <w:p>
+      <w:pPr>
+        <w:spacing w:line="360" w:lineRule="auto"/>
+        <w:jc w:val="both"/>
+        <w:rPr>
+          <w:rFonts w:ascii="Times New Roman" w:hAnsi="Times New Roman" w:cs="Times New Roman"/>
+          <w:sz w:val="24"/>
+          <w:szCs w:val="24"/>
+        </w:rPr>
+      </w:pPr>
+      <w:r>
+        <w:rPr>
+          <w:rFonts w:ascii="Times New Roman" w:hAnsi="Times New Roman" w:cs="Times New Roman"/>
+          <w:sz w:val="24"/>
+          <w:szCs w:val="24"/>
+        </w:rPr>
+        <w:t xml:space="preserve">Agent </w:t>
+      </w:r>
+      <w:proofErr w:type="spellStart"/>
+      <w:r>
+        <w:rPr>
+          <w:rFonts w:ascii="Times New Roman" w:hAnsi="Times New Roman" w:cs="Times New Roman"/>
+          <w:sz w:val="24"/>
+          <w:szCs w:val="24"/>
+        </w:rPr>
+        <w:t>behaviour</w:t>
+      </w:r>
+      <w:proofErr w:type="spellEnd"/>
+      <w:r>
+        <w:rPr>
+          <w:rFonts w:ascii="Times New Roman" w:hAnsi="Times New Roman" w:cs="Times New Roman"/>
+          <w:sz w:val="24"/>
+          <w:szCs w:val="24"/>
+        </w:rPr>
+        <w:t xml:space="preserve"> had suspicious recall rates of 61.3% on the final-test population and 58.8% on the independent population. The similarity of the results was noteworthy as it showed that the fourteen agent features contained useful discriminatory information when used in an unseen synthetic population of agents. The agent feature group included transaction frequency, transaction value, number of wallets served, wallet concentration, repeated-wallet </w:t>
+      </w:r>
+      <w:proofErr w:type="spellStart"/>
+      <w:r>
+        <w:rPr>
+          <w:rFonts w:ascii="Times New Roman" w:hAnsi="Times New Roman" w:cs="Times New Roman"/>
+          <w:sz w:val="24"/>
+          <w:szCs w:val="24"/>
+        </w:rPr>
+        <w:t>behaviour</w:t>
+      </w:r>
+      <w:proofErr w:type="spellEnd"/>
+      <w:r>
+        <w:rPr>
+          <w:rFonts w:ascii="Times New Roman" w:hAnsi="Times New Roman" w:cs="Times New Roman"/>
+          <w:sz w:val="24"/>
+          <w:szCs w:val="24"/>
+        </w:rPr>
+        <w:t xml:space="preserve">, inbound/outbound flow, high value activity, hourly deviations and burst </w:t>
+      </w:r>
+      <w:proofErr w:type="spellStart"/>
+      <w:r>
+        <w:rPr>
+          <w:rFonts w:ascii="Times New Roman" w:hAnsi="Times New Roman" w:cs="Times New Roman"/>
+          <w:sz w:val="24"/>
+          <w:szCs w:val="24"/>
+        </w:rPr>
+        <w:t>behaviour</w:t>
+      </w:r>
+      <w:proofErr w:type="spellEnd"/>
+      <w:r>
+        <w:rPr>
+          <w:rFonts w:ascii="Times New Roman" w:hAnsi="Times New Roman" w:cs="Times New Roman"/>
+          <w:sz w:val="24"/>
+          <w:szCs w:val="24"/>
+        </w:rPr>
+        <w:t xml:space="preserve">. The methodology aimed to avoid using high levels of agent activity as a sign of suspicious activity. </w:t>
+      </w:r>
+      <w:r>
+        <w:rPr>
+          <w:rFonts w:ascii="Times New Roman" w:hAnsi="Times New Roman" w:cs="Times New Roman"/>
+          <w:sz w:val="24"/>
+          <w:szCs w:val="24"/>
+        </w:rPr>
+        <w:lastRenderedPageBreak/>
+        <w:t xml:space="preserve">Instead, multiple factors of past activity were taken into account in the model. The results were useful in detecting agents in the controlled research environment. Operational mobile-money agent </w:t>
+      </w:r>
+      <w:proofErr w:type="spellStart"/>
+      <w:r>
+        <w:rPr>
+          <w:rFonts w:ascii="Times New Roman" w:hAnsi="Times New Roman" w:cs="Times New Roman"/>
+          <w:sz w:val="24"/>
+          <w:szCs w:val="24"/>
+        </w:rPr>
+        <w:t>behaviour</w:t>
+      </w:r>
+      <w:proofErr w:type="spellEnd"/>
+      <w:r>
+        <w:rPr>
+          <w:rFonts w:ascii="Times New Roman" w:hAnsi="Times New Roman" w:cs="Times New Roman"/>
+          <w:sz w:val="24"/>
+          <w:szCs w:val="24"/>
+        </w:rPr>
+        <w:t xml:space="preserve"> may be influenced, however, by legitimate factors in the synthetic dataset that were not well captured, such as location, customer density, liquidity needs, working hours and seasonality. The validation of the operation would then have to be performed before interpreting the synthetic results as representative of real agent networks.</w:t>
+      </w:r>
+    </w:p>
+    <w:p>
+      <w:pPr>
+        <w:spacing w:line="360" w:lineRule="auto"/>
+        <w:jc w:val="both"/>
+        <w:rPr>
+          <w:rFonts w:ascii="Times New Roman" w:hAnsi="Times New Roman" w:cs="Times New Roman"/>
+          <w:b/>
+          <w:bCs/>
+          <w:sz w:val="24"/>
+          <w:szCs w:val="24"/>
+          <w:lang w:val="en-ZW"/>
+        </w:rPr>
+      </w:pPr>
+    </w:p>
+    <w:p>
+      <w:pPr>
+        <w:spacing w:line="360" w:lineRule="auto"/>
+        <w:jc w:val="both"/>
+        <w:rPr>
+          <w:rFonts w:ascii="Times New Roman" w:hAnsi="Times New Roman" w:cs="Times New Roman"/>
+          <w:b/>
+          <w:bCs/>
+          <w:sz w:val="24"/>
+          <w:szCs w:val="24"/>
+          <w:lang w:val="en-ZW"/>
+        </w:rPr>
+      </w:pPr>
+      <w:r>
+        <w:rPr>
+          <w:rFonts w:ascii="Times New Roman" w:hAnsi="Times New Roman" w:cs="Times New Roman"/>
+          <w:b/>
+          <w:bCs/>
+          <w:sz w:val="24"/>
+          <w:szCs w:val="24"/>
+          <w:lang w:val="en-ZW"/>
+        </w:rPr>
+        <w:t xml:space="preserve">4.15 Controlled </w:t>
+      </w:r>
+      <w:proofErr w:type="spellStart"/>
+      <w:r>
+        <w:rPr>
+          <w:rFonts w:ascii="Times New Roman" w:hAnsi="Times New Roman" w:cs="Times New Roman"/>
+          <w:b/>
+          <w:bCs/>
+          <w:sz w:val="24"/>
+          <w:szCs w:val="24"/>
+          <w:lang w:val="en-ZW"/>
+        </w:rPr>
+        <w:t>XGBoost</w:t>
+      </w:r>
+      <w:proofErr w:type="spellEnd"/>
+      <w:r>
+        <w:rPr>
+          <w:rFonts w:ascii="Times New Roman" w:hAnsi="Times New Roman" w:cs="Times New Roman"/>
+          <w:b/>
+          <w:bCs/>
+          <w:sz w:val="24"/>
+          <w:szCs w:val="24"/>
+          <w:lang w:val="en-ZW"/>
+        </w:rPr>
+        <w:t xml:space="preserve"> Experiment</w:t>
+      </w:r>
+    </w:p>
+    <w:p>
+      <w:pPr>
+        <w:spacing w:line="360" w:lineRule="auto"/>
+        <w:jc w:val="both"/>
+        <w:rPr>
+          <w:rFonts w:ascii="Times New Roman" w:hAnsi="Times New Roman" w:cs="Times New Roman"/>
+          <w:sz w:val="24"/>
+          <w:szCs w:val="24"/>
+        </w:rPr>
+      </w:pPr>
+      <w:r>
+        <w:rPr>
+          <w:rFonts w:ascii="Times New Roman" w:hAnsi="Times New Roman" w:cs="Times New Roman"/>
+          <w:sz w:val="24"/>
+          <w:szCs w:val="24"/>
+        </w:rPr>
+        <w:t xml:space="preserve">Once the official Gradient Boosting classifier was established, a controlled </w:t>
+      </w:r>
+      <w:proofErr w:type="spellStart"/>
+      <w:r>
+        <w:rPr>
+          <w:rFonts w:ascii="Times New Roman" w:hAnsi="Times New Roman" w:cs="Times New Roman"/>
+          <w:sz w:val="24"/>
+          <w:szCs w:val="24"/>
+        </w:rPr>
+        <w:t>XGBoost</w:t>
+      </w:r>
+      <w:proofErr w:type="spellEnd"/>
+      <w:r>
+        <w:rPr>
+          <w:rFonts w:ascii="Times New Roman" w:hAnsi="Times New Roman" w:cs="Times New Roman"/>
+          <w:sz w:val="24"/>
+          <w:szCs w:val="24"/>
+        </w:rPr>
+        <w:t xml:space="preserve"> experiment was performed to check if there's any other boosting implementation that can offer some useful improvement. The experiment was not found to be effective enough to replace the frozen Gradient Boosting classifier on the independent-evaluation population. This discovery was significant because model complexity was not used as the sole criteria for superiority. In order to enhance the performance during the controlled evaluation methodology, the model-selection process was needed. </w:t>
       </w:r>
       <w:proofErr w:type="gramStart"/>
       <w:r>
@@ -8462,9 +8791,8 @@
           <w:rFonts w:ascii="Times New Roman" w:hAnsi="Times New Roman" w:cs="Times New Roman"/>
           <w:sz w:val="24"/>
           <w:szCs w:val="24"/>
-          <w:lang w:val="en-ZW"/>
-        </w:rPr>
-        <w:t>an explicit research</w:t>
+        </w:rPr>
+        <w:t>So</w:t>
       </w:r>
       <w:proofErr w:type="gramEnd"/>
       <w:r>
@@ -8472,650 +8800,103 @@
           <w:rFonts w:ascii="Times New Roman" w:hAnsi="Times New Roman" w:cs="Times New Roman"/>
           <w:sz w:val="24"/>
           <w:szCs w:val="24"/>
-          <w:lang w:val="en-ZW"/>
-        </w:rPr>
-        <w:t xml:space="preserve"> finding and became the subject of controlled follow-up experimentation.</w:t>
-      </w:r>
-    </w:p>
-    <w:p>
-      <w:pPr>
-        <w:spacing w:line="360" w:lineRule="auto"/>
-        <w:jc w:val="both"/>
-        <w:rPr>
-          <w:rFonts w:ascii="Times New Roman" w:hAnsi="Times New Roman" w:cs="Times New Roman"/>
-          <w:b/>
-          <w:bCs/>
-          <w:sz w:val="24"/>
-          <w:szCs w:val="24"/>
-          <w:lang w:val="en-ZW"/>
-        </w:rPr>
-      </w:pPr>
-    </w:p>
-    <w:p>
-      <w:pPr>
-        <w:spacing w:line="360" w:lineRule="auto"/>
-        <w:jc w:val="both"/>
-        <w:rPr>
-          <w:rFonts w:ascii="Times New Roman" w:hAnsi="Times New Roman" w:cs="Times New Roman"/>
-          <w:b/>
-          <w:bCs/>
-          <w:sz w:val="24"/>
-          <w:szCs w:val="24"/>
-          <w:lang w:val="en-ZW"/>
-        </w:rPr>
-      </w:pPr>
-      <w:r>
-        <w:rPr>
-          <w:rFonts w:ascii="Times New Roman" w:hAnsi="Times New Roman" w:cs="Times New Roman"/>
-          <w:b/>
-          <w:bCs/>
-          <w:sz w:val="24"/>
-          <w:szCs w:val="24"/>
-          <w:lang w:val="en-ZW"/>
-        </w:rPr>
-        <w:t>4.13 Discussion of Wallet/Transaction-Network Performance</w:t>
-      </w:r>
-    </w:p>
-    <w:p>
-      <w:pPr>
-        <w:spacing w:line="360" w:lineRule="auto"/>
-        <w:jc w:val="both"/>
-        <w:rPr>
-          <w:rFonts w:ascii="Times New Roman" w:hAnsi="Times New Roman" w:cs="Times New Roman"/>
-          <w:sz w:val="24"/>
-          <w:szCs w:val="24"/>
-          <w:lang w:val="en-ZW"/>
-        </w:rPr>
-      </w:pPr>
-      <w:r>
-        <w:rPr>
-          <w:rFonts w:ascii="Times New Roman" w:hAnsi="Times New Roman" w:cs="Times New Roman"/>
-          <w:sz w:val="24"/>
-          <w:szCs w:val="24"/>
-          <w:lang w:val="en-ZW"/>
-        </w:rPr>
-        <w:t>Wallet/transaction-network behaviour produced the strongest suspicious-pattern recall among the three behavioural dimensions.</w:t>
-      </w:r>
-    </w:p>
-    <w:p>
-      <w:pPr>
-        <w:spacing w:line="360" w:lineRule="auto"/>
-        <w:jc w:val="both"/>
-        <w:rPr>
-          <w:rFonts w:ascii="Times New Roman" w:hAnsi="Times New Roman" w:cs="Times New Roman"/>
-          <w:sz w:val="24"/>
-          <w:szCs w:val="24"/>
-          <w:lang w:val="en-ZW"/>
-        </w:rPr>
-      </w:pPr>
-      <w:r>
-        <w:rPr>
-          <w:rFonts w:ascii="Times New Roman" w:hAnsi="Times New Roman" w:cs="Times New Roman"/>
-          <w:sz w:val="24"/>
-          <w:szCs w:val="24"/>
-          <w:lang w:val="en-ZW"/>
-        </w:rPr>
-        <w:t>Final-test recall was 70.0%, while independent recall increased to 74.3%. The relative consistency of these results indicated that the network-related features captured useful distinctions between normal and suspicious synthetic behaviour.</w:t>
-      </w:r>
-    </w:p>
-    <w:p>
-      <w:pPr>
-        <w:spacing w:line="360" w:lineRule="auto"/>
-        <w:jc w:val="both"/>
-        <w:rPr>
-          <w:rFonts w:ascii="Times New Roman" w:hAnsi="Times New Roman" w:cs="Times New Roman"/>
-          <w:sz w:val="24"/>
-          <w:szCs w:val="24"/>
-          <w:lang w:val="en-ZW"/>
-        </w:rPr>
-      </w:pPr>
-      <w:r>
-        <w:rPr>
-          <w:rFonts w:ascii="Times New Roman" w:hAnsi="Times New Roman" w:cs="Times New Roman"/>
-          <w:sz w:val="24"/>
-          <w:szCs w:val="24"/>
-          <w:lang w:val="en-ZW"/>
-        </w:rPr>
-        <w:t>The network feature group represented inbound and outbound counterparties, counterparty concentration, new and repeated receivers, reciprocal flow, counterparty-set changes, pass-through behaviour and shared-counterparty concentration.</w:t>
-      </w:r>
-    </w:p>
-    <w:p>
-      <w:pPr>
-        <w:spacing w:line="360" w:lineRule="auto"/>
-        <w:jc w:val="both"/>
-        <w:rPr>
-          <w:rFonts w:ascii="Times New Roman" w:hAnsi="Times New Roman" w:cs="Times New Roman"/>
-          <w:sz w:val="24"/>
-          <w:szCs w:val="24"/>
-          <w:lang w:val="en-ZW"/>
-        </w:rPr>
-      </w:pPr>
-      <w:r>
-        <w:rPr>
-          <w:rFonts w:ascii="Times New Roman" w:hAnsi="Times New Roman" w:cs="Times New Roman"/>
-          <w:sz w:val="24"/>
-          <w:szCs w:val="24"/>
-          <w:lang w:val="en-ZW"/>
-        </w:rPr>
-        <w:t xml:space="preserve">These results supported the decision to incorporate relational transaction information rather than analysing each transfer only as an isolated event. Previous AML research has also shown the importance of transaction history and relationships in suspicious-activity analysis [5], [19]. </w:t>
-      </w:r>
-    </w:p>
-    <w:p>
-      <w:pPr>
-        <w:spacing w:line="360" w:lineRule="auto"/>
-        <w:jc w:val="both"/>
-        <w:rPr>
-          <w:rFonts w:ascii="Times New Roman" w:hAnsi="Times New Roman" w:cs="Times New Roman"/>
-          <w:sz w:val="24"/>
-          <w:szCs w:val="24"/>
-          <w:lang w:val="en-ZW"/>
-        </w:rPr>
-      </w:pPr>
-      <w:r>
-        <w:rPr>
-          <w:rFonts w:ascii="Times New Roman" w:hAnsi="Times New Roman" w:cs="Times New Roman"/>
-          <w:sz w:val="24"/>
-          <w:szCs w:val="24"/>
-          <w:lang w:val="en-ZW"/>
-        </w:rPr>
-        <w:t>The system did not implement a graph neural network. Consequently, the findings should not be interpreted as evidence that the selected tabular representation was superior to graph-based AML techniques. Such a comparison was outside the scope of the study.</w:t>
-      </w:r>
-    </w:p>
-    <w:p>
-      <w:pPr>
-        <w:spacing w:line="360" w:lineRule="auto"/>
-        <w:jc w:val="both"/>
-        <w:rPr>
-          <w:rFonts w:ascii="Times New Roman" w:hAnsi="Times New Roman" w:cs="Times New Roman"/>
-          <w:b/>
-          <w:bCs/>
-          <w:sz w:val="24"/>
-          <w:szCs w:val="24"/>
-          <w:lang w:val="en-ZW"/>
-        </w:rPr>
-      </w:pPr>
-    </w:p>
-    <w:p>
-      <w:pPr>
-        <w:spacing w:line="360" w:lineRule="auto"/>
-        <w:jc w:val="both"/>
-        <w:rPr>
-          <w:rFonts w:ascii="Times New Roman" w:hAnsi="Times New Roman" w:cs="Times New Roman"/>
-          <w:b/>
-          <w:bCs/>
-          <w:sz w:val="24"/>
-          <w:szCs w:val="24"/>
-          <w:lang w:val="en-ZW"/>
-        </w:rPr>
-      </w:pPr>
-      <w:r>
-        <w:rPr>
-          <w:rFonts w:ascii="Times New Roman" w:hAnsi="Times New Roman" w:cs="Times New Roman"/>
-          <w:b/>
-          <w:bCs/>
-          <w:sz w:val="24"/>
-          <w:szCs w:val="24"/>
-          <w:lang w:val="en-ZW"/>
+        </w:rPr>
+        <w:t xml:space="preserve"> the official Stage 14 Gradient Boosting classifier was adopted as the final model.</w:t>
+      </w:r>
+    </w:p>
+    <w:p>
+      <w:pPr>
+        <w:spacing w:line="360" w:lineRule="auto"/>
+        <w:jc w:val="both"/>
+        <w:rPr>
+          <w:rFonts w:ascii="Times New Roman" w:hAnsi="Times New Roman" w:cs="Times New Roman"/>
+          <w:b/>
+          <w:bCs/>
+          <w:sz w:val="24"/>
+          <w:szCs w:val="24"/>
+          <w:lang w:val="en-ZW"/>
+        </w:rPr>
+      </w:pPr>
+    </w:p>
+    <w:p>
+      <w:pPr>
+        <w:spacing w:line="360" w:lineRule="auto"/>
+        <w:jc w:val="both"/>
+        <w:rPr>
+          <w:rFonts w:ascii="Times New Roman" w:hAnsi="Times New Roman" w:cs="Times New Roman"/>
+          <w:b/>
+          <w:bCs/>
+          <w:sz w:val="24"/>
+          <w:szCs w:val="24"/>
+          <w:lang w:val="en-ZW"/>
+        </w:rPr>
+      </w:pPr>
+      <w:r>
+        <w:rPr>
+          <w:rFonts w:ascii="Times New Roman" w:hAnsi="Times New Roman" w:cs="Times New Roman"/>
+          <w:b/>
+          <w:bCs/>
+          <w:sz w:val="24"/>
+          <w:szCs w:val="24"/>
+          <w:lang w:val="en-ZW"/>
+        </w:rPr>
+        <w:t>4.16 Structuring Diagnostic and 34-Feature Experiment</w:t>
+      </w:r>
+    </w:p>
+    <w:p>
+      <w:pPr>
+        <w:spacing w:line="360" w:lineRule="auto"/>
+        <w:jc w:val="both"/>
+        <w:rPr>
+          <w:rFonts w:ascii="Times New Roman" w:hAnsi="Times New Roman" w:cs="Times New Roman"/>
+          <w:sz w:val="24"/>
+          <w:szCs w:val="24"/>
+        </w:rPr>
+      </w:pPr>
+      <w:r>
+        <w:rPr>
+          <w:rFonts w:ascii="Times New Roman" w:hAnsi="Times New Roman" w:cs="Times New Roman"/>
+          <w:sz w:val="24"/>
+          <w:szCs w:val="24"/>
+        </w:rPr>
+        <w:t xml:space="preserve">Once the weakness in structuring the items on recall was identified, a controlled diagnostic investigation was conducted. The diagnostic showed there were some challenging structuring situations that were not well separated by the original six structuring features. Four more experimental features were thus added to yield an experimental 34-feature architecture. The new architecture was contrasted to the baseline (frozen 30-feature) architecture. The 34-feature experiment made a slight improvement on one overall independent Macro F1 measure. It did lower down suspicious recall, did not improve the required structuring of detection, and decreased performance in some other </w:t>
+      </w:r>
+      <w:proofErr w:type="spellStart"/>
+      <w:r>
+        <w:rPr>
+          <w:rFonts w:ascii="Times New Roman" w:hAnsi="Times New Roman" w:cs="Times New Roman"/>
+          <w:sz w:val="24"/>
+          <w:szCs w:val="24"/>
+        </w:rPr>
+        <w:t>behavioural</w:t>
+      </w:r>
+      <w:proofErr w:type="spellEnd"/>
+      <w:r>
+        <w:rPr>
+          <w:rFonts w:ascii="Times New Roman" w:hAnsi="Times New Roman" w:cs="Times New Roman"/>
+          <w:sz w:val="24"/>
+          <w:szCs w:val="24"/>
+        </w:rPr>
+        <w:t xml:space="preserve"> areas. The four extra features were thus rejected. This was a result that showed that the intended detection capability did not necessarily increase with the number of features. The expanded system with 30 features was retained in the final system as the experimental expansion showed no convincing evidence of an improvement. </w:t>
+      </w:r>
+    </w:p>
+    <w:p>
+      <w:pPr>
+        <w:spacing w:line="360" w:lineRule="auto"/>
+        <w:jc w:val="both"/>
+        <w:rPr>
+          <w:rFonts w:ascii="Times New Roman" w:hAnsi="Times New Roman" w:cs="Times New Roman"/>
+          <w:sz w:val="24"/>
+          <w:szCs w:val="24"/>
+        </w:rPr>
+      </w:pPr>
+      <w:r>
+        <w:rPr>
+          <w:rFonts w:ascii="Times New Roman" w:hAnsi="Times New Roman" w:cs="Times New Roman"/>
+          <w:sz w:val="24"/>
+          <w:szCs w:val="24"/>
         </w:rPr>
         <w:lastRenderedPageBreak/>
-        <w:t>4.14 Discussion of Agent Behaviour Performance</w:t>
-      </w:r>
-    </w:p>
-    <w:p>
-      <w:pPr>
-        <w:spacing w:line="360" w:lineRule="auto"/>
-        <w:jc w:val="both"/>
-        <w:rPr>
-          <w:rFonts w:ascii="Times New Roman" w:hAnsi="Times New Roman" w:cs="Times New Roman"/>
-          <w:sz w:val="24"/>
-          <w:szCs w:val="24"/>
-          <w:lang w:val="en-ZW"/>
-        </w:rPr>
-      </w:pPr>
-      <w:r>
-        <w:rPr>
-          <w:rFonts w:ascii="Times New Roman" w:hAnsi="Times New Roman" w:cs="Times New Roman"/>
-          <w:sz w:val="24"/>
-          <w:szCs w:val="24"/>
-          <w:lang w:val="en-ZW"/>
-        </w:rPr>
-        <w:t>Agent behaviour achieved suspicious recall of 61.3% on the final-test population and 58.8% on the independent population.</w:t>
-      </w:r>
-    </w:p>
-    <w:p>
-      <w:pPr>
-        <w:spacing w:line="360" w:lineRule="auto"/>
-        <w:jc w:val="both"/>
-        <w:rPr>
-          <w:rFonts w:ascii="Times New Roman" w:hAnsi="Times New Roman" w:cs="Times New Roman"/>
-          <w:sz w:val="24"/>
-          <w:szCs w:val="24"/>
-          <w:lang w:val="en-ZW"/>
-        </w:rPr>
-      </w:pPr>
-      <w:r>
-        <w:rPr>
-          <w:rFonts w:ascii="Times New Roman" w:hAnsi="Times New Roman" w:cs="Times New Roman"/>
-          <w:sz w:val="24"/>
-          <w:szCs w:val="24"/>
-          <w:lang w:val="en-ZW"/>
-        </w:rPr>
-        <w:t>The comparatively similar results indicated that the fourteen agent features retained useful discriminatory information when applied to an unseen synthetic agent population.</w:t>
-      </w:r>
-    </w:p>
-    <w:p>
-      <w:pPr>
-        <w:spacing w:line="360" w:lineRule="auto"/>
-        <w:jc w:val="both"/>
-        <w:rPr>
-          <w:rFonts w:ascii="Times New Roman" w:hAnsi="Times New Roman" w:cs="Times New Roman"/>
-          <w:sz w:val="24"/>
-          <w:szCs w:val="24"/>
-          <w:lang w:val="en-ZW"/>
-        </w:rPr>
-      </w:pPr>
-      <w:r>
-        <w:rPr>
-          <w:rFonts w:ascii="Times New Roman" w:hAnsi="Times New Roman" w:cs="Times New Roman"/>
-          <w:sz w:val="24"/>
-          <w:szCs w:val="24"/>
-          <w:lang w:val="en-ZW"/>
-        </w:rPr>
-        <w:t>The agent feature group represented transaction frequency, transaction value, number of wallets served, wallet concentration, repeated-wallet behaviour, inbound/outbound flow, high-value activity, hourly deviations and burst behaviour.</w:t>
-      </w:r>
-    </w:p>
-    <w:p>
-      <w:pPr>
-        <w:spacing w:line="360" w:lineRule="auto"/>
-        <w:jc w:val="both"/>
-        <w:rPr>
-          <w:rFonts w:ascii="Times New Roman" w:hAnsi="Times New Roman" w:cs="Times New Roman"/>
-          <w:sz w:val="24"/>
-          <w:szCs w:val="24"/>
-          <w:lang w:val="en-ZW"/>
-        </w:rPr>
-      </w:pPr>
-      <w:r>
-        <w:rPr>
-          <w:rFonts w:ascii="Times New Roman" w:hAnsi="Times New Roman" w:cs="Times New Roman"/>
-          <w:sz w:val="24"/>
-          <w:szCs w:val="24"/>
-          <w:lang w:val="en-ZW"/>
-        </w:rPr>
-        <w:t>The methodology intentionally avoided treating high agent activity alone as proof of suspicious behaviour. Instead, the model considered several aspects of historical activity simultaneously.</w:t>
-      </w:r>
-    </w:p>
-    <w:p>
-      <w:pPr>
-        <w:spacing w:line="360" w:lineRule="auto"/>
-        <w:jc w:val="both"/>
-        <w:rPr>
-          <w:rFonts w:ascii="Times New Roman" w:hAnsi="Times New Roman" w:cs="Times New Roman"/>
-          <w:sz w:val="24"/>
-          <w:szCs w:val="24"/>
-          <w:lang w:val="en-ZW"/>
-        </w:rPr>
-      </w:pPr>
-      <w:r>
-        <w:rPr>
-          <w:rFonts w:ascii="Times New Roman" w:hAnsi="Times New Roman" w:cs="Times New Roman"/>
-          <w:sz w:val="24"/>
-          <w:szCs w:val="24"/>
-          <w:lang w:val="en-ZW"/>
-        </w:rPr>
-        <w:t>The results demonstrated useful agent-pattern detection within the controlled research environment. However, operational mobile-money agent behaviour may be influenced by legitimate factors that were not fully represented in the synthetic dataset, including location, customer density, liquidity requirements, working hours and seasonal activity. Operational validation would therefore be required before interpreting the synthetic results as representative of real agent networks.</w:t>
-      </w:r>
-    </w:p>
-    <w:p>
-      <w:pPr>
-        <w:spacing w:line="360" w:lineRule="auto"/>
-        <w:jc w:val="both"/>
-        <w:rPr>
-          <w:rFonts w:ascii="Times New Roman" w:hAnsi="Times New Roman" w:cs="Times New Roman"/>
-          <w:b/>
-          <w:bCs/>
-          <w:sz w:val="24"/>
-          <w:szCs w:val="24"/>
-          <w:lang w:val="en-ZW"/>
-        </w:rPr>
-      </w:pPr>
-    </w:p>
-    <w:p>
-      <w:pPr>
-        <w:spacing w:line="360" w:lineRule="auto"/>
-        <w:jc w:val="both"/>
-        <w:rPr>
-          <w:rFonts w:ascii="Times New Roman" w:hAnsi="Times New Roman" w:cs="Times New Roman"/>
-          <w:b/>
-          <w:bCs/>
-          <w:sz w:val="24"/>
-          <w:szCs w:val="24"/>
-          <w:lang w:val="en-ZW"/>
-        </w:rPr>
-      </w:pPr>
-      <w:r>
-        <w:rPr>
-          <w:rFonts w:ascii="Times New Roman" w:hAnsi="Times New Roman" w:cs="Times New Roman"/>
-          <w:b/>
-          <w:bCs/>
-          <w:sz w:val="24"/>
-          <w:szCs w:val="24"/>
-          <w:lang w:val="en-ZW"/>
-        </w:rPr>
-        <w:t xml:space="preserve">4.15 Controlled </w:t>
-      </w:r>
-      <w:proofErr w:type="spellStart"/>
-      <w:r>
-        <w:rPr>
-          <w:rFonts w:ascii="Times New Roman" w:hAnsi="Times New Roman" w:cs="Times New Roman"/>
-          <w:b/>
-          <w:bCs/>
-          <w:sz w:val="24"/>
-          <w:szCs w:val="24"/>
-          <w:lang w:val="en-ZW"/>
-        </w:rPr>
-        <w:t>XGBoost</w:t>
-      </w:r>
-      <w:proofErr w:type="spellEnd"/>
-      <w:r>
-        <w:rPr>
-          <w:rFonts w:ascii="Times New Roman" w:hAnsi="Times New Roman" w:cs="Times New Roman"/>
-          <w:b/>
-          <w:bCs/>
-          <w:sz w:val="24"/>
-          <w:szCs w:val="24"/>
-          <w:lang w:val="en-ZW"/>
-        </w:rPr>
-        <w:t xml:space="preserve"> Experiment</w:t>
-      </w:r>
-    </w:p>
-    <w:p>
-      <w:pPr>
-        <w:spacing w:line="360" w:lineRule="auto"/>
-        <w:jc w:val="both"/>
-        <w:rPr>
-          <w:rFonts w:ascii="Times New Roman" w:hAnsi="Times New Roman" w:cs="Times New Roman"/>
-          <w:sz w:val="24"/>
-          <w:szCs w:val="24"/>
-          <w:lang w:val="en-ZW"/>
-        </w:rPr>
-      </w:pPr>
-      <w:r>
-        <w:rPr>
-          <w:rFonts w:ascii="Times New Roman" w:hAnsi="Times New Roman" w:cs="Times New Roman"/>
-          <w:sz w:val="24"/>
-          <w:szCs w:val="24"/>
-          <w:lang w:val="en-ZW"/>
-        </w:rPr>
-        <w:t xml:space="preserve">After establishment of the official Gradient Boosting classifier, a controlled </w:t>
-      </w:r>
-      <w:proofErr w:type="spellStart"/>
-      <w:r>
-        <w:rPr>
-          <w:rFonts w:ascii="Times New Roman" w:hAnsi="Times New Roman" w:cs="Times New Roman"/>
-          <w:sz w:val="24"/>
-          <w:szCs w:val="24"/>
-          <w:lang w:val="en-ZW"/>
-        </w:rPr>
-        <w:t>XGBoost</w:t>
-      </w:r>
-      <w:proofErr w:type="spellEnd"/>
-      <w:r>
-        <w:rPr>
-          <w:rFonts w:ascii="Times New Roman" w:hAnsi="Times New Roman" w:cs="Times New Roman"/>
-          <w:sz w:val="24"/>
-          <w:szCs w:val="24"/>
-          <w:lang w:val="en-ZW"/>
-        </w:rPr>
-        <w:t xml:space="preserve"> experiment was conducted to investigate whether a different boosting implementation could provide a meaningful improvement.</w:t>
-      </w:r>
-    </w:p>
-    <w:p>
-      <w:pPr>
-        <w:spacing w:line="360" w:lineRule="auto"/>
-        <w:jc w:val="both"/>
-        <w:rPr>
-          <w:rFonts w:ascii="Times New Roman" w:hAnsi="Times New Roman" w:cs="Times New Roman"/>
-          <w:sz w:val="24"/>
-          <w:szCs w:val="24"/>
-          <w:lang w:val="en-ZW"/>
-        </w:rPr>
-      </w:pPr>
-      <w:r>
-        <w:rPr>
-          <w:rFonts w:ascii="Times New Roman" w:hAnsi="Times New Roman" w:cs="Times New Roman"/>
-          <w:sz w:val="24"/>
-          <w:szCs w:val="24"/>
-          <w:lang w:val="en-ZW"/>
-        </w:rPr>
-        <w:t>The experiment did not demonstrate sufficiently consistent improvement on the independent-evaluation population to justify replacing the frozen Gradient Boosting classifier.</w:t>
-      </w:r>
-    </w:p>
-    <w:p>
-      <w:pPr>
-        <w:spacing w:line="360" w:lineRule="auto"/>
-        <w:jc w:val="both"/>
-        <w:rPr>
-          <w:rFonts w:ascii="Times New Roman" w:hAnsi="Times New Roman" w:cs="Times New Roman"/>
-          <w:sz w:val="24"/>
-          <w:szCs w:val="24"/>
-          <w:lang w:val="en-ZW"/>
-        </w:rPr>
-      </w:pPr>
-      <w:r>
-        <w:rPr>
-          <w:rFonts w:ascii="Times New Roman" w:hAnsi="Times New Roman" w:cs="Times New Roman"/>
-          <w:sz w:val="24"/>
-          <w:szCs w:val="24"/>
-          <w:lang w:val="en-ZW"/>
-        </w:rPr>
-        <w:t>This finding was important because model complexity alone was not treated as evidence of superiority. The model-selection process required improved performance under the controlled evaluation methodology.</w:t>
-      </w:r>
-    </w:p>
-    <w:p>
-      <w:pPr>
-        <w:spacing w:line="360" w:lineRule="auto"/>
-        <w:jc w:val="both"/>
-        <w:rPr>
-          <w:rFonts w:ascii="Times New Roman" w:hAnsi="Times New Roman" w:cs="Times New Roman"/>
-          <w:sz w:val="24"/>
-          <w:szCs w:val="24"/>
-          <w:lang w:val="en-ZW"/>
-        </w:rPr>
-      </w:pPr>
-      <w:r>
-        <w:rPr>
-          <w:rFonts w:ascii="Times New Roman" w:hAnsi="Times New Roman" w:cs="Times New Roman"/>
-          <w:sz w:val="24"/>
-          <w:szCs w:val="24"/>
-          <w:lang w:val="en-ZW"/>
-        </w:rPr>
-        <w:t>The official Stage 14 Gradient Boosting classifier therefore remained the final model.</w:t>
-      </w:r>
-    </w:p>
-    <w:p>
-      <w:pPr>
-        <w:spacing w:line="360" w:lineRule="auto"/>
-        <w:jc w:val="both"/>
-        <w:rPr>
-          <w:rFonts w:ascii="Times New Roman" w:hAnsi="Times New Roman" w:cs="Times New Roman"/>
-          <w:b/>
-          <w:bCs/>
-          <w:sz w:val="24"/>
-          <w:szCs w:val="24"/>
-          <w:lang w:val="en-ZW"/>
-        </w:rPr>
-      </w:pPr>
-    </w:p>
-    <w:p>
-      <w:pPr>
-        <w:spacing w:line="360" w:lineRule="auto"/>
-        <w:jc w:val="both"/>
-        <w:rPr>
-          <w:rFonts w:ascii="Times New Roman" w:hAnsi="Times New Roman" w:cs="Times New Roman"/>
-          <w:b/>
-          <w:bCs/>
-          <w:sz w:val="24"/>
-          <w:szCs w:val="24"/>
-          <w:lang w:val="en-ZW"/>
-        </w:rPr>
-      </w:pPr>
-      <w:r>
-        <w:rPr>
-          <w:rFonts w:ascii="Times New Roman" w:hAnsi="Times New Roman" w:cs="Times New Roman"/>
-          <w:b/>
-          <w:bCs/>
-          <w:sz w:val="24"/>
-          <w:szCs w:val="24"/>
-          <w:lang w:val="en-ZW"/>
-        </w:rPr>
-        <w:t>4.16 Structuring Diagnostic and 34-Feature Experiment</w:t>
-      </w:r>
-    </w:p>
-    <w:p>
-      <w:pPr>
-        <w:spacing w:line="360" w:lineRule="auto"/>
-        <w:jc w:val="both"/>
-        <w:rPr>
-          <w:rFonts w:ascii="Times New Roman" w:hAnsi="Times New Roman" w:cs="Times New Roman"/>
-          <w:sz w:val="24"/>
-          <w:szCs w:val="24"/>
-          <w:lang w:val="en-ZW"/>
-        </w:rPr>
-      </w:pPr>
-      <w:r>
-        <w:rPr>
-          <w:rFonts w:ascii="Times New Roman" w:hAnsi="Times New Roman" w:cs="Times New Roman"/>
-          <w:sz w:val="24"/>
-          <w:szCs w:val="24"/>
-          <w:lang w:val="en-ZW"/>
-        </w:rPr>
-        <w:t>Following identification of weak structuring recall, a controlled diagnostic investigation was performed.</w:t>
-      </w:r>
-    </w:p>
-    <w:p>
-      <w:pPr>
-        <w:spacing w:line="360" w:lineRule="auto"/>
-        <w:jc w:val="both"/>
-        <w:rPr>
-          <w:rFonts w:ascii="Times New Roman" w:hAnsi="Times New Roman" w:cs="Times New Roman"/>
-          <w:sz w:val="24"/>
-          <w:szCs w:val="24"/>
-          <w:lang w:val="en-ZW"/>
-        </w:rPr>
-      </w:pPr>
-      <w:r>
-        <w:rPr>
-          <w:rFonts w:ascii="Times New Roman" w:hAnsi="Times New Roman" w:cs="Times New Roman"/>
-          <w:sz w:val="24"/>
-          <w:szCs w:val="24"/>
-          <w:lang w:val="en-ZW"/>
-        </w:rPr>
-        <w:t>The diagnostic indicated that the original six structuring features did not provide sufficient separation for some of the more difficult structuring scenarios. Four additional experimental features were therefore introduced, producing an experimental 34-feature architecture.</w:t>
-      </w:r>
-    </w:p>
-    <w:p>
-      <w:pPr>
-        <w:spacing w:line="360" w:lineRule="auto"/>
-        <w:jc w:val="both"/>
-        <w:rPr>
-          <w:rFonts w:ascii="Times New Roman" w:hAnsi="Times New Roman" w:cs="Times New Roman"/>
-          <w:sz w:val="24"/>
-          <w:szCs w:val="24"/>
-          <w:lang w:val="en-ZW"/>
-        </w:rPr>
-      </w:pPr>
-      <w:r>
-        <w:rPr>
-          <w:rFonts w:ascii="Times New Roman" w:hAnsi="Times New Roman" w:cs="Times New Roman"/>
-          <w:sz w:val="24"/>
-          <w:szCs w:val="24"/>
-          <w:lang w:val="en-ZW"/>
-        </w:rPr>
-        <w:t>The expanded architecture was compared with the frozen 30-feature baseline.</w:t>
-      </w:r>
-    </w:p>
-    <w:p>
-      <w:pPr>
-        <w:spacing w:line="360" w:lineRule="auto"/>
-        <w:jc w:val="both"/>
-        <w:rPr>
-          <w:rFonts w:ascii="Times New Roman" w:hAnsi="Times New Roman" w:cs="Times New Roman"/>
-          <w:sz w:val="24"/>
-          <w:szCs w:val="24"/>
-          <w:lang w:val="en-ZW"/>
-        </w:rPr>
-      </w:pPr>
-      <w:r>
-        <w:rPr>
-          <w:rFonts w:ascii="Times New Roman" w:hAnsi="Times New Roman" w:cs="Times New Roman"/>
-          <w:sz w:val="24"/>
-          <w:szCs w:val="24"/>
-          <w:lang w:val="en-ZW"/>
-        </w:rPr>
-        <w:t>The 34-feature experiment produced a small improvement in one overall independent Macro F1 measure. However, it reduced suspicious recall, did not produce the required improvement in structuring detection and reduced performance in some other behavioural areas.</w:t>
-      </w:r>
-    </w:p>
-    <w:p>
-      <w:pPr>
-        <w:spacing w:line="360" w:lineRule="auto"/>
-        <w:jc w:val="both"/>
-        <w:rPr>
-          <w:rFonts w:ascii="Times New Roman" w:hAnsi="Times New Roman" w:cs="Times New Roman"/>
-          <w:sz w:val="24"/>
-          <w:szCs w:val="24"/>
-          <w:lang w:val="en-ZW"/>
-        </w:rPr>
-      </w:pPr>
-      <w:r>
-        <w:rPr>
-          <w:rFonts w:ascii="Times New Roman" w:hAnsi="Times New Roman" w:cs="Times New Roman"/>
-          <w:sz w:val="24"/>
-          <w:szCs w:val="24"/>
-          <w:lang w:val="en-ZW"/>
-        </w:rPr>
-        <w:t>The four additional features were therefore rejected.</w:t>
-      </w:r>
-    </w:p>
-    <w:p>
-      <w:pPr>
-        <w:spacing w:line="360" w:lineRule="auto"/>
-        <w:jc w:val="both"/>
-        <w:rPr>
-          <w:rFonts w:ascii="Times New Roman" w:hAnsi="Times New Roman" w:cs="Times New Roman"/>
-          <w:sz w:val="24"/>
-          <w:szCs w:val="24"/>
-          <w:lang w:val="en-ZW"/>
-        </w:rPr>
-      </w:pPr>
-      <w:r>
-        <w:rPr>
-          <w:rFonts w:ascii="Times New Roman" w:hAnsi="Times New Roman" w:cs="Times New Roman"/>
-          <w:sz w:val="24"/>
-          <w:szCs w:val="24"/>
-          <w:lang w:val="en-ZW"/>
-        </w:rPr>
-        <w:t>This result demonstrated that increasing feature count did not automatically improve the intended detection capability. The final system retained the original 30-feature architecture because the experimental expansion did not provide sufficient evidence of a meaningful improvement.</w:t>
-      </w:r>
-    </w:p>
-    <w:p>
-      <w:pPr>
-        <w:spacing w:line="360" w:lineRule="auto"/>
-        <w:jc w:val="both"/>
-        <w:rPr>
-          <w:rFonts w:ascii="Times New Roman" w:hAnsi="Times New Roman" w:cs="Times New Roman"/>
-          <w:sz w:val="24"/>
-          <w:szCs w:val="24"/>
-          <w:lang w:val="en-ZW"/>
-        </w:rPr>
-      </w:pPr>
-      <w:r>
-        <w:rPr>
-          <w:rFonts w:ascii="Times New Roman" w:hAnsi="Times New Roman" w:cs="Times New Roman"/>
-          <w:sz w:val="24"/>
-          <w:szCs w:val="24"/>
-          <w:lang w:val="en-ZW"/>
-        </w:rPr>
         <w:t>[INSERT FIGURE 4.6 HERE]</w:t>
       </w:r>
     </w:p>
@@ -9127,17 +8908,15 @@
           <w:rFonts w:ascii="Times New Roman" w:hAnsi="Times New Roman" w:cs="Times New Roman"/>
           <w:sz w:val="24"/>
           <w:szCs w:val="24"/>
-          <w:lang w:val="en-ZW"/>
-        </w:rPr>
-      </w:pPr>
-      <w:r>
-        <w:rPr>
-          <w:rFonts w:ascii="Times New Roman" w:hAnsi="Times New Roman" w:cs="Times New Roman"/>
-          <w:sz w:val="24"/>
-          <w:szCs w:val="24"/>
-          <w:lang w:val="en-ZW"/>
-        </w:rPr>
-        <w:t>Figure 4.6: Controlled Model and Feature Experiment Decision Process</w:t>
+        </w:rPr>
+      </w:pPr>
+      <w:r>
+        <w:rPr>
+          <w:rFonts w:ascii="Times New Roman" w:hAnsi="Times New Roman" w:cs="Times New Roman"/>
+          <w:sz w:val="24"/>
+          <w:szCs w:val="24"/>
+        </w:rPr>
+        <w:t>The controlled model and feature experiment decision process is shown in figure 4.6.</w:t>
       </w:r>
     </w:p>
     <w:p>
@@ -9187,17 +8966,15 @@
           <w:rFonts w:ascii="Times New Roman" w:hAnsi="Times New Roman" w:cs="Times New Roman"/>
           <w:sz w:val="24"/>
           <w:szCs w:val="24"/>
-          <w:lang w:val="en-ZW"/>
-        </w:rPr>
-      </w:pPr>
-      <w:r>
-        <w:rPr>
-          <w:rFonts w:ascii="Times New Roman" w:hAnsi="Times New Roman" w:cs="Times New Roman"/>
-          <w:sz w:val="24"/>
-          <w:szCs w:val="24"/>
-          <w:lang w:val="en-ZW"/>
-        </w:rPr>
-        <w:t>Following completion of the controlled experiments, the final frozen machine-learning configuration remained as shown in Table 4.10.</w:t>
+        </w:rPr>
+      </w:pPr>
+      <w:r>
+        <w:rPr>
+          <w:rFonts w:ascii="Times New Roman" w:hAnsi="Times New Roman" w:cs="Times New Roman"/>
+          <w:sz w:val="24"/>
+          <w:szCs w:val="24"/>
+        </w:rPr>
+        <w:t>After the experimental steps used to test the controlled experiments, the final configuration of the machine learning was kept as in Table 4.10.</w:t>
       </w:r>
     </w:p>
     <w:p>
@@ -9294,7 +9071,6 @@
                 <w:szCs w:val="24"/>
                 <w:lang w:val="en-ZW"/>
               </w:rPr>
-              <w:lastRenderedPageBreak/>
               <w:t>Component</w:t>
             </w:r>
           </w:p>
@@ -10031,6 +9807,7 @@
                 <w:szCs w:val="24"/>
                 <w:lang w:val="en-ZW"/>
               </w:rPr>
+              <w:lastRenderedPageBreak/>
               <w:t>Decision threshold</w:t>
             </w:r>
           </w:p>
@@ -10146,17 +9923,33 @@
           <w:rFonts w:ascii="Times New Roman" w:hAnsi="Times New Roman" w:cs="Times New Roman"/>
           <w:sz w:val="24"/>
           <w:szCs w:val="24"/>
-          <w:lang w:val="en-ZW"/>
-        </w:rPr>
-      </w:pPr>
-      <w:r>
-        <w:rPr>
-          <w:rFonts w:ascii="Times New Roman" w:hAnsi="Times New Roman" w:cs="Times New Roman"/>
-          <w:sz w:val="24"/>
-          <w:szCs w:val="24"/>
-          <w:lang w:val="en-ZW"/>
-        </w:rPr>
-        <w:t>The final model represented the strongest supported configuration retained under the research methodology. This does not imply that Gradient Boosting is universally superior for mobile-money AML. The result applies specifically to the dataset, behavioural features and experimental conditions of this research.</w:t>
+        </w:rPr>
+      </w:pPr>
+      <w:r>
+        <w:rPr>
+          <w:rFonts w:ascii="Times New Roman" w:hAnsi="Times New Roman" w:cs="Times New Roman"/>
+          <w:sz w:val="24"/>
+          <w:szCs w:val="24"/>
+        </w:rPr>
+        <w:t xml:space="preserve">The final model was the strongest supported configuration that was retained under the research methodology. This is not to say that Gradient Boosting is always the best choice for mobile-money AML. The findings are specific to the data and the </w:t>
+      </w:r>
+      <w:proofErr w:type="spellStart"/>
+      <w:r>
+        <w:rPr>
+          <w:rFonts w:ascii="Times New Roman" w:hAnsi="Times New Roman" w:cs="Times New Roman"/>
+          <w:sz w:val="24"/>
+          <w:szCs w:val="24"/>
+        </w:rPr>
+        <w:t>behavioural</w:t>
+      </w:r>
+      <w:proofErr w:type="spellEnd"/>
+      <w:r>
+        <w:rPr>
+          <w:rFonts w:ascii="Times New Roman" w:hAnsi="Times New Roman" w:cs="Times New Roman"/>
+          <w:sz w:val="24"/>
+          <w:szCs w:val="24"/>
+        </w:rPr>
+        <w:t xml:space="preserve"> characteristics and experimental circumstances of this study.</w:t>
       </w:r>
     </w:p>
     <w:p>
@@ -10206,144 +9999,146 @@
           <w:rFonts w:ascii="Times New Roman" w:hAnsi="Times New Roman" w:cs="Times New Roman"/>
           <w:sz w:val="24"/>
           <w:szCs w:val="24"/>
-          <w:lang w:val="en-ZW"/>
-        </w:rPr>
-      </w:pPr>
-      <w:r>
-        <w:rPr>
-          <w:rFonts w:ascii="Times New Roman" w:hAnsi="Times New Roman" w:cs="Times New Roman"/>
-          <w:sz w:val="24"/>
-          <w:szCs w:val="24"/>
-          <w:lang w:val="en-ZW"/>
+        </w:rPr>
+      </w:pPr>
+      <w:r>
+        <w:rPr>
+          <w:rFonts w:ascii="Times New Roman" w:hAnsi="Times New Roman" w:cs="Times New Roman"/>
+          <w:sz w:val="24"/>
+          <w:szCs w:val="24"/>
+        </w:rPr>
+        <w:t xml:space="preserve">Once developed, the frozen Stage 13 </w:t>
+      </w:r>
+      <w:proofErr w:type="spellStart"/>
+      <w:r>
+        <w:rPr>
+          <w:rFonts w:ascii="Times New Roman" w:hAnsi="Times New Roman" w:cs="Times New Roman"/>
+          <w:sz w:val="24"/>
+          <w:szCs w:val="24"/>
+        </w:rPr>
+        <w:t>behaviour</w:t>
+      </w:r>
+      <w:proofErr w:type="spellEnd"/>
+      <w:r>
+        <w:rPr>
+          <w:rFonts w:ascii="Times New Roman" w:hAnsi="Times New Roman" w:cs="Times New Roman"/>
+          <w:sz w:val="24"/>
+          <w:szCs w:val="24"/>
+        </w:rPr>
+        <w:t xml:space="preserve"> service and Stage 14 classifiers were incorporated into the overall mobile-money AML application. The final processing sequence was: Mobile-money transaction -&gt; validation (or rejections) -&gt; database persistence -&gt; historical </w:t>
+      </w:r>
+      <w:proofErr w:type="spellStart"/>
+      <w:r>
+        <w:rPr>
+          <w:rFonts w:ascii="Times New Roman" w:hAnsi="Times New Roman" w:cs="Times New Roman"/>
+          <w:sz w:val="24"/>
+          <w:szCs w:val="24"/>
+        </w:rPr>
+        <w:t>behavioural</w:t>
+      </w:r>
+      <w:proofErr w:type="spellEnd"/>
+      <w:r>
+        <w:rPr>
+          <w:rFonts w:ascii="Times New Roman" w:hAnsi="Times New Roman" w:cs="Times New Roman"/>
+          <w:sz w:val="24"/>
+          <w:szCs w:val="24"/>
+        </w:rPr>
+        <w:t xml:space="preserve"> feature extraction -&gt; frozen Gradient Boosting inference -&gt; application-level AML processing -&gt; alert and investigation workflow -&gt; real-time dashboard update. The last integrated relational database was MySQL. The feature service returned the same 30 feature vector that the frozen model expected. The probability of suspicious pattern and binary classification were generated by the classifier with the fixed operating threshold of 0.35. The application provided two types of classification: the first was machine learning, and the second was human AML investigation. This aligns with the AML machine learning literature where financial transactions are prioritized for manual investigation by using machine-learning models [19]. The communication between "frontend" and "backend" was done in real-time, with the help of Flask-</w:t>
+      </w:r>
+      <w:proofErr w:type="spellStart"/>
+      <w:r>
+        <w:rPr>
+          <w:rFonts w:ascii="Times New Roman" w:hAnsi="Times New Roman" w:cs="Times New Roman"/>
+          <w:sz w:val="24"/>
+          <w:szCs w:val="24"/>
+        </w:rPr>
+        <w:t>SocketIO</w:t>
+      </w:r>
+      <w:proofErr w:type="spellEnd"/>
+      <w:r>
+        <w:rPr>
+          <w:rFonts w:ascii="Times New Roman" w:hAnsi="Times New Roman" w:cs="Times New Roman"/>
+          <w:sz w:val="24"/>
+          <w:szCs w:val="24"/>
+        </w:rPr>
+        <w:t>/Socket.IO, which allow pertinent transaction and alert events to be displayed on connected monitoring interfaces.</w:t>
+      </w:r>
+    </w:p>
+    <w:p>
+      <w:pPr>
+        <w:spacing w:line="360" w:lineRule="auto"/>
+        <w:jc w:val="both"/>
+        <w:rPr>
+          <w:rFonts w:ascii="Times New Roman" w:hAnsi="Times New Roman" w:cs="Times New Roman"/>
+          <w:b/>
+          <w:bCs/>
+          <w:sz w:val="24"/>
+          <w:szCs w:val="24"/>
+          <w:lang w:val="en-ZW"/>
+        </w:rPr>
+      </w:pPr>
+    </w:p>
+    <w:p>
+      <w:pPr>
+        <w:spacing w:line="360" w:lineRule="auto"/>
+        <w:jc w:val="both"/>
+        <w:rPr>
+          <w:rFonts w:ascii="Times New Roman" w:hAnsi="Times New Roman" w:cs="Times New Roman"/>
+          <w:b/>
+          <w:bCs/>
+          <w:sz w:val="24"/>
+          <w:szCs w:val="24"/>
+          <w:lang w:val="en-ZW"/>
+        </w:rPr>
+      </w:pPr>
+      <w:r>
+        <w:rPr>
+          <w:rFonts w:ascii="Times New Roman" w:hAnsi="Times New Roman" w:cs="Times New Roman"/>
+          <w:b/>
+          <w:bCs/>
+          <w:sz w:val="24"/>
+          <w:szCs w:val="24"/>
+          <w:lang w:val="en-ZW"/>
+        </w:rPr>
+        <w:t>4.19 Functional and Integration Testing Results</w:t>
+      </w:r>
+    </w:p>
+    <w:p>
+      <w:pPr>
+        <w:spacing w:line="360" w:lineRule="auto"/>
+        <w:jc w:val="both"/>
+        <w:rPr>
+          <w:rFonts w:ascii="Times New Roman" w:hAnsi="Times New Roman" w:cs="Times New Roman"/>
+          <w:sz w:val="24"/>
+          <w:szCs w:val="24"/>
+        </w:rPr>
+      </w:pPr>
+      <w:r>
+        <w:rPr>
+          <w:rFonts w:ascii="Times New Roman" w:hAnsi="Times New Roman" w:cs="Times New Roman"/>
+          <w:sz w:val="24"/>
+          <w:szCs w:val="24"/>
         </w:rPr>
         <w:lastRenderedPageBreak/>
-        <w:t>Following completion of machine-learning development, the frozen Stage 13 behavioural feature service and Stage 14 classifier were integrated into the wider mobile-money AML application.</w:t>
-      </w:r>
-    </w:p>
-    <w:p>
-      <w:pPr>
-        <w:spacing w:line="360" w:lineRule="auto"/>
-        <w:jc w:val="both"/>
-        <w:rPr>
-          <w:rFonts w:ascii="Times New Roman" w:hAnsi="Times New Roman" w:cs="Times New Roman"/>
-          <w:sz w:val="24"/>
-          <w:szCs w:val="24"/>
-          <w:lang w:val="en-ZW"/>
-        </w:rPr>
-      </w:pPr>
-      <w:r>
-        <w:rPr>
-          <w:rFonts w:ascii="Times New Roman" w:hAnsi="Times New Roman" w:cs="Times New Roman"/>
-          <w:sz w:val="24"/>
-          <w:szCs w:val="24"/>
-          <w:lang w:val="en-ZW"/>
-        </w:rPr>
-        <w:t>The final processing sequence was:</w:t>
-      </w:r>
-    </w:p>
-    <w:p>
-      <w:pPr>
-        <w:spacing w:line="360" w:lineRule="auto"/>
-        <w:jc w:val="both"/>
-        <w:rPr>
-          <w:rFonts w:ascii="Times New Roman" w:hAnsi="Times New Roman" w:cs="Times New Roman"/>
-          <w:sz w:val="24"/>
-          <w:szCs w:val="24"/>
-          <w:lang w:val="en-ZW"/>
-        </w:rPr>
-      </w:pPr>
-      <w:r>
-        <w:rPr>
-          <w:rFonts w:ascii="Times New Roman" w:hAnsi="Times New Roman" w:cs="Times New Roman"/>
-          <w:sz w:val="24"/>
-          <w:szCs w:val="24"/>
-          <w:lang w:val="en-ZW"/>
-        </w:rPr>
-        <w:t>Mobile-money transaction → validation → database persistence → historical behavioural feature extraction → frozen Gradient Boosting inference → application-level AML processing → alert and investigation workflow → real-time dashboard update.</w:t>
-      </w:r>
-    </w:p>
-    <w:p>
-      <w:pPr>
-        <w:spacing w:line="360" w:lineRule="auto"/>
-        <w:jc w:val="both"/>
-        <w:rPr>
-          <w:rFonts w:ascii="Times New Roman" w:hAnsi="Times New Roman" w:cs="Times New Roman"/>
-          <w:sz w:val="24"/>
-          <w:szCs w:val="24"/>
-          <w:lang w:val="en-ZW"/>
-        </w:rPr>
-      </w:pPr>
-      <w:r>
-        <w:rPr>
-          <w:rFonts w:ascii="Times New Roman" w:hAnsi="Times New Roman" w:cs="Times New Roman"/>
-          <w:sz w:val="24"/>
-          <w:szCs w:val="24"/>
-          <w:lang w:val="en-ZW"/>
-        </w:rPr>
-        <w:t>MySQL was used as the final integrated relational database.</w:t>
-      </w:r>
-    </w:p>
-    <w:p>
-      <w:pPr>
-        <w:spacing w:line="360" w:lineRule="auto"/>
-        <w:jc w:val="both"/>
-        <w:rPr>
-          <w:rFonts w:ascii="Times New Roman" w:hAnsi="Times New Roman" w:cs="Times New Roman"/>
-          <w:sz w:val="24"/>
-          <w:szCs w:val="24"/>
-          <w:lang w:val="en-ZW"/>
-        </w:rPr>
-      </w:pPr>
-      <w:r>
-        <w:rPr>
-          <w:rFonts w:ascii="Times New Roman" w:hAnsi="Times New Roman" w:cs="Times New Roman"/>
-          <w:sz w:val="24"/>
-          <w:szCs w:val="24"/>
-          <w:lang w:val="en-ZW"/>
-        </w:rPr>
-        <w:t>The feature service generated the exact 30-feature vector expected by the frozen model. The classifier generated a suspicious-pattern probability and binary classification using the fixed 0.35 operating threshold.</w:t>
-      </w:r>
-    </w:p>
-    <w:p>
-      <w:pPr>
-        <w:spacing w:line="360" w:lineRule="auto"/>
-        <w:jc w:val="both"/>
-        <w:rPr>
-          <w:rFonts w:ascii="Times New Roman" w:hAnsi="Times New Roman" w:cs="Times New Roman"/>
-          <w:sz w:val="24"/>
-          <w:szCs w:val="24"/>
-          <w:lang w:val="en-ZW"/>
-        </w:rPr>
-      </w:pPr>
-      <w:r>
-        <w:rPr>
-          <w:rFonts w:ascii="Times New Roman" w:hAnsi="Times New Roman" w:cs="Times New Roman"/>
-          <w:sz w:val="24"/>
-          <w:szCs w:val="24"/>
-          <w:lang w:val="en-ZW"/>
-        </w:rPr>
-        <w:t xml:space="preserve">The application maintained a distinction between machine-learning classification and human AML investigation. This was consistent with published AML machine-learning research in which models are used to prioritise financial transactions for manual investigation [19]. </w:t>
-      </w:r>
-    </w:p>
-    <w:p>
-      <w:pPr>
-        <w:spacing w:line="360" w:lineRule="auto"/>
-        <w:jc w:val="both"/>
-        <w:rPr>
-          <w:rFonts w:ascii="Times New Roman" w:hAnsi="Times New Roman" w:cs="Times New Roman"/>
-          <w:sz w:val="24"/>
-          <w:szCs w:val="24"/>
-          <w:lang w:val="en-ZW"/>
-        </w:rPr>
-      </w:pPr>
-      <w:r>
-        <w:rPr>
-          <w:rFonts w:ascii="Times New Roman" w:hAnsi="Times New Roman" w:cs="Times New Roman"/>
-          <w:sz w:val="24"/>
-          <w:szCs w:val="24"/>
-          <w:lang w:val="en-ZW"/>
-        </w:rPr>
-        <w:t>Real-time communication was implemented using Flask-</w:t>
+        <w:t xml:space="preserve">Tests were conducted to check analytical and </w:t>
+      </w:r>
+      <w:proofErr w:type="gramStart"/>
+      <w:r>
+        <w:rPr>
+          <w:rFonts w:ascii="Times New Roman" w:hAnsi="Times New Roman" w:cs="Times New Roman"/>
+          <w:sz w:val="24"/>
+          <w:szCs w:val="24"/>
+        </w:rPr>
+        <w:t>application level</w:t>
+      </w:r>
+      <w:proofErr w:type="gramEnd"/>
+      <w:r>
+        <w:rPr>
+          <w:rFonts w:ascii="Times New Roman" w:hAnsi="Times New Roman" w:cs="Times New Roman"/>
+          <w:sz w:val="24"/>
+          <w:szCs w:val="24"/>
+        </w:rPr>
+        <w:t xml:space="preserve"> </w:t>
       </w:r>
       <w:proofErr w:type="spellStart"/>
       <w:r>
@@ -10351,9 +10146,8 @@
           <w:rFonts w:ascii="Times New Roman" w:hAnsi="Times New Roman" w:cs="Times New Roman"/>
           <w:sz w:val="24"/>
           <w:szCs w:val="24"/>
-          <w:lang w:val="en-ZW"/>
-        </w:rPr>
-        <w:t>SocketIO</w:t>
+        </w:rPr>
+        <w:t>behaviour</w:t>
       </w:r>
       <w:proofErr w:type="spellEnd"/>
       <w:r>
@@ -10361,2379 +10155,1221 @@
           <w:rFonts w:ascii="Times New Roman" w:hAnsi="Times New Roman" w:cs="Times New Roman"/>
           <w:sz w:val="24"/>
           <w:szCs w:val="24"/>
-          <w:lang w:val="en-ZW"/>
-        </w:rPr>
-        <w:t>/Socket.IO, enabling relevant transaction and alert events to be reflected on connected monitoring interfaces.</w:t>
-      </w:r>
-    </w:p>
-    <w:p>
-      <w:pPr>
-        <w:spacing w:line="360" w:lineRule="auto"/>
-        <w:jc w:val="both"/>
-        <w:rPr>
-          <w:rFonts w:ascii="Times New Roman" w:hAnsi="Times New Roman" w:cs="Times New Roman"/>
-          <w:b/>
-          <w:bCs/>
-          <w:sz w:val="24"/>
-          <w:szCs w:val="24"/>
-          <w:lang w:val="en-ZW"/>
-        </w:rPr>
-      </w:pPr>
-    </w:p>
-    <w:p>
-      <w:pPr>
-        <w:spacing w:line="360" w:lineRule="auto"/>
-        <w:jc w:val="both"/>
-        <w:rPr>
-          <w:rFonts w:ascii="Times New Roman" w:hAnsi="Times New Roman" w:cs="Times New Roman"/>
-          <w:b/>
-          <w:bCs/>
-          <w:sz w:val="24"/>
-          <w:szCs w:val="24"/>
-          <w:lang w:val="en-ZW"/>
-        </w:rPr>
-      </w:pPr>
-      <w:r>
-        <w:rPr>
-          <w:rFonts w:ascii="Times New Roman" w:hAnsi="Times New Roman" w:cs="Times New Roman"/>
-          <w:b/>
-          <w:bCs/>
-          <w:sz w:val="24"/>
-          <w:szCs w:val="24"/>
-          <w:lang w:val="en-ZW"/>
-        </w:rPr>
-        <w:t>4.19 Functional and Integration Testing Results</w:t>
-      </w:r>
-    </w:p>
-    <w:p>
-      <w:pPr>
-        <w:spacing w:line="360" w:lineRule="auto"/>
-        <w:jc w:val="both"/>
-        <w:rPr>
-          <w:rFonts w:ascii="Times New Roman" w:hAnsi="Times New Roman" w:cs="Times New Roman"/>
-          <w:sz w:val="24"/>
-          <w:szCs w:val="24"/>
-          <w:lang w:val="en-ZW"/>
-        </w:rPr>
-      </w:pPr>
-      <w:r>
-        <w:rPr>
-          <w:rFonts w:ascii="Times New Roman" w:hAnsi="Times New Roman" w:cs="Times New Roman"/>
-          <w:sz w:val="24"/>
-          <w:szCs w:val="24"/>
-          <w:lang w:val="en-ZW"/>
-        </w:rPr>
-        <w:t>Testing was performed to verify analytical and application-level behaviour.</w:t>
-      </w:r>
-    </w:p>
-    <w:p>
-      <w:pPr>
-        <w:spacing w:line="360" w:lineRule="auto"/>
-        <w:jc w:val="both"/>
-        <w:rPr>
-          <w:rFonts w:ascii="Times New Roman" w:hAnsi="Times New Roman" w:cs="Times New Roman"/>
-          <w:sz w:val="24"/>
-          <w:szCs w:val="24"/>
-          <w:lang w:val="en-ZW"/>
-        </w:rPr>
-      </w:pPr>
-      <w:r>
-        <w:rPr>
-          <w:rFonts w:ascii="Times New Roman" w:hAnsi="Times New Roman" w:cs="Times New Roman"/>
-          <w:sz w:val="24"/>
-          <w:szCs w:val="24"/>
-          <w:lang w:val="en-ZW"/>
-        </w:rPr>
-        <w:t>The feature-generation tests examined exact 30-feature output, correct feature names and ordering, current-transaction exclusion, future-transaction exclusion, deterministic equal-timestamp handling, wallet isolation, agent-history aggregation, cold-start handling, numerical safety and deterministic output.</w:t>
-      </w:r>
-    </w:p>
-    <w:p>
-      <w:pPr>
-        <w:spacing w:line="360" w:lineRule="auto"/>
-        <w:jc w:val="both"/>
-        <w:rPr>
-          <w:rFonts w:ascii="Times New Roman" w:hAnsi="Times New Roman" w:cs="Times New Roman"/>
-          <w:sz w:val="24"/>
-          <w:szCs w:val="24"/>
-          <w:lang w:val="en-ZW"/>
-        </w:rPr>
-      </w:pPr>
-      <w:r>
-        <w:rPr>
-          <w:rFonts w:ascii="Times New Roman" w:hAnsi="Times New Roman" w:cs="Times New Roman"/>
-          <w:sz w:val="24"/>
-          <w:szCs w:val="24"/>
-          <w:lang w:val="en-ZW"/>
-        </w:rPr>
-        <w:t>The model-service tests examined correct frozen-model loading, enforcement of the 30-feature input contract, suspicious-probability generation, correct application of the 0.35 threshold, normal classification below the threshold, suspicious classification at or above the threshold and rejection of malformed feature vectors.</w:t>
-      </w:r>
-    </w:p>
-    <w:p>
-      <w:pPr>
-        <w:spacing w:line="360" w:lineRule="auto"/>
-        <w:jc w:val="both"/>
-        <w:rPr>
-          <w:rFonts w:ascii="Times New Roman" w:hAnsi="Times New Roman" w:cs="Times New Roman"/>
-          <w:sz w:val="24"/>
-          <w:szCs w:val="24"/>
-          <w:lang w:val="en-ZW"/>
-        </w:rPr>
-      </w:pPr>
-      <w:r>
-        <w:rPr>
-          <w:rFonts w:ascii="Times New Roman" w:hAnsi="Times New Roman" w:cs="Times New Roman"/>
-          <w:sz w:val="24"/>
-          <w:szCs w:val="24"/>
-          <w:lang w:val="en-ZW"/>
+        </w:rPr>
+        <w:t>. The feature-generation tests tested exact 30-feature output, correct feature names and ordering, current-transaction exclusion, future-transaction exclusion, deterministic equal-timestamp handling, wallet isolation, agent-history aggregation, cold-start handling, numerical safety and deterministic output. The correctness of loading the model on a frozen object, the enforcement of the 30-feature input contract, generation of suspicious-probability service, and the correct classification of the normal object below the threshold, and the classification of the suspicious object at or above the threshold and the rejection of the malformed feature vector object were tested through the model-service. Application integration testing included Cash-In, Cash-Out and Wallet-to-Wallet transactions and agent-linked transactions, normal predictions, suspicious predictions, cold-start conditions, alert handling, investigation processing and real-time Socket.IO updates. All the integration checks passed in the controlled development environment. These tests showed the functional integration of the research prototype. They were not a certification for use in a live financial environment, where extra security, scalability, privacy and regulatory and operational testing will be necessary.</w:t>
+      </w:r>
+    </w:p>
+    <w:p>
+      <w:pPr>
+        <w:spacing w:line="360" w:lineRule="auto"/>
+        <w:jc w:val="both"/>
+        <w:rPr>
+          <w:rFonts w:ascii="Times New Roman" w:hAnsi="Times New Roman" w:cs="Times New Roman"/>
+          <w:b/>
+          <w:bCs/>
+          <w:sz w:val="24"/>
+          <w:szCs w:val="24"/>
+          <w:lang w:val="en-ZW"/>
+        </w:rPr>
+      </w:pPr>
+    </w:p>
+    <w:p>
+      <w:pPr>
+        <w:spacing w:line="360" w:lineRule="auto"/>
+        <w:jc w:val="both"/>
+        <w:rPr>
+          <w:rFonts w:ascii="Times New Roman" w:hAnsi="Times New Roman" w:cs="Times New Roman"/>
+          <w:b/>
+          <w:bCs/>
+          <w:sz w:val="24"/>
+          <w:szCs w:val="24"/>
+          <w:lang w:val="en-ZW"/>
+        </w:rPr>
+      </w:pPr>
+      <w:r>
+        <w:rPr>
+          <w:rFonts w:ascii="Times New Roman" w:hAnsi="Times New Roman" w:cs="Times New Roman"/>
+          <w:b/>
+          <w:bCs/>
+          <w:sz w:val="24"/>
+          <w:szCs w:val="24"/>
+          <w:lang w:val="en-ZW"/>
+        </w:rPr>
+        <w:t>4.20 System Interface Results</w:t>
+      </w:r>
+    </w:p>
+    <w:p>
+      <w:pPr>
+        <w:spacing w:line="360" w:lineRule="auto"/>
+        <w:jc w:val="both"/>
+        <w:rPr>
+          <w:rFonts w:ascii="Times New Roman" w:hAnsi="Times New Roman" w:cs="Times New Roman"/>
+          <w:sz w:val="24"/>
+          <w:szCs w:val="24"/>
+        </w:rPr>
+      </w:pPr>
+      <w:r>
+        <w:rPr>
+          <w:rFonts w:ascii="Times New Roman" w:hAnsi="Times New Roman" w:cs="Times New Roman"/>
+          <w:sz w:val="24"/>
+          <w:szCs w:val="24"/>
+        </w:rPr>
+        <w:t xml:space="preserve">The finished product gave interfaces for the main roles of the application. Customers could register, log in and make mobile-money transactions that were compatible. Suspicious-activity information could be accessed by compliance personnel, alerts could be reviewed, notes of investigations could be recorded, investigations could be assigned or escalated, and investigations and cases could be resolved. Administrative functionality assisted in handling users, research-system data and agents. The dashboard displayed transaction activity, suspicious alerts and investigation information. Real time communication allowed the necessary changes to be made on the connected monitoring interfaces. </w:t>
+      </w:r>
+    </w:p>
+    <w:p>
+      <w:pPr>
+        <w:spacing w:line="360" w:lineRule="auto"/>
+        <w:jc w:val="both"/>
+        <w:rPr>
+          <w:rFonts w:ascii="Times New Roman" w:hAnsi="Times New Roman" w:cs="Times New Roman"/>
+          <w:sz w:val="24"/>
+          <w:szCs w:val="24"/>
+        </w:rPr>
+      </w:pPr>
+      <w:r>
+        <w:rPr>
+          <w:rFonts w:ascii="Times New Roman" w:hAnsi="Times New Roman" w:cs="Times New Roman"/>
+          <w:sz w:val="24"/>
+          <w:szCs w:val="24"/>
+        </w:rPr>
+        <w:t>[INSERT FIGURE 4.7 HERE]</w:t>
+      </w:r>
+    </w:p>
+    <w:p>
+      <w:pPr>
+        <w:spacing w:line="360" w:lineRule="auto"/>
+        <w:jc w:val="both"/>
+        <w:rPr>
+          <w:rFonts w:ascii="Times New Roman" w:hAnsi="Times New Roman" w:cs="Times New Roman"/>
+          <w:sz w:val="24"/>
+          <w:szCs w:val="24"/>
+        </w:rPr>
+      </w:pPr>
+      <w:r>
+        <w:rPr>
+          <w:rFonts w:ascii="Times New Roman" w:hAnsi="Times New Roman" w:cs="Times New Roman"/>
+          <w:sz w:val="24"/>
+          <w:szCs w:val="24"/>
+        </w:rPr>
+        <w:t xml:space="preserve">The main AML Monitoring Dashboard is shown in Figure 4.7. </w:t>
+      </w:r>
+    </w:p>
+    <w:p>
+      <w:pPr>
+        <w:spacing w:line="360" w:lineRule="auto"/>
+        <w:jc w:val="both"/>
+        <w:rPr>
+          <w:rFonts w:ascii="Times New Roman" w:hAnsi="Times New Roman" w:cs="Times New Roman"/>
+          <w:sz w:val="24"/>
+          <w:szCs w:val="24"/>
+        </w:rPr>
+      </w:pPr>
+      <w:r>
+        <w:rPr>
+          <w:rFonts w:ascii="Times New Roman" w:hAnsi="Times New Roman" w:cs="Times New Roman"/>
+          <w:sz w:val="24"/>
+          <w:szCs w:val="24"/>
+        </w:rPr>
+        <w:t>[INSERT FIGURE 4.8 HERE]</w:t>
+      </w:r>
+    </w:p>
+    <w:p>
+      <w:pPr>
+        <w:spacing w:line="360" w:lineRule="auto"/>
+        <w:jc w:val="both"/>
+        <w:rPr>
+          <w:rFonts w:ascii="Times New Roman" w:hAnsi="Times New Roman" w:cs="Times New Roman"/>
+          <w:sz w:val="24"/>
+          <w:szCs w:val="24"/>
+        </w:rPr>
+      </w:pPr>
+      <w:r>
+        <w:rPr>
+          <w:rFonts w:ascii="Times New Roman" w:hAnsi="Times New Roman" w:cs="Times New Roman"/>
+          <w:sz w:val="24"/>
+          <w:szCs w:val="24"/>
         </w:rPr>
         <w:lastRenderedPageBreak/>
-        <w:t>Application integration testing covered Cash-In, Cash-Out and Wallet-to-Wallet transactions together with agent-linked transactions, normal predictions, suspicious predictions, cold-start conditions, alert handling, investigation processing and real-time Socket.IO updates.</w:t>
-      </w:r>
-    </w:p>
-    <w:p>
-      <w:pPr>
-        <w:spacing w:line="360" w:lineRule="auto"/>
-        <w:jc w:val="both"/>
-        <w:rPr>
-          <w:rFonts w:ascii="Times New Roman" w:hAnsi="Times New Roman" w:cs="Times New Roman"/>
-          <w:sz w:val="24"/>
-          <w:szCs w:val="24"/>
-          <w:lang w:val="en-ZW"/>
-        </w:rPr>
-      </w:pPr>
-      <w:r>
-        <w:rPr>
-          <w:rFonts w:ascii="Times New Roman" w:hAnsi="Times New Roman" w:cs="Times New Roman"/>
-          <w:sz w:val="24"/>
-          <w:szCs w:val="24"/>
-          <w:lang w:val="en-ZW"/>
-        </w:rPr>
-        <w:t>The implemented integration checks passed within the controlled development environment.</w:t>
-      </w:r>
-    </w:p>
-    <w:p>
-      <w:pPr>
-        <w:spacing w:line="360" w:lineRule="auto"/>
-        <w:jc w:val="both"/>
-        <w:rPr>
-          <w:rFonts w:ascii="Times New Roman" w:hAnsi="Times New Roman" w:cs="Times New Roman"/>
-          <w:sz w:val="24"/>
-          <w:szCs w:val="24"/>
-          <w:lang w:val="en-ZW"/>
-        </w:rPr>
-      </w:pPr>
-      <w:r>
-        <w:rPr>
-          <w:rFonts w:ascii="Times New Roman" w:hAnsi="Times New Roman" w:cs="Times New Roman"/>
-          <w:sz w:val="24"/>
-          <w:szCs w:val="24"/>
-          <w:lang w:val="en-ZW"/>
-        </w:rPr>
-        <w:t>These tests demonstrated functional integration of the research prototype. They did not constitute certification for deployment in a live financial environment, where additional security, scalability, privacy, regulatory and operational testing would be required.</w:t>
-      </w:r>
-    </w:p>
-    <w:p>
-      <w:pPr>
-        <w:spacing w:line="360" w:lineRule="auto"/>
-        <w:jc w:val="both"/>
-        <w:rPr>
-          <w:rFonts w:ascii="Times New Roman" w:hAnsi="Times New Roman" w:cs="Times New Roman"/>
-          <w:b/>
-          <w:bCs/>
-          <w:sz w:val="24"/>
-          <w:szCs w:val="24"/>
-          <w:lang w:val="en-ZW"/>
-        </w:rPr>
-      </w:pPr>
-    </w:p>
-    <w:p>
-      <w:pPr>
-        <w:spacing w:line="360" w:lineRule="auto"/>
-        <w:jc w:val="both"/>
-        <w:rPr>
-          <w:rFonts w:ascii="Times New Roman" w:hAnsi="Times New Roman" w:cs="Times New Roman"/>
-          <w:b/>
-          <w:bCs/>
-          <w:sz w:val="24"/>
-          <w:szCs w:val="24"/>
-          <w:lang w:val="en-ZW"/>
-        </w:rPr>
-      </w:pPr>
-      <w:r>
-        <w:rPr>
-          <w:rFonts w:ascii="Times New Roman" w:hAnsi="Times New Roman" w:cs="Times New Roman"/>
-          <w:b/>
-          <w:bCs/>
-          <w:sz w:val="24"/>
-          <w:szCs w:val="24"/>
-          <w:lang w:val="en-ZW"/>
-        </w:rPr>
-        <w:t>4.20 System Interface Results</w:t>
-      </w:r>
-    </w:p>
-    <w:p>
-      <w:pPr>
-        <w:spacing w:line="360" w:lineRule="auto"/>
-        <w:jc w:val="both"/>
-        <w:rPr>
-          <w:rFonts w:ascii="Times New Roman" w:hAnsi="Times New Roman" w:cs="Times New Roman"/>
-          <w:sz w:val="24"/>
-          <w:szCs w:val="24"/>
-          <w:lang w:val="en-ZW"/>
-        </w:rPr>
-      </w:pPr>
-      <w:r>
-        <w:rPr>
-          <w:rFonts w:ascii="Times New Roman" w:hAnsi="Times New Roman" w:cs="Times New Roman"/>
-          <w:sz w:val="24"/>
-          <w:szCs w:val="24"/>
-          <w:lang w:val="en-ZW"/>
-        </w:rPr>
-        <w:t>The completed system provided interfaces corresponding to the principal application roles.</w:t>
-      </w:r>
-    </w:p>
-    <w:p>
-      <w:pPr>
-        <w:spacing w:line="360" w:lineRule="auto"/>
-        <w:jc w:val="both"/>
-        <w:rPr>
-          <w:rFonts w:ascii="Times New Roman" w:hAnsi="Times New Roman" w:cs="Times New Roman"/>
-          <w:sz w:val="24"/>
-          <w:szCs w:val="24"/>
-          <w:lang w:val="en-ZW"/>
-        </w:rPr>
-      </w:pPr>
-      <w:r>
-        <w:rPr>
-          <w:rFonts w:ascii="Times New Roman" w:hAnsi="Times New Roman" w:cs="Times New Roman"/>
-          <w:sz w:val="24"/>
-          <w:szCs w:val="24"/>
-          <w:lang w:val="en-ZW"/>
-        </w:rPr>
-        <w:t>Customers could register, authenticate and perform supported mobile-money transactions. Compliance personnel could access suspicious-activity information, review alerts, record investigation notes, assign or escalate investigations and resolve cases. Administrative functionality supported management of users, agents and research-system data.</w:t>
-      </w:r>
-    </w:p>
-    <w:p>
-      <w:pPr>
-        <w:spacing w:line="360" w:lineRule="auto"/>
-        <w:jc w:val="both"/>
-        <w:rPr>
-          <w:rFonts w:ascii="Times New Roman" w:hAnsi="Times New Roman" w:cs="Times New Roman"/>
-          <w:sz w:val="24"/>
-          <w:szCs w:val="24"/>
-          <w:lang w:val="en-ZW"/>
-        </w:rPr>
-      </w:pPr>
-      <w:r>
-        <w:rPr>
-          <w:rFonts w:ascii="Times New Roman" w:hAnsi="Times New Roman" w:cs="Times New Roman"/>
-          <w:sz w:val="24"/>
-          <w:szCs w:val="24"/>
-          <w:lang w:val="en-ZW"/>
-        </w:rPr>
-        <w:t>The dashboard displayed transaction activity, suspicious alerts and investigation information. Real-time communication enabled relevant changes to be reflected on connected monitoring interfaces.</w:t>
-      </w:r>
-    </w:p>
-    <w:p>
-      <w:pPr>
-        <w:spacing w:line="360" w:lineRule="auto"/>
-        <w:jc w:val="both"/>
-        <w:rPr>
-          <w:rFonts w:ascii="Times New Roman" w:hAnsi="Times New Roman" w:cs="Times New Roman"/>
-          <w:sz w:val="24"/>
-          <w:szCs w:val="24"/>
-          <w:lang w:val="en-ZW"/>
-        </w:rPr>
-      </w:pPr>
-      <w:r>
-        <w:rPr>
-          <w:rFonts w:ascii="Times New Roman" w:hAnsi="Times New Roman" w:cs="Times New Roman"/>
-          <w:sz w:val="24"/>
-          <w:szCs w:val="24"/>
-          <w:lang w:val="en-ZW"/>
-        </w:rPr>
-        <w:t>[INSERT FIGURE 4.7 HERE]</w:t>
-      </w:r>
-    </w:p>
-    <w:p>
-      <w:pPr>
-        <w:spacing w:line="360" w:lineRule="auto"/>
-        <w:jc w:val="both"/>
-        <w:rPr>
-          <w:rFonts w:ascii="Times New Roman" w:hAnsi="Times New Roman" w:cs="Times New Roman"/>
-          <w:sz w:val="24"/>
-          <w:szCs w:val="24"/>
-          <w:lang w:val="en-ZW"/>
-        </w:rPr>
-      </w:pPr>
-      <w:r>
-        <w:rPr>
-          <w:rFonts w:ascii="Times New Roman" w:hAnsi="Times New Roman" w:cs="Times New Roman"/>
-          <w:sz w:val="24"/>
-          <w:szCs w:val="24"/>
-          <w:lang w:val="en-ZW"/>
-        </w:rPr>
-        <w:t>Figure 4.7: Main AML Monitoring Dashboard</w:t>
-      </w:r>
-    </w:p>
-    <w:p>
-      <w:pPr>
-        <w:spacing w:line="360" w:lineRule="auto"/>
-        <w:jc w:val="both"/>
-        <w:rPr>
-          <w:rFonts w:ascii="Times New Roman" w:hAnsi="Times New Roman" w:cs="Times New Roman"/>
-          <w:sz w:val="24"/>
-          <w:szCs w:val="24"/>
-          <w:lang w:val="en-ZW"/>
-        </w:rPr>
-      </w:pPr>
-      <w:r>
-        <w:rPr>
-          <w:rFonts w:ascii="Times New Roman" w:hAnsi="Times New Roman" w:cs="Times New Roman"/>
-          <w:sz w:val="24"/>
-          <w:szCs w:val="24"/>
-          <w:lang w:val="en-ZW"/>
-        </w:rPr>
-        <w:t>[INSERT FIGURE 4.8 HERE]</w:t>
-      </w:r>
-    </w:p>
-    <w:p>
-      <w:pPr>
-        <w:spacing w:line="360" w:lineRule="auto"/>
-        <w:jc w:val="both"/>
-        <w:rPr>
-          <w:rFonts w:ascii="Times New Roman" w:hAnsi="Times New Roman" w:cs="Times New Roman"/>
-          <w:sz w:val="24"/>
-          <w:szCs w:val="24"/>
-          <w:lang w:val="en-ZW"/>
-        </w:rPr>
-      </w:pPr>
-      <w:r>
-        <w:rPr>
-          <w:rFonts w:ascii="Times New Roman" w:hAnsi="Times New Roman" w:cs="Times New Roman"/>
-          <w:sz w:val="24"/>
-          <w:szCs w:val="24"/>
-          <w:lang w:val="en-ZW"/>
-        </w:rPr>
-        <w:t>Figure 4.8: Suspicious Transaction Alert and Investigation Interface</w:t>
-      </w:r>
-    </w:p>
-    <w:p>
-      <w:pPr>
-        <w:spacing w:line="360" w:lineRule="auto"/>
-        <w:jc w:val="both"/>
-        <w:rPr>
-          <w:rFonts w:ascii="Times New Roman" w:hAnsi="Times New Roman" w:cs="Times New Roman"/>
-          <w:sz w:val="24"/>
-          <w:szCs w:val="24"/>
-          <w:lang w:val="en-ZW"/>
-        </w:rPr>
-      </w:pPr>
-      <w:r>
-        <w:rPr>
-          <w:rFonts w:ascii="Times New Roman" w:hAnsi="Times New Roman" w:cs="Times New Roman"/>
-          <w:sz w:val="24"/>
-          <w:szCs w:val="24"/>
-          <w:lang w:val="en-ZW"/>
-        </w:rPr>
-        <w:t>Figures 4.7 and 4.8 should use screenshots captured from the actual implemented system rather than generated illustrations because they provide evidence of the implemented application.</w:t>
-      </w:r>
-    </w:p>
-    <w:p>
-      <w:pPr>
-        <w:spacing w:line="360" w:lineRule="auto"/>
-        <w:jc w:val="both"/>
-        <w:rPr>
-          <w:rFonts w:ascii="Times New Roman" w:hAnsi="Times New Roman" w:cs="Times New Roman"/>
-          <w:b/>
-          <w:bCs/>
-          <w:sz w:val="24"/>
-          <w:szCs w:val="24"/>
-          <w:lang w:val="en-ZW"/>
-        </w:rPr>
-      </w:pPr>
-    </w:p>
-    <w:p>
-      <w:pPr>
-        <w:spacing w:line="360" w:lineRule="auto"/>
-        <w:jc w:val="both"/>
-        <w:rPr>
-          <w:rFonts w:ascii="Times New Roman" w:hAnsi="Times New Roman" w:cs="Times New Roman"/>
-          <w:b/>
-          <w:bCs/>
-          <w:sz w:val="24"/>
-          <w:szCs w:val="24"/>
-          <w:lang w:val="en-ZW"/>
-        </w:rPr>
-      </w:pPr>
-    </w:p>
-    <w:p>
-      <w:pPr>
-        <w:spacing w:line="360" w:lineRule="auto"/>
-        <w:jc w:val="both"/>
-        <w:rPr>
-          <w:rFonts w:ascii="Times New Roman" w:hAnsi="Times New Roman" w:cs="Times New Roman"/>
-          <w:b/>
-          <w:bCs/>
-          <w:sz w:val="24"/>
-          <w:szCs w:val="24"/>
-          <w:lang w:val="en-ZW"/>
-        </w:rPr>
-      </w:pPr>
-      <w:r>
-        <w:rPr>
-          <w:rFonts w:ascii="Times New Roman" w:hAnsi="Times New Roman" w:cs="Times New Roman"/>
-          <w:b/>
-          <w:bCs/>
-          <w:sz w:val="24"/>
-          <w:szCs w:val="24"/>
-          <w:lang w:val="en-ZW"/>
+        <w:t xml:space="preserve"> The Suspicious Transaction Alert and Investigation Interface is shown in Figure 4.8. Figures 4.7 and 4.8 are to be screenshots from the actual implemented system, not illustrations, as this will give proof of the application actually implemented.</w:t>
+      </w:r>
+    </w:p>
+    <w:p>
+      <w:pPr>
+        <w:spacing w:line="360" w:lineRule="auto"/>
+        <w:jc w:val="both"/>
+        <w:rPr>
+          <w:rFonts w:ascii="Times New Roman" w:hAnsi="Times New Roman" w:cs="Times New Roman"/>
+          <w:b/>
+          <w:bCs/>
+          <w:sz w:val="24"/>
+          <w:szCs w:val="24"/>
+          <w:lang w:val="en-ZW"/>
+        </w:rPr>
+      </w:pPr>
+    </w:p>
+    <w:p>
+      <w:pPr>
+        <w:spacing w:line="360" w:lineRule="auto"/>
+        <w:jc w:val="both"/>
+        <w:rPr>
+          <w:rFonts w:ascii="Times New Roman" w:hAnsi="Times New Roman" w:cs="Times New Roman"/>
+          <w:b/>
+          <w:bCs/>
+          <w:sz w:val="24"/>
+          <w:szCs w:val="24"/>
+          <w:lang w:val="en-ZW"/>
+        </w:rPr>
+      </w:pPr>
+    </w:p>
+    <w:p>
+      <w:pPr>
+        <w:spacing w:line="360" w:lineRule="auto"/>
+        <w:jc w:val="both"/>
+        <w:rPr>
+          <w:rFonts w:ascii="Times New Roman" w:hAnsi="Times New Roman" w:cs="Times New Roman"/>
+          <w:b/>
+          <w:bCs/>
+          <w:sz w:val="24"/>
+          <w:szCs w:val="24"/>
+          <w:lang w:val="en-ZW"/>
+        </w:rPr>
+      </w:pPr>
+      <w:r>
+        <w:rPr>
+          <w:rFonts w:ascii="Times New Roman" w:hAnsi="Times New Roman" w:cs="Times New Roman"/>
+          <w:b/>
+          <w:bCs/>
+          <w:sz w:val="24"/>
+          <w:szCs w:val="24"/>
+          <w:lang w:val="en-ZW"/>
+        </w:rPr>
+        <w:t>4.21 Evaluation Against Research Objectives</w:t>
+      </w:r>
+    </w:p>
+    <w:p>
+      <w:pPr>
+        <w:spacing w:line="360" w:lineRule="auto"/>
+        <w:jc w:val="both"/>
+        <w:rPr>
+          <w:rFonts w:ascii="Times New Roman" w:hAnsi="Times New Roman" w:cs="Times New Roman"/>
+          <w:b/>
+          <w:bCs/>
+          <w:sz w:val="24"/>
+          <w:szCs w:val="24"/>
+          <w:lang w:val="en-ZW"/>
+        </w:rPr>
+      </w:pPr>
+      <w:r>
+        <w:rPr>
+          <w:rFonts w:ascii="Times New Roman" w:hAnsi="Times New Roman" w:cs="Times New Roman"/>
+          <w:b/>
+          <w:bCs/>
+          <w:sz w:val="24"/>
+          <w:szCs w:val="24"/>
+          <w:lang w:val="en-ZW"/>
+        </w:rPr>
+        <w:t>4.21.1 Objective 1: Real-Time Mobile-Money Transaction Processing and Monitoring</w:t>
+      </w:r>
+    </w:p>
+    <w:p>
+      <w:pPr>
+        <w:spacing w:line="360" w:lineRule="auto"/>
+        <w:jc w:val="both"/>
+        <w:rPr>
+          <w:rFonts w:ascii="Times New Roman" w:hAnsi="Times New Roman" w:cs="Times New Roman"/>
+          <w:sz w:val="24"/>
+          <w:szCs w:val="24"/>
+        </w:rPr>
+      </w:pPr>
+      <w:r>
+        <w:rPr>
+          <w:rFonts w:ascii="Times New Roman" w:hAnsi="Times New Roman" w:cs="Times New Roman"/>
+          <w:sz w:val="24"/>
+          <w:szCs w:val="24"/>
+        </w:rPr>
+        <w:t xml:space="preserve">The first </w:t>
+      </w:r>
+      <w:r>
+        <w:rPr>
+          <w:rFonts w:ascii="Times New Roman" w:hAnsi="Times New Roman" w:cs="Times New Roman"/>
+          <w:sz w:val="24"/>
+          <w:szCs w:val="24"/>
+        </w:rPr>
+        <w:t>objective</w:t>
+      </w:r>
+      <w:r>
+        <w:rPr>
+          <w:rFonts w:ascii="Times New Roman" w:hAnsi="Times New Roman" w:cs="Times New Roman"/>
+          <w:sz w:val="24"/>
+          <w:szCs w:val="24"/>
+        </w:rPr>
+        <w:t xml:space="preserve"> was to build and deploy a real time transaction and monitoring engine for mobile money processing of Cash-In, Cash-Out and Wallet to Wallet transactions. The added application enabled </w:t>
+      </w:r>
+      <w:proofErr w:type="gramStart"/>
+      <w:r>
+        <w:rPr>
+          <w:rFonts w:ascii="Times New Roman" w:hAnsi="Times New Roman" w:cs="Times New Roman"/>
+          <w:sz w:val="24"/>
+          <w:szCs w:val="24"/>
+        </w:rPr>
+        <w:t>all three type</w:t>
+      </w:r>
+      <w:proofErr w:type="gramEnd"/>
+      <w:r>
+        <w:rPr>
+          <w:rFonts w:ascii="Times New Roman" w:hAnsi="Times New Roman" w:cs="Times New Roman"/>
+          <w:sz w:val="24"/>
+          <w:szCs w:val="24"/>
+        </w:rPr>
+        <w:t xml:space="preserve"> of transactions. The transactions were validated, added to the persistent store (MySQL) and then presented to the workflow associated with the </w:t>
+      </w:r>
+      <w:proofErr w:type="spellStart"/>
+      <w:r>
+        <w:rPr>
+          <w:rFonts w:ascii="Times New Roman" w:hAnsi="Times New Roman" w:cs="Times New Roman"/>
+          <w:sz w:val="24"/>
+          <w:szCs w:val="24"/>
+        </w:rPr>
+        <w:t>behavioural</w:t>
+      </w:r>
+      <w:proofErr w:type="spellEnd"/>
+      <w:r>
+        <w:rPr>
+          <w:rFonts w:ascii="Times New Roman" w:hAnsi="Times New Roman" w:cs="Times New Roman"/>
+          <w:sz w:val="24"/>
+          <w:szCs w:val="24"/>
+        </w:rPr>
+        <w:t xml:space="preserve"> analysis and monitoring. Socket.IO has been utilized to give live application refreshes. The functionality and integration testing were completed and proved that the transaction processing and transaction monitoring functions outlined in the first objective were met.</w:t>
+      </w:r>
+    </w:p>
+    <w:p>
+      <w:pPr>
+        <w:spacing w:line="360" w:lineRule="auto"/>
+        <w:jc w:val="both"/>
+        <w:rPr>
+          <w:rFonts w:ascii="Times New Roman" w:hAnsi="Times New Roman" w:cs="Times New Roman"/>
+          <w:b/>
+          <w:bCs/>
+          <w:sz w:val="24"/>
+          <w:szCs w:val="24"/>
+          <w:lang w:val="en-ZW"/>
+        </w:rPr>
+      </w:pPr>
+    </w:p>
+    <w:p>
+      <w:pPr>
+        <w:spacing w:line="360" w:lineRule="auto"/>
+        <w:jc w:val="both"/>
+        <w:rPr>
+          <w:rFonts w:ascii="Times New Roman" w:hAnsi="Times New Roman" w:cs="Times New Roman"/>
+          <w:b/>
+          <w:bCs/>
+          <w:sz w:val="24"/>
+          <w:szCs w:val="24"/>
+          <w:lang w:val="en-ZW"/>
+        </w:rPr>
+      </w:pPr>
+      <w:r>
+        <w:rPr>
+          <w:rFonts w:ascii="Times New Roman" w:hAnsi="Times New Roman" w:cs="Times New Roman"/>
+          <w:b/>
+          <w:bCs/>
+          <w:sz w:val="24"/>
+          <w:szCs w:val="24"/>
+          <w:lang w:val="en-ZW"/>
+        </w:rPr>
+        <w:t>4.21.2 Objective 2: Behavioural Analysis</w:t>
+      </w:r>
+    </w:p>
+    <w:p>
+      <w:pPr>
+        <w:spacing w:line="360" w:lineRule="auto"/>
+        <w:jc w:val="both"/>
+        <w:rPr>
+          <w:rFonts w:ascii="Times New Roman" w:hAnsi="Times New Roman" w:cs="Times New Roman"/>
+          <w:sz w:val="24"/>
+          <w:szCs w:val="24"/>
+        </w:rPr>
+      </w:pPr>
+      <w:r>
+        <w:rPr>
+          <w:rFonts w:ascii="Times New Roman" w:hAnsi="Times New Roman" w:cs="Times New Roman"/>
+          <w:sz w:val="24"/>
+          <w:szCs w:val="24"/>
+        </w:rPr>
+        <w:t xml:space="preserve">The second goal was to create and develop the mechanisms for </w:t>
+      </w:r>
+      <w:proofErr w:type="spellStart"/>
+      <w:r>
+        <w:rPr>
+          <w:rFonts w:ascii="Times New Roman" w:hAnsi="Times New Roman" w:cs="Times New Roman"/>
+          <w:sz w:val="24"/>
+          <w:szCs w:val="24"/>
+        </w:rPr>
+        <w:t>behavioural</w:t>
+      </w:r>
+      <w:proofErr w:type="spellEnd"/>
+      <w:r>
+        <w:rPr>
+          <w:rFonts w:ascii="Times New Roman" w:hAnsi="Times New Roman" w:cs="Times New Roman"/>
+          <w:sz w:val="24"/>
+          <w:szCs w:val="24"/>
+        </w:rPr>
+        <w:t xml:space="preserve"> analysis of structuring, wallet/transaction network and agent </w:t>
+      </w:r>
+      <w:proofErr w:type="spellStart"/>
+      <w:r>
+        <w:rPr>
+          <w:rFonts w:ascii="Times New Roman" w:hAnsi="Times New Roman" w:cs="Times New Roman"/>
+          <w:sz w:val="24"/>
+          <w:szCs w:val="24"/>
+        </w:rPr>
+        <w:t>behavioural</w:t>
+      </w:r>
+      <w:proofErr w:type="spellEnd"/>
+      <w:r>
+        <w:rPr>
+          <w:rFonts w:ascii="Times New Roman" w:hAnsi="Times New Roman" w:cs="Times New Roman"/>
+          <w:sz w:val="24"/>
+          <w:szCs w:val="24"/>
+        </w:rPr>
+        <w:t xml:space="preserve"> patterns based on mobile-money transaction activity. The final architecture ended up with just 30 historical features, with six structuring, ten wallet/network, and fourteen agent features. The following three </w:t>
+      </w:r>
+      <w:proofErr w:type="spellStart"/>
+      <w:r>
+        <w:rPr>
+          <w:rFonts w:ascii="Times New Roman" w:hAnsi="Times New Roman" w:cs="Times New Roman"/>
+          <w:sz w:val="24"/>
+          <w:szCs w:val="24"/>
+        </w:rPr>
+        <w:t>behavioural</w:t>
+      </w:r>
+      <w:proofErr w:type="spellEnd"/>
+      <w:r>
+        <w:rPr>
+          <w:rFonts w:ascii="Times New Roman" w:hAnsi="Times New Roman" w:cs="Times New Roman"/>
+          <w:sz w:val="24"/>
+          <w:szCs w:val="24"/>
+        </w:rPr>
+        <w:t xml:space="preserve"> dimensions were thus covered in the actual feature pipeline. But it was revealed that the presence of representation did not lead to equal detection performance. The suspicious pattern capabilities for network and agent suspicious patterns were found significantly better than structuring patterns. The goal of implementing the three planned mechanisms for </w:t>
+      </w:r>
+      <w:proofErr w:type="spellStart"/>
+      <w:r>
+        <w:rPr>
+          <w:rFonts w:ascii="Times New Roman" w:hAnsi="Times New Roman" w:cs="Times New Roman"/>
+          <w:sz w:val="24"/>
+          <w:szCs w:val="24"/>
+        </w:rPr>
+        <w:t>behavioural</w:t>
+      </w:r>
+      <w:proofErr w:type="spellEnd"/>
+      <w:r>
+        <w:rPr>
+          <w:rFonts w:ascii="Times New Roman" w:hAnsi="Times New Roman" w:cs="Times New Roman"/>
+          <w:sz w:val="24"/>
+          <w:szCs w:val="24"/>
+        </w:rPr>
+        <w:t xml:space="preserve"> analysis was thus met, and the experimental results highlighted a significant aspect of performance limitation in structuring detection.</w:t>
+      </w:r>
+    </w:p>
+    <w:p>
+      <w:pPr>
+        <w:spacing w:line="360" w:lineRule="auto"/>
+        <w:jc w:val="both"/>
+        <w:rPr>
+          <w:rFonts w:ascii="Times New Roman" w:hAnsi="Times New Roman" w:cs="Times New Roman"/>
+          <w:b/>
+          <w:bCs/>
+          <w:sz w:val="24"/>
+          <w:szCs w:val="24"/>
+          <w:lang w:val="en-ZW"/>
+        </w:rPr>
+      </w:pPr>
+    </w:p>
+    <w:p>
+      <w:pPr>
+        <w:spacing w:line="360" w:lineRule="auto"/>
+        <w:jc w:val="both"/>
+        <w:rPr>
+          <w:rFonts w:ascii="Times New Roman" w:hAnsi="Times New Roman" w:cs="Times New Roman"/>
+          <w:b/>
+          <w:bCs/>
+          <w:sz w:val="24"/>
+          <w:szCs w:val="24"/>
+          <w:lang w:val="en-ZW"/>
+        </w:rPr>
+      </w:pPr>
+    </w:p>
+    <w:p>
+      <w:pPr>
+        <w:spacing w:line="360" w:lineRule="auto"/>
+        <w:jc w:val="both"/>
+        <w:rPr>
+          <w:rFonts w:ascii="Times New Roman" w:hAnsi="Times New Roman" w:cs="Times New Roman"/>
+          <w:b/>
+          <w:bCs/>
+          <w:sz w:val="24"/>
+          <w:szCs w:val="24"/>
+          <w:lang w:val="en-ZW"/>
+        </w:rPr>
+      </w:pPr>
+      <w:r>
+        <w:rPr>
+          <w:rFonts w:ascii="Times New Roman" w:hAnsi="Times New Roman" w:cs="Times New Roman"/>
+          <w:b/>
+          <w:bCs/>
+          <w:sz w:val="24"/>
+          <w:szCs w:val="24"/>
+          <w:lang w:val="en-ZW"/>
+        </w:rPr>
+        <w:t>4.21.3 Objective 3: Machine-Learning Classification</w:t>
+      </w:r>
+    </w:p>
+    <w:p>
+      <w:pPr>
+        <w:spacing w:line="360" w:lineRule="auto"/>
+        <w:jc w:val="both"/>
+        <w:rPr>
+          <w:rFonts w:ascii="Times New Roman" w:hAnsi="Times New Roman" w:cs="Times New Roman"/>
+          <w:sz w:val="24"/>
+          <w:szCs w:val="24"/>
+        </w:rPr>
+      </w:pPr>
+      <w:r>
+        <w:rPr>
+          <w:rFonts w:ascii="Times New Roman" w:hAnsi="Times New Roman" w:cs="Times New Roman"/>
+          <w:sz w:val="24"/>
+          <w:szCs w:val="24"/>
+        </w:rPr>
+        <w:t xml:space="preserve">The third goal was to design and combine a pattern classification system employing machine learning techniques based on the obtained behavioral features, with the ability of classifying normal and suspicious transactions-based patterns from mobile-money transactions. Three models—Logistic Regression, Random Forest and Gradient Boosting—were tested. Gradient Boosting was chosen and incorporated as the final Classifier. The final test Micro F1 of the frozen classifier was 0.7471 and the independent Micro F1 was 0.7245. Suspicious recall was 0.5206 and 0.5458 for both, respectively. Thus, the classification mechanism was successfully implemented and integrated. The findings, however, also showed that suspicious-pattern detection wasn't flawless. This aligns with the broader AML machine-learning research, where automated detection is not considered a trivial classification and </w:t>
+      </w:r>
+      <w:proofErr w:type="spellStart"/>
+      <w:r>
+        <w:rPr>
+          <w:rFonts w:ascii="Times New Roman" w:hAnsi="Times New Roman" w:cs="Times New Roman"/>
+          <w:sz w:val="24"/>
+          <w:szCs w:val="24"/>
+        </w:rPr>
+        <w:t>prioritisation</w:t>
+      </w:r>
+      <w:proofErr w:type="spellEnd"/>
+      <w:r>
+        <w:rPr>
+          <w:rFonts w:ascii="Times New Roman" w:hAnsi="Times New Roman" w:cs="Times New Roman"/>
+          <w:sz w:val="24"/>
+          <w:szCs w:val="24"/>
+        </w:rPr>
+        <w:t xml:space="preserve"> problem, but rather detection is assumed to be a perfect classification and </w:t>
+      </w:r>
+      <w:proofErr w:type="spellStart"/>
+      <w:r>
+        <w:rPr>
+          <w:rFonts w:ascii="Times New Roman" w:hAnsi="Times New Roman" w:cs="Times New Roman"/>
+          <w:sz w:val="24"/>
+          <w:szCs w:val="24"/>
+        </w:rPr>
+        <w:t>prioritisation</w:t>
+      </w:r>
+      <w:proofErr w:type="spellEnd"/>
+      <w:r>
+        <w:rPr>
+          <w:rFonts w:ascii="Times New Roman" w:hAnsi="Times New Roman" w:cs="Times New Roman"/>
+          <w:sz w:val="24"/>
+          <w:szCs w:val="24"/>
+        </w:rPr>
+        <w:t xml:space="preserve"> problem [5], [19].</w:t>
+      </w:r>
+    </w:p>
+    <w:p>
+      <w:pPr>
+        <w:spacing w:line="360" w:lineRule="auto"/>
+        <w:jc w:val="both"/>
+        <w:rPr>
+          <w:rFonts w:ascii="Times New Roman" w:hAnsi="Times New Roman" w:cs="Times New Roman"/>
+          <w:b/>
+          <w:bCs/>
+          <w:sz w:val="24"/>
+          <w:szCs w:val="24"/>
+          <w:lang w:val="en-ZW"/>
+        </w:rPr>
+      </w:pPr>
+    </w:p>
+    <w:p>
+      <w:pPr>
+        <w:spacing w:line="360" w:lineRule="auto"/>
+        <w:jc w:val="both"/>
+        <w:rPr>
+          <w:rFonts w:ascii="Times New Roman" w:hAnsi="Times New Roman" w:cs="Times New Roman"/>
+          <w:b/>
+          <w:bCs/>
+          <w:sz w:val="24"/>
+          <w:szCs w:val="24"/>
+          <w:lang w:val="en-ZW"/>
+        </w:rPr>
+      </w:pPr>
+      <w:r>
+        <w:rPr>
+          <w:rFonts w:ascii="Times New Roman" w:hAnsi="Times New Roman" w:cs="Times New Roman"/>
+          <w:b/>
+          <w:bCs/>
+          <w:sz w:val="24"/>
+          <w:szCs w:val="24"/>
+          <w:lang w:val="en-ZW"/>
+        </w:rPr>
+        <w:t>4.21.4 Objective 4: AML Alert and Investigation Workflow</w:t>
+      </w:r>
+    </w:p>
+    <w:p>
+      <w:pPr>
+        <w:spacing w:line="360" w:lineRule="auto"/>
+        <w:jc w:val="both"/>
+        <w:rPr>
+          <w:rFonts w:ascii="Times New Roman" w:hAnsi="Times New Roman" w:cs="Times New Roman"/>
+          <w:sz w:val="24"/>
+          <w:szCs w:val="24"/>
+        </w:rPr>
+      </w:pPr>
+      <w:r>
+        <w:rPr>
+          <w:rFonts w:ascii="Times New Roman" w:hAnsi="Times New Roman" w:cs="Times New Roman"/>
+          <w:sz w:val="24"/>
+          <w:szCs w:val="24"/>
+        </w:rPr>
+        <w:t xml:space="preserve">The fourth goal was to build a real-time AML alert and investigation workflow that took in alerts generated by the models and delivered suspicious transaction information to </w:t>
+      </w:r>
+      <w:proofErr w:type="spellStart"/>
+      <w:r>
+        <w:rPr>
+          <w:rFonts w:ascii="Times New Roman" w:hAnsi="Times New Roman" w:cs="Times New Roman"/>
+          <w:sz w:val="24"/>
+          <w:szCs w:val="24"/>
+        </w:rPr>
+        <w:t>authorised</w:t>
+      </w:r>
+      <w:proofErr w:type="spellEnd"/>
+      <w:r>
+        <w:rPr>
+          <w:rFonts w:ascii="Times New Roman" w:hAnsi="Times New Roman" w:cs="Times New Roman"/>
+          <w:sz w:val="24"/>
+          <w:szCs w:val="24"/>
+        </w:rPr>
+        <w:t xml:space="preserve"> users of the system. In the final, the model results were used in </w:t>
+      </w:r>
+      <w:proofErr w:type="gramStart"/>
+      <w:r>
+        <w:rPr>
+          <w:rFonts w:ascii="Times New Roman" w:hAnsi="Times New Roman" w:cs="Times New Roman"/>
+          <w:sz w:val="24"/>
+          <w:szCs w:val="24"/>
+        </w:rPr>
+        <w:t>application level</w:t>
+      </w:r>
+      <w:proofErr w:type="gramEnd"/>
+      <w:r>
+        <w:rPr>
+          <w:rFonts w:ascii="Times New Roman" w:hAnsi="Times New Roman" w:cs="Times New Roman"/>
+          <w:sz w:val="24"/>
+          <w:szCs w:val="24"/>
+        </w:rPr>
+        <w:t xml:space="preserve"> AML processing. Alerts that must be investigated might be saved and presented to the </w:t>
+      </w:r>
+      <w:proofErr w:type="spellStart"/>
+      <w:r>
+        <w:rPr>
+          <w:rFonts w:ascii="Times New Roman" w:hAnsi="Times New Roman" w:cs="Times New Roman"/>
+          <w:sz w:val="24"/>
+          <w:szCs w:val="24"/>
+        </w:rPr>
+        <w:t>authorised</w:t>
+      </w:r>
+      <w:proofErr w:type="spellEnd"/>
+      <w:r>
+        <w:rPr>
+          <w:rFonts w:ascii="Times New Roman" w:hAnsi="Times New Roman" w:cs="Times New Roman"/>
+          <w:sz w:val="24"/>
+          <w:szCs w:val="24"/>
+        </w:rPr>
+        <w:t xml:space="preserve"> compliance user. Compliance staff can view transaction data, enter investigation notes, write investigations and escalate investigations and act on alerts. The workflow implemented kept human involvement in the AML decision process. This method has been shown in previous works to be backed by machine-learning models that give the highest priority to potentially suspicious transactions to be investigated manually [19].</w:t>
+      </w:r>
+    </w:p>
+    <w:p>
+      <w:pPr>
+        <w:spacing w:line="360" w:lineRule="auto"/>
+        <w:jc w:val="both"/>
+        <w:rPr>
+          <w:rFonts w:ascii="Times New Roman" w:hAnsi="Times New Roman" w:cs="Times New Roman"/>
+          <w:b/>
+          <w:bCs/>
+          <w:sz w:val="24"/>
+          <w:szCs w:val="24"/>
+          <w:lang w:val="en-ZW"/>
+        </w:rPr>
+      </w:pPr>
+    </w:p>
+    <w:p>
+      <w:pPr>
+        <w:spacing w:line="360" w:lineRule="auto"/>
+        <w:jc w:val="both"/>
+        <w:rPr>
+          <w:rFonts w:ascii="Times New Roman" w:hAnsi="Times New Roman" w:cs="Times New Roman"/>
+          <w:b/>
+          <w:bCs/>
+          <w:sz w:val="24"/>
+          <w:szCs w:val="24"/>
+          <w:lang w:val="en-ZW"/>
+        </w:rPr>
+      </w:pPr>
+      <w:r>
+        <w:rPr>
+          <w:rFonts w:ascii="Times New Roman" w:hAnsi="Times New Roman" w:cs="Times New Roman"/>
+          <w:b/>
+          <w:bCs/>
+          <w:sz w:val="24"/>
+          <w:szCs w:val="24"/>
+          <w:lang w:val="en-ZW"/>
+        </w:rPr>
+        <w:t>4.21.5 Objective 5: Real-Time AML Dashboard</w:t>
+      </w:r>
+    </w:p>
+    <w:p>
+      <w:pPr>
+        <w:spacing w:line="360" w:lineRule="auto"/>
+        <w:jc w:val="both"/>
+        <w:rPr>
+          <w:rFonts w:ascii="Times New Roman" w:hAnsi="Times New Roman" w:cs="Times New Roman"/>
+          <w:sz w:val="24"/>
+          <w:szCs w:val="24"/>
+        </w:rPr>
+      </w:pPr>
+      <w:r>
+        <w:rPr>
+          <w:rFonts w:ascii="Times New Roman" w:hAnsi="Times New Roman" w:cs="Times New Roman"/>
+          <w:sz w:val="24"/>
+          <w:szCs w:val="24"/>
+        </w:rPr>
+        <w:t xml:space="preserve">The fifth objective was to create a system dashboard to be used by a real-time transaction display, suspicious transaction alerts and investigation information to aid AML monitoring. The </w:t>
+      </w:r>
+      <w:r>
+        <w:rPr>
+          <w:rFonts w:ascii="Times New Roman" w:hAnsi="Times New Roman" w:cs="Times New Roman"/>
+          <w:sz w:val="24"/>
+          <w:szCs w:val="24"/>
         </w:rPr>
         <w:lastRenderedPageBreak/>
-        <w:t>4.21 Evaluation Against Research Objectives</w:t>
-      </w:r>
-    </w:p>
-    <w:p>
-      <w:pPr>
-        <w:spacing w:line="360" w:lineRule="auto"/>
-        <w:jc w:val="both"/>
-        <w:rPr>
-          <w:rFonts w:ascii="Times New Roman" w:hAnsi="Times New Roman" w:cs="Times New Roman"/>
-          <w:b/>
-          <w:bCs/>
-          <w:sz w:val="24"/>
-          <w:szCs w:val="24"/>
-          <w:lang w:val="en-ZW"/>
-        </w:rPr>
-      </w:pPr>
-      <w:r>
-        <w:rPr>
-          <w:rFonts w:ascii="Times New Roman" w:hAnsi="Times New Roman" w:cs="Times New Roman"/>
-          <w:b/>
-          <w:bCs/>
-          <w:sz w:val="24"/>
-          <w:szCs w:val="24"/>
-          <w:lang w:val="en-ZW"/>
-        </w:rPr>
-        <w:t>4.21.1 Objective 1: Real-Time Mobile-Money Transaction Processing and Monitoring</w:t>
-      </w:r>
-    </w:p>
-    <w:p>
-      <w:pPr>
-        <w:spacing w:line="360" w:lineRule="auto"/>
-        <w:jc w:val="both"/>
-        <w:rPr>
-          <w:rFonts w:ascii="Times New Roman" w:hAnsi="Times New Roman" w:cs="Times New Roman"/>
-          <w:sz w:val="24"/>
-          <w:szCs w:val="24"/>
-          <w:lang w:val="en-ZW"/>
-        </w:rPr>
-      </w:pPr>
-      <w:r>
-        <w:rPr>
-          <w:rFonts w:ascii="Times New Roman" w:hAnsi="Times New Roman" w:cs="Times New Roman"/>
-          <w:sz w:val="24"/>
-          <w:szCs w:val="24"/>
-          <w:lang w:val="en-ZW"/>
-        </w:rPr>
-        <w:t>The first objective was to design and implement a real-time mobile-money transaction processing and monitoring engine for processing Cash-In, Cash-Out and Wallet-to-Wallet transactions.</w:t>
-      </w:r>
-    </w:p>
-    <w:p>
-      <w:pPr>
-        <w:spacing w:line="360" w:lineRule="auto"/>
-        <w:jc w:val="both"/>
-        <w:rPr>
-          <w:rFonts w:ascii="Times New Roman" w:hAnsi="Times New Roman" w:cs="Times New Roman"/>
-          <w:sz w:val="24"/>
-          <w:szCs w:val="24"/>
-          <w:lang w:val="en-ZW"/>
-        </w:rPr>
-      </w:pPr>
-      <w:r>
-        <w:rPr>
-          <w:rFonts w:ascii="Times New Roman" w:hAnsi="Times New Roman" w:cs="Times New Roman"/>
-          <w:sz w:val="24"/>
-          <w:szCs w:val="24"/>
-          <w:lang w:val="en-ZW"/>
-        </w:rPr>
-        <w:t>The implemented application supported all three transaction categories. Transactions were validated, persisted in MySQL and made available to the behavioural-analysis and monitoring workflow. Socket.IO was used to provide real-time application updates.</w:t>
-      </w:r>
-    </w:p>
-    <w:p>
-      <w:pPr>
-        <w:spacing w:line="360" w:lineRule="auto"/>
-        <w:jc w:val="both"/>
-        <w:rPr>
-          <w:rFonts w:ascii="Times New Roman" w:hAnsi="Times New Roman" w:cs="Times New Roman"/>
-          <w:sz w:val="24"/>
-          <w:szCs w:val="24"/>
-          <w:lang w:val="en-ZW"/>
-        </w:rPr>
-      </w:pPr>
-      <w:r>
-        <w:rPr>
-          <w:rFonts w:ascii="Times New Roman" w:hAnsi="Times New Roman" w:cs="Times New Roman"/>
-          <w:sz w:val="24"/>
-          <w:szCs w:val="24"/>
-          <w:lang w:val="en-ZW"/>
-        </w:rPr>
-        <w:t>The implemented functionality and integration testing demonstrated completion of the transaction-processing and monitoring functions specified by the first objective.</w:t>
-      </w:r>
-    </w:p>
-    <w:p>
-      <w:pPr>
-        <w:spacing w:line="360" w:lineRule="auto"/>
-        <w:jc w:val="both"/>
-        <w:rPr>
-          <w:rFonts w:ascii="Times New Roman" w:hAnsi="Times New Roman" w:cs="Times New Roman"/>
-          <w:b/>
-          <w:bCs/>
-          <w:sz w:val="24"/>
-          <w:szCs w:val="24"/>
-          <w:lang w:val="en-ZW"/>
-        </w:rPr>
-      </w:pPr>
-    </w:p>
-    <w:p>
-      <w:pPr>
-        <w:spacing w:line="360" w:lineRule="auto"/>
-        <w:jc w:val="both"/>
-        <w:rPr>
-          <w:rFonts w:ascii="Times New Roman" w:hAnsi="Times New Roman" w:cs="Times New Roman"/>
-          <w:b/>
-          <w:bCs/>
-          <w:sz w:val="24"/>
-          <w:szCs w:val="24"/>
-          <w:lang w:val="en-ZW"/>
-        </w:rPr>
-      </w:pPr>
-      <w:r>
-        <w:rPr>
-          <w:rFonts w:ascii="Times New Roman" w:hAnsi="Times New Roman" w:cs="Times New Roman"/>
-          <w:b/>
-          <w:bCs/>
-          <w:sz w:val="24"/>
-          <w:szCs w:val="24"/>
-          <w:lang w:val="en-ZW"/>
-        </w:rPr>
-        <w:t>4.21.2 Objective 2: Behavioural Analysis</w:t>
-      </w:r>
-    </w:p>
-    <w:p>
-      <w:pPr>
-        <w:spacing w:line="360" w:lineRule="auto"/>
-        <w:jc w:val="both"/>
-        <w:rPr>
-          <w:rFonts w:ascii="Times New Roman" w:hAnsi="Times New Roman" w:cs="Times New Roman"/>
-          <w:sz w:val="24"/>
-          <w:szCs w:val="24"/>
-          <w:lang w:val="en-ZW"/>
-        </w:rPr>
-      </w:pPr>
-      <w:r>
-        <w:rPr>
-          <w:rFonts w:ascii="Times New Roman" w:hAnsi="Times New Roman" w:cs="Times New Roman"/>
-          <w:sz w:val="24"/>
-          <w:szCs w:val="24"/>
-          <w:lang w:val="en-ZW"/>
-        </w:rPr>
-        <w:t>The second objective was to design and implement behavioural analysis mechanisms for detecting structuring, wallet/transaction-network and agent behavioural patterns from mobile-money transaction activity.</w:t>
-      </w:r>
-    </w:p>
-    <w:p>
-      <w:pPr>
-        <w:spacing w:line="360" w:lineRule="auto"/>
-        <w:jc w:val="both"/>
-        <w:rPr>
-          <w:rFonts w:ascii="Times New Roman" w:hAnsi="Times New Roman" w:cs="Times New Roman"/>
-          <w:sz w:val="24"/>
-          <w:szCs w:val="24"/>
-          <w:lang w:val="en-ZW"/>
-        </w:rPr>
-      </w:pPr>
-      <w:r>
-        <w:rPr>
-          <w:rFonts w:ascii="Times New Roman" w:hAnsi="Times New Roman" w:cs="Times New Roman"/>
-          <w:sz w:val="24"/>
-          <w:szCs w:val="24"/>
-          <w:lang w:val="en-ZW"/>
-        </w:rPr>
-        <w:t>The final architecture contained exactly 30 historical features comprising six structuring, ten wallet/network and fourteen agent features.</w:t>
-      </w:r>
-    </w:p>
-    <w:p>
-      <w:pPr>
-        <w:spacing w:line="360" w:lineRule="auto"/>
-        <w:jc w:val="both"/>
-        <w:rPr>
-          <w:rFonts w:ascii="Times New Roman" w:hAnsi="Times New Roman" w:cs="Times New Roman"/>
-          <w:sz w:val="24"/>
-          <w:szCs w:val="24"/>
-          <w:lang w:val="en-ZW"/>
-        </w:rPr>
-      </w:pPr>
-      <w:r>
-        <w:rPr>
-          <w:rFonts w:ascii="Times New Roman" w:hAnsi="Times New Roman" w:cs="Times New Roman"/>
-          <w:sz w:val="24"/>
-          <w:szCs w:val="24"/>
-          <w:lang w:val="en-ZW"/>
-        </w:rPr>
-        <w:t>All three intended behavioural dimensions were therefore represented in the implemented feature pipeline.</w:t>
-      </w:r>
-    </w:p>
-    <w:p>
-      <w:pPr>
-        <w:spacing w:line="360" w:lineRule="auto"/>
-        <w:jc w:val="both"/>
-        <w:rPr>
-          <w:rFonts w:ascii="Times New Roman" w:hAnsi="Times New Roman" w:cs="Times New Roman"/>
-          <w:sz w:val="24"/>
-          <w:szCs w:val="24"/>
-          <w:lang w:val="en-ZW"/>
-        </w:rPr>
-      </w:pPr>
-      <w:r>
-        <w:rPr>
-          <w:rFonts w:ascii="Times New Roman" w:hAnsi="Times New Roman" w:cs="Times New Roman"/>
-          <w:sz w:val="24"/>
-          <w:szCs w:val="24"/>
-          <w:lang w:val="en-ZW"/>
-        </w:rPr>
-        <w:t>However, the evaluation showed that representation did not result in equal detection performance. Network and agent suspicious patterns were detected considerably more effectively than structuring patterns.</w:t>
-      </w:r>
-    </w:p>
-    <w:p>
-      <w:pPr>
-        <w:spacing w:line="360" w:lineRule="auto"/>
-        <w:jc w:val="both"/>
-        <w:rPr>
-          <w:rFonts w:ascii="Times New Roman" w:hAnsi="Times New Roman" w:cs="Times New Roman"/>
-          <w:sz w:val="24"/>
-          <w:szCs w:val="24"/>
-          <w:lang w:val="en-ZW"/>
-        </w:rPr>
-      </w:pPr>
-      <w:r>
-        <w:rPr>
-          <w:rFonts w:ascii="Times New Roman" w:hAnsi="Times New Roman" w:cs="Times New Roman"/>
-          <w:sz w:val="24"/>
-          <w:szCs w:val="24"/>
-          <w:lang w:val="en-ZW"/>
-        </w:rPr>
-        <w:t>The objective was therefore achieved in terms of implementing the three intended behavioural-analysis mechanisms, while the experimental results identified an important performance limitation in structuring detection.</w:t>
-      </w:r>
-    </w:p>
-    <w:p>
-      <w:pPr>
-        <w:spacing w:line="360" w:lineRule="auto"/>
-        <w:jc w:val="both"/>
-        <w:rPr>
-          <w:rFonts w:ascii="Times New Roman" w:hAnsi="Times New Roman" w:cs="Times New Roman"/>
-          <w:b/>
-          <w:bCs/>
-          <w:sz w:val="24"/>
-          <w:szCs w:val="24"/>
-          <w:lang w:val="en-ZW"/>
-        </w:rPr>
-      </w:pPr>
-    </w:p>
-    <w:p>
-      <w:pPr>
-        <w:spacing w:line="360" w:lineRule="auto"/>
-        <w:jc w:val="both"/>
-        <w:rPr>
-          <w:rFonts w:ascii="Times New Roman" w:hAnsi="Times New Roman" w:cs="Times New Roman"/>
-          <w:b/>
-          <w:bCs/>
-          <w:sz w:val="24"/>
-          <w:szCs w:val="24"/>
-          <w:lang w:val="en-ZW"/>
-        </w:rPr>
-      </w:pPr>
-    </w:p>
-    <w:p>
-      <w:pPr>
-        <w:spacing w:line="360" w:lineRule="auto"/>
-        <w:jc w:val="both"/>
-        <w:rPr>
-          <w:rFonts w:ascii="Times New Roman" w:hAnsi="Times New Roman" w:cs="Times New Roman"/>
-          <w:b/>
-          <w:bCs/>
-          <w:sz w:val="24"/>
-          <w:szCs w:val="24"/>
-          <w:lang w:val="en-ZW"/>
-        </w:rPr>
-      </w:pPr>
-      <w:r>
-        <w:rPr>
-          <w:rFonts w:ascii="Times New Roman" w:hAnsi="Times New Roman" w:cs="Times New Roman"/>
-          <w:b/>
-          <w:bCs/>
-          <w:sz w:val="24"/>
-          <w:szCs w:val="24"/>
-          <w:lang w:val="en-ZW"/>
+        <w:t xml:space="preserve">application featured browser-based monitoring interfaces and Flask-SocketIO/Socket.IO for real-time communication. These transaction, alert and investigation data may then be given to </w:t>
+      </w:r>
+      <w:proofErr w:type="spellStart"/>
+      <w:r>
+        <w:rPr>
+          <w:rFonts w:ascii="Times New Roman" w:hAnsi="Times New Roman" w:cs="Times New Roman"/>
+          <w:sz w:val="24"/>
+          <w:szCs w:val="24"/>
+        </w:rPr>
+        <w:t>authorised</w:t>
+      </w:r>
+      <w:proofErr w:type="spellEnd"/>
+      <w:r>
+        <w:rPr>
+          <w:rFonts w:ascii="Times New Roman" w:hAnsi="Times New Roman" w:cs="Times New Roman"/>
+          <w:sz w:val="24"/>
+          <w:szCs w:val="24"/>
+        </w:rPr>
+        <w:t xml:space="preserve"> users inside the integrated solution. The application then delivered the function of the dashboard as stated in the fifth objective.</w:t>
+      </w:r>
+    </w:p>
+    <w:p>
+      <w:pPr>
+        <w:spacing w:line="360" w:lineRule="auto"/>
+        <w:jc w:val="both"/>
+        <w:rPr>
+          <w:rFonts w:ascii="Times New Roman" w:hAnsi="Times New Roman" w:cs="Times New Roman"/>
+          <w:b/>
+          <w:bCs/>
+          <w:sz w:val="24"/>
+          <w:szCs w:val="24"/>
+          <w:lang w:val="en-ZW"/>
+        </w:rPr>
+      </w:pPr>
+    </w:p>
+    <w:p>
+      <w:pPr>
+        <w:spacing w:line="360" w:lineRule="auto"/>
+        <w:jc w:val="both"/>
+        <w:rPr>
+          <w:rFonts w:ascii="Times New Roman" w:hAnsi="Times New Roman" w:cs="Times New Roman"/>
+          <w:b/>
+          <w:bCs/>
+          <w:sz w:val="24"/>
+          <w:szCs w:val="24"/>
+          <w:lang w:val="en-ZW"/>
+        </w:rPr>
+      </w:pPr>
+      <w:r>
+        <w:rPr>
+          <w:rFonts w:ascii="Times New Roman" w:hAnsi="Times New Roman" w:cs="Times New Roman"/>
+          <w:b/>
+          <w:bCs/>
+          <w:sz w:val="24"/>
+          <w:szCs w:val="24"/>
+          <w:lang w:val="en-ZW"/>
+        </w:rPr>
+        <w:t>4.22 Discussion of the Overall Findings</w:t>
+      </w:r>
+    </w:p>
+    <w:p>
+      <w:pPr>
+        <w:spacing w:line="360" w:lineRule="auto"/>
+        <w:jc w:val="both"/>
+        <w:rPr>
+          <w:rFonts w:ascii="Times New Roman" w:hAnsi="Times New Roman" w:cs="Times New Roman"/>
+          <w:sz w:val="24"/>
+          <w:szCs w:val="24"/>
+        </w:rPr>
+      </w:pPr>
+      <w:r>
+        <w:rPr>
+          <w:rFonts w:ascii="Times New Roman" w:hAnsi="Times New Roman" w:cs="Times New Roman"/>
+          <w:sz w:val="24"/>
+          <w:szCs w:val="24"/>
+        </w:rPr>
+        <w:t xml:space="preserve">The outcomes proved that the developed system was a research prototype merging mobile-money transaction processing, historical </w:t>
+      </w:r>
+      <w:proofErr w:type="spellStart"/>
+      <w:r>
+        <w:rPr>
+          <w:rFonts w:ascii="Times New Roman" w:hAnsi="Times New Roman" w:cs="Times New Roman"/>
+          <w:sz w:val="24"/>
+          <w:szCs w:val="24"/>
+        </w:rPr>
+        <w:t>behavioural</w:t>
+      </w:r>
+      <w:proofErr w:type="spellEnd"/>
+      <w:r>
+        <w:rPr>
+          <w:rFonts w:ascii="Times New Roman" w:hAnsi="Times New Roman" w:cs="Times New Roman"/>
+          <w:sz w:val="24"/>
+          <w:szCs w:val="24"/>
+        </w:rPr>
+        <w:t xml:space="preserve"> analysis, supervised machine-learning classification, AML alert handling, investigation functionality and real-time monitoring. Perhaps most significantly, the distinction between overall accuracy and suspicious-pattern performance was also found. The accuracy of the final test was 0.8984 and suspicious recall was 0.5206. This class imbalance, therefore, hindered simply measuring accuracy as a representation of the system's ability to detect suspicious patterns. This is in line with the literature of AML machine-learning, where class imbalance and few suspicious samples make model evaluation challenging [5]. The Balanced Accuracy and suspicious precision for the independent population were nearly the same and lower, respectively. This suggested that the classifier maintained a certain level of discriminatory power on an independent synthetic population, with a greater number of false positives. Additional information was gained from the domain-specific evaluation. Structuring was the weakest overall, with suspicious patterns and agent </w:t>
+      </w:r>
+      <w:proofErr w:type="spellStart"/>
+      <w:r>
+        <w:rPr>
+          <w:rFonts w:ascii="Times New Roman" w:hAnsi="Times New Roman" w:cs="Times New Roman"/>
+          <w:sz w:val="24"/>
+          <w:szCs w:val="24"/>
+        </w:rPr>
+        <w:t>behaviour</w:t>
+      </w:r>
+      <w:proofErr w:type="spellEnd"/>
+      <w:r>
+        <w:rPr>
+          <w:rFonts w:ascii="Times New Roman" w:hAnsi="Times New Roman" w:cs="Times New Roman"/>
+          <w:sz w:val="24"/>
+          <w:szCs w:val="24"/>
+        </w:rPr>
+        <w:t xml:space="preserve"> being the strongest. This result highlighted the benefit of measuring AML classifiers at the sub-aggregate level, as it is possible to have a good score overall but a bad score for one particular suspicious-</w:t>
+      </w:r>
+      <w:proofErr w:type="spellStart"/>
+      <w:r>
+        <w:rPr>
+          <w:rFonts w:ascii="Times New Roman" w:hAnsi="Times New Roman" w:cs="Times New Roman"/>
+          <w:sz w:val="24"/>
+          <w:szCs w:val="24"/>
+        </w:rPr>
+        <w:t>behaviour</w:t>
+      </w:r>
+      <w:proofErr w:type="spellEnd"/>
+      <w:r>
+        <w:rPr>
+          <w:rFonts w:ascii="Times New Roman" w:hAnsi="Times New Roman" w:cs="Times New Roman"/>
+          <w:sz w:val="24"/>
+          <w:szCs w:val="24"/>
+        </w:rPr>
+        <w:t xml:space="preserve"> category. The controlled experiments also showed that performance did not necessarily increase with increasing complexity of the model or the features. </w:t>
+      </w:r>
+      <w:proofErr w:type="spellStart"/>
+      <w:r>
+        <w:rPr>
+          <w:rFonts w:ascii="Times New Roman" w:hAnsi="Times New Roman" w:cs="Times New Roman"/>
+          <w:sz w:val="24"/>
+          <w:szCs w:val="24"/>
+        </w:rPr>
+        <w:t>XGBoost</w:t>
+      </w:r>
+      <w:proofErr w:type="spellEnd"/>
+      <w:r>
+        <w:rPr>
+          <w:rFonts w:ascii="Times New Roman" w:hAnsi="Times New Roman" w:cs="Times New Roman"/>
+          <w:sz w:val="24"/>
+          <w:szCs w:val="24"/>
+        </w:rPr>
+        <w:t xml:space="preserve"> failed to offer a justifiable alternative to the official classifier while the 34-feature experiment did not address the structuring deficiency. An important element of the resultant system was also time-aware processing. Research also has demonstrated that the prediction accuracy is not the only factor to consider when evaluating AML monitoring; the timing of alerts and the information available in previous years can be important factors as well [6]. To resolve this problem, the construction of the prior-only feature used in this project was implemented to prevent that future transactions would affect the earlier classifications. </w:t>
+      </w:r>
+      <w:r>
+        <w:rPr>
+          <w:rFonts w:ascii="Times New Roman" w:hAnsi="Times New Roman" w:cs="Times New Roman"/>
+          <w:sz w:val="24"/>
+          <w:szCs w:val="24"/>
         </w:rPr>
         <w:lastRenderedPageBreak/>
-        <w:t>4.21.3 Objective 3: Machine-Learning Classification</w:t>
-      </w:r>
-    </w:p>
-    <w:p>
-      <w:pPr>
-        <w:spacing w:line="360" w:lineRule="auto"/>
-        <w:jc w:val="both"/>
-        <w:rPr>
-          <w:rFonts w:ascii="Times New Roman" w:hAnsi="Times New Roman" w:cs="Times New Roman"/>
-          <w:sz w:val="24"/>
-          <w:szCs w:val="24"/>
-          <w:lang w:val="en-ZW"/>
-        </w:rPr>
-      </w:pPr>
-      <w:r>
-        <w:rPr>
-          <w:rFonts w:ascii="Times New Roman" w:hAnsi="Times New Roman" w:cs="Times New Roman"/>
-          <w:sz w:val="24"/>
-          <w:szCs w:val="24"/>
-          <w:lang w:val="en-ZW"/>
-        </w:rPr>
-        <w:t>The third objective was to develop and integrate a machine-learning classification mechanism that used the identified behavioural features to classify mobile-money transactions as normal or suspicious patterns.</w:t>
-      </w:r>
-    </w:p>
-    <w:p>
-      <w:pPr>
-        <w:spacing w:line="360" w:lineRule="auto"/>
-        <w:jc w:val="both"/>
-        <w:rPr>
-          <w:rFonts w:ascii="Times New Roman" w:hAnsi="Times New Roman" w:cs="Times New Roman"/>
-          <w:sz w:val="24"/>
-          <w:szCs w:val="24"/>
-          <w:lang w:val="en-ZW"/>
-        </w:rPr>
-      </w:pPr>
-      <w:r>
-        <w:rPr>
-          <w:rFonts w:ascii="Times New Roman" w:hAnsi="Times New Roman" w:cs="Times New Roman"/>
-          <w:sz w:val="24"/>
-          <w:szCs w:val="24"/>
-          <w:lang w:val="en-ZW"/>
-        </w:rPr>
-        <w:t>Logistic Regression, Random Forest and Gradient Boosting were evaluated. Gradient Boosting was selected and integrated as the final classifier.</w:t>
-      </w:r>
-    </w:p>
-    <w:p>
-      <w:pPr>
-        <w:spacing w:line="360" w:lineRule="auto"/>
-        <w:jc w:val="both"/>
-        <w:rPr>
-          <w:rFonts w:ascii="Times New Roman" w:hAnsi="Times New Roman" w:cs="Times New Roman"/>
-          <w:sz w:val="24"/>
-          <w:szCs w:val="24"/>
-          <w:lang w:val="en-ZW"/>
-        </w:rPr>
-      </w:pPr>
-      <w:r>
-        <w:rPr>
-          <w:rFonts w:ascii="Times New Roman" w:hAnsi="Times New Roman" w:cs="Times New Roman"/>
-          <w:sz w:val="24"/>
-          <w:szCs w:val="24"/>
-          <w:lang w:val="en-ZW"/>
-        </w:rPr>
-        <w:t>The frozen classifier achieved a final-test Macro F1 of 0.7471 and an independent Macro F1 of 0.7245. Suspicious recall was 0.5206 and 0.5458 respectively.</w:t>
-      </w:r>
-    </w:p>
-    <w:p>
-      <w:pPr>
-        <w:spacing w:line="360" w:lineRule="auto"/>
-        <w:jc w:val="both"/>
-        <w:rPr>
-          <w:rFonts w:ascii="Times New Roman" w:hAnsi="Times New Roman" w:cs="Times New Roman"/>
-          <w:sz w:val="24"/>
-          <w:szCs w:val="24"/>
-          <w:lang w:val="en-ZW"/>
-        </w:rPr>
-      </w:pPr>
-      <w:r>
-        <w:rPr>
-          <w:rFonts w:ascii="Times New Roman" w:hAnsi="Times New Roman" w:cs="Times New Roman"/>
-          <w:sz w:val="24"/>
-          <w:szCs w:val="24"/>
-          <w:lang w:val="en-ZW"/>
-        </w:rPr>
-        <w:t>The classification mechanism was therefore successfully implemented and integrated. However, the results also demonstrated that suspicious-pattern detection remained imperfect.</w:t>
-      </w:r>
-    </w:p>
-    <w:p>
-      <w:pPr>
-        <w:spacing w:line="360" w:lineRule="auto"/>
-        <w:jc w:val="both"/>
-        <w:rPr>
-          <w:rFonts w:ascii="Times New Roman" w:hAnsi="Times New Roman" w:cs="Times New Roman"/>
-          <w:sz w:val="24"/>
-          <w:szCs w:val="24"/>
-          <w:lang w:val="en-ZW"/>
-        </w:rPr>
-      </w:pPr>
-      <w:r>
-        <w:rPr>
-          <w:rFonts w:ascii="Times New Roman" w:hAnsi="Times New Roman" w:cs="Times New Roman"/>
-          <w:sz w:val="24"/>
-          <w:szCs w:val="24"/>
-          <w:lang w:val="en-ZW"/>
-        </w:rPr>
-        <w:t xml:space="preserve">This is consistent with wider AML machine-learning research, which treats automated detection as a challenging classification and prioritisation problem rather than assuming that models can perfectly determine money laundering [5], [19]. </w:t>
-      </w:r>
-    </w:p>
-    <w:p>
-      <w:pPr>
-        <w:spacing w:line="360" w:lineRule="auto"/>
-        <w:jc w:val="both"/>
-        <w:rPr>
-          <w:rFonts w:ascii="Times New Roman" w:hAnsi="Times New Roman" w:cs="Times New Roman"/>
-          <w:b/>
-          <w:bCs/>
-          <w:sz w:val="24"/>
-          <w:szCs w:val="24"/>
-          <w:lang w:val="en-ZW"/>
-        </w:rPr>
-      </w:pPr>
-    </w:p>
-    <w:p>
-      <w:pPr>
-        <w:spacing w:line="360" w:lineRule="auto"/>
-        <w:jc w:val="both"/>
-        <w:rPr>
-          <w:rFonts w:ascii="Times New Roman" w:hAnsi="Times New Roman" w:cs="Times New Roman"/>
-          <w:b/>
-          <w:bCs/>
-          <w:sz w:val="24"/>
-          <w:szCs w:val="24"/>
-          <w:lang w:val="en-ZW"/>
-        </w:rPr>
-      </w:pPr>
-      <w:r>
-        <w:rPr>
-          <w:rFonts w:ascii="Times New Roman" w:hAnsi="Times New Roman" w:cs="Times New Roman"/>
-          <w:b/>
-          <w:bCs/>
-          <w:sz w:val="24"/>
-          <w:szCs w:val="24"/>
-          <w:lang w:val="en-ZW"/>
-        </w:rPr>
-        <w:t>4.21.4 Objective 4: AML Alert and Investigation Workflow</w:t>
-      </w:r>
-    </w:p>
-    <w:p>
-      <w:pPr>
-        <w:spacing w:line="360" w:lineRule="auto"/>
-        <w:jc w:val="both"/>
-        <w:rPr>
-          <w:rFonts w:ascii="Times New Roman" w:hAnsi="Times New Roman" w:cs="Times New Roman"/>
-          <w:sz w:val="24"/>
-          <w:szCs w:val="24"/>
-          <w:lang w:val="en-ZW"/>
-        </w:rPr>
-      </w:pPr>
-      <w:r>
-        <w:rPr>
-          <w:rFonts w:ascii="Times New Roman" w:hAnsi="Times New Roman" w:cs="Times New Roman"/>
-          <w:sz w:val="24"/>
-          <w:szCs w:val="24"/>
-          <w:lang w:val="en-ZW"/>
-        </w:rPr>
-        <w:t>The fourth objective was to implement a real-time AML alert and investigation workflow that processed model detections and presented suspicious transaction information to authorised system users.</w:t>
-      </w:r>
-    </w:p>
-    <w:p>
-      <w:pPr>
-        <w:spacing w:line="360" w:lineRule="auto"/>
-        <w:jc w:val="both"/>
-        <w:rPr>
-          <w:rFonts w:ascii="Times New Roman" w:hAnsi="Times New Roman" w:cs="Times New Roman"/>
-          <w:sz w:val="24"/>
-          <w:szCs w:val="24"/>
-          <w:lang w:val="en-ZW"/>
-        </w:rPr>
-      </w:pPr>
-      <w:r>
-        <w:rPr>
-          <w:rFonts w:ascii="Times New Roman" w:hAnsi="Times New Roman" w:cs="Times New Roman"/>
-          <w:sz w:val="24"/>
-          <w:szCs w:val="24"/>
-          <w:lang w:val="en-ZW"/>
-        </w:rPr>
-        <w:t>The final application incorporated model results into application-level AML processing. Alerts requiring investigation could be stored and presented to authorised compliance users.</w:t>
-      </w:r>
-    </w:p>
-    <w:p>
-      <w:pPr>
-        <w:spacing w:line="360" w:lineRule="auto"/>
-        <w:jc w:val="both"/>
-        <w:rPr>
-          <w:rFonts w:ascii="Times New Roman" w:hAnsi="Times New Roman" w:cs="Times New Roman"/>
-          <w:sz w:val="24"/>
-          <w:szCs w:val="24"/>
-          <w:lang w:val="en-ZW"/>
-        </w:rPr>
-      </w:pPr>
-      <w:r>
-        <w:rPr>
-          <w:rFonts w:ascii="Times New Roman" w:hAnsi="Times New Roman" w:cs="Times New Roman"/>
-          <w:sz w:val="24"/>
-          <w:szCs w:val="24"/>
-          <w:lang w:val="en-ZW"/>
-        </w:rPr>
-        <w:t>Compliance personnel could review transaction information, record investigation notes, assign cases, escalate investigations and resolve alerts.</w:t>
-      </w:r>
-    </w:p>
-    <w:p>
-      <w:pPr>
-        <w:spacing w:line="360" w:lineRule="auto"/>
-        <w:jc w:val="both"/>
-        <w:rPr>
-          <w:rFonts w:ascii="Times New Roman" w:hAnsi="Times New Roman" w:cs="Times New Roman"/>
-          <w:sz w:val="24"/>
-          <w:szCs w:val="24"/>
-          <w:lang w:val="en-ZW"/>
-        </w:rPr>
-      </w:pPr>
-      <w:r>
-        <w:rPr>
-          <w:rFonts w:ascii="Times New Roman" w:hAnsi="Times New Roman" w:cs="Times New Roman"/>
-          <w:sz w:val="24"/>
-          <w:szCs w:val="24"/>
-          <w:lang w:val="en-ZW"/>
-        </w:rPr>
-        <w:t xml:space="preserve">The implemented workflow maintained human involvement in the AML decision process. This approach is supported by previous research in which machine-learning models prioritise potentially suspicious transactions for manual investigation [19]. </w:t>
-      </w:r>
-    </w:p>
-    <w:p>
-      <w:pPr>
-        <w:spacing w:line="360" w:lineRule="auto"/>
-        <w:jc w:val="both"/>
-        <w:rPr>
-          <w:rFonts w:ascii="Times New Roman" w:hAnsi="Times New Roman" w:cs="Times New Roman"/>
-          <w:b/>
-          <w:bCs/>
-          <w:sz w:val="24"/>
-          <w:szCs w:val="24"/>
-          <w:lang w:val="en-ZW"/>
-        </w:rPr>
-      </w:pPr>
-    </w:p>
-    <w:p>
-      <w:pPr>
-        <w:spacing w:line="360" w:lineRule="auto"/>
-        <w:jc w:val="both"/>
-        <w:rPr>
-          <w:rFonts w:ascii="Times New Roman" w:hAnsi="Times New Roman" w:cs="Times New Roman"/>
-          <w:b/>
-          <w:bCs/>
-          <w:sz w:val="24"/>
-          <w:szCs w:val="24"/>
-          <w:lang w:val="en-ZW"/>
-        </w:rPr>
-      </w:pPr>
-      <w:r>
-        <w:rPr>
-          <w:rFonts w:ascii="Times New Roman" w:hAnsi="Times New Roman" w:cs="Times New Roman"/>
-          <w:b/>
-          <w:bCs/>
-          <w:sz w:val="24"/>
-          <w:szCs w:val="24"/>
-          <w:lang w:val="en-ZW"/>
+        <w:t>The findings thus validate the system's design intention as a research prototype for decision support and reveal important aspects that need to be further developed.</w:t>
+      </w:r>
+    </w:p>
+    <w:p>
+      <w:pPr>
+        <w:spacing w:line="360" w:lineRule="auto"/>
+        <w:jc w:val="both"/>
+        <w:rPr>
+          <w:rFonts w:ascii="Times New Roman" w:hAnsi="Times New Roman" w:cs="Times New Roman"/>
+          <w:b/>
+          <w:bCs/>
+          <w:sz w:val="24"/>
+          <w:szCs w:val="24"/>
+          <w:lang w:val="en-ZW"/>
+        </w:rPr>
+      </w:pPr>
+    </w:p>
+    <w:p>
+      <w:pPr>
+        <w:spacing w:line="360" w:lineRule="auto"/>
+        <w:jc w:val="both"/>
+        <w:rPr>
+          <w:rFonts w:ascii="Times New Roman" w:hAnsi="Times New Roman" w:cs="Times New Roman"/>
+          <w:b/>
+          <w:bCs/>
+          <w:sz w:val="24"/>
+          <w:szCs w:val="24"/>
+          <w:lang w:val="en-ZW"/>
+        </w:rPr>
+      </w:pPr>
+      <w:r>
+        <w:rPr>
+          <w:rFonts w:ascii="Times New Roman" w:hAnsi="Times New Roman" w:cs="Times New Roman"/>
+          <w:b/>
+          <w:bCs/>
+          <w:sz w:val="24"/>
+          <w:szCs w:val="24"/>
+          <w:lang w:val="en-ZW"/>
+        </w:rPr>
+        <w:t>4.23 Research Contribution</w:t>
+      </w:r>
+    </w:p>
+    <w:p>
+      <w:pPr>
+        <w:spacing w:line="360" w:lineRule="auto"/>
+        <w:jc w:val="both"/>
+        <w:rPr>
+          <w:rFonts w:ascii="Times New Roman" w:hAnsi="Times New Roman" w:cs="Times New Roman"/>
+          <w:sz w:val="24"/>
+          <w:szCs w:val="24"/>
+        </w:rPr>
+      </w:pPr>
+      <w:r>
+        <w:rPr>
+          <w:rFonts w:ascii="Times New Roman" w:hAnsi="Times New Roman" w:cs="Times New Roman"/>
+          <w:sz w:val="24"/>
+          <w:szCs w:val="24"/>
+        </w:rPr>
+        <w:t xml:space="preserve">The main thrust of the research was not a system to be able to prove money laundering took place. The project, however, showcased a holistic approach to structuring, agent </w:t>
+      </w:r>
+      <w:proofErr w:type="spellStart"/>
+      <w:r>
+        <w:rPr>
+          <w:rFonts w:ascii="Times New Roman" w:hAnsi="Times New Roman" w:cs="Times New Roman"/>
+          <w:sz w:val="24"/>
+          <w:szCs w:val="24"/>
+        </w:rPr>
+        <w:t>behaviour</w:t>
+      </w:r>
+      <w:proofErr w:type="spellEnd"/>
+      <w:r>
+        <w:rPr>
+          <w:rFonts w:ascii="Times New Roman" w:hAnsi="Times New Roman" w:cs="Times New Roman"/>
+          <w:sz w:val="24"/>
+          <w:szCs w:val="24"/>
+        </w:rPr>
+        <w:t xml:space="preserve">, wallet/network analysis in a prototype AML decision support system in real time for mobile money. The research integrated historical </w:t>
+      </w:r>
+      <w:proofErr w:type="spellStart"/>
+      <w:r>
+        <w:rPr>
+          <w:rFonts w:ascii="Times New Roman" w:hAnsi="Times New Roman" w:cs="Times New Roman"/>
+          <w:sz w:val="24"/>
+          <w:szCs w:val="24"/>
+        </w:rPr>
+        <w:t>behavioural</w:t>
+      </w:r>
+      <w:proofErr w:type="spellEnd"/>
+      <w:r>
+        <w:rPr>
+          <w:rFonts w:ascii="Times New Roman" w:hAnsi="Times New Roman" w:cs="Times New Roman"/>
+          <w:sz w:val="24"/>
+          <w:szCs w:val="24"/>
+        </w:rPr>
+        <w:t xml:space="preserve"> characteristics, temporally safe feature generation, entity-isolated evaluation, supervised suspicious-pattern classification, alert and investigation capabilities, with real-time monitoring. Another advantage was the use of independent synthetic ground truth instead of deriving the target directly from application rules or risk scores. This separation reduced the risk of getting a classifier that merely followed a set of rules. Synthetic data usage was in line with the need for alternative AML research data sets where full laundering labels and transaction records are hard to obtain [5] and [7]. In particular, Altman et al. showed that synthetic financial transaction datasets can yield full known ground truth data for controlled comparison of AML models [7]. The project additionally gave a clear record of the shortcomings of the models. In particular, the low structuring recall showed that an AML classifier can be quite effective on some suspicious </w:t>
+      </w:r>
+      <w:proofErr w:type="spellStart"/>
+      <w:r>
+        <w:rPr>
+          <w:rFonts w:ascii="Times New Roman" w:hAnsi="Times New Roman" w:cs="Times New Roman"/>
+          <w:sz w:val="24"/>
+          <w:szCs w:val="24"/>
+        </w:rPr>
+        <w:t>behavioural</w:t>
+      </w:r>
+      <w:proofErr w:type="spellEnd"/>
+      <w:r>
+        <w:rPr>
+          <w:rFonts w:ascii="Times New Roman" w:hAnsi="Times New Roman" w:cs="Times New Roman"/>
+          <w:sz w:val="24"/>
+          <w:szCs w:val="24"/>
+        </w:rPr>
+        <w:t xml:space="preserve"> patterns than on others.</w:t>
+      </w:r>
+    </w:p>
+    <w:p>
+      <w:pPr>
+        <w:spacing w:line="360" w:lineRule="auto"/>
+        <w:jc w:val="both"/>
+        <w:rPr>
+          <w:rFonts w:ascii="Times New Roman" w:hAnsi="Times New Roman" w:cs="Times New Roman"/>
+          <w:b/>
+          <w:bCs/>
+          <w:sz w:val="24"/>
+          <w:szCs w:val="24"/>
+          <w:lang w:val="en-ZW"/>
+        </w:rPr>
+      </w:pPr>
+    </w:p>
+    <w:p>
+      <w:pPr>
+        <w:spacing w:line="360" w:lineRule="auto"/>
+        <w:jc w:val="both"/>
+        <w:rPr>
+          <w:rFonts w:ascii="Times New Roman" w:hAnsi="Times New Roman" w:cs="Times New Roman"/>
+          <w:b/>
+          <w:bCs/>
+          <w:sz w:val="24"/>
+          <w:szCs w:val="24"/>
+          <w:lang w:val="en-ZW"/>
+        </w:rPr>
+      </w:pPr>
+      <w:r>
+        <w:rPr>
+          <w:rFonts w:ascii="Times New Roman" w:hAnsi="Times New Roman" w:cs="Times New Roman"/>
+          <w:b/>
+          <w:bCs/>
+          <w:sz w:val="24"/>
+          <w:szCs w:val="24"/>
+          <w:lang w:val="en-ZW"/>
+        </w:rPr>
+        <w:t>4.24 Limitations of the Results</w:t>
+      </w:r>
+    </w:p>
+    <w:p>
+      <w:pPr>
+        <w:spacing w:line="360" w:lineRule="auto"/>
+        <w:jc w:val="both"/>
+        <w:rPr>
+          <w:rFonts w:ascii="Times New Roman" w:hAnsi="Times New Roman" w:cs="Times New Roman"/>
+          <w:sz w:val="24"/>
+          <w:szCs w:val="24"/>
+        </w:rPr>
+      </w:pPr>
+      <w:r>
+        <w:rPr>
+          <w:rFonts w:ascii="Times New Roman" w:hAnsi="Times New Roman" w:cs="Times New Roman"/>
+          <w:sz w:val="24"/>
+          <w:szCs w:val="24"/>
+        </w:rPr>
+        <w:t xml:space="preserve">There are a number of limitations which need to be taken into account when interpreting the reported results. First, the machine-learning experiments were conducted with fake mobile-money transactions. Although the transactions generated by synthetic data will be controlled, they will not fully represent the complexity of financial operational </w:t>
+      </w:r>
+      <w:proofErr w:type="spellStart"/>
+      <w:r>
+        <w:rPr>
+          <w:rFonts w:ascii="Times New Roman" w:hAnsi="Times New Roman" w:cs="Times New Roman"/>
+          <w:sz w:val="24"/>
+          <w:szCs w:val="24"/>
+        </w:rPr>
+        <w:t>behaviour</w:t>
+      </w:r>
+      <w:proofErr w:type="spellEnd"/>
+      <w:r>
+        <w:rPr>
+          <w:rFonts w:ascii="Times New Roman" w:hAnsi="Times New Roman" w:cs="Times New Roman"/>
+          <w:sz w:val="24"/>
+          <w:szCs w:val="24"/>
+        </w:rPr>
+        <w:t xml:space="preserve">, and synthetic data can be used for the AML experimentation, keeping it reproducible [7]. Secondly, the model was not tested with actual transactions from a live Zimbabwean mobile-money operator. Reported metrics are thus performance in the research environment and not validated operational performance. Thirdly, the recall of the suspicious was moderate. Of the 47.9% of suspicious examples not detected in the final-test population, and 45.4% in the independent population, 87.7% occurred in the test </w:t>
+      </w:r>
+      <w:r>
+        <w:rPr>
+          <w:rFonts w:ascii="Times New Roman" w:hAnsi="Times New Roman" w:cs="Times New Roman"/>
+          <w:sz w:val="24"/>
+          <w:szCs w:val="24"/>
         </w:rPr>
         <w:lastRenderedPageBreak/>
-        <w:t>4.21.5 Objective 5: Real-Time AML Dashboard</w:t>
-      </w:r>
-    </w:p>
-    <w:p>
-      <w:pPr>
-        <w:spacing w:line="360" w:lineRule="auto"/>
-        <w:jc w:val="both"/>
-        <w:rPr>
-          <w:rFonts w:ascii="Times New Roman" w:hAnsi="Times New Roman" w:cs="Times New Roman"/>
-          <w:sz w:val="24"/>
-          <w:szCs w:val="24"/>
-          <w:lang w:val="en-ZW"/>
-        </w:rPr>
-      </w:pPr>
-      <w:r>
-        <w:rPr>
-          <w:rFonts w:ascii="Times New Roman" w:hAnsi="Times New Roman" w:cs="Times New Roman"/>
-          <w:sz w:val="24"/>
-          <w:szCs w:val="24"/>
-          <w:lang w:val="en-ZW"/>
-        </w:rPr>
-        <w:t>The fifth objective was to implement a system dashboard for displaying real-time transaction activity, suspicious transaction alerts and investigation information to support AML monitoring.</w:t>
-      </w:r>
-    </w:p>
-    <w:p>
-      <w:pPr>
-        <w:spacing w:line="360" w:lineRule="auto"/>
-        <w:jc w:val="both"/>
-        <w:rPr>
-          <w:rFonts w:ascii="Times New Roman" w:hAnsi="Times New Roman" w:cs="Times New Roman"/>
-          <w:sz w:val="24"/>
-          <w:szCs w:val="24"/>
-          <w:lang w:val="en-ZW"/>
-        </w:rPr>
-      </w:pPr>
-      <w:r>
-        <w:rPr>
-          <w:rFonts w:ascii="Times New Roman" w:hAnsi="Times New Roman" w:cs="Times New Roman"/>
-          <w:sz w:val="24"/>
-          <w:szCs w:val="24"/>
-          <w:lang w:val="en-ZW"/>
-        </w:rPr>
-        <w:t>The application included browser-based monitoring interfaces and used Flask-SocketIO/Socket.IO for real-time communication.</w:t>
-      </w:r>
-    </w:p>
-    <w:p>
-      <w:pPr>
-        <w:spacing w:line="360" w:lineRule="auto"/>
-        <w:jc w:val="both"/>
-        <w:rPr>
-          <w:rFonts w:ascii="Times New Roman" w:hAnsi="Times New Roman" w:cs="Times New Roman"/>
-          <w:sz w:val="24"/>
-          <w:szCs w:val="24"/>
-          <w:lang w:val="en-ZW"/>
-        </w:rPr>
-      </w:pPr>
-      <w:r>
-        <w:rPr>
-          <w:rFonts w:ascii="Times New Roman" w:hAnsi="Times New Roman" w:cs="Times New Roman"/>
-          <w:sz w:val="24"/>
-          <w:szCs w:val="24"/>
-          <w:lang w:val="en-ZW"/>
-        </w:rPr>
-        <w:t>Transaction, alert and investigation information could therefore be presented to authorised users within the integrated system.</w:t>
-      </w:r>
-    </w:p>
-    <w:p>
-      <w:pPr>
-        <w:spacing w:line="360" w:lineRule="auto"/>
-        <w:jc w:val="both"/>
-        <w:rPr>
-          <w:rFonts w:ascii="Times New Roman" w:hAnsi="Times New Roman" w:cs="Times New Roman"/>
-          <w:sz w:val="24"/>
-          <w:szCs w:val="24"/>
-          <w:lang w:val="en-ZW"/>
-        </w:rPr>
-      </w:pPr>
-      <w:r>
-        <w:rPr>
-          <w:rFonts w:ascii="Times New Roman" w:hAnsi="Times New Roman" w:cs="Times New Roman"/>
-          <w:sz w:val="24"/>
-          <w:szCs w:val="24"/>
-          <w:lang w:val="en-ZW"/>
-        </w:rPr>
-        <w:t>The implemented application consequently provided the dashboard functionality specified by the fifth objective.</w:t>
-      </w:r>
-    </w:p>
-    <w:p>
-      <w:pPr>
-        <w:spacing w:line="360" w:lineRule="auto"/>
-        <w:jc w:val="both"/>
-        <w:rPr>
-          <w:rFonts w:ascii="Times New Roman" w:hAnsi="Times New Roman" w:cs="Times New Roman"/>
-          <w:b/>
-          <w:bCs/>
-          <w:sz w:val="24"/>
-          <w:szCs w:val="24"/>
-          <w:lang w:val="en-ZW"/>
-        </w:rPr>
-      </w:pPr>
-    </w:p>
-    <w:p>
-      <w:pPr>
-        <w:spacing w:line="360" w:lineRule="auto"/>
-        <w:jc w:val="both"/>
-        <w:rPr>
-          <w:rFonts w:ascii="Times New Roman" w:hAnsi="Times New Roman" w:cs="Times New Roman"/>
-          <w:b/>
-          <w:bCs/>
-          <w:sz w:val="24"/>
-          <w:szCs w:val="24"/>
-          <w:lang w:val="en-ZW"/>
-        </w:rPr>
-      </w:pPr>
-      <w:r>
-        <w:rPr>
-          <w:rFonts w:ascii="Times New Roman" w:hAnsi="Times New Roman" w:cs="Times New Roman"/>
-          <w:b/>
-          <w:bCs/>
-          <w:sz w:val="24"/>
-          <w:szCs w:val="24"/>
-          <w:lang w:val="en-ZW"/>
-        </w:rPr>
-        <w:t>4.22 Discussion of the Overall Findings</w:t>
-      </w:r>
-    </w:p>
-    <w:p>
-      <w:pPr>
-        <w:spacing w:line="360" w:lineRule="auto"/>
-        <w:jc w:val="both"/>
-        <w:rPr>
-          <w:rFonts w:ascii="Times New Roman" w:hAnsi="Times New Roman" w:cs="Times New Roman"/>
-          <w:sz w:val="24"/>
-          <w:szCs w:val="24"/>
-          <w:lang w:val="en-ZW"/>
-        </w:rPr>
-      </w:pPr>
-      <w:r>
-        <w:rPr>
-          <w:rFonts w:ascii="Times New Roman" w:hAnsi="Times New Roman" w:cs="Times New Roman"/>
-          <w:sz w:val="24"/>
-          <w:szCs w:val="24"/>
-          <w:lang w:val="en-ZW"/>
-        </w:rPr>
-        <w:t>The results demonstrated that the developed system integrated mobile-money transaction processing, historical behavioural analysis, supervised machine-learning classification, AML alert handling, investigation functionality and real-time monitoring within one research prototype.</w:t>
-      </w:r>
-    </w:p>
-    <w:p>
-      <w:pPr>
-        <w:spacing w:line="360" w:lineRule="auto"/>
-        <w:jc w:val="both"/>
-        <w:rPr>
-          <w:rFonts w:ascii="Times New Roman" w:hAnsi="Times New Roman" w:cs="Times New Roman"/>
-          <w:sz w:val="24"/>
-          <w:szCs w:val="24"/>
-          <w:lang w:val="en-ZW"/>
-        </w:rPr>
-      </w:pPr>
-      <w:r>
-        <w:rPr>
-          <w:rFonts w:ascii="Times New Roman" w:hAnsi="Times New Roman" w:cs="Times New Roman"/>
-          <w:sz w:val="24"/>
-          <w:szCs w:val="24"/>
-          <w:lang w:val="en-ZW"/>
-        </w:rPr>
-        <w:t xml:space="preserve">One of the most important findings was the difference between overall accuracy and suspicious-pattern performance. Final-test accuracy was 0.8984, while suspicious recall was 0.5206. The class imbalance therefore made accuracy alone an inadequate representation of the system's suspicious-pattern detection capability. This concern is consistent with AML machine-learning literature, where class imbalance and limited suspicious examples complicate model evaluation [5]. </w:t>
-      </w:r>
-    </w:p>
-    <w:p>
-      <w:pPr>
-        <w:spacing w:line="360" w:lineRule="auto"/>
-        <w:jc w:val="both"/>
-        <w:rPr>
-          <w:rFonts w:ascii="Times New Roman" w:hAnsi="Times New Roman" w:cs="Times New Roman"/>
-          <w:sz w:val="24"/>
-          <w:szCs w:val="24"/>
-          <w:lang w:val="en-ZW"/>
-        </w:rPr>
-      </w:pPr>
-      <w:r>
-        <w:rPr>
-          <w:rFonts w:ascii="Times New Roman" w:hAnsi="Times New Roman" w:cs="Times New Roman"/>
-          <w:sz w:val="24"/>
-          <w:szCs w:val="24"/>
-          <w:lang w:val="en-ZW"/>
-        </w:rPr>
-        <w:t>The independent population produced almost unchanged Balanced Accuracy but lower suspicious precision. This indicated that the classifier retained useful discrimination on another unseen synthetic population while generating proportionally more false positives.</w:t>
-      </w:r>
-    </w:p>
-    <w:p>
-      <w:pPr>
-        <w:spacing w:line="360" w:lineRule="auto"/>
-        <w:jc w:val="both"/>
-        <w:rPr>
-          <w:rFonts w:ascii="Times New Roman" w:hAnsi="Times New Roman" w:cs="Times New Roman"/>
-          <w:sz w:val="24"/>
-          <w:szCs w:val="24"/>
-          <w:lang w:val="en-ZW"/>
-        </w:rPr>
-      </w:pPr>
-      <w:r>
-        <w:rPr>
-          <w:rFonts w:ascii="Times New Roman" w:hAnsi="Times New Roman" w:cs="Times New Roman"/>
-          <w:sz w:val="24"/>
-          <w:szCs w:val="24"/>
-          <w:lang w:val="en-ZW"/>
-        </w:rPr>
-        <w:t>Domain-specific evaluation provided further insight. Network suspicious patterns produced the strongest recall, followed by agent behaviour, while structuring remained substantially weaker. This finding demonstrated the value of evaluating AML classifiers below the aggregate metric level because a single overall score could conceal poor performance on one important suspicious-behaviour category.</w:t>
-      </w:r>
-    </w:p>
-    <w:p>
-      <w:pPr>
-        <w:spacing w:line="360" w:lineRule="auto"/>
-        <w:jc w:val="both"/>
-        <w:rPr>
-          <w:rFonts w:ascii="Times New Roman" w:hAnsi="Times New Roman" w:cs="Times New Roman"/>
-          <w:sz w:val="24"/>
-          <w:szCs w:val="24"/>
-          <w:lang w:val="en-ZW"/>
-        </w:rPr>
-      </w:pPr>
-      <w:r>
-        <w:rPr>
-          <w:rFonts w:ascii="Times New Roman" w:hAnsi="Times New Roman" w:cs="Times New Roman"/>
-          <w:sz w:val="24"/>
-          <w:szCs w:val="24"/>
-          <w:lang w:val="en-ZW"/>
+        <w:t xml:space="preserve">population and 88.6% in the independent population. Fourth, the way to detection was particularly weak. Recall was less than one-third for both evaluation groups. Fifth, there were still false positives. These would add to the workload of investigators in an operational system. There is a relationship between automated alerts and human review because AML machine-learning systems are normally designed for the purposes of </w:t>
+      </w:r>
+      <w:proofErr w:type="spellStart"/>
+      <w:r>
+        <w:rPr>
+          <w:rFonts w:ascii="Times New Roman" w:hAnsi="Times New Roman" w:cs="Times New Roman"/>
+          <w:sz w:val="24"/>
+          <w:szCs w:val="24"/>
+        </w:rPr>
+        <w:t>prioritisation</w:t>
+      </w:r>
+      <w:proofErr w:type="spellEnd"/>
+      <w:r>
+        <w:rPr>
+          <w:rFonts w:ascii="Times New Roman" w:hAnsi="Times New Roman" w:cs="Times New Roman"/>
+          <w:sz w:val="24"/>
+          <w:szCs w:val="24"/>
+        </w:rPr>
+        <w:t xml:space="preserve"> and investigation, not making a criminal determination on its own [19]. Sixth, transaction </w:t>
+      </w:r>
+      <w:proofErr w:type="spellStart"/>
+      <w:r>
+        <w:rPr>
+          <w:rFonts w:ascii="Times New Roman" w:hAnsi="Times New Roman" w:cs="Times New Roman"/>
+          <w:sz w:val="24"/>
+          <w:szCs w:val="24"/>
+        </w:rPr>
+        <w:t>behaviour</w:t>
+      </w:r>
+      <w:proofErr w:type="spellEnd"/>
+      <w:r>
+        <w:rPr>
+          <w:rFonts w:ascii="Times New Roman" w:hAnsi="Times New Roman" w:cs="Times New Roman"/>
+          <w:sz w:val="24"/>
+          <w:szCs w:val="24"/>
+        </w:rPr>
+        <w:t xml:space="preserve"> can change over time. A frozen model might thus need to be monitored and retrained in the event that the underlying transaction population has been modified. Seventh, the classifier was not able to determine criminal intent and did not find suspicious behavior patterns. Lastly, the prototype was not linked to real external mobile-money, telecommunications, regulatory and ID-management systems. Internal suspicious-activity reporting continued to be included in research, not as a regulatory reporting.</w:t>
+      </w:r>
+    </w:p>
+    <w:p>
+      <w:pPr>
+        <w:spacing w:line="360" w:lineRule="auto"/>
+        <w:jc w:val="both"/>
+        <w:rPr>
+          <w:rFonts w:ascii="Times New Roman" w:hAnsi="Times New Roman" w:cs="Times New Roman"/>
+          <w:b/>
+          <w:bCs/>
+          <w:sz w:val="24"/>
+          <w:szCs w:val="24"/>
+          <w:lang w:val="en-ZW"/>
+        </w:rPr>
+      </w:pPr>
+    </w:p>
+    <w:p>
+      <w:pPr>
+        <w:spacing w:line="360" w:lineRule="auto"/>
+        <w:jc w:val="both"/>
+        <w:rPr>
+          <w:rFonts w:ascii="Times New Roman" w:hAnsi="Times New Roman" w:cs="Times New Roman"/>
+          <w:b/>
+          <w:bCs/>
+          <w:sz w:val="24"/>
+          <w:szCs w:val="24"/>
+          <w:lang w:val="en-ZW"/>
+        </w:rPr>
+      </w:pPr>
+      <w:r>
+        <w:rPr>
+          <w:rFonts w:ascii="Times New Roman" w:hAnsi="Times New Roman" w:cs="Times New Roman"/>
+          <w:b/>
+          <w:bCs/>
+          <w:sz w:val="24"/>
+          <w:szCs w:val="24"/>
+          <w:lang w:val="en-ZW"/>
+        </w:rPr>
+        <w:t>4.25 Summary</w:t>
+      </w:r>
+    </w:p>
+    <w:p>
+      <w:pPr>
+        <w:spacing w:line="360" w:lineRule="auto"/>
+        <w:jc w:val="both"/>
+        <w:rPr>
+          <w:rFonts w:ascii="Times New Roman" w:hAnsi="Times New Roman" w:cs="Times New Roman"/>
+          <w:sz w:val="24"/>
+          <w:szCs w:val="24"/>
+        </w:rPr>
+      </w:pPr>
+      <w:r>
+        <w:rPr>
+          <w:rFonts w:ascii="Times New Roman" w:hAnsi="Times New Roman" w:cs="Times New Roman"/>
+          <w:sz w:val="24"/>
+          <w:szCs w:val="24"/>
+        </w:rPr>
+        <w:t xml:space="preserve">This chapter presented and discussed the results from the mobile moneyless AML decision support research prototype. The final dataset contained 100,000 transactions represented using 30 historical </w:t>
+      </w:r>
+      <w:proofErr w:type="spellStart"/>
+      <w:r>
+        <w:rPr>
+          <w:rFonts w:ascii="Times New Roman" w:hAnsi="Times New Roman" w:cs="Times New Roman"/>
+          <w:sz w:val="24"/>
+          <w:szCs w:val="24"/>
+        </w:rPr>
+        <w:t>behavioural</w:t>
+      </w:r>
+      <w:proofErr w:type="spellEnd"/>
+      <w:r>
+        <w:rPr>
+          <w:rFonts w:ascii="Times New Roman" w:hAnsi="Times New Roman" w:cs="Times New Roman"/>
+          <w:sz w:val="24"/>
+          <w:szCs w:val="24"/>
+        </w:rPr>
+        <w:t xml:space="preserve"> features. Logistic Regression, Random Forest and Gradient Boosting were evaluated and Gradient Boosting was used as the final classifier. The validation data were used to determine a decision threshold of 0.35 before the model was frozen. At the end of the test, the classifier's performance was an accuracy of 0.8984, Macro F1 of 0.7471, suspicious recall of 0.5206. The accuracy on the independent population was 0.8784, Macro F1 was 0.7245 and suspicious recall was 0.5458. There was significant cross-unit variation when the analysis was broken down to the domain level. On the final test 70.0% of wallet/transaction-network suspicious recalls and 74.3% of the independent population had suspicious recalls for wallet/transactions. The recall of the agents was 61.3% and 58.8%, whereas the structuring recall was significantly lower at 24.8% and 30.8%. Experiments with controlled </w:t>
+      </w:r>
+      <w:proofErr w:type="spellStart"/>
+      <w:r>
+        <w:rPr>
+          <w:rFonts w:ascii="Times New Roman" w:hAnsi="Times New Roman" w:cs="Times New Roman"/>
+          <w:sz w:val="24"/>
+          <w:szCs w:val="24"/>
+        </w:rPr>
+        <w:t>XGBoost</w:t>
+      </w:r>
+      <w:proofErr w:type="spellEnd"/>
+      <w:r>
+        <w:rPr>
+          <w:rFonts w:ascii="Times New Roman" w:hAnsi="Times New Roman" w:cs="Times New Roman"/>
+          <w:sz w:val="24"/>
+          <w:szCs w:val="24"/>
+        </w:rPr>
+        <w:t xml:space="preserve"> and 34-feature models were not found to be convincing enough to overcome the frozen 30-feature Gradient Boosting classifier. This showed that the more complex the models/feature, the more it didn't improve the intended AML detection capability. The model was successfully integrated with mobile-money transaction processing, </w:t>
+      </w:r>
+      <w:proofErr w:type="spellStart"/>
+      <w:r>
+        <w:rPr>
+          <w:rFonts w:ascii="Times New Roman" w:hAnsi="Times New Roman" w:cs="Times New Roman"/>
+          <w:sz w:val="24"/>
+          <w:szCs w:val="24"/>
+        </w:rPr>
+        <w:t>behavioural</w:t>
+      </w:r>
+      <w:proofErr w:type="spellEnd"/>
+      <w:r>
+        <w:rPr>
+          <w:rFonts w:ascii="Times New Roman" w:hAnsi="Times New Roman" w:cs="Times New Roman"/>
+          <w:sz w:val="24"/>
+          <w:szCs w:val="24"/>
+        </w:rPr>
+        <w:t xml:space="preserve"> analysis, alert, investigation and real time monitoring. The system thus took to implementation of the five research objectives in the controlled research environment. </w:t>
+      </w:r>
+      <w:r>
+        <w:rPr>
+          <w:rFonts w:ascii="Times New Roman" w:hAnsi="Times New Roman" w:cs="Times New Roman"/>
+          <w:sz w:val="24"/>
+          <w:szCs w:val="24"/>
         </w:rPr>
         <w:lastRenderedPageBreak/>
-        <w:t xml:space="preserve">The controlled experiments further demonstrated that greater model or feature complexity did not automatically improve performance. </w:t>
-      </w:r>
-      <w:proofErr w:type="spellStart"/>
-      <w:r>
-        <w:rPr>
-          <w:rFonts w:ascii="Times New Roman" w:hAnsi="Times New Roman" w:cs="Times New Roman"/>
-          <w:sz w:val="24"/>
-          <w:szCs w:val="24"/>
-          <w:lang w:val="en-ZW"/>
-        </w:rPr>
-        <w:t>XGBoost</w:t>
-      </w:r>
-      <w:proofErr w:type="spellEnd"/>
-      <w:r>
-        <w:rPr>
-          <w:rFonts w:ascii="Times New Roman" w:hAnsi="Times New Roman" w:cs="Times New Roman"/>
-          <w:sz w:val="24"/>
-          <w:szCs w:val="24"/>
-          <w:lang w:val="en-ZW"/>
-        </w:rPr>
-        <w:t xml:space="preserve"> did not provide sufficient evidence to replace the official classifier, while the 34-feature experiment failed to solve the structuring weakness.</w:t>
-      </w:r>
-    </w:p>
-    <w:p>
-      <w:pPr>
-        <w:spacing w:line="360" w:lineRule="auto"/>
-        <w:jc w:val="both"/>
-        <w:rPr>
-          <w:rFonts w:ascii="Times New Roman" w:hAnsi="Times New Roman" w:cs="Times New Roman"/>
-          <w:sz w:val="24"/>
-          <w:szCs w:val="24"/>
-          <w:lang w:val="en-ZW"/>
-        </w:rPr>
-      </w:pPr>
-      <w:r>
-        <w:rPr>
-          <w:rFonts w:ascii="Times New Roman" w:hAnsi="Times New Roman" w:cs="Times New Roman"/>
-          <w:sz w:val="24"/>
-          <w:szCs w:val="24"/>
-          <w:lang w:val="en-ZW"/>
-        </w:rPr>
-        <w:t xml:space="preserve">Time-aware processing was also an important part of the resulting system. Published research has shown that AML monitoring should consider not only prediction accuracy but also when alerts are produced and what historical information was available at the time [6]. The prior-only feature construction adopted in this project addressed this issue by preventing future transactions from influencing earlier classifications. </w:t>
-      </w:r>
-    </w:p>
-    <w:p>
-      <w:pPr>
-        <w:spacing w:line="360" w:lineRule="auto"/>
-        <w:jc w:val="both"/>
-        <w:rPr>
-          <w:rFonts w:ascii="Times New Roman" w:hAnsi="Times New Roman" w:cs="Times New Roman"/>
-          <w:sz w:val="24"/>
-          <w:szCs w:val="24"/>
-          <w:lang w:val="en-ZW"/>
-        </w:rPr>
-      </w:pPr>
-      <w:r>
-        <w:rPr>
-          <w:rFonts w:ascii="Times New Roman" w:hAnsi="Times New Roman" w:cs="Times New Roman"/>
-          <w:sz w:val="24"/>
-          <w:szCs w:val="24"/>
-          <w:lang w:val="en-ZW"/>
-        </w:rPr>
-        <w:t>The findings therefore support the system's intended role as a decision-support research prototype while also demonstrating significant areas requiring further improvement.</w:t>
-      </w:r>
-    </w:p>
-    <w:p>
-      <w:pPr>
-        <w:spacing w:line="360" w:lineRule="auto"/>
-        <w:jc w:val="both"/>
-        <w:rPr>
-          <w:rFonts w:ascii="Times New Roman" w:hAnsi="Times New Roman" w:cs="Times New Roman"/>
-          <w:b/>
-          <w:bCs/>
-          <w:sz w:val="24"/>
-          <w:szCs w:val="24"/>
-          <w:lang w:val="en-ZW"/>
-        </w:rPr>
-      </w:pPr>
-    </w:p>
-    <w:p>
-      <w:pPr>
-        <w:spacing w:line="360" w:lineRule="auto"/>
-        <w:jc w:val="both"/>
-        <w:rPr>
-          <w:rFonts w:ascii="Times New Roman" w:hAnsi="Times New Roman" w:cs="Times New Roman"/>
-          <w:b/>
-          <w:bCs/>
-          <w:sz w:val="24"/>
-          <w:szCs w:val="24"/>
-          <w:lang w:val="en-ZW"/>
-        </w:rPr>
-      </w:pPr>
-      <w:r>
-        <w:rPr>
-          <w:rFonts w:ascii="Times New Roman" w:hAnsi="Times New Roman" w:cs="Times New Roman"/>
-          <w:b/>
-          <w:bCs/>
-          <w:sz w:val="24"/>
-          <w:szCs w:val="24"/>
-          <w:lang w:val="en-ZW"/>
-        </w:rPr>
-        <w:t>4.23 Research Contribution</w:t>
-      </w:r>
-    </w:p>
-    <w:p>
-      <w:pPr>
-        <w:spacing w:line="360" w:lineRule="auto"/>
-        <w:jc w:val="both"/>
-        <w:rPr>
-          <w:rFonts w:ascii="Times New Roman" w:hAnsi="Times New Roman" w:cs="Times New Roman"/>
-          <w:sz w:val="24"/>
-          <w:szCs w:val="24"/>
-          <w:lang w:val="en-ZW"/>
-        </w:rPr>
-      </w:pPr>
-      <w:r>
-        <w:rPr>
-          <w:rFonts w:ascii="Times New Roman" w:hAnsi="Times New Roman" w:cs="Times New Roman"/>
-          <w:sz w:val="24"/>
-          <w:szCs w:val="24"/>
-          <w:lang w:val="en-ZW"/>
-        </w:rPr>
-        <w:t>The principal contribution of the research was not the development of a system capable of proving that money laundering had occurred. Instead, the project demonstrated an integrated methodology for combining structuring, wallet/transaction-network and agent behavioural analysis within a real-time mobile-money AML decision-support prototype.</w:t>
-      </w:r>
-    </w:p>
-    <w:p>
-      <w:pPr>
-        <w:spacing w:line="360" w:lineRule="auto"/>
-        <w:jc w:val="both"/>
-        <w:rPr>
-          <w:rFonts w:ascii="Times New Roman" w:hAnsi="Times New Roman" w:cs="Times New Roman"/>
-          <w:sz w:val="24"/>
-          <w:szCs w:val="24"/>
-          <w:lang w:val="en-ZW"/>
-        </w:rPr>
-      </w:pPr>
-      <w:r>
-        <w:rPr>
-          <w:rFonts w:ascii="Times New Roman" w:hAnsi="Times New Roman" w:cs="Times New Roman"/>
-          <w:sz w:val="24"/>
-          <w:szCs w:val="24"/>
-          <w:lang w:val="en-ZW"/>
-        </w:rPr>
-        <w:t>The research combined historical behavioural features, temporally safe feature generation, entity-isolated evaluation, supervised suspicious-pattern classification, alert and investigation functionality, and real-time monitoring.</w:t>
-      </w:r>
-    </w:p>
-    <w:p>
-      <w:pPr>
-        <w:spacing w:line="360" w:lineRule="auto"/>
-        <w:jc w:val="both"/>
-        <w:rPr>
-          <w:rFonts w:ascii="Times New Roman" w:hAnsi="Times New Roman" w:cs="Times New Roman"/>
-          <w:sz w:val="24"/>
-          <w:szCs w:val="24"/>
-          <w:lang w:val="en-ZW"/>
-        </w:rPr>
-      </w:pPr>
-      <w:r>
-        <w:rPr>
-          <w:rFonts w:ascii="Times New Roman" w:hAnsi="Times New Roman" w:cs="Times New Roman"/>
-          <w:sz w:val="24"/>
-          <w:szCs w:val="24"/>
-          <w:lang w:val="en-ZW"/>
-        </w:rPr>
-        <w:t>The approach also maintained independent synthetic ground truth rather than generating the target directly from application rules or risk scores. This separation reduced the risk of developing a classifier that simply reproduced predetermined rules.</w:t>
-      </w:r>
-    </w:p>
-    <w:p>
-      <w:pPr>
-        <w:spacing w:line="360" w:lineRule="auto"/>
-        <w:jc w:val="both"/>
-        <w:rPr>
-          <w:rFonts w:ascii="Times New Roman" w:hAnsi="Times New Roman" w:cs="Times New Roman"/>
-          <w:sz w:val="24"/>
-          <w:szCs w:val="24"/>
-          <w:lang w:val="en-ZW"/>
-        </w:rPr>
-      </w:pPr>
-      <w:r>
-        <w:rPr>
-          <w:rFonts w:ascii="Times New Roman" w:hAnsi="Times New Roman" w:cs="Times New Roman"/>
-          <w:sz w:val="24"/>
-          <w:szCs w:val="24"/>
-          <w:lang w:val="en-ZW"/>
-        </w:rPr>
-        <w:t xml:space="preserve">The use of synthetic data was consistent with the need for alternative AML research datasets where real transaction records and complete laundering labels are difficult to obtain [5], [7]. Altman et al. specifically demonstrated how synthetic financial transaction datasets can provide complete known ground truth for controlled AML model comparison [7]. </w:t>
-      </w:r>
-    </w:p>
-    <w:p>
-      <w:pPr>
-        <w:spacing w:line="360" w:lineRule="auto"/>
-        <w:jc w:val="both"/>
-        <w:rPr>
-          <w:rFonts w:ascii="Times New Roman" w:hAnsi="Times New Roman" w:cs="Times New Roman"/>
-          <w:sz w:val="24"/>
-          <w:szCs w:val="24"/>
-          <w:lang w:val="en-ZW"/>
-        </w:rPr>
-      </w:pPr>
-      <w:r>
-        <w:rPr>
-          <w:rFonts w:ascii="Times New Roman" w:hAnsi="Times New Roman" w:cs="Times New Roman"/>
-          <w:sz w:val="24"/>
-          <w:szCs w:val="24"/>
-          <w:lang w:val="en-ZW"/>
-        </w:rPr>
-        <w:lastRenderedPageBreak/>
-        <w:t>The project also provided a transparent account of model weaknesses. In particular, the low structuring recall demonstrated that an AML classifier can perform considerably better on some suspicious behavioural patterns than on others.</w:t>
-      </w:r>
-    </w:p>
-    <w:p>
-      <w:pPr>
-        <w:spacing w:line="360" w:lineRule="auto"/>
-        <w:jc w:val="both"/>
-        <w:rPr>
-          <w:rFonts w:ascii="Times New Roman" w:hAnsi="Times New Roman" w:cs="Times New Roman"/>
-          <w:b/>
-          <w:bCs/>
-          <w:sz w:val="24"/>
-          <w:szCs w:val="24"/>
-          <w:lang w:val="en-ZW"/>
-        </w:rPr>
-      </w:pPr>
-    </w:p>
-    <w:p>
-      <w:pPr>
-        <w:spacing w:line="360" w:lineRule="auto"/>
-        <w:jc w:val="both"/>
-        <w:rPr>
-          <w:rFonts w:ascii="Times New Roman" w:hAnsi="Times New Roman" w:cs="Times New Roman"/>
-          <w:b/>
-          <w:bCs/>
-          <w:sz w:val="24"/>
-          <w:szCs w:val="24"/>
-          <w:lang w:val="en-ZW"/>
-        </w:rPr>
-      </w:pPr>
-      <w:r>
-        <w:rPr>
-          <w:rFonts w:ascii="Times New Roman" w:hAnsi="Times New Roman" w:cs="Times New Roman"/>
-          <w:b/>
-          <w:bCs/>
-          <w:sz w:val="24"/>
-          <w:szCs w:val="24"/>
-          <w:lang w:val="en-ZW"/>
-        </w:rPr>
-        <w:t>4.24 Limitations of the Results</w:t>
-      </w:r>
-    </w:p>
-    <w:p>
-      <w:pPr>
-        <w:spacing w:line="360" w:lineRule="auto"/>
-        <w:jc w:val="both"/>
-        <w:rPr>
-          <w:rFonts w:ascii="Times New Roman" w:hAnsi="Times New Roman" w:cs="Times New Roman"/>
-          <w:sz w:val="24"/>
-          <w:szCs w:val="24"/>
-          <w:lang w:val="en-ZW"/>
-        </w:rPr>
-      </w:pPr>
-      <w:r>
-        <w:rPr>
-          <w:rFonts w:ascii="Times New Roman" w:hAnsi="Times New Roman" w:cs="Times New Roman"/>
-          <w:sz w:val="24"/>
-          <w:szCs w:val="24"/>
-          <w:lang w:val="en-ZW"/>
-        </w:rPr>
-        <w:t>Several limitations affect interpretation of the reported results.</w:t>
-      </w:r>
-    </w:p>
-    <w:p>
-      <w:pPr>
-        <w:spacing w:line="360" w:lineRule="auto"/>
-        <w:jc w:val="both"/>
-        <w:rPr>
-          <w:rFonts w:ascii="Times New Roman" w:hAnsi="Times New Roman" w:cs="Times New Roman"/>
-          <w:sz w:val="24"/>
-          <w:szCs w:val="24"/>
-          <w:lang w:val="en-ZW"/>
-        </w:rPr>
-      </w:pPr>
-      <w:r>
-        <w:rPr>
-          <w:rFonts w:ascii="Times New Roman" w:hAnsi="Times New Roman" w:cs="Times New Roman"/>
-          <w:sz w:val="24"/>
-          <w:szCs w:val="24"/>
-          <w:lang w:val="en-ZW"/>
-        </w:rPr>
-        <w:t xml:space="preserve">First, the machine-learning experiments were based on synthetic mobile-money transactions. Synthetic data provide controlled labels and support reproducible AML experimentation, but generated transactions cannot fully reproduce the complexity of operational financial behaviour [7]. </w:t>
-      </w:r>
-    </w:p>
-    <w:p>
-      <w:pPr>
-        <w:spacing w:line="360" w:lineRule="auto"/>
-        <w:jc w:val="both"/>
-        <w:rPr>
-          <w:rFonts w:ascii="Times New Roman" w:hAnsi="Times New Roman" w:cs="Times New Roman"/>
-          <w:sz w:val="24"/>
-          <w:szCs w:val="24"/>
-          <w:lang w:val="en-ZW"/>
-        </w:rPr>
-      </w:pPr>
-      <w:r>
-        <w:rPr>
-          <w:rFonts w:ascii="Times New Roman" w:hAnsi="Times New Roman" w:cs="Times New Roman"/>
-          <w:sz w:val="24"/>
-          <w:szCs w:val="24"/>
-          <w:lang w:val="en-ZW"/>
-        </w:rPr>
-        <w:t>Second, the model was not evaluated using transactions obtained from a live Zimbabwean mobile-money operator. The reported metrics therefore represent performance within the research environment rather than validated operational performance.</w:t>
-      </w:r>
-    </w:p>
-    <w:p>
-      <w:pPr>
-        <w:spacing w:line="360" w:lineRule="auto"/>
-        <w:jc w:val="both"/>
-        <w:rPr>
-          <w:rFonts w:ascii="Times New Roman" w:hAnsi="Times New Roman" w:cs="Times New Roman"/>
-          <w:sz w:val="24"/>
-          <w:szCs w:val="24"/>
-          <w:lang w:val="en-ZW"/>
-        </w:rPr>
-      </w:pPr>
-      <w:r>
-        <w:rPr>
-          <w:rFonts w:ascii="Times New Roman" w:hAnsi="Times New Roman" w:cs="Times New Roman"/>
-          <w:sz w:val="24"/>
-          <w:szCs w:val="24"/>
-          <w:lang w:val="en-ZW"/>
-        </w:rPr>
-        <w:t>Third, suspicious recall remained moderate. Approximately 47.9% of suspicious examples in the final-test population and 45.4% in the independent population were not detected.</w:t>
-      </w:r>
-    </w:p>
-    <w:p>
-      <w:pPr>
-        <w:spacing w:line="360" w:lineRule="auto"/>
-        <w:jc w:val="both"/>
-        <w:rPr>
-          <w:rFonts w:ascii="Times New Roman" w:hAnsi="Times New Roman" w:cs="Times New Roman"/>
-          <w:sz w:val="24"/>
-          <w:szCs w:val="24"/>
-          <w:lang w:val="en-ZW"/>
-        </w:rPr>
-      </w:pPr>
-      <w:r>
-        <w:rPr>
-          <w:rFonts w:ascii="Times New Roman" w:hAnsi="Times New Roman" w:cs="Times New Roman"/>
-          <w:sz w:val="24"/>
-          <w:szCs w:val="24"/>
-          <w:lang w:val="en-ZW"/>
-        </w:rPr>
-        <w:t>Fourth, structuring detection was particularly weak. Recall remained below one third on both evaluation populations.</w:t>
-      </w:r>
-    </w:p>
-    <w:p>
-      <w:pPr>
-        <w:spacing w:line="360" w:lineRule="auto"/>
-        <w:jc w:val="both"/>
-        <w:rPr>
-          <w:rFonts w:ascii="Times New Roman" w:hAnsi="Times New Roman" w:cs="Times New Roman"/>
-          <w:sz w:val="24"/>
-          <w:szCs w:val="24"/>
-          <w:lang w:val="en-ZW"/>
-        </w:rPr>
-      </w:pPr>
-      <w:r>
-        <w:rPr>
-          <w:rFonts w:ascii="Times New Roman" w:hAnsi="Times New Roman" w:cs="Times New Roman"/>
-          <w:sz w:val="24"/>
-          <w:szCs w:val="24"/>
-          <w:lang w:val="en-ZW"/>
-        </w:rPr>
-        <w:t xml:space="preserve">Fifth, false positives remained present. In an operational system, these would contribute to investigator workload. The relationship between automated alerts and human review is important because AML machine-learning systems are generally intended to support prioritisation and investigation rather than make autonomous criminal determinations [19]. </w:t>
-      </w:r>
-    </w:p>
-    <w:p>
-      <w:pPr>
-        <w:spacing w:line="360" w:lineRule="auto"/>
-        <w:jc w:val="both"/>
-        <w:rPr>
-          <w:rFonts w:ascii="Times New Roman" w:hAnsi="Times New Roman" w:cs="Times New Roman"/>
-          <w:sz w:val="24"/>
-          <w:szCs w:val="24"/>
-          <w:lang w:val="en-ZW"/>
-        </w:rPr>
-      </w:pPr>
-      <w:r>
-        <w:rPr>
-          <w:rFonts w:ascii="Times New Roman" w:hAnsi="Times New Roman" w:cs="Times New Roman"/>
-          <w:sz w:val="24"/>
-          <w:szCs w:val="24"/>
-          <w:lang w:val="en-ZW"/>
-        </w:rPr>
-        <w:t>Sixth, transaction behaviour can change over time. A frozen model may therefore require monitoring and eventual retraining when the underlying transaction population changes.</w:t>
-      </w:r>
-    </w:p>
-    <w:p>
-      <w:pPr>
-        <w:spacing w:line="360" w:lineRule="auto"/>
-        <w:jc w:val="both"/>
-        <w:rPr>
-          <w:rFonts w:ascii="Times New Roman" w:hAnsi="Times New Roman" w:cs="Times New Roman"/>
-          <w:sz w:val="24"/>
-          <w:szCs w:val="24"/>
-          <w:lang w:val="en-ZW"/>
-        </w:rPr>
-      </w:pPr>
-      <w:r>
-        <w:rPr>
-          <w:rFonts w:ascii="Times New Roman" w:hAnsi="Times New Roman" w:cs="Times New Roman"/>
-          <w:sz w:val="24"/>
-          <w:szCs w:val="24"/>
-          <w:lang w:val="en-ZW"/>
-        </w:rPr>
-        <w:t>Seventh, the classifier identified suspicious behavioural patterns and did not establish criminal intent or prove money laundering.</w:t>
-      </w:r>
-    </w:p>
-    <w:p>
-      <w:pPr>
-        <w:spacing w:line="360" w:lineRule="auto"/>
-        <w:jc w:val="both"/>
-        <w:rPr>
-          <w:rFonts w:ascii="Times New Roman" w:hAnsi="Times New Roman" w:cs="Times New Roman"/>
-          <w:sz w:val="24"/>
-          <w:szCs w:val="24"/>
-          <w:lang w:val="en-ZW"/>
-        </w:rPr>
-      </w:pPr>
-      <w:r>
-        <w:rPr>
-          <w:rFonts w:ascii="Times New Roman" w:hAnsi="Times New Roman" w:cs="Times New Roman"/>
-          <w:sz w:val="24"/>
-          <w:szCs w:val="24"/>
-          <w:lang w:val="en-ZW"/>
-        </w:rPr>
-        <w:lastRenderedPageBreak/>
-        <w:t>Finally, the prototype was not connected to live external mobile-money, telecommunications, regulatory or identity-management infrastructure. Internal suspicious-activity reporting remained part of the research application rather than automated regulatory submission.</w:t>
-      </w:r>
-    </w:p>
-    <w:p>
-      <w:pPr>
-        <w:spacing w:line="360" w:lineRule="auto"/>
-        <w:jc w:val="both"/>
-        <w:rPr>
-          <w:rFonts w:ascii="Times New Roman" w:hAnsi="Times New Roman" w:cs="Times New Roman"/>
-          <w:b/>
-          <w:bCs/>
-          <w:sz w:val="24"/>
-          <w:szCs w:val="24"/>
-          <w:lang w:val="en-ZW"/>
-        </w:rPr>
-      </w:pPr>
-    </w:p>
-    <w:p>
-      <w:pPr>
-        <w:spacing w:line="360" w:lineRule="auto"/>
-        <w:jc w:val="both"/>
-        <w:rPr>
-          <w:rFonts w:ascii="Times New Roman" w:hAnsi="Times New Roman" w:cs="Times New Roman"/>
-          <w:b/>
-          <w:bCs/>
-          <w:sz w:val="24"/>
-          <w:szCs w:val="24"/>
-          <w:lang w:val="en-ZW"/>
-        </w:rPr>
-      </w:pPr>
-      <w:r>
-        <w:rPr>
-          <w:rFonts w:ascii="Times New Roman" w:hAnsi="Times New Roman" w:cs="Times New Roman"/>
-          <w:b/>
-          <w:bCs/>
-          <w:sz w:val="24"/>
-          <w:szCs w:val="24"/>
-          <w:lang w:val="en-ZW"/>
-        </w:rPr>
-        <w:t>4.25 Summary</w:t>
-      </w:r>
-    </w:p>
-    <w:p>
-      <w:pPr>
-        <w:spacing w:line="360" w:lineRule="auto"/>
-        <w:jc w:val="both"/>
-        <w:rPr>
-          <w:rFonts w:ascii="Times New Roman" w:hAnsi="Times New Roman" w:cs="Times New Roman"/>
-          <w:sz w:val="24"/>
-          <w:szCs w:val="24"/>
-          <w:lang w:val="en-ZW"/>
-        </w:rPr>
-      </w:pPr>
-      <w:r>
-        <w:rPr>
-          <w:rFonts w:ascii="Times New Roman" w:hAnsi="Times New Roman" w:cs="Times New Roman"/>
-          <w:sz w:val="24"/>
-          <w:szCs w:val="24"/>
-          <w:lang w:val="en-ZW"/>
-        </w:rPr>
-        <w:t>This chapter presented and discussed the results obtained from the mobile-money AML decision-support research prototype.</w:t>
-      </w:r>
-    </w:p>
-    <w:p>
-      <w:pPr>
-        <w:spacing w:line="360" w:lineRule="auto"/>
-        <w:jc w:val="both"/>
-        <w:rPr>
-          <w:rFonts w:ascii="Times New Roman" w:hAnsi="Times New Roman" w:cs="Times New Roman"/>
-          <w:sz w:val="24"/>
-          <w:szCs w:val="24"/>
-          <w:lang w:val="en-ZW"/>
-        </w:rPr>
-      </w:pPr>
-      <w:r>
-        <w:rPr>
-          <w:rFonts w:ascii="Times New Roman" w:hAnsi="Times New Roman" w:cs="Times New Roman"/>
-          <w:sz w:val="24"/>
-          <w:szCs w:val="24"/>
-          <w:lang w:val="en-ZW"/>
-        </w:rPr>
-        <w:t>The final dataset contained 100,000 transactions represented using 30 historical behavioural features. Logistic Regression, Random Forest and Gradient Boosting were evaluated, with Gradient Boosting selected as the final classifier. A decision threshold of 0.35 was established using validation data before the model was frozen.</w:t>
-      </w:r>
-    </w:p>
-    <w:p>
-      <w:pPr>
-        <w:spacing w:line="360" w:lineRule="auto"/>
-        <w:jc w:val="both"/>
-        <w:rPr>
-          <w:rFonts w:ascii="Times New Roman" w:hAnsi="Times New Roman" w:cs="Times New Roman"/>
-          <w:sz w:val="24"/>
-          <w:szCs w:val="24"/>
-          <w:lang w:val="en-ZW"/>
-        </w:rPr>
-      </w:pPr>
-      <w:r>
-        <w:rPr>
-          <w:rFonts w:ascii="Times New Roman" w:hAnsi="Times New Roman" w:cs="Times New Roman"/>
-          <w:sz w:val="24"/>
-          <w:szCs w:val="24"/>
-          <w:lang w:val="en-ZW"/>
-        </w:rPr>
-        <w:t>The classifier achieved final-test accuracy of 0.8984, Macro F1 of 0.7471 and suspicious recall of 0.5206. On the independent population, accuracy was 0.8784, Macro F1 was 0.7245 and suspicious recall was 0.5458.</w:t>
-      </w:r>
-    </w:p>
-    <w:p>
-      <w:pPr>
-        <w:spacing w:line="360" w:lineRule="auto"/>
-        <w:jc w:val="both"/>
-        <w:rPr>
-          <w:rFonts w:ascii="Times New Roman" w:hAnsi="Times New Roman" w:cs="Times New Roman"/>
-          <w:sz w:val="24"/>
-          <w:szCs w:val="24"/>
-          <w:lang w:val="en-ZW"/>
-        </w:rPr>
-      </w:pPr>
-      <w:r>
-        <w:rPr>
-          <w:rFonts w:ascii="Times New Roman" w:hAnsi="Times New Roman" w:cs="Times New Roman"/>
-          <w:sz w:val="24"/>
-          <w:szCs w:val="24"/>
-          <w:lang w:val="en-ZW"/>
-        </w:rPr>
-        <w:t>Domain-specific analysis revealed substantial variation. Wallet/transaction-network suspicious recall was 70.0% on the final test and 74.3% on the independent population. Agent recall was 61.3% and 58.8%, while structuring recall was substantially weaker at 24.8% and 30.8%.</w:t>
-      </w:r>
-    </w:p>
-    <w:p>
-      <w:pPr>
-        <w:spacing w:line="360" w:lineRule="auto"/>
-        <w:jc w:val="both"/>
-        <w:rPr>
-          <w:rFonts w:ascii="Times New Roman" w:hAnsi="Times New Roman" w:cs="Times New Roman"/>
-          <w:sz w:val="24"/>
-          <w:szCs w:val="24"/>
-          <w:lang w:val="en-ZW"/>
-        </w:rPr>
-      </w:pPr>
-      <w:r>
-        <w:rPr>
-          <w:rFonts w:ascii="Times New Roman" w:hAnsi="Times New Roman" w:cs="Times New Roman"/>
-          <w:sz w:val="24"/>
-          <w:szCs w:val="24"/>
-          <w:lang w:val="en-ZW"/>
-        </w:rPr>
-        <w:t xml:space="preserve">Controlled </w:t>
-      </w:r>
-      <w:proofErr w:type="spellStart"/>
-      <w:r>
-        <w:rPr>
-          <w:rFonts w:ascii="Times New Roman" w:hAnsi="Times New Roman" w:cs="Times New Roman"/>
-          <w:sz w:val="24"/>
-          <w:szCs w:val="24"/>
-          <w:lang w:val="en-ZW"/>
-        </w:rPr>
-        <w:t>XGBoost</w:t>
-      </w:r>
-      <w:proofErr w:type="spellEnd"/>
-      <w:r>
-        <w:rPr>
-          <w:rFonts w:ascii="Times New Roman" w:hAnsi="Times New Roman" w:cs="Times New Roman"/>
-          <w:sz w:val="24"/>
-          <w:szCs w:val="24"/>
-          <w:lang w:val="en-ZW"/>
-        </w:rPr>
-        <w:t xml:space="preserve"> and 34-feature experiments did not provide sufficient evidence to replace the frozen 30-feature Gradient Boosting classifier. This demonstrated that increasing model or feature complexity did not automatically improve the intended AML detection capability.</w:t>
-      </w:r>
-    </w:p>
-    <w:p>
-      <w:pPr>
-        <w:spacing w:line="360" w:lineRule="auto"/>
-        <w:jc w:val="both"/>
-        <w:rPr>
-          <w:rFonts w:ascii="Times New Roman" w:hAnsi="Times New Roman" w:cs="Times New Roman"/>
-          <w:sz w:val="24"/>
-          <w:szCs w:val="24"/>
-          <w:lang w:val="en-ZW"/>
-        </w:rPr>
-      </w:pPr>
-      <w:r>
-        <w:rPr>
-          <w:rFonts w:ascii="Times New Roman" w:hAnsi="Times New Roman" w:cs="Times New Roman"/>
-          <w:sz w:val="24"/>
-          <w:szCs w:val="24"/>
-          <w:lang w:val="en-ZW"/>
-        </w:rPr>
-        <w:t>The model was successfully integrated with mobile-money transaction processing, behavioural analysis, alerts, investigations and real-time monitoring. The system therefore implemented the five research objectives within the controlled research environment.</w:t>
-      </w:r>
-    </w:p>
-    <w:p>
-      <w:pPr>
-        <w:spacing w:line="360" w:lineRule="auto"/>
-        <w:jc w:val="both"/>
-        <w:rPr>
-          <w:rFonts w:ascii="Times New Roman" w:hAnsi="Times New Roman" w:cs="Times New Roman"/>
-          <w:sz w:val="24"/>
-          <w:szCs w:val="24"/>
-          <w:lang w:val="en-ZW"/>
-        </w:rPr>
-      </w:pPr>
-      <w:r>
-        <w:rPr>
-          <w:rFonts w:ascii="Times New Roman" w:hAnsi="Times New Roman" w:cs="Times New Roman"/>
-          <w:sz w:val="24"/>
-          <w:szCs w:val="24"/>
-          <w:lang w:val="en-ZW"/>
-        </w:rPr>
-        <w:t xml:space="preserve">However, synthetic-data dependence, moderate suspicious recall, weak structuring detection and the absence of live operational validation remained important limitations. These limitations are consistent with wider challenges in AML machine-learning research relating to data availability, suspicious-behaviour detection and the need to connect analytical results with human investigation [5], [7], [19]. </w:t>
-      </w:r>
-    </w:p>
-    <w:p>
-      <w:pPr>
-        <w:spacing w:line="360" w:lineRule="auto"/>
-        <w:jc w:val="both"/>
-        <w:rPr>
-          <w:rFonts w:ascii="Times New Roman" w:hAnsi="Times New Roman" w:cs="Times New Roman"/>
-          <w:sz w:val="24"/>
-          <w:szCs w:val="24"/>
-          <w:lang w:val="en-ZW"/>
-        </w:rPr>
-      </w:pPr>
-      <w:r>
-        <w:rPr>
-          <w:rFonts w:ascii="Times New Roman" w:hAnsi="Times New Roman" w:cs="Times New Roman"/>
-          <w:sz w:val="24"/>
-          <w:szCs w:val="24"/>
-          <w:lang w:val="en-ZW"/>
-        </w:rPr>
-        <w:lastRenderedPageBreak/>
-        <w:t>Chapter 5 presents the conclusions drawn from the research, recommendations for improving the system and areas for future research.</w:t>
-      </w:r>
-    </w:p>
-    <w:p>
-      <w:pPr>
-        <w:spacing w:line="360" w:lineRule="auto"/>
-        <w:jc w:val="both"/>
-        <w:rPr>
-          <w:rFonts w:ascii="Times New Roman" w:hAnsi="Times New Roman" w:cs="Times New Roman"/>
-          <w:b/>
-          <w:bCs/>
-          <w:sz w:val="24"/>
-          <w:szCs w:val="24"/>
-          <w:lang w:val="en-ZW"/>
-        </w:rPr>
-      </w:pPr>
-    </w:p>
-    <w:p>
-      <w:pPr>
-        <w:spacing w:line="360" w:lineRule="auto"/>
-        <w:jc w:val="both"/>
-        <w:rPr>
-          <w:rFonts w:ascii="Times New Roman" w:hAnsi="Times New Roman" w:cs="Times New Roman"/>
-          <w:b/>
-          <w:bCs/>
-          <w:sz w:val="24"/>
-          <w:szCs w:val="24"/>
-          <w:lang w:val="en-ZW"/>
-        </w:rPr>
-      </w:pPr>
-      <w:r>
-        <w:rPr>
-          <w:rFonts w:ascii="Times New Roman" w:hAnsi="Times New Roman" w:cs="Times New Roman"/>
-          <w:b/>
-          <w:bCs/>
-          <w:sz w:val="24"/>
-          <w:szCs w:val="24"/>
-          <w:lang w:val="en-ZW"/>
-        </w:rPr>
-        <w:t>References</w:t>
-      </w:r>
-    </w:p>
-    <w:p>
-      <w:pPr>
-        <w:spacing w:line="360" w:lineRule="auto"/>
-        <w:jc w:val="both"/>
-        <w:rPr>
-          <w:rFonts w:ascii="Times New Roman" w:hAnsi="Times New Roman" w:cs="Times New Roman"/>
-          <w:sz w:val="24"/>
-          <w:szCs w:val="24"/>
-          <w:lang w:val="en-ZW"/>
-        </w:rPr>
-      </w:pPr>
-      <w:r>
-        <w:rPr>
-          <w:rFonts w:ascii="Times New Roman" w:hAnsi="Times New Roman" w:cs="Times New Roman"/>
-          <w:sz w:val="24"/>
-          <w:szCs w:val="24"/>
-          <w:lang w:val="en-ZW"/>
-        </w:rPr>
-        <w:t>References [1]</w:t>
-      </w:r>
-      <w:proofErr w:type="gramStart"/>
-      <w:r>
-        <w:rPr>
-          <w:rFonts w:ascii="Times New Roman" w:hAnsi="Times New Roman" w:cs="Times New Roman"/>
-          <w:sz w:val="24"/>
-          <w:szCs w:val="24"/>
-          <w:lang w:val="en-ZW"/>
-        </w:rPr>
-        <w:t>–[</w:t>
-      </w:r>
-      <w:proofErr w:type="gramEnd"/>
-      <w:r>
-        <w:rPr>
-          <w:rFonts w:ascii="Times New Roman" w:hAnsi="Times New Roman" w:cs="Times New Roman"/>
-          <w:sz w:val="24"/>
-          <w:szCs w:val="24"/>
-          <w:lang w:val="en-ZW"/>
-        </w:rPr>
-        <w:t>22] retain the numbering established in Chapters 1–3. No new literature source was required for Chapter 4; the chapter reused the following previously established references.</w:t>
-      </w:r>
-    </w:p>
-    <w:p>
-      <w:pPr>
-        <w:spacing w:line="360" w:lineRule="auto"/>
-        <w:jc w:val="both"/>
-        <w:rPr>
-          <w:rFonts w:ascii="Times New Roman" w:hAnsi="Times New Roman" w:cs="Times New Roman"/>
-          <w:sz w:val="24"/>
-          <w:szCs w:val="24"/>
-          <w:lang w:val="en-ZW"/>
-        </w:rPr>
-      </w:pPr>
-      <w:r>
-        <w:rPr>
-          <w:rFonts w:ascii="Times New Roman" w:hAnsi="Times New Roman" w:cs="Times New Roman"/>
-          <w:sz w:val="24"/>
-          <w:szCs w:val="24"/>
-          <w:lang w:val="en-ZW"/>
-        </w:rPr>
-        <w:t xml:space="preserve">[5] R. I. T. Jensen and A. </w:t>
-      </w:r>
-      <w:proofErr w:type="spellStart"/>
-      <w:r>
-        <w:rPr>
-          <w:rFonts w:ascii="Times New Roman" w:hAnsi="Times New Roman" w:cs="Times New Roman"/>
-          <w:sz w:val="24"/>
-          <w:szCs w:val="24"/>
-          <w:lang w:val="en-ZW"/>
-        </w:rPr>
-        <w:t>Iosifidis</w:t>
-      </w:r>
-      <w:proofErr w:type="spellEnd"/>
-      <w:r>
-        <w:rPr>
-          <w:rFonts w:ascii="Times New Roman" w:hAnsi="Times New Roman" w:cs="Times New Roman"/>
-          <w:sz w:val="24"/>
-          <w:szCs w:val="24"/>
-          <w:lang w:val="en-ZW"/>
-        </w:rPr>
-        <w:t xml:space="preserve">, “Fighting money laundering with statistics and machine learning,” IEEE Access, vol. 11, pp. 8889–8903, 2023, </w:t>
-      </w:r>
-      <w:proofErr w:type="spellStart"/>
-      <w:r>
-        <w:rPr>
-          <w:rFonts w:ascii="Times New Roman" w:hAnsi="Times New Roman" w:cs="Times New Roman"/>
-          <w:sz w:val="24"/>
-          <w:szCs w:val="24"/>
-          <w:lang w:val="en-ZW"/>
-        </w:rPr>
-        <w:t>doi</w:t>
-      </w:r>
-      <w:proofErr w:type="spellEnd"/>
-      <w:r>
-        <w:rPr>
-          <w:rFonts w:ascii="Times New Roman" w:hAnsi="Times New Roman" w:cs="Times New Roman"/>
-          <w:sz w:val="24"/>
-          <w:szCs w:val="24"/>
-          <w:lang w:val="en-ZW"/>
-        </w:rPr>
-        <w:t>: 10.1109/ACCESS.2023.3239549.</w:t>
-      </w:r>
-    </w:p>
-    <w:p>
-      <w:pPr>
-        <w:spacing w:line="360" w:lineRule="auto"/>
-        <w:jc w:val="both"/>
-        <w:rPr>
-          <w:rFonts w:ascii="Times New Roman" w:hAnsi="Times New Roman" w:cs="Times New Roman"/>
-          <w:sz w:val="24"/>
-          <w:szCs w:val="24"/>
-          <w:lang w:val="en-ZW"/>
-        </w:rPr>
-      </w:pPr>
-      <w:r>
-        <w:rPr>
-          <w:rFonts w:ascii="Times New Roman" w:hAnsi="Times New Roman" w:cs="Times New Roman"/>
-          <w:sz w:val="24"/>
-          <w:szCs w:val="24"/>
-          <w:lang w:val="en-ZW"/>
-        </w:rPr>
-        <w:t xml:space="preserve">[6] P. </w:t>
-      </w:r>
-      <w:proofErr w:type="spellStart"/>
-      <w:r>
-        <w:rPr>
-          <w:rFonts w:ascii="Times New Roman" w:hAnsi="Times New Roman" w:cs="Times New Roman"/>
-          <w:sz w:val="24"/>
-          <w:szCs w:val="24"/>
-          <w:lang w:val="en-ZW"/>
-        </w:rPr>
-        <w:t>Tertychnyi</w:t>
-      </w:r>
-      <w:proofErr w:type="spellEnd"/>
-      <w:r>
-        <w:rPr>
-          <w:rFonts w:ascii="Times New Roman" w:hAnsi="Times New Roman" w:cs="Times New Roman"/>
-          <w:sz w:val="24"/>
-          <w:szCs w:val="24"/>
-          <w:lang w:val="en-ZW"/>
-        </w:rPr>
-        <w:t xml:space="preserve">, M. </w:t>
-      </w:r>
-      <w:proofErr w:type="spellStart"/>
-      <w:r>
-        <w:rPr>
-          <w:rFonts w:ascii="Times New Roman" w:hAnsi="Times New Roman" w:cs="Times New Roman"/>
-          <w:sz w:val="24"/>
-          <w:szCs w:val="24"/>
-          <w:lang w:val="en-ZW"/>
-        </w:rPr>
-        <w:t>Godgildieva</w:t>
-      </w:r>
-      <w:proofErr w:type="spellEnd"/>
-      <w:r>
-        <w:rPr>
-          <w:rFonts w:ascii="Times New Roman" w:hAnsi="Times New Roman" w:cs="Times New Roman"/>
-          <w:sz w:val="24"/>
-          <w:szCs w:val="24"/>
-          <w:lang w:val="en-ZW"/>
-        </w:rPr>
-        <w:t xml:space="preserve">, M. Dumas, and M. Ollikainen, “Time-aware and interpretable predictive monitoring system for Anti-Money Laundering,” Machine Learning with Applications, vol. 8, Art. no. 100306, 2022, </w:t>
-      </w:r>
-      <w:proofErr w:type="spellStart"/>
-      <w:r>
-        <w:rPr>
-          <w:rFonts w:ascii="Times New Roman" w:hAnsi="Times New Roman" w:cs="Times New Roman"/>
-          <w:sz w:val="24"/>
-          <w:szCs w:val="24"/>
-          <w:lang w:val="en-ZW"/>
-        </w:rPr>
-        <w:t>doi</w:t>
-      </w:r>
-      <w:proofErr w:type="spellEnd"/>
-      <w:r>
-        <w:rPr>
-          <w:rFonts w:ascii="Times New Roman" w:hAnsi="Times New Roman" w:cs="Times New Roman"/>
-          <w:sz w:val="24"/>
-          <w:szCs w:val="24"/>
-          <w:lang w:val="en-ZW"/>
-        </w:rPr>
-        <w:t>: 10.1016/j.mlwa.2022.100306.</w:t>
-      </w:r>
-    </w:p>
-    <w:p>
-      <w:pPr>
-        <w:spacing w:line="360" w:lineRule="auto"/>
-        <w:jc w:val="both"/>
-        <w:rPr>
-          <w:rFonts w:ascii="Times New Roman" w:hAnsi="Times New Roman" w:cs="Times New Roman"/>
-          <w:sz w:val="24"/>
-          <w:szCs w:val="24"/>
-          <w:lang w:val="en-ZW"/>
-        </w:rPr>
-      </w:pPr>
-      <w:r>
-        <w:rPr>
-          <w:rFonts w:ascii="Times New Roman" w:hAnsi="Times New Roman" w:cs="Times New Roman"/>
-          <w:sz w:val="24"/>
-          <w:szCs w:val="24"/>
-          <w:lang w:val="en-ZW"/>
-        </w:rPr>
-        <w:t xml:space="preserve">[7] E. R. Altman, J. </w:t>
-      </w:r>
-      <w:proofErr w:type="spellStart"/>
-      <w:r>
-        <w:rPr>
-          <w:rFonts w:ascii="Times New Roman" w:hAnsi="Times New Roman" w:cs="Times New Roman"/>
-          <w:sz w:val="24"/>
-          <w:szCs w:val="24"/>
-          <w:lang w:val="en-ZW"/>
-        </w:rPr>
-        <w:t>Blanuša</w:t>
-      </w:r>
-      <w:proofErr w:type="spellEnd"/>
-      <w:r>
-        <w:rPr>
-          <w:rFonts w:ascii="Times New Roman" w:hAnsi="Times New Roman" w:cs="Times New Roman"/>
-          <w:sz w:val="24"/>
-          <w:szCs w:val="24"/>
-          <w:lang w:val="en-ZW"/>
-        </w:rPr>
-        <w:t xml:space="preserve">, L. von </w:t>
-      </w:r>
-      <w:proofErr w:type="spellStart"/>
-      <w:r>
-        <w:rPr>
-          <w:rFonts w:ascii="Times New Roman" w:hAnsi="Times New Roman" w:cs="Times New Roman"/>
-          <w:sz w:val="24"/>
-          <w:szCs w:val="24"/>
-          <w:lang w:val="en-ZW"/>
-        </w:rPr>
-        <w:t>Niederhäusern</w:t>
-      </w:r>
-      <w:proofErr w:type="spellEnd"/>
-      <w:r>
-        <w:rPr>
-          <w:rFonts w:ascii="Times New Roman" w:hAnsi="Times New Roman" w:cs="Times New Roman"/>
-          <w:sz w:val="24"/>
-          <w:szCs w:val="24"/>
-          <w:lang w:val="en-ZW"/>
-        </w:rPr>
-        <w:t xml:space="preserve">, B. </w:t>
-      </w:r>
-      <w:proofErr w:type="spellStart"/>
-      <w:r>
-        <w:rPr>
-          <w:rFonts w:ascii="Times New Roman" w:hAnsi="Times New Roman" w:cs="Times New Roman"/>
-          <w:sz w:val="24"/>
-          <w:szCs w:val="24"/>
-          <w:lang w:val="en-ZW"/>
-        </w:rPr>
-        <w:t>Egressy</w:t>
-      </w:r>
-      <w:proofErr w:type="spellEnd"/>
-      <w:r>
-        <w:rPr>
-          <w:rFonts w:ascii="Times New Roman" w:hAnsi="Times New Roman" w:cs="Times New Roman"/>
-          <w:sz w:val="24"/>
-          <w:szCs w:val="24"/>
-          <w:lang w:val="en-ZW"/>
-        </w:rPr>
-        <w:t xml:space="preserve">, A. </w:t>
-      </w:r>
-      <w:proofErr w:type="spellStart"/>
-      <w:r>
-        <w:rPr>
-          <w:rFonts w:ascii="Times New Roman" w:hAnsi="Times New Roman" w:cs="Times New Roman"/>
-          <w:sz w:val="24"/>
-          <w:szCs w:val="24"/>
-          <w:lang w:val="en-ZW"/>
-        </w:rPr>
-        <w:t>Anghel</w:t>
-      </w:r>
-      <w:proofErr w:type="spellEnd"/>
-      <w:r>
-        <w:rPr>
-          <w:rFonts w:ascii="Times New Roman" w:hAnsi="Times New Roman" w:cs="Times New Roman"/>
-          <w:sz w:val="24"/>
-          <w:szCs w:val="24"/>
-          <w:lang w:val="en-ZW"/>
-        </w:rPr>
-        <w:t xml:space="preserve">, and K. </w:t>
-      </w:r>
-      <w:proofErr w:type="spellStart"/>
-      <w:r>
-        <w:rPr>
-          <w:rFonts w:ascii="Times New Roman" w:hAnsi="Times New Roman" w:cs="Times New Roman"/>
-          <w:sz w:val="24"/>
-          <w:szCs w:val="24"/>
-          <w:lang w:val="en-ZW"/>
-        </w:rPr>
-        <w:t>Atasu</w:t>
-      </w:r>
-      <w:proofErr w:type="spellEnd"/>
-      <w:r>
-        <w:rPr>
-          <w:rFonts w:ascii="Times New Roman" w:hAnsi="Times New Roman" w:cs="Times New Roman"/>
-          <w:sz w:val="24"/>
-          <w:szCs w:val="24"/>
-          <w:lang w:val="en-ZW"/>
-        </w:rPr>
-        <w:t>, “Realistic synthetic financial transactions for Anti-Money Laundering models,” in Advances in Neural Information Processing Systems, vol. 36, 2023.</w:t>
-      </w:r>
-    </w:p>
-    <w:p>
-      <w:pPr>
-        <w:spacing w:line="360" w:lineRule="auto"/>
-        <w:jc w:val="both"/>
-        <w:rPr>
-          <w:rFonts w:ascii="Times New Roman" w:hAnsi="Times New Roman" w:cs="Times New Roman"/>
-          <w:sz w:val="24"/>
-          <w:szCs w:val="24"/>
-          <w:lang w:val="en-ZW"/>
-        </w:rPr>
-      </w:pPr>
-      <w:r>
-        <w:rPr>
-          <w:rFonts w:ascii="Times New Roman" w:hAnsi="Times New Roman" w:cs="Times New Roman"/>
-          <w:sz w:val="24"/>
-          <w:szCs w:val="24"/>
-          <w:lang w:val="en-ZW"/>
-        </w:rPr>
-        <w:t xml:space="preserve">[19] M. </w:t>
-      </w:r>
-      <w:proofErr w:type="spellStart"/>
-      <w:r>
-        <w:rPr>
-          <w:rFonts w:ascii="Times New Roman" w:hAnsi="Times New Roman" w:cs="Times New Roman"/>
-          <w:sz w:val="24"/>
-          <w:szCs w:val="24"/>
-          <w:lang w:val="en-ZW"/>
-        </w:rPr>
-        <w:t>Jullum</w:t>
-      </w:r>
-      <w:proofErr w:type="spellEnd"/>
-      <w:r>
-        <w:rPr>
-          <w:rFonts w:ascii="Times New Roman" w:hAnsi="Times New Roman" w:cs="Times New Roman"/>
-          <w:sz w:val="24"/>
-          <w:szCs w:val="24"/>
-          <w:lang w:val="en-ZW"/>
-        </w:rPr>
-        <w:t xml:space="preserve">, A. </w:t>
-      </w:r>
-      <w:proofErr w:type="spellStart"/>
-      <w:r>
-        <w:rPr>
-          <w:rFonts w:ascii="Times New Roman" w:hAnsi="Times New Roman" w:cs="Times New Roman"/>
-          <w:sz w:val="24"/>
-          <w:szCs w:val="24"/>
-          <w:lang w:val="en-ZW"/>
-        </w:rPr>
-        <w:t>Løland</w:t>
-      </w:r>
-      <w:proofErr w:type="spellEnd"/>
-      <w:r>
-        <w:rPr>
-          <w:rFonts w:ascii="Times New Roman" w:hAnsi="Times New Roman" w:cs="Times New Roman"/>
-          <w:sz w:val="24"/>
-          <w:szCs w:val="24"/>
-          <w:lang w:val="en-ZW"/>
-        </w:rPr>
-        <w:t xml:space="preserve">, R. B. </w:t>
-      </w:r>
-      <w:proofErr w:type="spellStart"/>
-      <w:r>
-        <w:rPr>
-          <w:rFonts w:ascii="Times New Roman" w:hAnsi="Times New Roman" w:cs="Times New Roman"/>
-          <w:sz w:val="24"/>
-          <w:szCs w:val="24"/>
-          <w:lang w:val="en-ZW"/>
-        </w:rPr>
-        <w:t>Huseby</w:t>
-      </w:r>
-      <w:proofErr w:type="spellEnd"/>
-      <w:r>
-        <w:rPr>
-          <w:rFonts w:ascii="Times New Roman" w:hAnsi="Times New Roman" w:cs="Times New Roman"/>
-          <w:sz w:val="24"/>
-          <w:szCs w:val="24"/>
-          <w:lang w:val="en-ZW"/>
-        </w:rPr>
-        <w:t xml:space="preserve">, G. </w:t>
-      </w:r>
-      <w:proofErr w:type="spellStart"/>
-      <w:r>
-        <w:rPr>
-          <w:rFonts w:ascii="Times New Roman" w:hAnsi="Times New Roman" w:cs="Times New Roman"/>
-          <w:sz w:val="24"/>
-          <w:szCs w:val="24"/>
-          <w:lang w:val="en-ZW"/>
-        </w:rPr>
-        <w:t>Ånonsen</w:t>
-      </w:r>
-      <w:proofErr w:type="spellEnd"/>
-      <w:r>
-        <w:rPr>
-          <w:rFonts w:ascii="Times New Roman" w:hAnsi="Times New Roman" w:cs="Times New Roman"/>
-          <w:sz w:val="24"/>
-          <w:szCs w:val="24"/>
-          <w:lang w:val="en-ZW"/>
-        </w:rPr>
-        <w:t xml:space="preserve">, and J. </w:t>
-      </w:r>
-      <w:proofErr w:type="spellStart"/>
-      <w:r>
-        <w:rPr>
-          <w:rFonts w:ascii="Times New Roman" w:hAnsi="Times New Roman" w:cs="Times New Roman"/>
-          <w:sz w:val="24"/>
-          <w:szCs w:val="24"/>
-          <w:lang w:val="en-ZW"/>
-        </w:rPr>
-        <w:t>Lorentzen</w:t>
-      </w:r>
-      <w:proofErr w:type="spellEnd"/>
-      <w:r>
-        <w:rPr>
-          <w:rFonts w:ascii="Times New Roman" w:hAnsi="Times New Roman" w:cs="Times New Roman"/>
-          <w:sz w:val="24"/>
-          <w:szCs w:val="24"/>
-          <w:lang w:val="en-ZW"/>
-        </w:rPr>
-        <w:t xml:space="preserve">, “Detecting money laundering transactions with machine learning,” Journal of Money Laundering Control, vol. 23, no. 1, pp. 173–186, 2020, </w:t>
-      </w:r>
-      <w:proofErr w:type="spellStart"/>
-      <w:r>
-        <w:rPr>
-          <w:rFonts w:ascii="Times New Roman" w:hAnsi="Times New Roman" w:cs="Times New Roman"/>
-          <w:sz w:val="24"/>
-          <w:szCs w:val="24"/>
-          <w:lang w:val="en-ZW"/>
-        </w:rPr>
-        <w:t>doi</w:t>
-      </w:r>
-      <w:proofErr w:type="spellEnd"/>
-      <w:r>
-        <w:rPr>
-          <w:rFonts w:ascii="Times New Roman" w:hAnsi="Times New Roman" w:cs="Times New Roman"/>
-          <w:sz w:val="24"/>
-          <w:szCs w:val="24"/>
-          <w:lang w:val="en-ZW"/>
-        </w:rPr>
-        <w:t>: 10.1108/JMLC-07-2019-0055.</w:t>
-      </w:r>
-    </w:p>
-    <w:p>
-      <w:pPr>
-        <w:spacing w:line="360" w:lineRule="auto"/>
-        <w:jc w:val="both"/>
-        <w:rPr>
-          <w:rFonts w:ascii="Times New Roman" w:hAnsi="Times New Roman" w:cs="Times New Roman"/>
-          <w:sz w:val="24"/>
-          <w:szCs w:val="24"/>
-        </w:rPr>
-      </w:pPr>
+        <w:t>Moderate suspicion of recall, however, and a lack of live operational validation, along with a lack of synthetic-data dependence, were also significant limitations. These restrictions align with broader issues in AML machine-learning research that involve data scarcity, the identification of suspicious behavior, and the link between analytical findings and human investigation [5], [7], [19]. The findings of the research and recommendations for the improvement of the system is presented in chapter 5 along with areas for further research.</w:t>
+      </w:r>
     </w:p>
     <w:sectPr>
       <w:pgSz w:w="12240" w:h="15840"/>
